--- a/IELTS Notes/Vocabulary of IELTS Test.docx
+++ b/IELTS Notes/Vocabulary of IELTS Test.docx
@@ -1,6 +1,6 @@
 
 <file path=word/document.xml><?xml version="1.0" encoding="utf-8"?>
-<w:document xmlns:wpc="http://schemas.microsoft.com/office/word/2010/wordprocessingCanvas" xmlns:cx="http://schemas.microsoft.com/office/drawing/2014/chartex" xmlns:cx1="http://schemas.microsoft.com/office/drawing/2015/9/8/chartex" xmlns:cx2="http://schemas.microsoft.com/office/drawing/2015/10/21/chartex" xmlns:cx3="http://schemas.microsoft.com/office/drawing/2016/5/9/chartex" xmlns:cx4="http://schemas.microsoft.com/office/drawing/2016/5/10/chartex" xmlns:cx5="http://schemas.microsoft.com/office/drawing/2016/5/11/chartex" xmlns:cx6="http://schemas.microsoft.com/office/drawing/2016/5/12/chartex" xmlns:cx7="http://schemas.microsoft.com/office/drawing/2016/5/13/chartex" xmlns:cx8="http://schemas.microsoft.com/office/drawing/2016/5/14/chartex" xmlns:mc="http://schemas.openxmlformats.org/markup-compatibility/2006" xmlns:aink="http://schemas.microsoft.com/office/drawing/2016/ink" xmlns:am3d="http://schemas.microsoft.com/office/drawing/2017/model3d" xmlns:o="urn:schemas-microsoft-com:office:office" xmlns:oel="http://schemas.microsoft.com/office/2019/extlst" xmlns:r="http://schemas.openxmlformats.org/officeDocument/2006/relationships" xmlns:m="http://schemas.openxmlformats.org/officeDocument/2006/math" xmlns:v="urn:schemas-microsoft-com:vml" xmlns:wp14="http://schemas.microsoft.com/office/word/2010/wordprocessingDrawing" xmlns:wp="http://schemas.openxmlformats.org/drawingml/2006/wordprocessingDrawing" xmlns:w10="urn:schemas-microsoft-com:office:word" xmlns:w="http://schemas.openxmlformats.org/wordprocessingml/2006/main" xmlns:w14="http://schemas.microsoft.com/office/word/2010/wordml" xmlns:w15="http://schemas.microsoft.com/office/word/2012/wordml" xmlns:w16cex="http://schemas.microsoft.com/office/word/2018/wordml/cex" xmlns:w16cid="http://schemas.microsoft.com/office/word/2016/wordml/cid" xmlns:w16="http://schemas.microsoft.com/office/word/2018/wordml" xmlns:w16du="http://schemas.microsoft.com/office/word/2023/wordml/word16du" xmlns:w16sdtdh="http://schemas.microsoft.com/office/word/2020/wordml/sdtdatahash" xmlns:w16sdtfl="http://schemas.microsoft.com/office/word/2024/wordml/sdtformatlock" xmlns:w16se="http://schemas.microsoft.com/office/word/2015/wordml/symex" xmlns:wpg="http://schemas.microsoft.com/office/word/2010/wordprocessingGroup" xmlns:wpi="http://schemas.microsoft.com/office/word/2010/wordprocessingInk" xmlns:wne="http://schemas.microsoft.com/office/word/2006/wordml" xmlns:wps="http://schemas.microsoft.com/office/word/2010/wordprocessingShape" mc:Ignorable="w14 w15 w16se w16cid w16 w16cex w16sdtdh w16sdtfl w16du wp14">
+<w:document xmlns:ve="http://schemas.openxmlformats.org/markup-compatibility/2006" xmlns:o="urn:schemas-microsoft-com:office:office" xmlns:r="http://schemas.openxmlformats.org/officeDocument/2006/relationships" xmlns:m="http://schemas.openxmlformats.org/officeDocument/2006/math" xmlns:v="urn:schemas-microsoft-com:vml" xmlns:wp="http://schemas.openxmlformats.org/drawingml/2006/wordprocessingDrawing" xmlns:w10="urn:schemas-microsoft-com:office:word" xmlns:w="http://schemas.openxmlformats.org/wordprocessingml/2006/main" xmlns:wne="http://schemas.microsoft.com/office/word/2006/wordml">
   <w:body>
     <w:p>
       <w:pPr>
@@ -97,7 +97,7 @@
     <w:p>
       <w:pPr>
         <w:rPr>
-          <w:rFonts w:ascii="华文宋体" w:eastAsia="华文宋体" w:hAnsi="华文宋体" w:cs="Times New Roman" w:hint="eastAsia"/>
+          <w:rFonts w:ascii="华文宋体" w:eastAsia="华文宋体" w:hAnsi="华文宋体" w:cs="Times New Roman"/>
           <w:sz w:val="24"/>
           <w:szCs w:val="24"/>
         </w:rPr>
@@ -190,11 +190,27 @@
       </w:r>
       <w:r>
         <w:rPr>
-          <w:rFonts w:ascii="GWIPA" w:hAnsi="GWIPA" w:cs="Times New Roman" w:hint="eastAsia"/>
-          <w:sz w:val="24"/>
-          <w:szCs w:val="24"/>
-        </w:rPr>
-        <w:t>kOt</w:t>
+          <w:rFonts w:ascii="GWIPA" w:hAnsi="GWIPA" w:cs="Times New Roman"/>
+          <w:sz w:val="24"/>
+          <w:szCs w:val="24"/>
+        </w:rPr>
+        <w:t></w:t>
+      </w:r>
+      <w:r>
+        <w:rPr>
+          <w:rFonts w:ascii="GWIPA" w:hAnsi="GWIPA" w:cs="Times New Roman"/>
+          <w:sz w:val="24"/>
+          <w:szCs w:val="24"/>
+        </w:rPr>
+        <w:t></w:t>
+      </w:r>
+      <w:r>
+        <w:rPr>
+          <w:rFonts w:ascii="GWIPA" w:hAnsi="GWIPA" w:cs="Times New Roman"/>
+          <w:sz w:val="24"/>
+          <w:szCs w:val="24"/>
+        </w:rPr>
+        <w:t></w:t>
       </w:r>
       <w:r>
         <w:rPr>
@@ -687,7 +703,6 @@
           <w:sz w:val="28"/>
           <w:szCs w:val="28"/>
         </w:rPr>
-        <w:lastRenderedPageBreak/>
         <w:t>Test 2</w:t>
       </w:r>
     </w:p>
@@ -1389,6 +1404,7 @@
           <w:sz w:val="24"/>
           <w:szCs w:val="24"/>
         </w:rPr>
+        <w:lastRenderedPageBreak/>
         <w:t>liaise</w:t>
       </w:r>
       <w:r>
@@ -1401,11 +1417,67 @@
       </w:r>
       <w:r>
         <w:rPr>
-          <w:rFonts w:ascii="GWIPA" w:hAnsi="GWIPA" w:cs="Times New Roman" w:hint="eastAsia"/>
-          <w:sz w:val="24"/>
-          <w:szCs w:val="24"/>
-        </w:rPr>
-        <w:t>/li'eiz/</w:t>
+          <w:rFonts w:ascii="GWIPA" w:hAnsi="GWIPA" w:cs="Times New Roman"/>
+          <w:sz w:val="24"/>
+          <w:szCs w:val="24"/>
+        </w:rPr>
+        <w:t></w:t>
+      </w:r>
+      <w:r>
+        <w:rPr>
+          <w:rFonts w:ascii="GWIPA" w:hAnsi="GWIPA" w:cs="Times New Roman"/>
+          <w:sz w:val="24"/>
+          <w:szCs w:val="24"/>
+        </w:rPr>
+        <w:t></w:t>
+      </w:r>
+      <w:r>
+        <w:rPr>
+          <w:rFonts w:ascii="GWIPA" w:hAnsi="GWIPA" w:cs="Times New Roman"/>
+          <w:sz w:val="24"/>
+          <w:szCs w:val="24"/>
+        </w:rPr>
+        <w:t></w:t>
+      </w:r>
+      <w:r>
+        <w:rPr>
+          <w:rFonts w:ascii="GWIPA" w:hAnsi="GWIPA" w:cs="Times New Roman"/>
+          <w:sz w:val="24"/>
+          <w:szCs w:val="24"/>
+        </w:rPr>
+        <w:t></w:t>
+      </w:r>
+      <w:r>
+        <w:rPr>
+          <w:rFonts w:ascii="GWIPA" w:hAnsi="GWIPA" w:cs="Times New Roman"/>
+          <w:sz w:val="24"/>
+          <w:szCs w:val="24"/>
+        </w:rPr>
+        <w:t></w:t>
+      </w:r>
+      <w:r>
+        <w:rPr>
+          <w:rFonts w:ascii="GWIPA" w:hAnsi="GWIPA" w:cs="Times New Roman"/>
+          <w:sz w:val="24"/>
+          <w:szCs w:val="24"/>
+        </w:rPr>
+        <w:t></w:t>
+      </w:r>
+      <w:r>
+        <w:rPr>
+          <w:rFonts w:ascii="GWIPA" w:hAnsi="GWIPA" w:cs="Times New Roman"/>
+          <w:sz w:val="24"/>
+          <w:szCs w:val="24"/>
+        </w:rPr>
+        <w:t></w:t>
+      </w:r>
+      <w:r>
+        <w:rPr>
+          <w:rFonts w:ascii="GWIPA" w:hAnsi="GWIPA" w:cs="Times New Roman"/>
+          <w:sz w:val="24"/>
+          <w:szCs w:val="24"/>
+        </w:rPr>
+        <w:t></w:t>
       </w:r>
       <w:r>
         <w:rPr>
@@ -1472,7 +1544,6 @@
           <w:sz w:val="24"/>
           <w:szCs w:val="24"/>
         </w:rPr>
-        <w:lastRenderedPageBreak/>
         <w:t>norm</w:t>
       </w:r>
       <w:r>
@@ -1738,11 +1809,107 @@
       </w:r>
       <w:r>
         <w:rPr>
-          <w:rFonts w:ascii="GWIPA" w:hAnsi="GWIPA" w:cs="Times New Roman" w:hint="eastAsia"/>
-          <w:sz w:val="24"/>
-          <w:szCs w:val="24"/>
-        </w:rPr>
-        <w:t>In;sInE'reISn</w:t>
+          <w:rFonts w:ascii="GWIPA" w:hAnsi="GWIPA" w:cs="Times New Roman"/>
+          <w:sz w:val="24"/>
+          <w:szCs w:val="24"/>
+        </w:rPr>
+        <w:t></w:t>
+      </w:r>
+      <w:r>
+        <w:rPr>
+          <w:rFonts w:ascii="GWIPA" w:hAnsi="GWIPA" w:cs="Times New Roman"/>
+          <w:sz w:val="24"/>
+          <w:szCs w:val="24"/>
+        </w:rPr>
+        <w:t></w:t>
+      </w:r>
+      <w:r>
+        <w:rPr>
+          <w:rFonts w:ascii="GWIPA" w:hAnsi="GWIPA" w:cs="Times New Roman"/>
+          <w:sz w:val="24"/>
+          <w:szCs w:val="24"/>
+        </w:rPr>
+        <w:t></w:t>
+      </w:r>
+      <w:r>
+        <w:rPr>
+          <w:rFonts w:ascii="GWIPA" w:hAnsi="GWIPA" w:cs="Times New Roman"/>
+          <w:sz w:val="24"/>
+          <w:szCs w:val="24"/>
+        </w:rPr>
+        <w:t></w:t>
+      </w:r>
+      <w:r>
+        <w:rPr>
+          <w:rFonts w:ascii="GWIPA" w:hAnsi="GWIPA" w:cs="Times New Roman"/>
+          <w:sz w:val="24"/>
+          <w:szCs w:val="24"/>
+        </w:rPr>
+        <w:t></w:t>
+      </w:r>
+      <w:r>
+        <w:rPr>
+          <w:rFonts w:ascii="GWIPA" w:hAnsi="GWIPA" w:cs="Times New Roman"/>
+          <w:sz w:val="24"/>
+          <w:szCs w:val="24"/>
+        </w:rPr>
+        <w:t></w:t>
+      </w:r>
+      <w:r>
+        <w:rPr>
+          <w:rFonts w:ascii="GWIPA" w:hAnsi="GWIPA" w:cs="Times New Roman"/>
+          <w:sz w:val="24"/>
+          <w:szCs w:val="24"/>
+        </w:rPr>
+        <w:t></w:t>
+      </w:r>
+      <w:r>
+        <w:rPr>
+          <w:rFonts w:ascii="GWIPA" w:hAnsi="GWIPA" w:cs="Times New Roman"/>
+          <w:sz w:val="24"/>
+          <w:szCs w:val="24"/>
+        </w:rPr>
+        <w:t></w:t>
+      </w:r>
+      <w:r>
+        <w:rPr>
+          <w:rFonts w:ascii="GWIPA" w:hAnsi="GWIPA" w:cs="Times New Roman"/>
+          <w:sz w:val="24"/>
+          <w:szCs w:val="24"/>
+        </w:rPr>
+        <w:t></w:t>
+      </w:r>
+      <w:r>
+        <w:rPr>
+          <w:rFonts w:ascii="GWIPA" w:hAnsi="GWIPA" w:cs="Times New Roman"/>
+          <w:sz w:val="24"/>
+          <w:szCs w:val="24"/>
+        </w:rPr>
+        <w:t></w:t>
+      </w:r>
+      <w:r>
+        <w:rPr>
+          <w:rFonts w:ascii="GWIPA" w:hAnsi="GWIPA" w:cs="Times New Roman"/>
+          <w:sz w:val="24"/>
+          <w:szCs w:val="24"/>
+        </w:rPr>
+        <w:t></w:t>
+      </w:r>
+      <w:r>
+        <w:rPr>
+          <w:rFonts w:ascii="GWIPA" w:hAnsi="GWIPA" w:cs="Times New Roman"/>
+          <w:sz w:val="24"/>
+          <w:szCs w:val="24"/>
+        </w:rPr>
+        <w:t></w:t>
+      </w:r>
+      <w:r>
+        <w:rPr>
+          <w:rFonts w:ascii="GWIPA" w:hAnsi="GWIPA" w:cs="Times New Roman"/>
+          <w:sz w:val="24"/>
+          <w:szCs w:val="24"/>
+        </w:rPr>
+        <w:t></w:t>
       </w:r>
       <w:r>
         <w:rPr>
@@ -2039,11 +2206,115 @@
       </w:r>
       <w:r>
         <w:rPr>
-          <w:rFonts w:ascii="GWIPA" w:hAnsi="GWIPA" w:cs="Times New Roman" w:hint="eastAsia"/>
-          <w:sz w:val="24"/>
-          <w:szCs w:val="24"/>
-        </w:rPr>
-        <w:t>;pOli'staIri:n</w:t>
+          <w:rFonts w:ascii="GWIPA" w:hAnsi="GWIPA" w:cs="Times New Roman"/>
+          <w:sz w:val="24"/>
+          <w:szCs w:val="24"/>
+        </w:rPr>
+        <w:t></w:t>
+      </w:r>
+      <w:r>
+        <w:rPr>
+          <w:rFonts w:ascii="GWIPA" w:hAnsi="GWIPA" w:cs="Times New Roman"/>
+          <w:sz w:val="24"/>
+          <w:szCs w:val="24"/>
+        </w:rPr>
+        <w:t></w:t>
+      </w:r>
+      <w:r>
+        <w:rPr>
+          <w:rFonts w:ascii="GWIPA" w:hAnsi="GWIPA" w:cs="Times New Roman"/>
+          <w:sz w:val="24"/>
+          <w:szCs w:val="24"/>
+        </w:rPr>
+        <w:t></w:t>
+      </w:r>
+      <w:r>
+        <w:rPr>
+          <w:rFonts w:ascii="GWIPA" w:hAnsi="GWIPA" w:cs="Times New Roman"/>
+          <w:sz w:val="24"/>
+          <w:szCs w:val="24"/>
+        </w:rPr>
+        <w:t></w:t>
+      </w:r>
+      <w:r>
+        <w:rPr>
+          <w:rFonts w:ascii="GWIPA" w:hAnsi="GWIPA" w:cs="Times New Roman"/>
+          <w:sz w:val="24"/>
+          <w:szCs w:val="24"/>
+        </w:rPr>
+        <w:t></w:t>
+      </w:r>
+      <w:r>
+        <w:rPr>
+          <w:rFonts w:ascii="GWIPA" w:hAnsi="GWIPA" w:cs="Times New Roman"/>
+          <w:sz w:val="24"/>
+          <w:szCs w:val="24"/>
+        </w:rPr>
+        <w:t></w:t>
+      </w:r>
+      <w:r>
+        <w:rPr>
+          <w:rFonts w:ascii="GWIPA" w:hAnsi="GWIPA" w:cs="Times New Roman"/>
+          <w:sz w:val="24"/>
+          <w:szCs w:val="24"/>
+        </w:rPr>
+        <w:t></w:t>
+      </w:r>
+      <w:r>
+        <w:rPr>
+          <w:rFonts w:ascii="GWIPA" w:hAnsi="GWIPA" w:cs="Times New Roman"/>
+          <w:sz w:val="24"/>
+          <w:szCs w:val="24"/>
+        </w:rPr>
+        <w:t></w:t>
+      </w:r>
+      <w:r>
+        <w:rPr>
+          <w:rFonts w:ascii="GWIPA" w:hAnsi="GWIPA" w:cs="Times New Roman"/>
+          <w:sz w:val="24"/>
+          <w:szCs w:val="24"/>
+        </w:rPr>
+        <w:t></w:t>
+      </w:r>
+      <w:r>
+        <w:rPr>
+          <w:rFonts w:ascii="GWIPA" w:hAnsi="GWIPA" w:cs="Times New Roman"/>
+          <w:sz w:val="24"/>
+          <w:szCs w:val="24"/>
+        </w:rPr>
+        <w:t></w:t>
+      </w:r>
+      <w:r>
+        <w:rPr>
+          <w:rFonts w:ascii="GWIPA" w:hAnsi="GWIPA" w:cs="Times New Roman"/>
+          <w:sz w:val="24"/>
+          <w:szCs w:val="24"/>
+        </w:rPr>
+        <w:t></w:t>
+      </w:r>
+      <w:r>
+        <w:rPr>
+          <w:rFonts w:ascii="GWIPA" w:hAnsi="GWIPA" w:cs="Times New Roman"/>
+          <w:sz w:val="24"/>
+          <w:szCs w:val="24"/>
+        </w:rPr>
+        <w:t></w:t>
+      </w:r>
+      <w:r>
+        <w:rPr>
+          <w:rFonts w:ascii="GWIPA" w:hAnsi="GWIPA" w:cs="Times New Roman"/>
+          <w:sz w:val="24"/>
+          <w:szCs w:val="24"/>
+        </w:rPr>
+        <w:t></w:t>
+      </w:r>
+      <w:r>
+        <w:rPr>
+          <w:rFonts w:ascii="GWIPA" w:hAnsi="GWIPA" w:cs="Times New Roman"/>
+          <w:sz w:val="24"/>
+          <w:szCs w:val="24"/>
+        </w:rPr>
+        <w:t></w:t>
       </w:r>
       <w:r>
         <w:rPr>
@@ -2262,6 +2533,7 @@
           <w:sz w:val="24"/>
           <w:szCs w:val="24"/>
         </w:rPr>
+        <w:lastRenderedPageBreak/>
         <w:t>intrinsic</w:t>
       </w:r>
       <w:r>
@@ -2274,11 +2546,83 @@
       </w:r>
       <w:r>
         <w:rPr>
-          <w:rFonts w:ascii="GWIPA" w:hAnsi="GWIPA" w:cs="Times New Roman" w:hint="eastAsia"/>
-          <w:sz w:val="24"/>
-          <w:szCs w:val="24"/>
-        </w:rPr>
-        <w:t>In'trInsIk</w:t>
+          <w:rFonts w:ascii="GWIPA" w:hAnsi="GWIPA" w:cs="Times New Roman"/>
+          <w:sz w:val="24"/>
+          <w:szCs w:val="24"/>
+        </w:rPr>
+        <w:t></w:t>
+      </w:r>
+      <w:r>
+        <w:rPr>
+          <w:rFonts w:ascii="GWIPA" w:hAnsi="GWIPA" w:cs="Times New Roman"/>
+          <w:sz w:val="24"/>
+          <w:szCs w:val="24"/>
+        </w:rPr>
+        <w:t></w:t>
+      </w:r>
+      <w:r>
+        <w:rPr>
+          <w:rFonts w:ascii="GWIPA" w:hAnsi="GWIPA" w:cs="Times New Roman"/>
+          <w:sz w:val="24"/>
+          <w:szCs w:val="24"/>
+        </w:rPr>
+        <w:t></w:t>
+      </w:r>
+      <w:r>
+        <w:rPr>
+          <w:rFonts w:ascii="GWIPA" w:hAnsi="GWIPA" w:cs="Times New Roman"/>
+          <w:sz w:val="24"/>
+          <w:szCs w:val="24"/>
+        </w:rPr>
+        <w:t></w:t>
+      </w:r>
+      <w:r>
+        <w:rPr>
+          <w:rFonts w:ascii="GWIPA" w:hAnsi="GWIPA" w:cs="Times New Roman"/>
+          <w:sz w:val="24"/>
+          <w:szCs w:val="24"/>
+        </w:rPr>
+        <w:t></w:t>
+      </w:r>
+      <w:r>
+        <w:rPr>
+          <w:rFonts w:ascii="GWIPA" w:hAnsi="GWIPA" w:cs="Times New Roman"/>
+          <w:sz w:val="24"/>
+          <w:szCs w:val="24"/>
+        </w:rPr>
+        <w:t></w:t>
+      </w:r>
+      <w:r>
+        <w:rPr>
+          <w:rFonts w:ascii="GWIPA" w:hAnsi="GWIPA" w:cs="Times New Roman"/>
+          <w:sz w:val="24"/>
+          <w:szCs w:val="24"/>
+        </w:rPr>
+        <w:t></w:t>
+      </w:r>
+      <w:r>
+        <w:rPr>
+          <w:rFonts w:ascii="GWIPA" w:hAnsi="GWIPA" w:cs="Times New Roman"/>
+          <w:sz w:val="24"/>
+          <w:szCs w:val="24"/>
+        </w:rPr>
+        <w:t></w:t>
+      </w:r>
+      <w:r>
+        <w:rPr>
+          <w:rFonts w:ascii="GWIPA" w:hAnsi="GWIPA" w:cs="Times New Roman"/>
+          <w:sz w:val="24"/>
+          <w:szCs w:val="24"/>
+        </w:rPr>
+        <w:t></w:t>
+      </w:r>
+      <w:r>
+        <w:rPr>
+          <w:rFonts w:ascii="GWIPA" w:hAnsi="GWIPA" w:cs="Times New Roman"/>
+          <w:sz w:val="24"/>
+          <w:szCs w:val="24"/>
+        </w:rPr>
+        <w:t></w:t>
       </w:r>
       <w:r>
         <w:rPr>
@@ -2440,7 +2784,6 @@
           <w:sz w:val="28"/>
           <w:szCs w:val="28"/>
         </w:rPr>
-        <w:lastRenderedPageBreak/>
         <w:t>Section 4</w:t>
       </w:r>
     </w:p>
@@ -2816,11 +3159,51 @@
       </w:r>
       <w:r>
         <w:rPr>
-          <w:rFonts w:ascii="GWIPA" w:hAnsi="GWIPA" w:cs="Times New Roman" w:hint="eastAsia"/>
-          <w:sz w:val="24"/>
-          <w:szCs w:val="24"/>
-        </w:rPr>
-        <w:t>'fOIeI</w:t>
+          <w:rFonts w:ascii="GWIPA" w:hAnsi="GWIPA" w:cs="Times New Roman"/>
+          <w:sz w:val="24"/>
+          <w:szCs w:val="24"/>
+        </w:rPr>
+        <w:t></w:t>
+      </w:r>
+      <w:r>
+        <w:rPr>
+          <w:rFonts w:ascii="GWIPA" w:hAnsi="GWIPA" w:cs="Times New Roman"/>
+          <w:sz w:val="24"/>
+          <w:szCs w:val="24"/>
+        </w:rPr>
+        <w:t></w:t>
+      </w:r>
+      <w:r>
+        <w:rPr>
+          <w:rFonts w:ascii="GWIPA" w:hAnsi="GWIPA" w:cs="Times New Roman"/>
+          <w:sz w:val="24"/>
+          <w:szCs w:val="24"/>
+        </w:rPr>
+        <w:t></w:t>
+      </w:r>
+      <w:r>
+        <w:rPr>
+          <w:rFonts w:ascii="GWIPA" w:hAnsi="GWIPA" w:cs="Times New Roman"/>
+          <w:sz w:val="24"/>
+          <w:szCs w:val="24"/>
+        </w:rPr>
+        <w:t></w:t>
+      </w:r>
+      <w:r>
+        <w:rPr>
+          <w:rFonts w:ascii="GWIPA" w:hAnsi="GWIPA" w:cs="Times New Roman"/>
+          <w:sz w:val="24"/>
+          <w:szCs w:val="24"/>
+        </w:rPr>
+        <w:t></w:t>
+      </w:r>
+      <w:r>
+        <w:rPr>
+          <w:rFonts w:ascii="GWIPA" w:hAnsi="GWIPA" w:cs="Times New Roman"/>
+          <w:sz w:val="24"/>
+          <w:szCs w:val="24"/>
+        </w:rPr>
+        <w:t></w:t>
       </w:r>
       <w:r>
         <w:rPr>
@@ -2862,19 +3245,51 @@
       </w:r>
       <w:r>
         <w:rPr>
-          <w:rFonts w:ascii="GWIPA" w:hAnsi="GWIPA" w:cs="Times New Roman" w:hint="eastAsia"/>
-          <w:sz w:val="24"/>
-          <w:szCs w:val="24"/>
-        </w:rPr>
-        <w:t>'fOIE</w:t>
-      </w:r>
-      <w:r>
-        <w:rPr>
-          <w:rFonts w:ascii="GWIPA" w:hAnsi="GWIPA" w:cs="Times New Roman" w:hint="eastAsia"/>
-          <w:sz w:val="24"/>
-          <w:szCs w:val="24"/>
-        </w:rPr>
-        <w:t>r</w:t>
+          <w:rFonts w:ascii="GWIPA" w:hAnsi="GWIPA" w:cs="Times New Roman"/>
+          <w:sz w:val="24"/>
+          <w:szCs w:val="24"/>
+        </w:rPr>
+        <w:t></w:t>
+      </w:r>
+      <w:r>
+        <w:rPr>
+          <w:rFonts w:ascii="GWIPA" w:hAnsi="GWIPA" w:cs="Times New Roman"/>
+          <w:sz w:val="24"/>
+          <w:szCs w:val="24"/>
+        </w:rPr>
+        <w:t></w:t>
+      </w:r>
+      <w:r>
+        <w:rPr>
+          <w:rFonts w:ascii="GWIPA" w:hAnsi="GWIPA" w:cs="Times New Roman"/>
+          <w:sz w:val="24"/>
+          <w:szCs w:val="24"/>
+        </w:rPr>
+        <w:t></w:t>
+      </w:r>
+      <w:r>
+        <w:rPr>
+          <w:rFonts w:ascii="GWIPA" w:hAnsi="GWIPA" w:cs="Times New Roman"/>
+          <w:sz w:val="24"/>
+          <w:szCs w:val="24"/>
+        </w:rPr>
+        <w:t></w:t>
+      </w:r>
+      <w:r>
+        <w:rPr>
+          <w:rFonts w:ascii="GWIPA" w:hAnsi="GWIPA" w:cs="Times New Roman"/>
+          <w:sz w:val="24"/>
+          <w:szCs w:val="24"/>
+        </w:rPr>
+        <w:t></w:t>
+      </w:r>
+      <w:r>
+        <w:rPr>
+          <w:rFonts w:ascii="GWIPA" w:hAnsi="GWIPA" w:cs="Times New Roman"/>
+          <w:sz w:val="24"/>
+          <w:szCs w:val="24"/>
+        </w:rPr>
+        <w:t></w:t>
       </w:r>
       <w:r>
         <w:rPr>
@@ -2994,11 +3409,75 @@
       </w:r>
       <w:r>
         <w:rPr>
-          <w:rFonts w:ascii="GWIPA" w:eastAsia="华文宋体" w:hAnsi="GWIPA" w:cs="Times New Roman" w:hint="eastAsia"/>
-          <w:sz w:val="24"/>
-          <w:szCs w:val="24"/>
-        </w:rPr>
-        <w:t>'premIsIz</w:t>
+          <w:rFonts w:ascii="GWIPA" w:eastAsia="华文宋体" w:hAnsi="GWIPA" w:cs="Times New Roman"/>
+          <w:sz w:val="24"/>
+          <w:szCs w:val="24"/>
+        </w:rPr>
+        <w:t></w:t>
+      </w:r>
+      <w:r>
+        <w:rPr>
+          <w:rFonts w:ascii="GWIPA" w:eastAsia="华文宋体" w:hAnsi="GWIPA" w:cs="Times New Roman"/>
+          <w:sz w:val="24"/>
+          <w:szCs w:val="24"/>
+        </w:rPr>
+        <w:t></w:t>
+      </w:r>
+      <w:r>
+        <w:rPr>
+          <w:rFonts w:ascii="GWIPA" w:eastAsia="华文宋体" w:hAnsi="GWIPA" w:cs="Times New Roman"/>
+          <w:sz w:val="24"/>
+          <w:szCs w:val="24"/>
+        </w:rPr>
+        <w:t></w:t>
+      </w:r>
+      <w:r>
+        <w:rPr>
+          <w:rFonts w:ascii="GWIPA" w:eastAsia="华文宋体" w:hAnsi="GWIPA" w:cs="Times New Roman"/>
+          <w:sz w:val="24"/>
+          <w:szCs w:val="24"/>
+        </w:rPr>
+        <w:t></w:t>
+      </w:r>
+      <w:r>
+        <w:rPr>
+          <w:rFonts w:ascii="GWIPA" w:eastAsia="华文宋体" w:hAnsi="GWIPA" w:cs="Times New Roman"/>
+          <w:sz w:val="24"/>
+          <w:szCs w:val="24"/>
+        </w:rPr>
+        <w:t></w:t>
+      </w:r>
+      <w:r>
+        <w:rPr>
+          <w:rFonts w:ascii="GWIPA" w:eastAsia="华文宋体" w:hAnsi="GWIPA" w:cs="Times New Roman"/>
+          <w:sz w:val="24"/>
+          <w:szCs w:val="24"/>
+        </w:rPr>
+        <w:t></w:t>
+      </w:r>
+      <w:r>
+        <w:rPr>
+          <w:rFonts w:ascii="GWIPA" w:eastAsia="华文宋体" w:hAnsi="GWIPA" w:cs="Times New Roman"/>
+          <w:sz w:val="24"/>
+          <w:szCs w:val="24"/>
+        </w:rPr>
+        <w:t></w:t>
+      </w:r>
+      <w:r>
+        <w:rPr>
+          <w:rFonts w:ascii="GWIPA" w:eastAsia="华文宋体" w:hAnsi="GWIPA" w:cs="Times New Roman"/>
+          <w:sz w:val="24"/>
+          <w:szCs w:val="24"/>
+        </w:rPr>
+        <w:t></w:t>
+      </w:r>
+      <w:r>
+        <w:rPr>
+          <w:rFonts w:ascii="GWIPA" w:eastAsia="华文宋体" w:hAnsi="GWIPA" w:cs="Times New Roman"/>
+          <w:sz w:val="24"/>
+          <w:szCs w:val="24"/>
+        </w:rPr>
+        <w:t></w:t>
       </w:r>
       <w:r>
         <w:rPr>
@@ -3077,11 +3556,107 @@
       </w:r>
       <w:r>
         <w:rPr>
-          <w:rFonts w:ascii="GWIPA" w:eastAsia="华文宋体" w:hAnsi="GWIPA" w:cs="Times New Roman" w:hint="eastAsia"/>
-          <w:sz w:val="24"/>
-          <w:szCs w:val="24"/>
-        </w:rPr>
-        <w:t>;O:dI'tO:riEm</w:t>
+          <w:rFonts w:ascii="GWIPA" w:eastAsia="华文宋体" w:hAnsi="GWIPA" w:cs="Times New Roman"/>
+          <w:sz w:val="24"/>
+          <w:szCs w:val="24"/>
+        </w:rPr>
+        <w:t></w:t>
+      </w:r>
+      <w:r>
+        <w:rPr>
+          <w:rFonts w:ascii="GWIPA" w:eastAsia="华文宋体" w:hAnsi="GWIPA" w:cs="Times New Roman"/>
+          <w:sz w:val="24"/>
+          <w:szCs w:val="24"/>
+        </w:rPr>
+        <w:t></w:t>
+      </w:r>
+      <w:r>
+        <w:rPr>
+          <w:rFonts w:ascii="GWIPA" w:eastAsia="华文宋体" w:hAnsi="GWIPA" w:cs="Times New Roman"/>
+          <w:sz w:val="24"/>
+          <w:szCs w:val="24"/>
+        </w:rPr>
+        <w:t></w:t>
+      </w:r>
+      <w:r>
+        <w:rPr>
+          <w:rFonts w:ascii="GWIPA" w:eastAsia="华文宋体" w:hAnsi="GWIPA" w:cs="Times New Roman"/>
+          <w:sz w:val="24"/>
+          <w:szCs w:val="24"/>
+        </w:rPr>
+        <w:t></w:t>
+      </w:r>
+      <w:r>
+        <w:rPr>
+          <w:rFonts w:ascii="GWIPA" w:eastAsia="华文宋体" w:hAnsi="GWIPA" w:cs="Times New Roman"/>
+          <w:sz w:val="24"/>
+          <w:szCs w:val="24"/>
+        </w:rPr>
+        <w:t></w:t>
+      </w:r>
+      <w:r>
+        <w:rPr>
+          <w:rFonts w:ascii="GWIPA" w:eastAsia="华文宋体" w:hAnsi="GWIPA" w:cs="Times New Roman"/>
+          <w:sz w:val="24"/>
+          <w:szCs w:val="24"/>
+        </w:rPr>
+        <w:t></w:t>
+      </w:r>
+      <w:r>
+        <w:rPr>
+          <w:rFonts w:ascii="GWIPA" w:eastAsia="华文宋体" w:hAnsi="GWIPA" w:cs="Times New Roman"/>
+          <w:sz w:val="24"/>
+          <w:szCs w:val="24"/>
+        </w:rPr>
+        <w:t></w:t>
+      </w:r>
+      <w:r>
+        <w:rPr>
+          <w:rFonts w:ascii="GWIPA" w:eastAsia="华文宋体" w:hAnsi="GWIPA" w:cs="Times New Roman"/>
+          <w:sz w:val="24"/>
+          <w:szCs w:val="24"/>
+        </w:rPr>
+        <w:t></w:t>
+      </w:r>
+      <w:r>
+        <w:rPr>
+          <w:rFonts w:ascii="GWIPA" w:eastAsia="华文宋体" w:hAnsi="GWIPA" w:cs="Times New Roman"/>
+          <w:sz w:val="24"/>
+          <w:szCs w:val="24"/>
+        </w:rPr>
+        <w:t></w:t>
+      </w:r>
+      <w:r>
+        <w:rPr>
+          <w:rFonts w:ascii="GWIPA" w:eastAsia="华文宋体" w:hAnsi="GWIPA" w:cs="Times New Roman"/>
+          <w:sz w:val="24"/>
+          <w:szCs w:val="24"/>
+        </w:rPr>
+        <w:t></w:t>
+      </w:r>
+      <w:r>
+        <w:rPr>
+          <w:rFonts w:ascii="GWIPA" w:eastAsia="华文宋体" w:hAnsi="GWIPA" w:cs="Times New Roman"/>
+          <w:sz w:val="24"/>
+          <w:szCs w:val="24"/>
+        </w:rPr>
+        <w:t></w:t>
+      </w:r>
+      <w:r>
+        <w:rPr>
+          <w:rFonts w:ascii="GWIPA" w:eastAsia="华文宋体" w:hAnsi="GWIPA" w:cs="Times New Roman"/>
+          <w:sz w:val="24"/>
+          <w:szCs w:val="24"/>
+        </w:rPr>
+        <w:t></w:t>
+      </w:r>
+      <w:r>
+        <w:rPr>
+          <w:rFonts w:ascii="GWIPA" w:eastAsia="华文宋体" w:hAnsi="GWIPA" w:cs="Times New Roman"/>
+          <w:sz w:val="24"/>
+          <w:szCs w:val="24"/>
+        </w:rPr>
+        <w:t></w:t>
       </w:r>
       <w:r>
         <w:rPr>
@@ -3178,7 +3753,7 @@
     <w:p>
       <w:pPr>
         <w:rPr>
-          <w:rFonts w:ascii="Times New Roman" w:hAnsi="Times New Roman" w:cs="Times New Roman" w:hint="eastAsia"/>
+          <w:rFonts w:ascii="Times New Roman" w:hAnsi="Times New Roman" w:cs="Times New Roman"/>
           <w:b/>
           <w:bCs/>
           <w:i/>
@@ -3265,6 +3840,7 @@
           <w:sz w:val="24"/>
           <w:szCs w:val="24"/>
         </w:rPr>
+        <w:lastRenderedPageBreak/>
         <w:t>nursery</w:t>
       </w:r>
       <w:r>
@@ -3419,7 +3995,74 @@
     <w:p>
       <w:pPr>
         <w:rPr>
+          <w:rFonts w:ascii="Times New Roman" w:eastAsia="华文宋体" w:hAnsi="Times New Roman" w:cs="Times New Roman"/>
+          <w:sz w:val="24"/>
+          <w:szCs w:val="24"/>
+        </w:rPr>
+      </w:pPr>
+      <w:r>
+        <w:rPr>
           <w:rFonts w:ascii="Times New Roman" w:eastAsia="华文宋体" w:hAnsi="Times New Roman" w:cs="Times New Roman" w:hint="eastAsia"/>
+          <w:b/>
+          <w:sz w:val="24"/>
+          <w:szCs w:val="24"/>
+        </w:rPr>
+        <w:t>marsh</w:t>
+      </w:r>
+      <w:r>
+        <w:rPr>
+          <w:rFonts w:ascii="Times New Roman" w:eastAsia="华文宋体" w:hAnsi="Times New Roman" w:cs="Times New Roman" w:hint="eastAsia"/>
+          <w:sz w:val="24"/>
+          <w:szCs w:val="24"/>
+        </w:rPr>
+        <w:br/>
+        <w:t>[C.] an area of low land that is always soft and wet because there is nowhere for the water to flow away to.</w:t>
+      </w:r>
+      <w:r>
+        <w:rPr>
+          <w:rFonts w:ascii="Times New Roman" w:eastAsia="华文宋体" w:hAnsi="Times New Roman" w:cs="Times New Roman" w:hint="eastAsia"/>
+          <w:sz w:val="24"/>
+          <w:szCs w:val="24"/>
+        </w:rPr>
+        <w:t xml:space="preserve"> </w:t>
+      </w:r>
+      <w:r>
+        <w:rPr>
+          <w:rFonts w:ascii="Times New Roman" w:eastAsia="华文宋体" w:hAnsi="Times New Roman" w:cs="Times New Roman" w:hint="eastAsia"/>
+          <w:sz w:val="24"/>
+          <w:szCs w:val="24"/>
+        </w:rPr>
+        <w:br/>
+      </w:r>
+      <w:r>
+        <w:rPr>
+          <w:rFonts w:ascii="Times New Roman" w:eastAsia="华文宋体" w:hAnsi="Times New Roman" w:cs="Times New Roman" w:hint="eastAsia"/>
+          <w:sz w:val="24"/>
+          <w:szCs w:val="24"/>
+        </w:rPr>
+        <w:t>沼泽</w:t>
+      </w:r>
+      <w:r>
+        <w:rPr>
+          <w:rFonts w:ascii="宋体" w:eastAsia="宋体" w:hAnsi="宋体" w:cs="宋体" w:hint="eastAsia"/>
+          <w:sz w:val="24"/>
+          <w:szCs w:val="24"/>
+        </w:rPr>
+        <w:t>；湿地</w:t>
+      </w:r>
+      <w:r>
+        <w:rPr>
+          <w:rFonts w:ascii="宋体" w:eastAsia="宋体" w:hAnsi="宋体" w:cs="宋体" w:hint="eastAsia"/>
+          <w:sz w:val="24"/>
+          <w:szCs w:val="24"/>
+        </w:rPr>
+        <w:t>.</w:t>
+      </w:r>
+    </w:p>
+    <w:p>
+      <w:pPr>
+        <w:rPr>
+          <w:rFonts w:ascii="Times New Roman" w:eastAsia="华文宋体" w:hAnsi="Times New Roman" w:cs="Times New Roman"/>
           <w:sz w:val="24"/>
           <w:szCs w:val="24"/>
         </w:rPr>
@@ -3436,14 +4079,11 @@
 </file>
 
 <file path=word/endnotes.xml><?xml version="1.0" encoding="utf-8"?>
-<w:endnotes xmlns:wpc="http://schemas.microsoft.com/office/word/2010/wordprocessingCanvas" xmlns:cx="http://schemas.microsoft.com/office/drawing/2014/chartex" xmlns:cx1="http://schemas.microsoft.com/office/drawing/2015/9/8/chartex" xmlns:cx2="http://schemas.microsoft.com/office/drawing/2015/10/21/chartex" xmlns:cx3="http://schemas.microsoft.com/office/drawing/2016/5/9/chartex" xmlns:cx4="http://schemas.microsoft.com/office/drawing/2016/5/10/chartex" xmlns:cx5="http://schemas.microsoft.com/office/drawing/2016/5/11/chartex" xmlns:cx6="http://schemas.microsoft.com/office/drawing/2016/5/12/chartex" xmlns:cx7="http://schemas.microsoft.com/office/drawing/2016/5/13/chartex" xmlns:cx8="http://schemas.microsoft.com/office/drawing/2016/5/14/chartex" xmlns:mc="http://schemas.openxmlformats.org/markup-compatibility/2006" xmlns:aink="http://schemas.microsoft.com/office/drawing/2016/ink" xmlns:am3d="http://schemas.microsoft.com/office/drawing/2017/model3d" xmlns:o="urn:schemas-microsoft-com:office:office" xmlns:oel="http://schemas.microsoft.com/office/2019/extlst" xmlns:r="http://schemas.openxmlformats.org/officeDocument/2006/relationships" xmlns:m="http://schemas.openxmlformats.org/officeDocument/2006/math" xmlns:v="urn:schemas-microsoft-com:vml" xmlns:wp14="http://schemas.microsoft.com/office/word/2010/wordprocessingDrawing" xmlns:wp="http://schemas.openxmlformats.org/drawingml/2006/wordprocessingDrawing" xmlns:w10="urn:schemas-microsoft-com:office:word" xmlns:w="http://schemas.openxmlformats.org/wordprocessingml/2006/main" xmlns:w14="http://schemas.microsoft.com/office/word/2010/wordml" xmlns:w15="http://schemas.microsoft.com/office/word/2012/wordml" xmlns:w16cex="http://schemas.microsoft.com/office/word/2018/wordml/cex" xmlns:w16cid="http://schemas.microsoft.com/office/word/2016/wordml/cid" xmlns:w16="http://schemas.microsoft.com/office/word/2018/wordml" xmlns:w16du="http://schemas.microsoft.com/office/word/2023/wordml/word16du" xmlns:w16sdtdh="http://schemas.microsoft.com/office/word/2020/wordml/sdtdatahash" xmlns:w16sdtfl="http://schemas.microsoft.com/office/word/2024/wordml/sdtformatlock" xmlns:w16se="http://schemas.microsoft.com/office/word/2015/wordml/symex" xmlns:wpg="http://schemas.microsoft.com/office/word/2010/wordprocessingGroup" xmlns:wpi="http://schemas.microsoft.com/office/word/2010/wordprocessingInk" xmlns:wne="http://schemas.microsoft.com/office/word/2006/wordml" xmlns:wps="http://schemas.microsoft.com/office/word/2010/wordprocessingShape" mc:Ignorable="w14 w15 w16se w16cid w16 w16cex w16sdtdh w16sdtfl w16du wp14">
+<w:endnotes xmlns:ve="http://schemas.openxmlformats.org/markup-compatibility/2006" xmlns:o="urn:schemas-microsoft-com:office:office" xmlns:r="http://schemas.openxmlformats.org/officeDocument/2006/relationships" xmlns:m="http://schemas.openxmlformats.org/officeDocument/2006/math" xmlns:v="urn:schemas-microsoft-com:vml" xmlns:wp="http://schemas.openxmlformats.org/drawingml/2006/wordprocessingDrawing" xmlns:w10="urn:schemas-microsoft-com:office:word" xmlns:w="http://schemas.openxmlformats.org/wordprocessingml/2006/main" xmlns:wne="http://schemas.microsoft.com/office/word/2006/wordml">
   <w:endnote w:type="separator" w:id="-1">
     <w:p>
       <w:pPr>
         <w:spacing w:after="0" w:line="240" w:lineRule="auto"/>
-        <w:rPr>
-          <w:rFonts w:hint="eastAsia"/>
-        </w:rPr>
       </w:pPr>
       <w:r>
         <w:separator/>
@@ -3454,9 +4094,6 @@
     <w:p>
       <w:pPr>
         <w:spacing w:after="0" w:line="240" w:lineRule="auto"/>
-        <w:rPr>
-          <w:rFonts w:hint="eastAsia"/>
-        </w:rPr>
       </w:pPr>
       <w:r>
         <w:continuationSeparator/>
@@ -3467,14 +4104,11 @@
 </file>
 
 <file path=word/footnotes.xml><?xml version="1.0" encoding="utf-8"?>
-<w:footnotes xmlns:wpc="http://schemas.microsoft.com/office/word/2010/wordprocessingCanvas" xmlns:cx="http://schemas.microsoft.com/office/drawing/2014/chartex" xmlns:cx1="http://schemas.microsoft.com/office/drawing/2015/9/8/chartex" xmlns:cx2="http://schemas.microsoft.com/office/drawing/2015/10/21/chartex" xmlns:cx3="http://schemas.microsoft.com/office/drawing/2016/5/9/chartex" xmlns:cx4="http://schemas.microsoft.com/office/drawing/2016/5/10/chartex" xmlns:cx5="http://schemas.microsoft.com/office/drawing/2016/5/11/chartex" xmlns:cx6="http://schemas.microsoft.com/office/drawing/2016/5/12/chartex" xmlns:cx7="http://schemas.microsoft.com/office/drawing/2016/5/13/chartex" xmlns:cx8="http://schemas.microsoft.com/office/drawing/2016/5/14/chartex" xmlns:mc="http://schemas.openxmlformats.org/markup-compatibility/2006" xmlns:aink="http://schemas.microsoft.com/office/drawing/2016/ink" xmlns:am3d="http://schemas.microsoft.com/office/drawing/2017/model3d" xmlns:o="urn:schemas-microsoft-com:office:office" xmlns:oel="http://schemas.microsoft.com/office/2019/extlst" xmlns:r="http://schemas.openxmlformats.org/officeDocument/2006/relationships" xmlns:m="http://schemas.openxmlformats.org/officeDocument/2006/math" xmlns:v="urn:schemas-microsoft-com:vml" xmlns:wp14="http://schemas.microsoft.com/office/word/2010/wordprocessingDrawing" xmlns:wp="http://schemas.openxmlformats.org/drawingml/2006/wordprocessingDrawing" xmlns:w10="urn:schemas-microsoft-com:office:word" xmlns:w="http://schemas.openxmlformats.org/wordprocessingml/2006/main" xmlns:w14="http://schemas.microsoft.com/office/word/2010/wordml" xmlns:w15="http://schemas.microsoft.com/office/word/2012/wordml" xmlns:w16cex="http://schemas.microsoft.com/office/word/2018/wordml/cex" xmlns:w16cid="http://schemas.microsoft.com/office/word/2016/wordml/cid" xmlns:w16="http://schemas.microsoft.com/office/word/2018/wordml" xmlns:w16du="http://schemas.microsoft.com/office/word/2023/wordml/word16du" xmlns:w16sdtdh="http://schemas.microsoft.com/office/word/2020/wordml/sdtdatahash" xmlns:w16sdtfl="http://schemas.microsoft.com/office/word/2024/wordml/sdtformatlock" xmlns:w16se="http://schemas.microsoft.com/office/word/2015/wordml/symex" xmlns:wpg="http://schemas.microsoft.com/office/word/2010/wordprocessingGroup" xmlns:wpi="http://schemas.microsoft.com/office/word/2010/wordprocessingInk" xmlns:wne="http://schemas.microsoft.com/office/word/2006/wordml" xmlns:wps="http://schemas.microsoft.com/office/word/2010/wordprocessingShape" mc:Ignorable="w14 w15 w16se w16cid w16 w16cex w16sdtdh w16sdtfl w16du wp14">
+<w:footnotes xmlns:ve="http://schemas.openxmlformats.org/markup-compatibility/2006" xmlns:o="urn:schemas-microsoft-com:office:office" xmlns:r="http://schemas.openxmlformats.org/officeDocument/2006/relationships" xmlns:m="http://schemas.openxmlformats.org/officeDocument/2006/math" xmlns:v="urn:schemas-microsoft-com:vml" xmlns:wp="http://schemas.openxmlformats.org/drawingml/2006/wordprocessingDrawing" xmlns:w10="urn:schemas-microsoft-com:office:word" xmlns:w="http://schemas.openxmlformats.org/wordprocessingml/2006/main" xmlns:wne="http://schemas.microsoft.com/office/word/2006/wordml">
   <w:footnote w:type="separator" w:id="-1">
     <w:p>
       <w:pPr>
         <w:spacing w:after="0" w:line="240" w:lineRule="auto"/>
-        <w:rPr>
-          <w:rFonts w:hint="eastAsia"/>
-        </w:rPr>
       </w:pPr>
       <w:r>
         <w:separator/>
@@ -3485,9 +4119,6 @@
     <w:p>
       <w:pPr>
         <w:spacing w:after="0" w:line="240" w:lineRule="auto"/>
-        <w:rPr>
-          <w:rFonts w:hint="eastAsia"/>
-        </w:rPr>
       </w:pPr>
       <w:r>
         <w:continuationSeparator/>
@@ -3498,7 +4129,7 @@
 </file>
 
 <file path=word/styles.xml><?xml version="1.0" encoding="utf-8"?>
-<w:styles xmlns:mc="http://schemas.openxmlformats.org/markup-compatibility/2006" xmlns:r="http://schemas.openxmlformats.org/officeDocument/2006/relationships" xmlns:w="http://schemas.openxmlformats.org/wordprocessingml/2006/main" xmlns:w14="http://schemas.microsoft.com/office/word/2010/wordml" xmlns:w15="http://schemas.microsoft.com/office/word/2012/wordml" xmlns:w16cex="http://schemas.microsoft.com/office/word/2018/wordml/cex" xmlns:w16cid="http://schemas.microsoft.com/office/word/2016/wordml/cid" xmlns:w16="http://schemas.microsoft.com/office/word/2018/wordml" xmlns:w16du="http://schemas.microsoft.com/office/word/2023/wordml/word16du" xmlns:w16sdtdh="http://schemas.microsoft.com/office/word/2020/wordml/sdtdatahash" xmlns:w16sdtfl="http://schemas.microsoft.com/office/word/2024/wordml/sdtformatlock" xmlns:w16se="http://schemas.microsoft.com/office/word/2015/wordml/symex" mc:Ignorable="w14 w15 w16se w16cid w16 w16cex w16sdtdh w16sdtfl w16du">
+<w:styles xmlns:r="http://schemas.openxmlformats.org/officeDocument/2006/relationships" xmlns:w="http://schemas.openxmlformats.org/wordprocessingml/2006/main">
   <w:docDefaults>
     <w:rPrDefault>
       <w:rPr>
@@ -3506,7 +4137,6 @@
         <w:sz w:val="22"/>
         <w:szCs w:val="22"/>
         <w:lang w:val="en-GB" w:eastAsia="zh-CN" w:bidi="ar-SA"/>
-        <w14:ligatures w14:val="standardContextual"/>
       </w:rPr>
     </w:rPrDefault>
     <w:pPrDefault>
@@ -3515,383 +4145,144 @@
       </w:pPr>
     </w:pPrDefault>
   </w:docDefaults>
-  <w:latentStyles w:defLockedState="0" w:defUIPriority="99" w:defSemiHidden="0" w:defUnhideWhenUsed="0" w:defQFormat="0" w:count="376">
-    <w:lsdException w:name="Normal" w:uiPriority="0" w:qFormat="1"/>
-    <w:lsdException w:name="heading 1" w:uiPriority="9" w:qFormat="1"/>
-    <w:lsdException w:name="heading 2" w:semiHidden="1" w:uiPriority="9" w:unhideWhenUsed="1" w:qFormat="1"/>
-    <w:lsdException w:name="heading 3" w:semiHidden="1" w:uiPriority="9" w:unhideWhenUsed="1" w:qFormat="1"/>
-    <w:lsdException w:name="heading 4" w:semiHidden="1" w:uiPriority="9" w:unhideWhenUsed="1" w:qFormat="1"/>
-    <w:lsdException w:name="heading 5" w:semiHidden="1" w:uiPriority="9" w:unhideWhenUsed="1" w:qFormat="1"/>
-    <w:lsdException w:name="heading 6" w:semiHidden="1" w:uiPriority="9" w:unhideWhenUsed="1" w:qFormat="1"/>
-    <w:lsdException w:name="heading 7" w:semiHidden="1" w:uiPriority="9" w:unhideWhenUsed="1" w:qFormat="1"/>
-    <w:lsdException w:name="heading 8" w:semiHidden="1" w:uiPriority="9" w:unhideWhenUsed="1" w:qFormat="1"/>
-    <w:lsdException w:name="heading 9" w:semiHidden="1" w:uiPriority="9" w:unhideWhenUsed="1" w:qFormat="1"/>
-    <w:lsdException w:name="index 1" w:semiHidden="1" w:unhideWhenUsed="1"/>
-    <w:lsdException w:name="index 2" w:semiHidden="1" w:unhideWhenUsed="1"/>
-    <w:lsdException w:name="index 3" w:semiHidden="1" w:unhideWhenUsed="1"/>
-    <w:lsdException w:name="index 4" w:semiHidden="1" w:unhideWhenUsed="1"/>
-    <w:lsdException w:name="index 5" w:semiHidden="1" w:unhideWhenUsed="1"/>
-    <w:lsdException w:name="index 6" w:semiHidden="1" w:unhideWhenUsed="1"/>
-    <w:lsdException w:name="index 7" w:semiHidden="1" w:unhideWhenUsed="1"/>
-    <w:lsdException w:name="index 8" w:semiHidden="1" w:unhideWhenUsed="1"/>
-    <w:lsdException w:name="index 9" w:semiHidden="1" w:unhideWhenUsed="1"/>
-    <w:lsdException w:name="toc 1" w:semiHidden="1" w:uiPriority="39" w:unhideWhenUsed="1"/>
-    <w:lsdException w:name="toc 2" w:semiHidden="1" w:uiPriority="39" w:unhideWhenUsed="1"/>
-    <w:lsdException w:name="toc 3" w:semiHidden="1" w:uiPriority="39" w:unhideWhenUsed="1"/>
-    <w:lsdException w:name="toc 4" w:semiHidden="1" w:uiPriority="39" w:unhideWhenUsed="1"/>
-    <w:lsdException w:name="toc 5" w:semiHidden="1" w:uiPriority="39" w:unhideWhenUsed="1"/>
-    <w:lsdException w:name="toc 6" w:semiHidden="1" w:uiPriority="39" w:unhideWhenUsed="1"/>
-    <w:lsdException w:name="toc 7" w:semiHidden="1" w:uiPriority="39" w:unhideWhenUsed="1"/>
-    <w:lsdException w:name="toc 8" w:semiHidden="1" w:uiPriority="39" w:unhideWhenUsed="1"/>
-    <w:lsdException w:name="toc 9" w:semiHidden="1" w:uiPriority="39" w:unhideWhenUsed="1"/>
-    <w:lsdException w:name="Normal Indent" w:semiHidden="1" w:unhideWhenUsed="1"/>
-    <w:lsdException w:name="footnote text" w:semiHidden="1" w:unhideWhenUsed="1"/>
-    <w:lsdException w:name="annotation text" w:semiHidden="1" w:unhideWhenUsed="1"/>
-    <w:lsdException w:name="header" w:semiHidden="1" w:unhideWhenUsed="1"/>
-    <w:lsdException w:name="footer" w:semiHidden="1" w:unhideWhenUsed="1"/>
-    <w:lsdException w:name="index heading" w:semiHidden="1" w:unhideWhenUsed="1"/>
-    <w:lsdException w:name="caption" w:semiHidden="1" w:uiPriority="35" w:unhideWhenUsed="1" w:qFormat="1"/>
-    <w:lsdException w:name="table of figures" w:semiHidden="1" w:unhideWhenUsed="1"/>
-    <w:lsdException w:name="envelope address" w:semiHidden="1" w:unhideWhenUsed="1"/>
-    <w:lsdException w:name="envelope return" w:semiHidden="1" w:unhideWhenUsed="1"/>
-    <w:lsdException w:name="footnote reference" w:semiHidden="1" w:unhideWhenUsed="1"/>
-    <w:lsdException w:name="annotation reference" w:semiHidden="1" w:unhideWhenUsed="1"/>
-    <w:lsdException w:name="line number" w:semiHidden="1" w:unhideWhenUsed="1"/>
-    <w:lsdException w:name="page number" w:semiHidden="1" w:unhideWhenUsed="1"/>
-    <w:lsdException w:name="endnote reference" w:semiHidden="1" w:unhideWhenUsed="1"/>
-    <w:lsdException w:name="endnote text" w:semiHidden="1" w:unhideWhenUsed="1"/>
-    <w:lsdException w:name="table of authorities" w:semiHidden="1" w:unhideWhenUsed="1"/>
-    <w:lsdException w:name="macro" w:semiHidden="1" w:unhideWhenUsed="1"/>
-    <w:lsdException w:name="toa heading" w:semiHidden="1" w:unhideWhenUsed="1"/>
-    <w:lsdException w:name="List" w:semiHidden="1" w:unhideWhenUsed="1"/>
-    <w:lsdException w:name="List Bullet" w:semiHidden="1" w:unhideWhenUsed="1"/>
-    <w:lsdException w:name="List Number" w:semiHidden="1" w:unhideWhenUsed="1"/>
-    <w:lsdException w:name="List 2" w:semiHidden="1" w:unhideWhenUsed="1"/>
-    <w:lsdException w:name="List 3" w:semiHidden="1" w:unhideWhenUsed="1"/>
-    <w:lsdException w:name="List 4" w:semiHidden="1" w:unhideWhenUsed="1"/>
-    <w:lsdException w:name="List 5" w:semiHidden="1" w:unhideWhenUsed="1"/>
-    <w:lsdException w:name="List Bullet 2" w:semiHidden="1" w:unhideWhenUsed="1"/>
-    <w:lsdException w:name="List Bullet 3" w:semiHidden="1" w:unhideWhenUsed="1"/>
-    <w:lsdException w:name="List Bullet 4" w:semiHidden="1" w:unhideWhenUsed="1"/>
-    <w:lsdException w:name="List Bullet 5" w:semiHidden="1" w:unhideWhenUsed="1"/>
-    <w:lsdException w:name="List Number 2" w:semiHidden="1" w:unhideWhenUsed="1"/>
-    <w:lsdException w:name="List Number 3" w:semiHidden="1" w:unhideWhenUsed="1"/>
-    <w:lsdException w:name="List Number 4" w:semiHidden="1" w:unhideWhenUsed="1"/>
-    <w:lsdException w:name="List Number 5" w:semiHidden="1" w:unhideWhenUsed="1"/>
-    <w:lsdException w:name="Title" w:uiPriority="10" w:qFormat="1"/>
-    <w:lsdException w:name="Closing" w:semiHidden="1" w:unhideWhenUsed="1"/>
-    <w:lsdException w:name="Signature" w:semiHidden="1" w:unhideWhenUsed="1"/>
-    <w:lsdException w:name="Default Paragraph Font" w:semiHidden="1" w:uiPriority="1" w:unhideWhenUsed="1"/>
-    <w:lsdException w:name="Body Text" w:semiHidden="1" w:unhideWhenUsed="1"/>
-    <w:lsdException w:name="Body Text Indent" w:semiHidden="1" w:unhideWhenUsed="1"/>
-    <w:lsdException w:name="List Continue" w:semiHidden="1" w:unhideWhenUsed="1"/>
-    <w:lsdException w:name="List Continue 2" w:semiHidden="1" w:unhideWhenUsed="1"/>
-    <w:lsdException w:name="List Continue 3" w:semiHidden="1" w:unhideWhenUsed="1"/>
-    <w:lsdException w:name="List Continue 4" w:semiHidden="1" w:unhideWhenUsed="1"/>
-    <w:lsdException w:name="List Continue 5" w:semiHidden="1" w:unhideWhenUsed="1"/>
-    <w:lsdException w:name="Message Header" w:semiHidden="1" w:unhideWhenUsed="1"/>
-    <w:lsdException w:name="Subtitle" w:uiPriority="11" w:qFormat="1"/>
-    <w:lsdException w:name="Salutation" w:semiHidden="1" w:unhideWhenUsed="1"/>
-    <w:lsdException w:name="Date" w:semiHidden="1" w:unhideWhenUsed="1"/>
-    <w:lsdException w:name="Body Text First Indent" w:semiHidden="1" w:unhideWhenUsed="1"/>
-    <w:lsdException w:name="Body Text First Indent 2" w:semiHidden="1" w:unhideWhenUsed="1"/>
-    <w:lsdException w:name="Note Heading" w:semiHidden="1" w:unhideWhenUsed="1"/>
-    <w:lsdException w:name="Body Text 2" w:semiHidden="1" w:unhideWhenUsed="1"/>
-    <w:lsdException w:name="Body Text 3" w:semiHidden="1" w:unhideWhenUsed="1"/>
-    <w:lsdException w:name="Body Text Indent 2" w:semiHidden="1" w:unhideWhenUsed="1"/>
-    <w:lsdException w:name="Body Text Indent 3" w:semiHidden="1" w:unhideWhenUsed="1"/>
-    <w:lsdException w:name="Block Text" w:semiHidden="1" w:unhideWhenUsed="1"/>
-    <w:lsdException w:name="Hyperlink" w:semiHidden="1" w:unhideWhenUsed="1"/>
-    <w:lsdException w:name="FollowedHyperlink" w:semiHidden="1" w:unhideWhenUsed="1"/>
-    <w:lsdException w:name="Strong" w:uiPriority="22" w:qFormat="1"/>
-    <w:lsdException w:name="Emphasis" w:uiPriority="20" w:qFormat="1"/>
-    <w:lsdException w:name="Document Map" w:semiHidden="1" w:unhideWhenUsed="1"/>
-    <w:lsdException w:name="Plain Text" w:semiHidden="1" w:unhideWhenUsed="1"/>
-    <w:lsdException w:name="E-mail Signature" w:semiHidden="1" w:unhideWhenUsed="1"/>
-    <w:lsdException w:name="HTML Top of Form" w:semiHidden="1" w:unhideWhenUsed="1"/>
-    <w:lsdException w:name="HTML Bottom of Form" w:semiHidden="1" w:unhideWhenUsed="1"/>
-    <w:lsdException w:name="Normal (Web)" w:semiHidden="1" w:unhideWhenUsed="1"/>
-    <w:lsdException w:name="HTML Acronym" w:semiHidden="1" w:unhideWhenUsed="1"/>
-    <w:lsdException w:name="HTML Address" w:semiHidden="1" w:unhideWhenUsed="1"/>
-    <w:lsdException w:name="HTML Cite" w:semiHidden="1" w:unhideWhenUsed="1"/>
-    <w:lsdException w:name="HTML Code" w:semiHidden="1" w:unhideWhenUsed="1"/>
-    <w:lsdException w:name="HTML Definition" w:semiHidden="1" w:unhideWhenUsed="1"/>
-    <w:lsdException w:name="HTML Keyboard" w:semiHidden="1" w:unhideWhenUsed="1"/>
-    <w:lsdException w:name="HTML Preformatted" w:semiHidden="1" w:unhideWhenUsed="1"/>
-    <w:lsdException w:name="HTML Sample" w:semiHidden="1" w:unhideWhenUsed="1"/>
-    <w:lsdException w:name="HTML Typewriter" w:semiHidden="1" w:unhideWhenUsed="1"/>
-    <w:lsdException w:name="HTML Variable" w:semiHidden="1" w:unhideWhenUsed="1"/>
-    <w:lsdException w:name="Normal Table" w:semiHidden="1" w:unhideWhenUsed="1"/>
-    <w:lsdException w:name="annotation subject" w:semiHidden="1" w:unhideWhenUsed="1"/>
-    <w:lsdException w:name="No List" w:semiHidden="1" w:unhideWhenUsed="1"/>
-    <w:lsdException w:name="Outline List 1" w:semiHidden="1" w:unhideWhenUsed="1"/>
-    <w:lsdException w:name="Outline List 2" w:semiHidden="1" w:unhideWhenUsed="1"/>
-    <w:lsdException w:name="Outline List 3" w:semiHidden="1" w:unhideWhenUsed="1"/>
-    <w:lsdException w:name="Table Simple 1" w:semiHidden="1" w:unhideWhenUsed="1"/>
-    <w:lsdException w:name="Table Simple 2" w:semiHidden="1" w:unhideWhenUsed="1"/>
-    <w:lsdException w:name="Table Simple 3" w:semiHidden="1" w:unhideWhenUsed="1"/>
-    <w:lsdException w:name="Table Classic 1" w:semiHidden="1" w:unhideWhenUsed="1"/>
-    <w:lsdException w:name="Table Classic 2" w:semiHidden="1" w:unhideWhenUsed="1"/>
-    <w:lsdException w:name="Table Classic 3" w:semiHidden="1" w:unhideWhenUsed="1"/>
-    <w:lsdException w:name="Table Classic 4" w:semiHidden="1" w:unhideWhenUsed="1"/>
-    <w:lsdException w:name="Table Colorful 1" w:semiHidden="1" w:unhideWhenUsed="1"/>
-    <w:lsdException w:name="Table Colorful 2" w:semiHidden="1" w:unhideWhenUsed="1"/>
-    <w:lsdException w:name="Table Colorful 3" w:semiHidden="1" w:unhideWhenUsed="1"/>
-    <w:lsdException w:name="Table Columns 1" w:semiHidden="1" w:unhideWhenUsed="1"/>
-    <w:lsdException w:name="Table Columns 2" w:semiHidden="1" w:unhideWhenUsed="1"/>
-    <w:lsdException w:name="Table Columns 3" w:semiHidden="1" w:unhideWhenUsed="1"/>
-    <w:lsdException w:name="Table Columns 4" w:semiHidden="1" w:unhideWhenUsed="1"/>
-    <w:lsdException w:name="Table Columns 5" w:semiHidden="1" w:unhideWhenUsed="1"/>
-    <w:lsdException w:name="Table Grid 1" w:semiHidden="1" w:unhideWhenUsed="1"/>
-    <w:lsdException w:name="Table Grid 2" w:semiHidden="1" w:unhideWhenUsed="1"/>
-    <w:lsdException w:name="Table Grid 3" w:semiHidden="1" w:unhideWhenUsed="1"/>
-    <w:lsdException w:name="Table Grid 4" w:semiHidden="1" w:unhideWhenUsed="1"/>
-    <w:lsdException w:name="Table Grid 5" w:semiHidden="1" w:unhideWhenUsed="1"/>
-    <w:lsdException w:name="Table Grid 6" w:semiHidden="1" w:unhideWhenUsed="1"/>
-    <w:lsdException w:name="Table Grid 7" w:semiHidden="1" w:unhideWhenUsed="1"/>
-    <w:lsdException w:name="Table Grid 8" w:semiHidden="1" w:unhideWhenUsed="1"/>
-    <w:lsdException w:name="Table List 1" w:semiHidden="1" w:unhideWhenUsed="1"/>
-    <w:lsdException w:name="Table List 2" w:semiHidden="1" w:unhideWhenUsed="1"/>
-    <w:lsdException w:name="Table List 3" w:semiHidden="1" w:unhideWhenUsed="1"/>
-    <w:lsdException w:name="Table List 4" w:semiHidden="1" w:unhideWhenUsed="1"/>
-    <w:lsdException w:name="Table List 5" w:semiHidden="1" w:unhideWhenUsed="1"/>
-    <w:lsdException w:name="Table List 6" w:semiHidden="1" w:unhideWhenUsed="1"/>
-    <w:lsdException w:name="Table List 7" w:semiHidden="1" w:unhideWhenUsed="1"/>
-    <w:lsdException w:name="Table List 8" w:semiHidden="1" w:unhideWhenUsed="1"/>
-    <w:lsdException w:name="Table 3D effects 1" w:semiHidden="1" w:unhideWhenUsed="1"/>
-    <w:lsdException w:name="Table 3D effects 2" w:semiHidden="1" w:unhideWhenUsed="1"/>
-    <w:lsdException w:name="Table 3D effects 3" w:semiHidden="1" w:unhideWhenUsed="1"/>
-    <w:lsdException w:name="Table Contemporary" w:semiHidden="1" w:unhideWhenUsed="1"/>
-    <w:lsdException w:name="Table Elegant" w:semiHidden="1" w:unhideWhenUsed="1"/>
-    <w:lsdException w:name="Table Professional" w:semiHidden="1" w:unhideWhenUsed="1"/>
-    <w:lsdException w:name="Table Subtle 1" w:semiHidden="1" w:unhideWhenUsed="1"/>
-    <w:lsdException w:name="Table Subtle 2" w:semiHidden="1" w:unhideWhenUsed="1"/>
-    <w:lsdException w:name="Table Web 1" w:semiHidden="1" w:unhideWhenUsed="1"/>
-    <w:lsdException w:name="Table Web 2" w:semiHidden="1" w:unhideWhenUsed="1"/>
-    <w:lsdException w:name="Table Web 3" w:semiHidden="1" w:unhideWhenUsed="1"/>
-    <w:lsdException w:name="Balloon Text" w:semiHidden="1" w:unhideWhenUsed="1"/>
-    <w:lsdException w:name="Table Grid" w:uiPriority="39"/>
-    <w:lsdException w:name="Table Theme" w:semiHidden="1" w:unhideWhenUsed="1"/>
-    <w:lsdException w:name="Placeholder Text" w:semiHidden="1"/>
-    <w:lsdException w:name="No Spacing" w:uiPriority="1" w:qFormat="1"/>
-    <w:lsdException w:name="Light Shading" w:uiPriority="60"/>
-    <w:lsdException w:name="Light List" w:uiPriority="61"/>
-    <w:lsdException w:name="Light Grid" w:uiPriority="62"/>
-    <w:lsdException w:name="Medium Shading 1" w:uiPriority="63"/>
-    <w:lsdException w:name="Medium Shading 2" w:uiPriority="64"/>
-    <w:lsdException w:name="Medium List 1" w:uiPriority="65"/>
-    <w:lsdException w:name="Medium List 2" w:uiPriority="66"/>
-    <w:lsdException w:name="Medium Grid 1" w:uiPriority="67"/>
-    <w:lsdException w:name="Medium Grid 2" w:uiPriority="68"/>
-    <w:lsdException w:name="Medium Grid 3" w:uiPriority="69"/>
-    <w:lsdException w:name="Dark List" w:uiPriority="70"/>
-    <w:lsdException w:name="Colorful Shading" w:uiPriority="71"/>
-    <w:lsdException w:name="Colorful List" w:uiPriority="72"/>
-    <w:lsdException w:name="Colorful Grid" w:uiPriority="73"/>
-    <w:lsdException w:name="Light Shading Accent 1" w:uiPriority="60"/>
-    <w:lsdException w:name="Light List Accent 1" w:uiPriority="61"/>
-    <w:lsdException w:name="Light Grid Accent 1" w:uiPriority="62"/>
-    <w:lsdException w:name="Medium Shading 1 Accent 1" w:uiPriority="63"/>
-    <w:lsdException w:name="Medium Shading 2 Accent 1" w:uiPriority="64"/>
-    <w:lsdException w:name="Medium List 1 Accent 1" w:uiPriority="65"/>
-    <w:lsdException w:name="Revision" w:semiHidden="1"/>
-    <w:lsdException w:name="List Paragraph" w:uiPriority="34" w:qFormat="1"/>
-    <w:lsdException w:name="Quote" w:uiPriority="29" w:qFormat="1"/>
-    <w:lsdException w:name="Intense Quote" w:uiPriority="30" w:qFormat="1"/>
-    <w:lsdException w:name="Medium List 2 Accent 1" w:uiPriority="66"/>
-    <w:lsdException w:name="Medium Grid 1 Accent 1" w:uiPriority="67"/>
-    <w:lsdException w:name="Medium Grid 2 Accent 1" w:uiPriority="68"/>
-    <w:lsdException w:name="Medium Grid 3 Accent 1" w:uiPriority="69"/>
-    <w:lsdException w:name="Dark List Accent 1" w:uiPriority="70"/>
-    <w:lsdException w:name="Colorful Shading Accent 1" w:uiPriority="71"/>
-    <w:lsdException w:name="Colorful List Accent 1" w:uiPriority="72"/>
-    <w:lsdException w:name="Colorful Grid Accent 1" w:uiPriority="73"/>
-    <w:lsdException w:name="Light Shading Accent 2" w:uiPriority="60"/>
-    <w:lsdException w:name="Light List Accent 2" w:uiPriority="61"/>
-    <w:lsdException w:name="Light Grid Accent 2" w:uiPriority="62"/>
-    <w:lsdException w:name="Medium Shading 1 Accent 2" w:uiPriority="63"/>
-    <w:lsdException w:name="Medium Shading 2 Accent 2" w:uiPriority="64"/>
-    <w:lsdException w:name="Medium List 1 Accent 2" w:uiPriority="65"/>
-    <w:lsdException w:name="Medium List 2 Accent 2" w:uiPriority="66"/>
-    <w:lsdException w:name="Medium Grid 1 Accent 2" w:uiPriority="67"/>
-    <w:lsdException w:name="Medium Grid 2 Accent 2" w:uiPriority="68"/>
-    <w:lsdException w:name="Medium Grid 3 Accent 2" w:uiPriority="69"/>
-    <w:lsdException w:name="Dark List Accent 2" w:uiPriority="70"/>
-    <w:lsdException w:name="Colorful Shading Accent 2" w:uiPriority="71"/>
-    <w:lsdException w:name="Colorful List Accent 2" w:uiPriority="72"/>
-    <w:lsdException w:name="Colorful Grid Accent 2" w:uiPriority="73"/>
-    <w:lsdException w:name="Light Shading Accent 3" w:uiPriority="60"/>
-    <w:lsdException w:name="Light List Accent 3" w:uiPriority="61"/>
-    <w:lsdException w:name="Light Grid Accent 3" w:uiPriority="62"/>
-    <w:lsdException w:name="Medium Shading 1 Accent 3" w:uiPriority="63"/>
-    <w:lsdException w:name="Medium Shading 2 Accent 3" w:uiPriority="64"/>
-    <w:lsdException w:name="Medium List 1 Accent 3" w:uiPriority="65"/>
-    <w:lsdException w:name="Medium List 2 Accent 3" w:uiPriority="66"/>
-    <w:lsdException w:name="Medium Grid 1 Accent 3" w:uiPriority="67"/>
-    <w:lsdException w:name="Medium Grid 2 Accent 3" w:uiPriority="68"/>
-    <w:lsdException w:name="Medium Grid 3 Accent 3" w:uiPriority="69"/>
-    <w:lsdException w:name="Dark List Accent 3" w:uiPriority="70"/>
-    <w:lsdException w:name="Colorful Shading Accent 3" w:uiPriority="71"/>
-    <w:lsdException w:name="Colorful List Accent 3" w:uiPriority="72"/>
-    <w:lsdException w:name="Colorful Grid Accent 3" w:uiPriority="73"/>
-    <w:lsdException w:name="Light Shading Accent 4" w:uiPriority="60"/>
-    <w:lsdException w:name="Light List Accent 4" w:uiPriority="61"/>
-    <w:lsdException w:name="Light Grid Accent 4" w:uiPriority="62"/>
-    <w:lsdException w:name="Medium Shading 1 Accent 4" w:uiPriority="63"/>
-    <w:lsdException w:name="Medium Shading 2 Accent 4" w:uiPriority="64"/>
-    <w:lsdException w:name="Medium List 1 Accent 4" w:uiPriority="65"/>
-    <w:lsdException w:name="Medium List 2 Accent 4" w:uiPriority="66"/>
-    <w:lsdException w:name="Medium Grid 1 Accent 4" w:uiPriority="67"/>
-    <w:lsdException w:name="Medium Grid 2 Accent 4" w:uiPriority="68"/>
-    <w:lsdException w:name="Medium Grid 3 Accent 4" w:uiPriority="69"/>
-    <w:lsdException w:name="Dark List Accent 4" w:uiPriority="70"/>
-    <w:lsdException w:name="Colorful Shading Accent 4" w:uiPriority="71"/>
-    <w:lsdException w:name="Colorful List Accent 4" w:uiPriority="72"/>
-    <w:lsdException w:name="Colorful Grid Accent 4" w:uiPriority="73"/>
-    <w:lsdException w:name="Light Shading Accent 5" w:uiPriority="60"/>
-    <w:lsdException w:name="Light List Accent 5" w:uiPriority="61"/>
-    <w:lsdException w:name="Light Grid Accent 5" w:uiPriority="62"/>
-    <w:lsdException w:name="Medium Shading 1 Accent 5" w:uiPriority="63"/>
-    <w:lsdException w:name="Medium Shading 2 Accent 5" w:uiPriority="64"/>
-    <w:lsdException w:name="Medium List 1 Accent 5" w:uiPriority="65"/>
-    <w:lsdException w:name="Medium List 2 Accent 5" w:uiPriority="66"/>
-    <w:lsdException w:name="Medium Grid 1 Accent 5" w:uiPriority="67"/>
-    <w:lsdException w:name="Medium Grid 2 Accent 5" w:uiPriority="68"/>
-    <w:lsdException w:name="Medium Grid 3 Accent 5" w:uiPriority="69"/>
-    <w:lsdException w:name="Dark List Accent 5" w:uiPriority="70"/>
-    <w:lsdException w:name="Colorful Shading Accent 5" w:uiPriority="71"/>
-    <w:lsdException w:name="Colorful List Accent 5" w:uiPriority="72"/>
-    <w:lsdException w:name="Colorful Grid Accent 5" w:uiPriority="73"/>
-    <w:lsdException w:name="Light Shading Accent 6" w:uiPriority="60"/>
-    <w:lsdException w:name="Light List Accent 6" w:uiPriority="61"/>
-    <w:lsdException w:name="Light Grid Accent 6" w:uiPriority="62"/>
-    <w:lsdException w:name="Medium Shading 1 Accent 6" w:uiPriority="63"/>
-    <w:lsdException w:name="Medium Shading 2 Accent 6" w:uiPriority="64"/>
-    <w:lsdException w:name="Medium List 1 Accent 6" w:uiPriority="65"/>
-    <w:lsdException w:name="Medium List 2 Accent 6" w:uiPriority="66"/>
-    <w:lsdException w:name="Medium Grid 1 Accent 6" w:uiPriority="67"/>
-    <w:lsdException w:name="Medium Grid 2 Accent 6" w:uiPriority="68"/>
-    <w:lsdException w:name="Medium Grid 3 Accent 6" w:uiPriority="69"/>
-    <w:lsdException w:name="Dark List Accent 6" w:uiPriority="70"/>
-    <w:lsdException w:name="Colorful Shading Accent 6" w:uiPriority="71"/>
-    <w:lsdException w:name="Colorful List Accent 6" w:uiPriority="72"/>
-    <w:lsdException w:name="Colorful Grid Accent 6" w:uiPriority="73"/>
-    <w:lsdException w:name="Subtle Emphasis" w:uiPriority="19" w:qFormat="1"/>
-    <w:lsdException w:name="Intense Emphasis" w:uiPriority="21" w:qFormat="1"/>
-    <w:lsdException w:name="Subtle Reference" w:uiPriority="31" w:qFormat="1"/>
-    <w:lsdException w:name="Intense Reference" w:uiPriority="32" w:qFormat="1"/>
-    <w:lsdException w:name="Book Title" w:uiPriority="33" w:qFormat="1"/>
-    <w:lsdException w:name="Bibliography" w:semiHidden="1" w:uiPriority="37" w:unhideWhenUsed="1"/>
-    <w:lsdException w:name="TOC Heading" w:semiHidden="1" w:uiPriority="39" w:unhideWhenUsed="1" w:qFormat="1"/>
-    <w:lsdException w:name="Plain Table 1" w:uiPriority="41"/>
-    <w:lsdException w:name="Plain Table 2" w:uiPriority="42"/>
-    <w:lsdException w:name="Plain Table 3" w:uiPriority="43"/>
-    <w:lsdException w:name="Plain Table 4" w:uiPriority="44"/>
-    <w:lsdException w:name="Plain Table 5" w:uiPriority="45"/>
-    <w:lsdException w:name="Grid Table Light" w:uiPriority="40"/>
-    <w:lsdException w:name="Grid Table 1 Light" w:uiPriority="46"/>
-    <w:lsdException w:name="Grid Table 2" w:uiPriority="47"/>
-    <w:lsdException w:name="Grid Table 3" w:uiPriority="48"/>
-    <w:lsdException w:name="Grid Table 4" w:uiPriority="49"/>
-    <w:lsdException w:name="Grid Table 5 Dark" w:uiPriority="50"/>
-    <w:lsdException w:name="Grid Table 6 Colorful" w:uiPriority="51"/>
-    <w:lsdException w:name="Grid Table 7 Colorful" w:uiPriority="52"/>
-    <w:lsdException w:name="Grid Table 1 Light Accent 1" w:uiPriority="46"/>
-    <w:lsdException w:name="Grid Table 2 Accent 1" w:uiPriority="47"/>
-    <w:lsdException w:name="Grid Table 3 Accent 1" w:uiPriority="48"/>
-    <w:lsdException w:name="Grid Table 4 Accent 1" w:uiPriority="49"/>
-    <w:lsdException w:name="Grid Table 5 Dark Accent 1" w:uiPriority="50"/>
-    <w:lsdException w:name="Grid Table 6 Colorful Accent 1" w:uiPriority="51"/>
-    <w:lsdException w:name="Grid Table 7 Colorful Accent 1" w:uiPriority="52"/>
-    <w:lsdException w:name="Grid Table 1 Light Accent 2" w:uiPriority="46"/>
-    <w:lsdException w:name="Grid Table 2 Accent 2" w:uiPriority="47"/>
-    <w:lsdException w:name="Grid Table 3 Accent 2" w:uiPriority="48"/>
-    <w:lsdException w:name="Grid Table 4 Accent 2" w:uiPriority="49"/>
-    <w:lsdException w:name="Grid Table 5 Dark Accent 2" w:uiPriority="50"/>
-    <w:lsdException w:name="Grid Table 6 Colorful Accent 2" w:uiPriority="51"/>
-    <w:lsdException w:name="Grid Table 7 Colorful Accent 2" w:uiPriority="52"/>
-    <w:lsdException w:name="Grid Table 1 Light Accent 3" w:uiPriority="46"/>
-    <w:lsdException w:name="Grid Table 2 Accent 3" w:uiPriority="47"/>
-    <w:lsdException w:name="Grid Table 3 Accent 3" w:uiPriority="48"/>
-    <w:lsdException w:name="Grid Table 4 Accent 3" w:uiPriority="49"/>
-    <w:lsdException w:name="Grid Table 5 Dark Accent 3" w:uiPriority="50"/>
-    <w:lsdException w:name="Grid Table 6 Colorful Accent 3" w:uiPriority="51"/>
-    <w:lsdException w:name="Grid Table 7 Colorful Accent 3" w:uiPriority="52"/>
-    <w:lsdException w:name="Grid Table 1 Light Accent 4" w:uiPriority="46"/>
-    <w:lsdException w:name="Grid Table 2 Accent 4" w:uiPriority="47"/>
-    <w:lsdException w:name="Grid Table 3 Accent 4" w:uiPriority="48"/>
-    <w:lsdException w:name="Grid Table 4 Accent 4" w:uiPriority="49"/>
-    <w:lsdException w:name="Grid Table 5 Dark Accent 4" w:uiPriority="50"/>
-    <w:lsdException w:name="Grid Table 6 Colorful Accent 4" w:uiPriority="51"/>
-    <w:lsdException w:name="Grid Table 7 Colorful Accent 4" w:uiPriority="52"/>
-    <w:lsdException w:name="Grid Table 1 Light Accent 5" w:uiPriority="46"/>
-    <w:lsdException w:name="Grid Table 2 Accent 5" w:uiPriority="47"/>
-    <w:lsdException w:name="Grid Table 3 Accent 5" w:uiPriority="48"/>
-    <w:lsdException w:name="Grid Table 4 Accent 5" w:uiPriority="49"/>
-    <w:lsdException w:name="Grid Table 5 Dark Accent 5" w:uiPriority="50"/>
-    <w:lsdException w:name="Grid Table 6 Colorful Accent 5" w:uiPriority="51"/>
-    <w:lsdException w:name="Grid Table 7 Colorful Accent 5" w:uiPriority="52"/>
-    <w:lsdException w:name="Grid Table 1 Light Accent 6" w:uiPriority="46"/>
-    <w:lsdException w:name="Grid Table 2 Accent 6" w:uiPriority="47"/>
-    <w:lsdException w:name="Grid Table 3 Accent 6" w:uiPriority="48"/>
-    <w:lsdException w:name="Grid Table 4 Accent 6" w:uiPriority="49"/>
-    <w:lsdException w:name="Grid Table 5 Dark Accent 6" w:uiPriority="50"/>
-    <w:lsdException w:name="Grid Table 6 Colorful Accent 6" w:uiPriority="51"/>
-    <w:lsdException w:name="Grid Table 7 Colorful Accent 6" w:uiPriority="52"/>
-    <w:lsdException w:name="List Table 1 Light" w:uiPriority="46"/>
-    <w:lsdException w:name="List Table 2" w:uiPriority="47"/>
-    <w:lsdException w:name="List Table 3" w:uiPriority="48"/>
-    <w:lsdException w:name="List Table 4" w:uiPriority="49"/>
-    <w:lsdException w:name="List Table 5 Dark" w:uiPriority="50"/>
-    <w:lsdException w:name="List Table 6 Colorful" w:uiPriority="51"/>
-    <w:lsdException w:name="List Table 7 Colorful" w:uiPriority="52"/>
-    <w:lsdException w:name="List Table 1 Light Accent 1" w:uiPriority="46"/>
-    <w:lsdException w:name="List Table 2 Accent 1" w:uiPriority="47"/>
-    <w:lsdException w:name="List Table 3 Accent 1" w:uiPriority="48"/>
-    <w:lsdException w:name="List Table 4 Accent 1" w:uiPriority="49"/>
-    <w:lsdException w:name="List Table 5 Dark Accent 1" w:uiPriority="50"/>
-    <w:lsdException w:name="List Table 6 Colorful Accent 1" w:uiPriority="51"/>
-    <w:lsdException w:name="List Table 7 Colorful Accent 1" w:uiPriority="52"/>
-    <w:lsdException w:name="List Table 1 Light Accent 2" w:uiPriority="46"/>
-    <w:lsdException w:name="List Table 2 Accent 2" w:uiPriority="47"/>
-    <w:lsdException w:name="List Table 3 Accent 2" w:uiPriority="48"/>
-    <w:lsdException w:name="List Table 4 Accent 2" w:uiPriority="49"/>
-    <w:lsdException w:name="List Table 5 Dark Accent 2" w:uiPriority="50"/>
-    <w:lsdException w:name="List Table 6 Colorful Accent 2" w:uiPriority="51"/>
-    <w:lsdException w:name="List Table 7 Colorful Accent 2" w:uiPriority="52"/>
-    <w:lsdException w:name="List Table 1 Light Accent 3" w:uiPriority="46"/>
-    <w:lsdException w:name="List Table 2 Accent 3" w:uiPriority="47"/>
-    <w:lsdException w:name="List Table 3 Accent 3" w:uiPriority="48"/>
-    <w:lsdException w:name="List Table 4 Accent 3" w:uiPriority="49"/>
-    <w:lsdException w:name="List Table 5 Dark Accent 3" w:uiPriority="50"/>
-    <w:lsdException w:name="List Table 6 Colorful Accent 3" w:uiPriority="51"/>
-    <w:lsdException w:name="List Table 7 Colorful Accent 3" w:uiPriority="52"/>
-    <w:lsdException w:name="List Table 1 Light Accent 4" w:uiPriority="46"/>
-    <w:lsdException w:name="List Table 2 Accent 4" w:uiPriority="47"/>
-    <w:lsdException w:name="List Table 3 Accent 4" w:uiPriority="48"/>
-    <w:lsdException w:name="List Table 4 Accent 4" w:uiPriority="49"/>
-    <w:lsdException w:name="List Table 5 Dark Accent 4" w:uiPriority="50"/>
-    <w:lsdException w:name="List Table 6 Colorful Accent 4" w:uiPriority="51"/>
-    <w:lsdException w:name="List Table 7 Colorful Accent 4" w:uiPriority="52"/>
-    <w:lsdException w:name="List Table 1 Light Accent 5" w:uiPriority="46"/>
-    <w:lsdException w:name="List Table 2 Accent 5" w:uiPriority="47"/>
-    <w:lsdException w:name="List Table 3 Accent 5" w:uiPriority="48"/>
-    <w:lsdException w:name="List Table 4 Accent 5" w:uiPriority="49"/>
-    <w:lsdException w:name="List Table 5 Dark Accent 5" w:uiPriority="50"/>
-    <w:lsdException w:name="List Table 6 Colorful Accent 5" w:uiPriority="51"/>
-    <w:lsdException w:name="List Table 7 Colorful Accent 5" w:uiPriority="52"/>
-    <w:lsdException w:name="List Table 1 Light Accent 6" w:uiPriority="46"/>
-    <w:lsdException w:name="List Table 2 Accent 6" w:uiPriority="47"/>
-    <w:lsdException w:name="List Table 3 Accent 6" w:uiPriority="48"/>
-    <w:lsdException w:name="List Table 4 Accent 6" w:uiPriority="49"/>
-    <w:lsdException w:name="List Table 5 Dark Accent 6" w:uiPriority="50"/>
-    <w:lsdException w:name="List Table 6 Colorful Accent 6" w:uiPriority="51"/>
-    <w:lsdException w:name="List Table 7 Colorful Accent 6" w:uiPriority="52"/>
-    <w:lsdException w:name="Mention" w:semiHidden="1" w:unhideWhenUsed="1"/>
-    <w:lsdException w:name="Smart Hyperlink" w:semiHidden="1" w:unhideWhenUsed="1"/>
-    <w:lsdException w:name="Hashtag" w:semiHidden="1" w:unhideWhenUsed="1"/>
-    <w:lsdException w:name="Unresolved Mention" w:semiHidden="1" w:unhideWhenUsed="1"/>
-    <w:lsdException w:name="Smart Link" w:semiHidden="1" w:unhideWhenUsed="1"/>
+  <w:latentStyles w:defLockedState="0" w:defUIPriority="99" w:defSemiHidden="1" w:defUnhideWhenUsed="1" w:defQFormat="0" w:count="267">
+    <w:lsdException w:name="Normal" w:semiHidden="0" w:uiPriority="0" w:unhideWhenUsed="0" w:qFormat="1"/>
+    <w:lsdException w:name="heading 1" w:semiHidden="0" w:uiPriority="9" w:unhideWhenUsed="0" w:qFormat="1"/>
+    <w:lsdException w:name="heading 2" w:uiPriority="9" w:qFormat="1"/>
+    <w:lsdException w:name="heading 3" w:uiPriority="9" w:qFormat="1"/>
+    <w:lsdException w:name="heading 4" w:uiPriority="9" w:qFormat="1"/>
+    <w:lsdException w:name="heading 5" w:uiPriority="9" w:qFormat="1"/>
+    <w:lsdException w:name="heading 6" w:uiPriority="9" w:qFormat="1"/>
+    <w:lsdException w:name="heading 7" w:uiPriority="9" w:qFormat="1"/>
+    <w:lsdException w:name="heading 8" w:uiPriority="9" w:qFormat="1"/>
+    <w:lsdException w:name="heading 9" w:uiPriority="9" w:qFormat="1"/>
+    <w:lsdException w:name="toc 1" w:uiPriority="39"/>
+    <w:lsdException w:name="toc 2" w:uiPriority="39"/>
+    <w:lsdException w:name="toc 3" w:uiPriority="39"/>
+    <w:lsdException w:name="toc 4" w:uiPriority="39"/>
+    <w:lsdException w:name="toc 5" w:uiPriority="39"/>
+    <w:lsdException w:name="toc 6" w:uiPriority="39"/>
+    <w:lsdException w:name="toc 7" w:uiPriority="39"/>
+    <w:lsdException w:name="toc 8" w:uiPriority="39"/>
+    <w:lsdException w:name="toc 9" w:uiPriority="39"/>
+    <w:lsdException w:name="caption" w:uiPriority="35" w:qFormat="1"/>
+    <w:lsdException w:name="Title" w:semiHidden="0" w:uiPriority="10" w:unhideWhenUsed="0" w:qFormat="1"/>
+    <w:lsdException w:name="Default Paragraph Font" w:uiPriority="1"/>
+    <w:lsdException w:name="Subtitle" w:semiHidden="0" w:uiPriority="11" w:unhideWhenUsed="0" w:qFormat="1"/>
+    <w:lsdException w:name="Strong" w:semiHidden="0" w:uiPriority="22" w:unhideWhenUsed="0" w:qFormat="1"/>
+    <w:lsdException w:name="Emphasis" w:semiHidden="0" w:uiPriority="20" w:unhideWhenUsed="0" w:qFormat="1"/>
+    <w:lsdException w:name="Table Grid" w:semiHidden="0" w:uiPriority="39" w:unhideWhenUsed="0"/>
+    <w:lsdException w:name="Placeholder Text" w:unhideWhenUsed="0"/>
+    <w:lsdException w:name="No Spacing" w:semiHidden="0" w:uiPriority="1" w:unhideWhenUsed="0" w:qFormat="1"/>
+    <w:lsdException w:name="Light Shading" w:semiHidden="0" w:uiPriority="60" w:unhideWhenUsed="0"/>
+    <w:lsdException w:name="Light List" w:semiHidden="0" w:uiPriority="61" w:unhideWhenUsed="0"/>
+    <w:lsdException w:name="Light Grid" w:semiHidden="0" w:uiPriority="62" w:unhideWhenUsed="0"/>
+    <w:lsdException w:name="Medium Shading 1" w:semiHidden="0" w:uiPriority="63" w:unhideWhenUsed="0"/>
+    <w:lsdException w:name="Medium Shading 2" w:semiHidden="0" w:uiPriority="64" w:unhideWhenUsed="0"/>
+    <w:lsdException w:name="Medium List 1" w:semiHidden="0" w:uiPriority="65" w:unhideWhenUsed="0"/>
+    <w:lsdException w:name="Medium List 2" w:semiHidden="0" w:uiPriority="66" w:unhideWhenUsed="0"/>
+    <w:lsdException w:name="Medium Grid 1" w:semiHidden="0" w:uiPriority="67" w:unhideWhenUsed="0"/>
+    <w:lsdException w:name="Medium Grid 2" w:semiHidden="0" w:uiPriority="68" w:unhideWhenUsed="0"/>
+    <w:lsdException w:name="Medium Grid 3" w:semiHidden="0" w:uiPriority="69" w:unhideWhenUsed="0"/>
+    <w:lsdException w:name="Dark List" w:semiHidden="0" w:uiPriority="70" w:unhideWhenUsed="0"/>
+    <w:lsdException w:name="Colorful Shading" w:semiHidden="0" w:uiPriority="71" w:unhideWhenUsed="0"/>
+    <w:lsdException w:name="Colorful List" w:semiHidden="0" w:uiPriority="72" w:unhideWhenUsed="0"/>
+    <w:lsdException w:name="Colorful Grid" w:semiHidden="0" w:uiPriority="73" w:unhideWhenUsed="0"/>
+    <w:lsdException w:name="Light Shading Accent 1" w:semiHidden="0" w:uiPriority="60" w:unhideWhenUsed="0"/>
+    <w:lsdException w:name="Light List Accent 1" w:semiHidden="0" w:uiPriority="61" w:unhideWhenUsed="0"/>
+    <w:lsdException w:name="Light Grid Accent 1" w:semiHidden="0" w:uiPriority="62" w:unhideWhenUsed="0"/>
+    <w:lsdException w:name="Medium Shading 1 Accent 1" w:semiHidden="0" w:uiPriority="63" w:unhideWhenUsed="0"/>
+    <w:lsdException w:name="Medium Shading 2 Accent 1" w:semiHidden="0" w:uiPriority="64" w:unhideWhenUsed="0"/>
+    <w:lsdException w:name="Medium List 1 Accent 1" w:semiHidden="0" w:uiPriority="65" w:unhideWhenUsed="0"/>
+    <w:lsdException w:name="Revision" w:unhideWhenUsed="0"/>
+    <w:lsdException w:name="List Paragraph" w:semiHidden="0" w:uiPriority="34" w:unhideWhenUsed="0" w:qFormat="1"/>
+    <w:lsdException w:name="Quote" w:semiHidden="0" w:uiPriority="29" w:unhideWhenUsed="0" w:qFormat="1"/>
+    <w:lsdException w:name="Intense Quote" w:semiHidden="0" w:uiPriority="30" w:unhideWhenUsed="0" w:qFormat="1"/>
+    <w:lsdException w:name="Medium List 2 Accent 1" w:semiHidden="0" w:uiPriority="66" w:unhideWhenUsed="0"/>
+    <w:lsdException w:name="Medium Grid 1 Accent 1" w:semiHidden="0" w:uiPriority="67" w:unhideWhenUsed="0"/>
+    <w:lsdException w:name="Medium Grid 2 Accent 1" w:semiHidden="0" w:uiPriority="68" w:unhideWhenUsed="0"/>
+    <w:lsdException w:name="Medium Grid 3 Accent 1" w:semiHidden="0" w:uiPriority="69" w:unhideWhenUsed="0"/>
+    <w:lsdException w:name="Dark List Accent 1" w:semiHidden="0" w:uiPriority="70" w:unhideWhenUsed="0"/>
+    <w:lsdException w:name="Colorful Shading Accent 1" w:semiHidden="0" w:uiPriority="71" w:unhideWhenUsed="0"/>
+    <w:lsdException w:name="Colorful List Accent 1" w:semiHidden="0" w:uiPriority="72" w:unhideWhenUsed="0"/>
+    <w:lsdException w:name="Colorful Grid Accent 1" w:semiHidden="0" w:uiPriority="73" w:unhideWhenUsed="0"/>
+    <w:lsdException w:name="Light Shading Accent 2" w:semiHidden="0" w:uiPriority="60" w:unhideWhenUsed="0"/>
+    <w:lsdException w:name="Light List Accent 2" w:semiHidden="0" w:uiPriority="61" w:unhideWhenUsed="0"/>
+    <w:lsdException w:name="Light Grid Accent 2" w:semiHidden="0" w:uiPriority="62" w:unhideWhenUsed="0"/>
+    <w:lsdException w:name="Medium Shading 1 Accent 2" w:semiHidden="0" w:uiPriority="63" w:unhideWhenUsed="0"/>
+    <w:lsdException w:name="Medium Shading 2 Accent 2" w:semiHidden="0" w:uiPriority="64" w:unhideWhenUsed="0"/>
+    <w:lsdException w:name="Medium List 1 Accent 2" w:semiHidden="0" w:uiPriority="65" w:unhideWhenUsed="0"/>
+    <w:lsdException w:name="Medium List 2 Accent 2" w:semiHidden="0" w:uiPriority="66" w:unhideWhenUsed="0"/>
+    <w:lsdException w:name="Medium Grid 1 Accent 2" w:semiHidden="0" w:uiPriority="67" w:unhideWhenUsed="0"/>
+    <w:lsdException w:name="Medium Grid 2 Accent 2" w:semiHidden="0" w:uiPriority="68" w:unhideWhenUsed="0"/>
+    <w:lsdException w:name="Medium Grid 3 Accent 2" w:semiHidden="0" w:uiPriority="69" w:unhideWhenUsed="0"/>
+    <w:lsdException w:name="Dark List Accent 2" w:semiHidden="0" w:uiPriority="70" w:unhideWhenUsed="0"/>
+    <w:lsdException w:name="Colorful Shading Accent 2" w:semiHidden="0" w:uiPriority="71" w:unhideWhenUsed="0"/>
+    <w:lsdException w:name="Colorful List Accent 2" w:semiHidden="0" w:uiPriority="72" w:unhideWhenUsed="0"/>
+    <w:lsdException w:name="Colorful Grid Accent 2" w:semiHidden="0" w:uiPriority="73" w:unhideWhenUsed="0"/>
+    <w:lsdException w:name="Light Shading Accent 3" w:semiHidden="0" w:uiPriority="60" w:unhideWhenUsed="0"/>
+    <w:lsdException w:name="Light List Accent 3" w:semiHidden="0" w:uiPriority="61" w:unhideWhenUsed="0"/>
+    <w:lsdException w:name="Light Grid Accent 3" w:semiHidden="0" w:uiPriority="62" w:unhideWhenUsed="0"/>
+    <w:lsdException w:name="Medium Shading 1 Accent 3" w:semiHidden="0" w:uiPriority="63" w:unhideWhenUsed="0"/>
+    <w:lsdException w:name="Medium Shading 2 Accent 3" w:semiHidden="0" w:uiPriority="64" w:unhideWhenUsed="0"/>
+    <w:lsdException w:name="Medium List 1 Accent 3" w:semiHidden="0" w:uiPriority="65" w:unhideWhenUsed="0"/>
+    <w:lsdException w:name="Medium List 2 Accent 3" w:semiHidden="0" w:uiPriority="66" w:unhideWhenUsed="0"/>
+    <w:lsdException w:name="Medium Grid 1 Accent 3" w:semiHidden="0" w:uiPriority="67" w:unhideWhenUsed="0"/>
+    <w:lsdException w:name="Medium Grid 2 Accent 3" w:semiHidden="0" w:uiPriority="68" w:unhideWhenUsed="0"/>
+    <w:lsdException w:name="Medium Grid 3 Accent 3" w:semiHidden="0" w:uiPriority="69" w:unhideWhenUsed="0"/>
+    <w:lsdException w:name="Dark List Accent 3" w:semiHidden="0" w:uiPriority="70" w:unhideWhenUsed="0"/>
+    <w:lsdException w:name="Colorful Shading Accent 3" w:semiHidden="0" w:uiPriority="71" w:unhideWhenUsed="0"/>
+    <w:lsdException w:name="Colorful List Accent 3" w:semiHidden="0" w:uiPriority="72" w:unhideWhenUsed="0"/>
+    <w:lsdException w:name="Colorful Grid Accent 3" w:semiHidden="0" w:uiPriority="73" w:unhideWhenUsed="0"/>
+    <w:lsdException w:name="Light Shading Accent 4" w:semiHidden="0" w:uiPriority="60" w:unhideWhenUsed="0"/>
+    <w:lsdException w:name="Light List Accent 4" w:semiHidden="0" w:uiPriority="61" w:unhideWhenUsed="0"/>
+    <w:lsdException w:name="Light Grid Accent 4" w:semiHidden="0" w:uiPriority="62" w:unhideWhenUsed="0"/>
+    <w:lsdException w:name="Medium Shading 1 Accent 4" w:semiHidden="0" w:uiPriority="63" w:unhideWhenUsed="0"/>
+    <w:lsdException w:name="Medium Shading 2 Accent 4" w:semiHidden="0" w:uiPriority="64" w:unhideWhenUsed="0"/>
+    <w:lsdException w:name="Medium List 1 Accent 4" w:semiHidden="0" w:uiPriority="65" w:unhideWhenUsed="0"/>
+    <w:lsdException w:name="Medium List 2 Accent 4" w:semiHidden="0" w:uiPriority="66" w:unhideWhenUsed="0"/>
+    <w:lsdException w:name="Medium Grid 1 Accent 4" w:semiHidden="0" w:uiPriority="67" w:unhideWhenUsed="0"/>
+    <w:lsdException w:name="Medium Grid 2 Accent 4" w:semiHidden="0" w:uiPriority="68" w:unhideWhenUsed="0"/>
+    <w:lsdException w:name="Medium Grid 3 Accent 4" w:semiHidden="0" w:uiPriority="69" w:unhideWhenUsed="0"/>
+    <w:lsdException w:name="Dark List Accent 4" w:semiHidden="0" w:uiPriority="70" w:unhideWhenUsed="0"/>
+    <w:lsdException w:name="Colorful Shading Accent 4" w:semiHidden="0" w:uiPriority="71" w:unhideWhenUsed="0"/>
+    <w:lsdException w:name="Colorful List Accent 4" w:semiHidden="0" w:uiPriority="72" w:unhideWhenUsed="0"/>
+    <w:lsdException w:name="Colorful Grid Accent 4" w:semiHidden="0" w:uiPriority="73" w:unhideWhenUsed="0"/>
+    <w:lsdException w:name="Light Shading Accent 5" w:semiHidden="0" w:uiPriority="60" w:unhideWhenUsed="0"/>
+    <w:lsdException w:name="Light List Accent 5" w:semiHidden="0" w:uiPriority="61" w:unhideWhenUsed="0"/>
+    <w:lsdException w:name="Light Grid Accent 5" w:semiHidden="0" w:uiPriority="62" w:unhideWhenUsed="0"/>
+    <w:lsdException w:name="Medium Shading 1 Accent 5" w:semiHidden="0" w:uiPriority="63" w:unhideWhenUsed="0"/>
+    <w:lsdException w:name="Medium Shading 2 Accent 5" w:semiHidden="0" w:uiPriority="64" w:unhideWhenUsed="0"/>
+    <w:lsdException w:name="Medium List 1 Accent 5" w:semiHidden="0" w:uiPriority="65" w:unhideWhenUsed="0"/>
+    <w:lsdException w:name="Medium List 2 Accent 5" w:semiHidden="0" w:uiPriority="66" w:unhideWhenUsed="0"/>
+    <w:lsdException w:name="Medium Grid 1 Accent 5" w:semiHidden="0" w:uiPriority="67" w:unhideWhenUsed="0"/>
+    <w:lsdException w:name="Medium Grid 2 Accent 5" w:semiHidden="0" w:uiPriority="68" w:unhideWhenUsed="0"/>
+    <w:lsdException w:name="Medium Grid 3 Accent 5" w:semiHidden="0" w:uiPriority="69" w:unhideWhenUsed="0"/>
+    <w:lsdException w:name="Dark List Accent 5" w:semiHidden="0" w:uiPriority="70" w:unhideWhenUsed="0"/>
+    <w:lsdException w:name="Colorful Shading Accent 5" w:semiHidden="0" w:uiPriority="71" w:unhideWhenUsed="0"/>
+    <w:lsdException w:name="Colorful List Accent 5" w:semiHidden="0" w:uiPriority="72" w:unhideWhenUsed="0"/>
+    <w:lsdException w:name="Colorful Grid Accent 5" w:semiHidden="0" w:uiPriority="73" w:unhideWhenUsed="0"/>
+    <w:lsdException w:name="Light Shading Accent 6" w:semiHidden="0" w:uiPriority="60" w:unhideWhenUsed="0"/>
+    <w:lsdException w:name="Light List Accent 6" w:semiHidden="0" w:uiPriority="61" w:unhideWhenUsed="0"/>
+    <w:lsdException w:name="Light Grid Accent 6" w:semiHidden="0" w:uiPriority="62" w:unhideWhenUsed="0"/>
+    <w:lsdException w:name="Medium Shading 1 Accent 6" w:semiHidden="0" w:uiPriority="63" w:unhideWhenUsed="0"/>
+    <w:lsdException w:name="Medium Shading 2 Accent 6" w:semiHidden="0" w:uiPriority="64" w:unhideWhenUsed="0"/>
+    <w:lsdException w:name="Medium List 1 Accent 6" w:semiHidden="0" w:uiPriority="65" w:unhideWhenUsed="0"/>
+    <w:lsdException w:name="Medium List 2 Accent 6" w:semiHidden="0" w:uiPriority="66" w:unhideWhenUsed="0"/>
+    <w:lsdException w:name="Medium Grid 1 Accent 6" w:semiHidden="0" w:uiPriority="67" w:unhideWhenUsed="0"/>
+    <w:lsdException w:name="Medium Grid 2 Accent 6" w:semiHidden="0" w:uiPriority="68" w:unhideWhenUsed="0"/>
+    <w:lsdException w:name="Medium Grid 3 Accent 6" w:semiHidden="0" w:uiPriority="69" w:unhideWhenUsed="0"/>
+    <w:lsdException w:name="Dark List Accent 6" w:semiHidden="0" w:uiPriority="70" w:unhideWhenUsed="0"/>
+    <w:lsdException w:name="Colorful Shading Accent 6" w:semiHidden="0" w:uiPriority="71" w:unhideWhenUsed="0"/>
+    <w:lsdException w:name="Colorful List Accent 6" w:semiHidden="0" w:uiPriority="72" w:unhideWhenUsed="0"/>
+    <w:lsdException w:name="Colorful Grid Accent 6" w:semiHidden="0" w:uiPriority="73" w:unhideWhenUsed="0"/>
+    <w:lsdException w:name="Subtle Emphasis" w:semiHidden="0" w:uiPriority="19" w:unhideWhenUsed="0" w:qFormat="1"/>
+    <w:lsdException w:name="Intense Emphasis" w:semiHidden="0" w:uiPriority="21" w:unhideWhenUsed="0" w:qFormat="1"/>
+    <w:lsdException w:name="Subtle Reference" w:semiHidden="0" w:uiPriority="31" w:unhideWhenUsed="0" w:qFormat="1"/>
+    <w:lsdException w:name="Intense Reference" w:semiHidden="0" w:uiPriority="32" w:unhideWhenUsed="0" w:qFormat="1"/>
+    <w:lsdException w:name="Book Title" w:semiHidden="0" w:uiPriority="33" w:unhideWhenUsed="0" w:qFormat="1"/>
+    <w:lsdException w:name="Bibliography" w:uiPriority="37"/>
+    <w:lsdException w:name="TOC Heading" w:uiPriority="39" w:qFormat="1"/>
   </w:latentStyles>
   <w:style w:type="paragraph" w:default="1" w:styleId="a">
     <w:name w:val="Normal"/>
@@ -3909,6 +4300,7 @@
     <w:uiPriority w:val="99"/>
     <w:semiHidden/>
     <w:unhideWhenUsed/>
+    <w:qFormat/>
     <w:tblPr>
       <w:tblInd w:w="0" w:type="dxa"/>
       <w:tblCellMar>
@@ -3928,7 +4320,7 @@
   <w:style w:type="paragraph" w:styleId="a3">
     <w:name w:val="header"/>
     <w:basedOn w:val="a"/>
-    <w:link w:val="a4"/>
+    <w:link w:val="Char"/>
     <w:uiPriority w:val="99"/>
     <w:unhideWhenUsed/>
     <w:rsid w:val="008900DD"/>
@@ -3940,17 +4332,17 @@
       <w:spacing w:after="0" w:line="240" w:lineRule="auto"/>
     </w:pPr>
   </w:style>
-  <w:style w:type="character" w:customStyle="1" w:styleId="a4">
-    <w:name w:val="页眉 字符"/>
+  <w:style w:type="character" w:customStyle="1" w:styleId="Char">
+    <w:name w:val="页眉 Char"/>
     <w:basedOn w:val="a0"/>
     <w:link w:val="a3"/>
     <w:uiPriority w:val="99"/>
     <w:rsid w:val="008900DD"/>
   </w:style>
-  <w:style w:type="paragraph" w:styleId="a5">
+  <w:style w:type="paragraph" w:styleId="a4">
     <w:name w:val="footer"/>
     <w:basedOn w:val="a"/>
-    <w:link w:val="a6"/>
+    <w:link w:val="Char0"/>
     <w:uiPriority w:val="99"/>
     <w:unhideWhenUsed/>
     <w:rsid w:val="008900DD"/>
@@ -3962,12 +4354,39 @@
       <w:spacing w:after="0" w:line="240" w:lineRule="auto"/>
     </w:pPr>
   </w:style>
-  <w:style w:type="character" w:customStyle="1" w:styleId="a6">
-    <w:name w:val="页脚 字符"/>
+  <w:style w:type="character" w:customStyle="1" w:styleId="Char0">
+    <w:name w:val="页脚 Char"/>
+    <w:basedOn w:val="a0"/>
+    <w:link w:val="a4"/>
+    <w:uiPriority w:val="99"/>
+    <w:rsid w:val="008900DD"/>
+  </w:style>
+  <w:style w:type="paragraph" w:styleId="a5">
+    <w:name w:val="Document Map"/>
+    <w:basedOn w:val="a"/>
+    <w:link w:val="Char1"/>
+    <w:uiPriority w:val="99"/>
+    <w:semiHidden/>
+    <w:unhideWhenUsed/>
+    <w:rsid w:val="0025168D"/>
+    <w:rPr>
+      <w:rFonts w:ascii="宋体" w:eastAsia="宋体"/>
+      <w:sz w:val="18"/>
+      <w:szCs w:val="18"/>
+    </w:rPr>
+  </w:style>
+  <w:style w:type="character" w:customStyle="1" w:styleId="Char1">
+    <w:name w:val="文档结构图 Char"/>
     <w:basedOn w:val="a0"/>
     <w:link w:val="a5"/>
     <w:uiPriority w:val="99"/>
-    <w:rsid w:val="008900DD"/>
+    <w:semiHidden/>
+    <w:rsid w:val="0025168D"/>
+    <w:rPr>
+      <w:rFonts w:ascii="宋体" w:eastAsia="宋体"/>
+      <w:sz w:val="18"/>
+      <w:szCs w:val="18"/>
+    </w:rPr>
   </w:style>
 </w:styles>
 </file>
@@ -4015,7 +4434,7 @@
     </a:clrScheme>
     <a:fontScheme name="Office">
       <a:majorFont>
-        <a:latin typeface="等线 Light" panose="020F0302020204030204"/>
+        <a:latin typeface="等线 Light"/>
         <a:ea typeface=""/>
         <a:cs typeface=""/>
         <a:font script="Jpan" typeface="游ゴシック Light"/>
@@ -4067,7 +4486,7 @@
         <a:font script="Tfng" typeface="Ebrima"/>
       </a:majorFont>
       <a:minorFont>
-        <a:latin typeface="等线" panose="020F0502020204030204"/>
+        <a:latin typeface="等线"/>
         <a:ea typeface=""/>
         <a:cs typeface=""/>
         <a:font script="Jpan" typeface="游明朝"/>
@@ -4261,7 +4680,7 @@
   <a:extraClrSchemeLst/>
   <a:extLst>
     <a:ext uri="{05A4C25C-085E-4340-85A3-A5531E510DB2}">
-      <thm15:themeFamily xmlns:thm15="http://schemas.microsoft.com/office/thememl/2012/main" name="Office Theme" id="{62F939B6-93AF-4DB8-9C6B-D6C7DFDC589F}" vid="{4A3C46E8-61CC-4603-A589-7422A47A8E4A}"/>
+      <thm15:themeFamily xmlns:thm15="http://schemas.microsoft.com/office/thememl/2012/main" xmlns="" name="Office Theme" id="{62F939B6-93AF-4DB8-9C6B-D6C7DFDC589F}" vid="{4A3C46E8-61CC-4603-A589-7422A47A8E4A}"/>
     </a:ext>
   </a:extLst>
 </a:theme>

--- a/IELTS Notes/Vocabulary of IELTS Test.docx
+++ b/IELTS Notes/Vocabulary of IELTS Test.docx
@@ -1,6 +1,6 @@
 
 <file path=word/document.xml><?xml version="1.0" encoding="utf-8"?>
-<w:document xmlns:wpc="http://schemas.microsoft.com/office/word/2010/wordprocessingCanvas" xmlns:cx="http://schemas.microsoft.com/office/drawing/2014/chartex" xmlns:cx1="http://schemas.microsoft.com/office/drawing/2015/9/8/chartex" xmlns:cx2="http://schemas.microsoft.com/office/drawing/2015/10/21/chartex" xmlns:cx3="http://schemas.microsoft.com/office/drawing/2016/5/9/chartex" xmlns:cx4="http://schemas.microsoft.com/office/drawing/2016/5/10/chartex" xmlns:cx5="http://schemas.microsoft.com/office/drawing/2016/5/11/chartex" xmlns:cx6="http://schemas.microsoft.com/office/drawing/2016/5/12/chartex" xmlns:cx7="http://schemas.microsoft.com/office/drawing/2016/5/13/chartex" xmlns:cx8="http://schemas.microsoft.com/office/drawing/2016/5/14/chartex" xmlns:mc="http://schemas.openxmlformats.org/markup-compatibility/2006" xmlns:aink="http://schemas.microsoft.com/office/drawing/2016/ink" xmlns:am3d="http://schemas.microsoft.com/office/drawing/2017/model3d" xmlns:o="urn:schemas-microsoft-com:office:office" xmlns:oel="http://schemas.microsoft.com/office/2019/extlst" xmlns:r="http://schemas.openxmlformats.org/officeDocument/2006/relationships" xmlns:m="http://schemas.openxmlformats.org/officeDocument/2006/math" xmlns:v="urn:schemas-microsoft-com:vml" xmlns:wp14="http://schemas.microsoft.com/office/word/2010/wordprocessingDrawing" xmlns:wp="http://schemas.openxmlformats.org/drawingml/2006/wordprocessingDrawing" xmlns:w10="urn:schemas-microsoft-com:office:word" xmlns:w="http://schemas.openxmlformats.org/wordprocessingml/2006/main" xmlns:w14="http://schemas.microsoft.com/office/word/2010/wordml" xmlns:w15="http://schemas.microsoft.com/office/word/2012/wordml" xmlns:w16cex="http://schemas.microsoft.com/office/word/2018/wordml/cex" xmlns:w16cid="http://schemas.microsoft.com/office/word/2016/wordml/cid" xmlns:w16="http://schemas.microsoft.com/office/word/2018/wordml" xmlns:w16du="http://schemas.microsoft.com/office/word/2023/wordml/word16du" xmlns:w16sdtdh="http://schemas.microsoft.com/office/word/2020/wordml/sdtdatahash" xmlns:w16sdtfl="http://schemas.microsoft.com/office/word/2024/wordml/sdtformatlock" xmlns:w16se="http://schemas.microsoft.com/office/word/2015/wordml/symex" xmlns:wpg="http://schemas.microsoft.com/office/word/2010/wordprocessingGroup" xmlns:wpi="http://schemas.microsoft.com/office/word/2010/wordprocessingInk" xmlns:wne="http://schemas.microsoft.com/office/word/2006/wordml" xmlns:wps="http://schemas.microsoft.com/office/word/2010/wordprocessingShape" mc:Ignorable="w14 w15 w16se w16cid w16 w16cex w16sdtdh w16sdtfl w16du wp14">
+<w:document xmlns:wpc="http://schemas.microsoft.com/office/word/2010/wordprocessingCanvas" xmlns:mc="http://schemas.openxmlformats.org/markup-compatibility/2006" xmlns:o="urn:schemas-microsoft-com:office:office" xmlns:r="http://schemas.openxmlformats.org/officeDocument/2006/relationships" xmlns:m="http://schemas.openxmlformats.org/officeDocument/2006/math" xmlns:v="urn:schemas-microsoft-com:vml" xmlns:wp14="http://schemas.microsoft.com/office/word/2010/wordprocessingDrawing" xmlns:wp="http://schemas.openxmlformats.org/drawingml/2006/wordprocessingDrawing" xmlns:w10="urn:schemas-microsoft-com:office:word" xmlns:w="http://schemas.openxmlformats.org/wordprocessingml/2006/main" xmlns:w14="http://schemas.microsoft.com/office/word/2010/wordml" xmlns:wpg="http://schemas.microsoft.com/office/word/2010/wordprocessingGroup" xmlns:wpi="http://schemas.microsoft.com/office/word/2010/wordprocessingInk" xmlns:wne="http://schemas.microsoft.com/office/word/2006/wordml" xmlns:wps="http://schemas.microsoft.com/office/word/2010/wordprocessingShape" mc:Ignorable="w14 wp14">
   <w:body>
     <w:p>
       <w:pPr>
@@ -97,7 +97,7 @@
     <w:p>
       <w:pPr>
         <w:rPr>
-          <w:rFonts w:ascii="华文宋体" w:eastAsia="华文宋体" w:hAnsi="华文宋体" w:cs="Times New Roman" w:hint="eastAsia"/>
+          <w:rFonts w:ascii="华文宋体" w:eastAsia="华文宋体" w:hAnsi="华文宋体" w:cs="Times New Roman"/>
           <w:sz w:val="24"/>
           <w:szCs w:val="24"/>
         </w:rPr>
@@ -190,11 +190,27 @@
       </w:r>
       <w:r>
         <w:rPr>
-          <w:rFonts w:ascii="GWIPA" w:hAnsi="GWIPA" w:cs="Times New Roman" w:hint="eastAsia"/>
-          <w:sz w:val="24"/>
-          <w:szCs w:val="24"/>
-        </w:rPr>
-        <w:t>kOt</w:t>
+          <w:rFonts w:ascii="GWIPA" w:hAnsi="GWIPA" w:cs="Times New Roman"/>
+          <w:sz w:val="24"/>
+          <w:szCs w:val="24"/>
+        </w:rPr>
+        <w:t></w:t>
+      </w:r>
+      <w:r>
+        <w:rPr>
+          <w:rFonts w:ascii="GWIPA" w:hAnsi="GWIPA" w:cs="Times New Roman"/>
+          <w:sz w:val="24"/>
+          <w:szCs w:val="24"/>
+        </w:rPr>
+        <w:t></w:t>
+      </w:r>
+      <w:r>
+        <w:rPr>
+          <w:rFonts w:ascii="GWIPA" w:hAnsi="GWIPA" w:cs="Times New Roman"/>
+          <w:sz w:val="24"/>
+          <w:szCs w:val="24"/>
+        </w:rPr>
+        <w:t></w:t>
       </w:r>
       <w:r>
         <w:rPr>
@@ -1401,11 +1417,67 @@
       </w:r>
       <w:r>
         <w:rPr>
-          <w:rFonts w:ascii="GWIPA" w:hAnsi="GWIPA" w:cs="Times New Roman" w:hint="eastAsia"/>
-          <w:sz w:val="24"/>
-          <w:szCs w:val="24"/>
-        </w:rPr>
-        <w:t>/li'eiz/</w:t>
+          <w:rFonts w:ascii="GWIPA" w:hAnsi="GWIPA" w:cs="Times New Roman"/>
+          <w:sz w:val="24"/>
+          <w:szCs w:val="24"/>
+        </w:rPr>
+        <w:t></w:t>
+      </w:r>
+      <w:r>
+        <w:rPr>
+          <w:rFonts w:ascii="GWIPA" w:hAnsi="GWIPA" w:cs="Times New Roman"/>
+          <w:sz w:val="24"/>
+          <w:szCs w:val="24"/>
+        </w:rPr>
+        <w:t></w:t>
+      </w:r>
+      <w:r>
+        <w:rPr>
+          <w:rFonts w:ascii="GWIPA" w:hAnsi="GWIPA" w:cs="Times New Roman"/>
+          <w:sz w:val="24"/>
+          <w:szCs w:val="24"/>
+        </w:rPr>
+        <w:t></w:t>
+      </w:r>
+      <w:r>
+        <w:rPr>
+          <w:rFonts w:ascii="GWIPA" w:hAnsi="GWIPA" w:cs="Times New Roman"/>
+          <w:sz w:val="24"/>
+          <w:szCs w:val="24"/>
+        </w:rPr>
+        <w:t></w:t>
+      </w:r>
+      <w:r>
+        <w:rPr>
+          <w:rFonts w:ascii="GWIPA" w:hAnsi="GWIPA" w:cs="Times New Roman"/>
+          <w:sz w:val="24"/>
+          <w:szCs w:val="24"/>
+        </w:rPr>
+        <w:t></w:t>
+      </w:r>
+      <w:r>
+        <w:rPr>
+          <w:rFonts w:ascii="GWIPA" w:hAnsi="GWIPA" w:cs="Times New Roman"/>
+          <w:sz w:val="24"/>
+          <w:szCs w:val="24"/>
+        </w:rPr>
+        <w:t></w:t>
+      </w:r>
+      <w:r>
+        <w:rPr>
+          <w:rFonts w:ascii="GWIPA" w:hAnsi="GWIPA" w:cs="Times New Roman"/>
+          <w:sz w:val="24"/>
+          <w:szCs w:val="24"/>
+        </w:rPr>
+        <w:t></w:t>
+      </w:r>
+      <w:r>
+        <w:rPr>
+          <w:rFonts w:ascii="GWIPA" w:hAnsi="GWIPA" w:cs="Times New Roman"/>
+          <w:sz w:val="24"/>
+          <w:szCs w:val="24"/>
+        </w:rPr>
+        <w:t></w:t>
       </w:r>
       <w:r>
         <w:rPr>
@@ -1738,11 +1810,107 @@
       </w:r>
       <w:r>
         <w:rPr>
-          <w:rFonts w:ascii="GWIPA" w:hAnsi="GWIPA" w:cs="Times New Roman" w:hint="eastAsia"/>
-          <w:sz w:val="24"/>
-          <w:szCs w:val="24"/>
-        </w:rPr>
-        <w:t>In;sInE'reISn</w:t>
+          <w:rFonts w:ascii="GWIPA" w:hAnsi="GWIPA" w:cs="Times New Roman"/>
+          <w:sz w:val="24"/>
+          <w:szCs w:val="24"/>
+        </w:rPr>
+        <w:t></w:t>
+      </w:r>
+      <w:r>
+        <w:rPr>
+          <w:rFonts w:ascii="GWIPA" w:hAnsi="GWIPA" w:cs="Times New Roman"/>
+          <w:sz w:val="24"/>
+          <w:szCs w:val="24"/>
+        </w:rPr>
+        <w:t></w:t>
+      </w:r>
+      <w:r>
+        <w:rPr>
+          <w:rFonts w:ascii="GWIPA" w:hAnsi="GWIPA" w:cs="Times New Roman"/>
+          <w:sz w:val="24"/>
+          <w:szCs w:val="24"/>
+        </w:rPr>
+        <w:t></w:t>
+      </w:r>
+      <w:r>
+        <w:rPr>
+          <w:rFonts w:ascii="GWIPA" w:hAnsi="GWIPA" w:cs="Times New Roman"/>
+          <w:sz w:val="24"/>
+          <w:szCs w:val="24"/>
+        </w:rPr>
+        <w:t></w:t>
+      </w:r>
+      <w:r>
+        <w:rPr>
+          <w:rFonts w:ascii="GWIPA" w:hAnsi="GWIPA" w:cs="Times New Roman"/>
+          <w:sz w:val="24"/>
+          <w:szCs w:val="24"/>
+        </w:rPr>
+        <w:t></w:t>
+      </w:r>
+      <w:r>
+        <w:rPr>
+          <w:rFonts w:ascii="GWIPA" w:hAnsi="GWIPA" w:cs="Times New Roman"/>
+          <w:sz w:val="24"/>
+          <w:szCs w:val="24"/>
+        </w:rPr>
+        <w:t></w:t>
+      </w:r>
+      <w:r>
+        <w:rPr>
+          <w:rFonts w:ascii="GWIPA" w:hAnsi="GWIPA" w:cs="Times New Roman"/>
+          <w:sz w:val="24"/>
+          <w:szCs w:val="24"/>
+        </w:rPr>
+        <w:t></w:t>
+      </w:r>
+      <w:r>
+        <w:rPr>
+          <w:rFonts w:ascii="GWIPA" w:hAnsi="GWIPA" w:cs="Times New Roman"/>
+          <w:sz w:val="24"/>
+          <w:szCs w:val="24"/>
+        </w:rPr>
+        <w:t></w:t>
+      </w:r>
+      <w:r>
+        <w:rPr>
+          <w:rFonts w:ascii="GWIPA" w:hAnsi="GWIPA" w:cs="Times New Roman"/>
+          <w:sz w:val="24"/>
+          <w:szCs w:val="24"/>
+        </w:rPr>
+        <w:t></w:t>
+      </w:r>
+      <w:r>
+        <w:rPr>
+          <w:rFonts w:ascii="GWIPA" w:hAnsi="GWIPA" w:cs="Times New Roman"/>
+          <w:sz w:val="24"/>
+          <w:szCs w:val="24"/>
+        </w:rPr>
+        <w:t></w:t>
+      </w:r>
+      <w:r>
+        <w:rPr>
+          <w:rFonts w:ascii="GWIPA" w:hAnsi="GWIPA" w:cs="Times New Roman"/>
+          <w:sz w:val="24"/>
+          <w:szCs w:val="24"/>
+        </w:rPr>
+        <w:t></w:t>
+      </w:r>
+      <w:r>
+        <w:rPr>
+          <w:rFonts w:ascii="GWIPA" w:hAnsi="GWIPA" w:cs="Times New Roman"/>
+          <w:sz w:val="24"/>
+          <w:szCs w:val="24"/>
+        </w:rPr>
+        <w:t></w:t>
+      </w:r>
+      <w:r>
+        <w:rPr>
+          <w:rFonts w:ascii="GWIPA" w:hAnsi="GWIPA" w:cs="Times New Roman"/>
+          <w:sz w:val="24"/>
+          <w:szCs w:val="24"/>
+        </w:rPr>
+        <w:t></w:t>
       </w:r>
       <w:r>
         <w:rPr>
@@ -2039,11 +2207,115 @@
       </w:r>
       <w:r>
         <w:rPr>
-          <w:rFonts w:ascii="GWIPA" w:hAnsi="GWIPA" w:cs="Times New Roman" w:hint="eastAsia"/>
-          <w:sz w:val="24"/>
-          <w:szCs w:val="24"/>
-        </w:rPr>
-        <w:t>;pOli'staIri:n</w:t>
+          <w:rFonts w:ascii="GWIPA" w:hAnsi="GWIPA" w:cs="Times New Roman"/>
+          <w:sz w:val="24"/>
+          <w:szCs w:val="24"/>
+        </w:rPr>
+        <w:t></w:t>
+      </w:r>
+      <w:r>
+        <w:rPr>
+          <w:rFonts w:ascii="GWIPA" w:hAnsi="GWIPA" w:cs="Times New Roman"/>
+          <w:sz w:val="24"/>
+          <w:szCs w:val="24"/>
+        </w:rPr>
+        <w:t></w:t>
+      </w:r>
+      <w:r>
+        <w:rPr>
+          <w:rFonts w:ascii="GWIPA" w:hAnsi="GWIPA" w:cs="Times New Roman"/>
+          <w:sz w:val="24"/>
+          <w:szCs w:val="24"/>
+        </w:rPr>
+        <w:t></w:t>
+      </w:r>
+      <w:r>
+        <w:rPr>
+          <w:rFonts w:ascii="GWIPA" w:hAnsi="GWIPA" w:cs="Times New Roman"/>
+          <w:sz w:val="24"/>
+          <w:szCs w:val="24"/>
+        </w:rPr>
+        <w:t></w:t>
+      </w:r>
+      <w:r>
+        <w:rPr>
+          <w:rFonts w:ascii="GWIPA" w:hAnsi="GWIPA" w:cs="Times New Roman"/>
+          <w:sz w:val="24"/>
+          <w:szCs w:val="24"/>
+        </w:rPr>
+        <w:t></w:t>
+      </w:r>
+      <w:r>
+        <w:rPr>
+          <w:rFonts w:ascii="GWIPA" w:hAnsi="GWIPA" w:cs="Times New Roman"/>
+          <w:sz w:val="24"/>
+          <w:szCs w:val="24"/>
+        </w:rPr>
+        <w:t></w:t>
+      </w:r>
+      <w:r>
+        <w:rPr>
+          <w:rFonts w:ascii="GWIPA" w:hAnsi="GWIPA" w:cs="Times New Roman"/>
+          <w:sz w:val="24"/>
+          <w:szCs w:val="24"/>
+        </w:rPr>
+        <w:t></w:t>
+      </w:r>
+      <w:r>
+        <w:rPr>
+          <w:rFonts w:ascii="GWIPA" w:hAnsi="GWIPA" w:cs="Times New Roman"/>
+          <w:sz w:val="24"/>
+          <w:szCs w:val="24"/>
+        </w:rPr>
+        <w:t></w:t>
+      </w:r>
+      <w:r>
+        <w:rPr>
+          <w:rFonts w:ascii="GWIPA" w:hAnsi="GWIPA" w:cs="Times New Roman"/>
+          <w:sz w:val="24"/>
+          <w:szCs w:val="24"/>
+        </w:rPr>
+        <w:t></w:t>
+      </w:r>
+      <w:r>
+        <w:rPr>
+          <w:rFonts w:ascii="GWIPA" w:hAnsi="GWIPA" w:cs="Times New Roman"/>
+          <w:sz w:val="24"/>
+          <w:szCs w:val="24"/>
+        </w:rPr>
+        <w:t></w:t>
+      </w:r>
+      <w:r>
+        <w:rPr>
+          <w:rFonts w:ascii="GWIPA" w:hAnsi="GWIPA" w:cs="Times New Roman"/>
+          <w:sz w:val="24"/>
+          <w:szCs w:val="24"/>
+        </w:rPr>
+        <w:t></w:t>
+      </w:r>
+      <w:r>
+        <w:rPr>
+          <w:rFonts w:ascii="GWIPA" w:hAnsi="GWIPA" w:cs="Times New Roman"/>
+          <w:sz w:val="24"/>
+          <w:szCs w:val="24"/>
+        </w:rPr>
+        <w:t></w:t>
+      </w:r>
+      <w:r>
+        <w:rPr>
+          <w:rFonts w:ascii="GWIPA" w:hAnsi="GWIPA" w:cs="Times New Roman"/>
+          <w:sz w:val="24"/>
+          <w:szCs w:val="24"/>
+        </w:rPr>
+        <w:t></w:t>
+      </w:r>
+      <w:r>
+        <w:rPr>
+          <w:rFonts w:ascii="GWIPA" w:hAnsi="GWIPA" w:cs="Times New Roman"/>
+          <w:sz w:val="24"/>
+          <w:szCs w:val="24"/>
+        </w:rPr>
+        <w:t></w:t>
       </w:r>
       <w:r>
         <w:rPr>
@@ -2274,11 +2546,83 @@
       </w:r>
       <w:r>
         <w:rPr>
-          <w:rFonts w:ascii="GWIPA" w:hAnsi="GWIPA" w:cs="Times New Roman" w:hint="eastAsia"/>
-          <w:sz w:val="24"/>
-          <w:szCs w:val="24"/>
-        </w:rPr>
-        <w:t>In'trInsIk</w:t>
+          <w:rFonts w:ascii="GWIPA" w:hAnsi="GWIPA" w:cs="Times New Roman"/>
+          <w:sz w:val="24"/>
+          <w:szCs w:val="24"/>
+        </w:rPr>
+        <w:t></w:t>
+      </w:r>
+      <w:r>
+        <w:rPr>
+          <w:rFonts w:ascii="GWIPA" w:hAnsi="GWIPA" w:cs="Times New Roman"/>
+          <w:sz w:val="24"/>
+          <w:szCs w:val="24"/>
+        </w:rPr>
+        <w:t></w:t>
+      </w:r>
+      <w:r>
+        <w:rPr>
+          <w:rFonts w:ascii="GWIPA" w:hAnsi="GWIPA" w:cs="Times New Roman"/>
+          <w:sz w:val="24"/>
+          <w:szCs w:val="24"/>
+        </w:rPr>
+        <w:t></w:t>
+      </w:r>
+      <w:r>
+        <w:rPr>
+          <w:rFonts w:ascii="GWIPA" w:hAnsi="GWIPA" w:cs="Times New Roman"/>
+          <w:sz w:val="24"/>
+          <w:szCs w:val="24"/>
+        </w:rPr>
+        <w:t></w:t>
+      </w:r>
+      <w:r>
+        <w:rPr>
+          <w:rFonts w:ascii="GWIPA" w:hAnsi="GWIPA" w:cs="Times New Roman"/>
+          <w:sz w:val="24"/>
+          <w:szCs w:val="24"/>
+        </w:rPr>
+        <w:t></w:t>
+      </w:r>
+      <w:r>
+        <w:rPr>
+          <w:rFonts w:ascii="GWIPA" w:hAnsi="GWIPA" w:cs="Times New Roman"/>
+          <w:sz w:val="24"/>
+          <w:szCs w:val="24"/>
+        </w:rPr>
+        <w:t></w:t>
+      </w:r>
+      <w:r>
+        <w:rPr>
+          <w:rFonts w:ascii="GWIPA" w:hAnsi="GWIPA" w:cs="Times New Roman"/>
+          <w:sz w:val="24"/>
+          <w:szCs w:val="24"/>
+        </w:rPr>
+        <w:t></w:t>
+      </w:r>
+      <w:r>
+        <w:rPr>
+          <w:rFonts w:ascii="GWIPA" w:hAnsi="GWIPA" w:cs="Times New Roman"/>
+          <w:sz w:val="24"/>
+          <w:szCs w:val="24"/>
+        </w:rPr>
+        <w:t></w:t>
+      </w:r>
+      <w:r>
+        <w:rPr>
+          <w:rFonts w:ascii="GWIPA" w:hAnsi="GWIPA" w:cs="Times New Roman"/>
+          <w:sz w:val="24"/>
+          <w:szCs w:val="24"/>
+        </w:rPr>
+        <w:t></w:t>
+      </w:r>
+      <w:r>
+        <w:rPr>
+          <w:rFonts w:ascii="GWIPA" w:hAnsi="GWIPA" w:cs="Times New Roman"/>
+          <w:sz w:val="24"/>
+          <w:szCs w:val="24"/>
+        </w:rPr>
+        <w:t></w:t>
       </w:r>
       <w:r>
         <w:rPr>
@@ -2816,11 +3160,51 @@
       </w:r>
       <w:r>
         <w:rPr>
-          <w:rFonts w:ascii="GWIPA" w:hAnsi="GWIPA" w:cs="Times New Roman" w:hint="eastAsia"/>
-          <w:sz w:val="24"/>
-          <w:szCs w:val="24"/>
-        </w:rPr>
-        <w:t>'fOIeI</w:t>
+          <w:rFonts w:ascii="GWIPA" w:hAnsi="GWIPA" w:cs="Times New Roman"/>
+          <w:sz w:val="24"/>
+          <w:szCs w:val="24"/>
+        </w:rPr>
+        <w:t></w:t>
+      </w:r>
+      <w:r>
+        <w:rPr>
+          <w:rFonts w:ascii="GWIPA" w:hAnsi="GWIPA" w:cs="Times New Roman"/>
+          <w:sz w:val="24"/>
+          <w:szCs w:val="24"/>
+        </w:rPr>
+        <w:t></w:t>
+      </w:r>
+      <w:r>
+        <w:rPr>
+          <w:rFonts w:ascii="GWIPA" w:hAnsi="GWIPA" w:cs="Times New Roman"/>
+          <w:sz w:val="24"/>
+          <w:szCs w:val="24"/>
+        </w:rPr>
+        <w:t></w:t>
+      </w:r>
+      <w:r>
+        <w:rPr>
+          <w:rFonts w:ascii="GWIPA" w:hAnsi="GWIPA" w:cs="Times New Roman"/>
+          <w:sz w:val="24"/>
+          <w:szCs w:val="24"/>
+        </w:rPr>
+        <w:t></w:t>
+      </w:r>
+      <w:r>
+        <w:rPr>
+          <w:rFonts w:ascii="GWIPA" w:hAnsi="GWIPA" w:cs="Times New Roman"/>
+          <w:sz w:val="24"/>
+          <w:szCs w:val="24"/>
+        </w:rPr>
+        <w:t></w:t>
+      </w:r>
+      <w:r>
+        <w:rPr>
+          <w:rFonts w:ascii="GWIPA" w:hAnsi="GWIPA" w:cs="Times New Roman"/>
+          <w:sz w:val="24"/>
+          <w:szCs w:val="24"/>
+        </w:rPr>
+        <w:t></w:t>
       </w:r>
       <w:r>
         <w:rPr>
@@ -2862,19 +3246,51 @@
       </w:r>
       <w:r>
         <w:rPr>
-          <w:rFonts w:ascii="GWIPA" w:hAnsi="GWIPA" w:cs="Times New Roman" w:hint="eastAsia"/>
-          <w:sz w:val="24"/>
-          <w:szCs w:val="24"/>
-        </w:rPr>
-        <w:t>'fOIE</w:t>
-      </w:r>
-      <w:r>
-        <w:rPr>
-          <w:rFonts w:ascii="GWIPA" w:hAnsi="GWIPA" w:cs="Times New Roman" w:hint="eastAsia"/>
-          <w:sz w:val="24"/>
-          <w:szCs w:val="24"/>
-        </w:rPr>
-        <w:t>r</w:t>
+          <w:rFonts w:ascii="GWIPA" w:hAnsi="GWIPA" w:cs="Times New Roman"/>
+          <w:sz w:val="24"/>
+          <w:szCs w:val="24"/>
+        </w:rPr>
+        <w:t></w:t>
+      </w:r>
+      <w:r>
+        <w:rPr>
+          <w:rFonts w:ascii="GWIPA" w:hAnsi="GWIPA" w:cs="Times New Roman"/>
+          <w:sz w:val="24"/>
+          <w:szCs w:val="24"/>
+        </w:rPr>
+        <w:t></w:t>
+      </w:r>
+      <w:r>
+        <w:rPr>
+          <w:rFonts w:ascii="GWIPA" w:hAnsi="GWIPA" w:cs="Times New Roman"/>
+          <w:sz w:val="24"/>
+          <w:szCs w:val="24"/>
+        </w:rPr>
+        <w:t></w:t>
+      </w:r>
+      <w:r>
+        <w:rPr>
+          <w:rFonts w:ascii="GWIPA" w:hAnsi="GWIPA" w:cs="Times New Roman"/>
+          <w:sz w:val="24"/>
+          <w:szCs w:val="24"/>
+        </w:rPr>
+        <w:t></w:t>
+      </w:r>
+      <w:r>
+        <w:rPr>
+          <w:rFonts w:ascii="GWIPA" w:hAnsi="GWIPA" w:cs="Times New Roman"/>
+          <w:sz w:val="24"/>
+          <w:szCs w:val="24"/>
+        </w:rPr>
+        <w:t></w:t>
+      </w:r>
+      <w:r>
+        <w:rPr>
+          <w:rFonts w:ascii="GWIPA" w:hAnsi="GWIPA" w:cs="Times New Roman"/>
+          <w:sz w:val="24"/>
+          <w:szCs w:val="24"/>
+        </w:rPr>
+        <w:t></w:t>
       </w:r>
       <w:r>
         <w:rPr>
@@ -2994,11 +3410,75 @@
       </w:r>
       <w:r>
         <w:rPr>
-          <w:rFonts w:ascii="GWIPA" w:eastAsia="华文宋体" w:hAnsi="GWIPA" w:cs="Times New Roman" w:hint="eastAsia"/>
-          <w:sz w:val="24"/>
-          <w:szCs w:val="24"/>
-        </w:rPr>
-        <w:t>'premIsIz</w:t>
+          <w:rFonts w:ascii="GWIPA" w:eastAsia="华文宋体" w:hAnsi="GWIPA" w:cs="Times New Roman"/>
+          <w:sz w:val="24"/>
+          <w:szCs w:val="24"/>
+        </w:rPr>
+        <w:t></w:t>
+      </w:r>
+      <w:r>
+        <w:rPr>
+          <w:rFonts w:ascii="GWIPA" w:eastAsia="华文宋体" w:hAnsi="GWIPA" w:cs="Times New Roman"/>
+          <w:sz w:val="24"/>
+          <w:szCs w:val="24"/>
+        </w:rPr>
+        <w:t></w:t>
+      </w:r>
+      <w:r>
+        <w:rPr>
+          <w:rFonts w:ascii="GWIPA" w:eastAsia="华文宋体" w:hAnsi="GWIPA" w:cs="Times New Roman"/>
+          <w:sz w:val="24"/>
+          <w:szCs w:val="24"/>
+        </w:rPr>
+        <w:t></w:t>
+      </w:r>
+      <w:r>
+        <w:rPr>
+          <w:rFonts w:ascii="GWIPA" w:eastAsia="华文宋体" w:hAnsi="GWIPA" w:cs="Times New Roman"/>
+          <w:sz w:val="24"/>
+          <w:szCs w:val="24"/>
+        </w:rPr>
+        <w:t></w:t>
+      </w:r>
+      <w:r>
+        <w:rPr>
+          <w:rFonts w:ascii="GWIPA" w:eastAsia="华文宋体" w:hAnsi="GWIPA" w:cs="Times New Roman"/>
+          <w:sz w:val="24"/>
+          <w:szCs w:val="24"/>
+        </w:rPr>
+        <w:t></w:t>
+      </w:r>
+      <w:r>
+        <w:rPr>
+          <w:rFonts w:ascii="GWIPA" w:eastAsia="华文宋体" w:hAnsi="GWIPA" w:cs="Times New Roman"/>
+          <w:sz w:val="24"/>
+          <w:szCs w:val="24"/>
+        </w:rPr>
+        <w:t></w:t>
+      </w:r>
+      <w:r>
+        <w:rPr>
+          <w:rFonts w:ascii="GWIPA" w:eastAsia="华文宋体" w:hAnsi="GWIPA" w:cs="Times New Roman"/>
+          <w:sz w:val="24"/>
+          <w:szCs w:val="24"/>
+        </w:rPr>
+        <w:t></w:t>
+      </w:r>
+      <w:r>
+        <w:rPr>
+          <w:rFonts w:ascii="GWIPA" w:eastAsia="华文宋体" w:hAnsi="GWIPA" w:cs="Times New Roman"/>
+          <w:sz w:val="24"/>
+          <w:szCs w:val="24"/>
+        </w:rPr>
+        <w:t></w:t>
+      </w:r>
+      <w:r>
+        <w:rPr>
+          <w:rFonts w:ascii="GWIPA" w:eastAsia="华文宋体" w:hAnsi="GWIPA" w:cs="Times New Roman"/>
+          <w:sz w:val="24"/>
+          <w:szCs w:val="24"/>
+        </w:rPr>
+        <w:t></w:t>
       </w:r>
       <w:r>
         <w:rPr>
@@ -3077,11 +3557,107 @@
       </w:r>
       <w:r>
         <w:rPr>
-          <w:rFonts w:ascii="GWIPA" w:eastAsia="华文宋体" w:hAnsi="GWIPA" w:cs="Times New Roman" w:hint="eastAsia"/>
-          <w:sz w:val="24"/>
-          <w:szCs w:val="24"/>
-        </w:rPr>
-        <w:t>;O:dI'tO:riEm</w:t>
+          <w:rFonts w:ascii="GWIPA" w:eastAsia="华文宋体" w:hAnsi="GWIPA" w:cs="Times New Roman"/>
+          <w:sz w:val="24"/>
+          <w:szCs w:val="24"/>
+        </w:rPr>
+        <w:t></w:t>
+      </w:r>
+      <w:r>
+        <w:rPr>
+          <w:rFonts w:ascii="GWIPA" w:eastAsia="华文宋体" w:hAnsi="GWIPA" w:cs="Times New Roman"/>
+          <w:sz w:val="24"/>
+          <w:szCs w:val="24"/>
+        </w:rPr>
+        <w:t></w:t>
+      </w:r>
+      <w:r>
+        <w:rPr>
+          <w:rFonts w:ascii="GWIPA" w:eastAsia="华文宋体" w:hAnsi="GWIPA" w:cs="Times New Roman"/>
+          <w:sz w:val="24"/>
+          <w:szCs w:val="24"/>
+        </w:rPr>
+        <w:t></w:t>
+      </w:r>
+      <w:r>
+        <w:rPr>
+          <w:rFonts w:ascii="GWIPA" w:eastAsia="华文宋体" w:hAnsi="GWIPA" w:cs="Times New Roman"/>
+          <w:sz w:val="24"/>
+          <w:szCs w:val="24"/>
+        </w:rPr>
+        <w:t></w:t>
+      </w:r>
+      <w:r>
+        <w:rPr>
+          <w:rFonts w:ascii="GWIPA" w:eastAsia="华文宋体" w:hAnsi="GWIPA" w:cs="Times New Roman"/>
+          <w:sz w:val="24"/>
+          <w:szCs w:val="24"/>
+        </w:rPr>
+        <w:t></w:t>
+      </w:r>
+      <w:r>
+        <w:rPr>
+          <w:rFonts w:ascii="GWIPA" w:eastAsia="华文宋体" w:hAnsi="GWIPA" w:cs="Times New Roman"/>
+          <w:sz w:val="24"/>
+          <w:szCs w:val="24"/>
+        </w:rPr>
+        <w:t></w:t>
+      </w:r>
+      <w:r>
+        <w:rPr>
+          <w:rFonts w:ascii="GWIPA" w:eastAsia="华文宋体" w:hAnsi="GWIPA" w:cs="Times New Roman"/>
+          <w:sz w:val="24"/>
+          <w:szCs w:val="24"/>
+        </w:rPr>
+        <w:t></w:t>
+      </w:r>
+      <w:r>
+        <w:rPr>
+          <w:rFonts w:ascii="GWIPA" w:eastAsia="华文宋体" w:hAnsi="GWIPA" w:cs="Times New Roman"/>
+          <w:sz w:val="24"/>
+          <w:szCs w:val="24"/>
+        </w:rPr>
+        <w:t></w:t>
+      </w:r>
+      <w:r>
+        <w:rPr>
+          <w:rFonts w:ascii="GWIPA" w:eastAsia="华文宋体" w:hAnsi="GWIPA" w:cs="Times New Roman"/>
+          <w:sz w:val="24"/>
+          <w:szCs w:val="24"/>
+        </w:rPr>
+        <w:t></w:t>
+      </w:r>
+      <w:r>
+        <w:rPr>
+          <w:rFonts w:ascii="GWIPA" w:eastAsia="华文宋体" w:hAnsi="GWIPA" w:cs="Times New Roman"/>
+          <w:sz w:val="24"/>
+          <w:szCs w:val="24"/>
+        </w:rPr>
+        <w:t></w:t>
+      </w:r>
+      <w:r>
+        <w:rPr>
+          <w:rFonts w:ascii="GWIPA" w:eastAsia="华文宋体" w:hAnsi="GWIPA" w:cs="Times New Roman"/>
+          <w:sz w:val="24"/>
+          <w:szCs w:val="24"/>
+        </w:rPr>
+        <w:t></w:t>
+      </w:r>
+      <w:r>
+        <w:rPr>
+          <w:rFonts w:ascii="GWIPA" w:eastAsia="华文宋体" w:hAnsi="GWIPA" w:cs="Times New Roman"/>
+          <w:sz w:val="24"/>
+          <w:szCs w:val="24"/>
+        </w:rPr>
+        <w:t></w:t>
+      </w:r>
+      <w:r>
+        <w:rPr>
+          <w:rFonts w:ascii="GWIPA" w:eastAsia="华文宋体" w:hAnsi="GWIPA" w:cs="Times New Roman"/>
+          <w:sz w:val="24"/>
+          <w:szCs w:val="24"/>
+        </w:rPr>
+        <w:t></w:t>
       </w:r>
       <w:r>
         <w:rPr>
@@ -3178,7 +3754,7 @@
     <w:p>
       <w:pPr>
         <w:rPr>
-          <w:rFonts w:ascii="Times New Roman" w:hAnsi="Times New Roman" w:cs="Times New Roman" w:hint="eastAsia"/>
+          <w:rFonts w:ascii="Times New Roman" w:hAnsi="Times New Roman" w:cs="Times New Roman"/>
           <w:b/>
           <w:bCs/>
           <w:i/>
@@ -3386,7 +3962,7 @@
     <w:p>
       <w:pPr>
         <w:rPr>
-          <w:rFonts w:ascii="Times New Roman" w:eastAsia="华文宋体" w:hAnsi="Times New Roman" w:cs="Times New Roman" w:hint="eastAsia"/>
+          <w:rFonts w:ascii="Times New Roman" w:eastAsia="华文宋体" w:hAnsi="Times New Roman" w:cs="Times New Roman"/>
           <w:sz w:val="24"/>
           <w:szCs w:val="24"/>
         </w:rPr>
@@ -3418,8 +3994,645 @@
     </w:p>
     <w:p>
       <w:pPr>
-        <w:rPr>
-          <w:rFonts w:ascii="Times New Roman" w:eastAsia="华文宋体" w:hAnsi="Times New Roman" w:cs="Times New Roman" w:hint="eastAsia"/>
+        <w:outlineLvl w:val="2"/>
+        <w:rPr>
+          <w:rFonts w:ascii="Times New Roman" w:hAnsi="Times New Roman" w:cs="Times New Roman" w:hint="eastAsia"/>
+          <w:b/>
+          <w:bCs/>
+          <w:sz w:val="28"/>
+          <w:szCs w:val="28"/>
+        </w:rPr>
+      </w:pPr>
+      <w:r>
+        <w:rPr>
+          <w:rFonts w:ascii="Times New Roman" w:hAnsi="Times New Roman" w:cs="Times New Roman" w:hint="eastAsia"/>
+          <w:b/>
+          <w:bCs/>
+          <w:sz w:val="28"/>
+          <w:szCs w:val="28"/>
+        </w:rPr>
+        <w:t>Test 2</w:t>
+      </w:r>
+    </w:p>
+    <w:p>
+      <w:pPr>
+        <w:rPr>
+          <w:rFonts w:ascii="Times New Roman" w:eastAsia="华文宋体" w:hAnsi="Times New Roman" w:cs="Times New Roman" w:hint="eastAsia"/>
+          <w:sz w:val="24"/>
+          <w:szCs w:val="24"/>
+        </w:rPr>
+      </w:pPr>
+      <w:r>
+        <w:rPr>
+          <w:rFonts w:ascii="Times New Roman" w:eastAsia="华文宋体" w:hAnsi="Times New Roman" w:cs="Times New Roman" w:hint="eastAsia"/>
+          <w:b/>
+          <w:sz w:val="24"/>
+          <w:szCs w:val="24"/>
+        </w:rPr>
+        <w:lastRenderedPageBreak/>
+        <w:t>leatlet</w:t>
+      </w:r>
+      <w:r>
+        <w:rPr>
+          <w:rFonts w:ascii="Times New Roman" w:eastAsia="华文宋体" w:hAnsi="Times New Roman" w:cs="Times New Roman" w:hint="eastAsia"/>
+          <w:sz w:val="24"/>
+          <w:szCs w:val="24"/>
+        </w:rPr>
+        <w:t xml:space="preserve"> /</w:t>
+      </w:r>
+      <w:r>
+        <w:rPr>
+          <w:rFonts w:ascii="GWIPA" w:eastAsia="华文宋体" w:hAnsi="GWIPA" w:cs="Times New Roman"/>
+          <w:sz w:val="24"/>
+          <w:szCs w:val="24"/>
+        </w:rPr>
+        <w:t></w:t>
+      </w:r>
+      <w:r>
+        <w:rPr>
+          <w:rFonts w:ascii="GWIPA" w:eastAsia="华文宋体" w:hAnsi="GWIPA" w:cs="Times New Roman"/>
+          <w:sz w:val="24"/>
+          <w:szCs w:val="24"/>
+        </w:rPr>
+        <w:t></w:t>
+      </w:r>
+      <w:r>
+        <w:rPr>
+          <w:rFonts w:ascii="GWIPA" w:eastAsia="华文宋体" w:hAnsi="GWIPA" w:cs="Times New Roman"/>
+          <w:sz w:val="24"/>
+          <w:szCs w:val="24"/>
+        </w:rPr>
+        <w:t></w:t>
+      </w:r>
+      <w:r>
+        <w:rPr>
+          <w:rFonts w:ascii="GWIPA" w:eastAsia="华文宋体" w:hAnsi="GWIPA" w:cs="Times New Roman"/>
+          <w:sz w:val="24"/>
+          <w:szCs w:val="24"/>
+        </w:rPr>
+        <w:t></w:t>
+      </w:r>
+      <w:r>
+        <w:rPr>
+          <w:rFonts w:ascii="GWIPA" w:eastAsia="华文宋体" w:hAnsi="GWIPA" w:cs="Times New Roman"/>
+          <w:sz w:val="24"/>
+          <w:szCs w:val="24"/>
+        </w:rPr>
+        <w:t></w:t>
+      </w:r>
+      <w:r>
+        <w:rPr>
+          <w:rFonts w:ascii="GWIPA" w:eastAsia="华文宋体" w:hAnsi="GWIPA" w:cs="Times New Roman"/>
+          <w:sz w:val="24"/>
+          <w:szCs w:val="24"/>
+        </w:rPr>
+        <w:t></w:t>
+      </w:r>
+      <w:r>
+        <w:rPr>
+          <w:rFonts w:ascii="GWIPA" w:eastAsia="华文宋体" w:hAnsi="GWIPA" w:cs="Times New Roman"/>
+          <w:sz w:val="24"/>
+          <w:szCs w:val="24"/>
+        </w:rPr>
+        <w:t></w:t>
+      </w:r>
+      <w:r>
+        <w:rPr>
+          <w:rFonts w:ascii="GWIPA" w:eastAsia="华文宋体" w:hAnsi="GWIPA" w:cs="Times New Roman"/>
+          <w:sz w:val="24"/>
+          <w:szCs w:val="24"/>
+        </w:rPr>
+        <w:t></w:t>
+      </w:r>
+      <w:r>
+        <w:rPr>
+          <w:rFonts w:ascii="Times New Roman" w:eastAsia="华文宋体" w:hAnsi="Times New Roman" w:cs="Times New Roman" w:hint="eastAsia"/>
+          <w:sz w:val="24"/>
+          <w:szCs w:val="24"/>
+        </w:rPr>
+        <w:t>/</w:t>
+      </w:r>
+      <w:r>
+        <w:rPr>
+          <w:rFonts w:ascii="Times New Roman" w:eastAsia="华文宋体" w:hAnsi="Times New Roman" w:cs="Times New Roman"/>
+          <w:sz w:val="24"/>
+          <w:szCs w:val="24"/>
+        </w:rPr>
+        <w:br/>
+      </w:r>
+      <w:r>
+        <w:rPr>
+          <w:rFonts w:ascii="Times New Roman" w:eastAsia="华文宋体" w:hAnsi="Times New Roman" w:cs="Times New Roman" w:hint="eastAsia"/>
+          <w:sz w:val="24"/>
+          <w:szCs w:val="24"/>
+        </w:rPr>
+        <w:t>[n.] a printed sheet of paper or a few printed pages that are given free to advitise or give information about sth.</w:t>
+      </w:r>
+    </w:p>
+    <w:p>
+      <w:pPr>
+        <w:rPr>
+          <w:rFonts w:ascii="Times New Roman" w:eastAsia="华文宋体" w:hAnsi="Times New Roman" w:cs="Times New Roman" w:hint="eastAsia"/>
+          <w:sz w:val="24"/>
+          <w:szCs w:val="24"/>
+        </w:rPr>
+      </w:pPr>
+      <w:r>
+        <w:rPr>
+          <w:rFonts w:ascii="Times New Roman" w:eastAsia="华文宋体" w:hAnsi="Times New Roman" w:cs="Times New Roman" w:hint="eastAsia"/>
+          <w:sz w:val="24"/>
+          <w:szCs w:val="24"/>
+        </w:rPr>
+        <w:t>a leaftlet on local places of interest.</w:t>
+      </w:r>
+    </w:p>
+    <w:p>
+      <w:pPr>
+        <w:rPr>
+          <w:rFonts w:ascii="Times New Roman" w:eastAsia="华文宋体" w:hAnsi="Times New Roman" w:cs="Times New Roman" w:hint="eastAsia"/>
+          <w:sz w:val="24"/>
+          <w:szCs w:val="24"/>
+        </w:rPr>
+      </w:pPr>
+      <w:r>
+        <w:rPr>
+          <w:rFonts w:ascii="Times New Roman" w:eastAsia="华文宋体" w:hAnsi="Times New Roman" w:cs="Times New Roman" w:hint="eastAsia"/>
+          <w:b/>
+          <w:sz w:val="24"/>
+          <w:szCs w:val="24"/>
+        </w:rPr>
+        <w:t>buffet car</w:t>
+      </w:r>
+      <w:r>
+        <w:rPr>
+          <w:rFonts w:ascii="Times New Roman" w:eastAsia="华文宋体" w:hAnsi="Times New Roman" w:cs="Times New Roman" w:hint="eastAsia"/>
+          <w:sz w:val="24"/>
+          <w:szCs w:val="24"/>
+        </w:rPr>
+        <w:t xml:space="preserve"> /</w:t>
+      </w:r>
+      <w:r>
+        <w:rPr>
+          <w:rFonts w:ascii="GWIPA" w:eastAsia="华文宋体" w:hAnsi="GWIPA" w:cs="Times New Roman"/>
+          <w:sz w:val="24"/>
+          <w:szCs w:val="24"/>
+        </w:rPr>
+        <w:t></w:t>
+      </w:r>
+      <w:r>
+        <w:rPr>
+          <w:rFonts w:ascii="GWIPA" w:eastAsia="华文宋体" w:hAnsi="GWIPA" w:cs="Times New Roman"/>
+          <w:sz w:val="24"/>
+          <w:szCs w:val="24"/>
+        </w:rPr>
+        <w:t></w:t>
+      </w:r>
+      <w:r>
+        <w:rPr>
+          <w:rFonts w:ascii="GWIPA" w:eastAsia="华文宋体" w:hAnsi="GWIPA" w:cs="Times New Roman"/>
+          <w:sz w:val="24"/>
+          <w:szCs w:val="24"/>
+        </w:rPr>
+        <w:t></w:t>
+      </w:r>
+      <w:r>
+        <w:rPr>
+          <w:rFonts w:ascii="GWIPA" w:eastAsia="华文宋体" w:hAnsi="GWIPA" w:cs="Times New Roman"/>
+          <w:sz w:val="24"/>
+          <w:szCs w:val="24"/>
+        </w:rPr>
+        <w:t></w:t>
+      </w:r>
+      <w:r>
+        <w:rPr>
+          <w:rFonts w:ascii="GWIPA" w:eastAsia="华文宋体" w:hAnsi="GWIPA" w:cs="Times New Roman"/>
+          <w:sz w:val="24"/>
+          <w:szCs w:val="24"/>
+        </w:rPr>
+        <w:t></w:t>
+      </w:r>
+      <w:r>
+        <w:rPr>
+          <w:rFonts w:ascii="GWIPA" w:eastAsia="华文宋体" w:hAnsi="GWIPA" w:cs="Times New Roman"/>
+          <w:sz w:val="24"/>
+          <w:szCs w:val="24"/>
+        </w:rPr>
+        <w:t></w:t>
+      </w:r>
+      <w:r>
+        <w:rPr>
+          <w:rFonts w:ascii="GWIPA" w:eastAsia="华文宋体" w:hAnsi="GWIPA" w:cs="Times New Roman"/>
+          <w:sz w:val="24"/>
+          <w:szCs w:val="24"/>
+        </w:rPr>
+        <w:t></w:t>
+      </w:r>
+      <w:r>
+        <w:rPr>
+          <w:rFonts w:ascii="GWIPA" w:eastAsia="华文宋体" w:hAnsi="GWIPA" w:cs="Times New Roman"/>
+          <w:sz w:val="24"/>
+          <w:szCs w:val="24"/>
+        </w:rPr>
+        <w:t></w:t>
+      </w:r>
+      <w:r>
+        <w:rPr>
+          <w:rFonts w:ascii="GWIPA" w:eastAsia="华文宋体" w:hAnsi="GWIPA" w:cs="Times New Roman"/>
+          <w:sz w:val="24"/>
+          <w:szCs w:val="24"/>
+        </w:rPr>
+        <w:t></w:t>
+      </w:r>
+      <w:r>
+        <w:rPr>
+          <w:rFonts w:ascii="GWIPA" w:eastAsia="华文宋体" w:hAnsi="GWIPA" w:cs="Times New Roman"/>
+          <w:sz w:val="24"/>
+          <w:szCs w:val="24"/>
+        </w:rPr>
+        <w:t></w:t>
+      </w:r>
+      <w:r>
+        <w:rPr>
+          <w:rFonts w:ascii="Times New Roman" w:eastAsia="华文宋体" w:hAnsi="Times New Roman" w:cs="Times New Roman" w:hint="eastAsia"/>
+          <w:sz w:val="24"/>
+          <w:szCs w:val="24"/>
+        </w:rPr>
+        <w:t>/</w:t>
+      </w:r>
+      <w:r>
+        <w:rPr>
+          <w:rFonts w:ascii="Times New Roman" w:eastAsia="华文宋体" w:hAnsi="Times New Roman" w:cs="Times New Roman"/>
+          <w:sz w:val="24"/>
+          <w:szCs w:val="24"/>
+        </w:rPr>
+        <w:br/>
+      </w:r>
+      <w:r>
+        <w:rPr>
+          <w:rFonts w:ascii="Times New Roman" w:eastAsia="华文宋体" w:hAnsi="Times New Roman" w:cs="Times New Roman" w:hint="eastAsia"/>
+          <w:sz w:val="24"/>
+          <w:szCs w:val="24"/>
+        </w:rPr>
+        <w:t>[n.] (BrE.) the part of train where you can something to eat or drink.</w:t>
+      </w:r>
+    </w:p>
+    <w:p>
+      <w:pPr>
+        <w:rPr>
+          <w:rFonts w:ascii="Times New Roman" w:eastAsia="华文宋体" w:hAnsi="Times New Roman" w:cs="Times New Roman" w:hint="eastAsia"/>
+          <w:sz w:val="24"/>
+          <w:szCs w:val="24"/>
+        </w:rPr>
+      </w:pPr>
+      <w:r>
+        <w:rPr>
+          <w:rFonts w:ascii="Times New Roman" w:eastAsia="华文宋体" w:hAnsi="Times New Roman" w:cs="Times New Roman" w:hint="eastAsia"/>
+          <w:b/>
+          <w:sz w:val="24"/>
+          <w:szCs w:val="24"/>
+        </w:rPr>
+        <w:t>e</w:t>
+      </w:r>
+      <w:r>
+        <w:rPr>
+          <w:rFonts w:ascii="Times New Roman" w:eastAsia="华文宋体" w:hAnsi="Times New Roman" w:cs="Times New Roman" w:hint="eastAsia"/>
+          <w:b/>
+          <w:sz w:val="24"/>
+          <w:szCs w:val="24"/>
+        </w:rPr>
+        <w:t>xcursion</w:t>
+      </w:r>
+      <w:r>
+        <w:rPr>
+          <w:rFonts w:ascii="Times New Roman" w:eastAsia="华文宋体" w:hAnsi="Times New Roman" w:cs="Times New Roman" w:hint="eastAsia"/>
+          <w:sz w:val="24"/>
+          <w:szCs w:val="24"/>
+        </w:rPr>
+        <w:t xml:space="preserve"> </w:t>
+      </w:r>
+      <w:r>
+        <w:rPr>
+          <w:rFonts w:ascii="Times New Roman" w:eastAsia="华文宋体" w:hAnsi="Times New Roman" w:cs="Times New Roman" w:hint="eastAsia"/>
+          <w:sz w:val="24"/>
+          <w:szCs w:val="24"/>
+        </w:rPr>
+        <w:t>/</w:t>
+      </w:r>
+      <w:r>
+        <w:rPr>
+          <w:rFonts w:ascii="GWIPA" w:eastAsia="华文宋体" w:hAnsi="GWIPA" w:cs="Times New Roman"/>
+          <w:sz w:val="24"/>
+          <w:szCs w:val="24"/>
+        </w:rPr>
+        <w:t></w:t>
+      </w:r>
+      <w:r>
+        <w:rPr>
+          <w:rFonts w:ascii="GWIPA" w:eastAsia="华文宋体" w:hAnsi="GWIPA" w:cs="Times New Roman"/>
+          <w:sz w:val="24"/>
+          <w:szCs w:val="24"/>
+        </w:rPr>
+        <w:t></w:t>
+      </w:r>
+      <w:r>
+        <w:rPr>
+          <w:rFonts w:ascii="GWIPA" w:eastAsia="华文宋体" w:hAnsi="GWIPA" w:cs="Times New Roman"/>
+          <w:sz w:val="24"/>
+          <w:szCs w:val="24"/>
+        </w:rPr>
+        <w:t></w:t>
+      </w:r>
+      <w:r>
+        <w:rPr>
+          <w:rFonts w:ascii="GWIPA" w:eastAsia="华文宋体" w:hAnsi="GWIPA" w:cs="Times New Roman"/>
+          <w:sz w:val="24"/>
+          <w:szCs w:val="24"/>
+        </w:rPr>
+        <w:t></w:t>
+      </w:r>
+      <w:r>
+        <w:rPr>
+          <w:rFonts w:ascii="GWIPA" w:eastAsia="华文宋体" w:hAnsi="GWIPA" w:cs="Times New Roman"/>
+          <w:sz w:val="24"/>
+          <w:szCs w:val="24"/>
+        </w:rPr>
+        <w:t></w:t>
+      </w:r>
+      <w:r>
+        <w:rPr>
+          <w:rFonts w:ascii="GWIPA" w:eastAsia="华文宋体" w:hAnsi="GWIPA" w:cs="Times New Roman"/>
+          <w:sz w:val="24"/>
+          <w:szCs w:val="24"/>
+        </w:rPr>
+        <w:t></w:t>
+      </w:r>
+      <w:r>
+        <w:rPr>
+          <w:rFonts w:ascii="GWIPA" w:eastAsia="华文宋体" w:hAnsi="GWIPA" w:cs="Times New Roman"/>
+          <w:sz w:val="24"/>
+          <w:szCs w:val="24"/>
+        </w:rPr>
+        <w:t></w:t>
+      </w:r>
+      <w:r>
+        <w:rPr>
+          <w:rFonts w:ascii="GWIPA" w:eastAsia="华文宋体" w:hAnsi="GWIPA" w:cs="Times New Roman"/>
+          <w:sz w:val="24"/>
+          <w:szCs w:val="24"/>
+        </w:rPr>
+        <w:t></w:t>
+      </w:r>
+      <w:r>
+        <w:rPr>
+          <w:rFonts w:ascii="GWIPA" w:eastAsia="华文宋体" w:hAnsi="GWIPA" w:cs="Times New Roman"/>
+          <w:sz w:val="24"/>
+          <w:szCs w:val="24"/>
+        </w:rPr>
+        <w:t></w:t>
+      </w:r>
+      <w:r>
+        <w:rPr>
+          <w:rFonts w:ascii="Times New Roman" w:eastAsia="华文宋体" w:hAnsi="Times New Roman" w:cs="Times New Roman" w:hint="eastAsia"/>
+          <w:sz w:val="24"/>
+          <w:szCs w:val="24"/>
+        </w:rPr>
+        <w:t>/</w:t>
+      </w:r>
+      <w:r>
+        <w:rPr>
+          <w:rFonts w:ascii="Times New Roman" w:eastAsia="华文宋体" w:hAnsi="Times New Roman" w:cs="Times New Roman"/>
+          <w:sz w:val="24"/>
+          <w:szCs w:val="24"/>
+        </w:rPr>
+        <w:br/>
+      </w:r>
+      <w:r>
+        <w:rPr>
+          <w:rFonts w:ascii="Times New Roman" w:eastAsia="华文宋体" w:hAnsi="Times New Roman" w:cs="Times New Roman" w:hint="eastAsia"/>
+          <w:sz w:val="24"/>
+          <w:szCs w:val="24"/>
+        </w:rPr>
+        <w:t>[C.] a short journey made for pleasure, especially one that has been organised for a group of people.</w:t>
+      </w:r>
+      <w:r>
+        <w:rPr>
+          <w:rFonts w:ascii="Times New Roman" w:eastAsia="华文宋体" w:hAnsi="Times New Roman" w:cs="Times New Roman"/>
+          <w:sz w:val="24"/>
+          <w:szCs w:val="24"/>
+        </w:rPr>
+        <w:br/>
+      </w:r>
+      <w:r>
+        <w:rPr>
+          <w:rFonts w:ascii="Times New Roman" w:eastAsia="华文宋体" w:hAnsi="Times New Roman" w:cs="Times New Roman" w:hint="eastAsia"/>
+          <w:sz w:val="24"/>
+          <w:szCs w:val="24"/>
+        </w:rPr>
+        <w:t>There are special excurison tickets which include entrance fees.</w:t>
+      </w:r>
+    </w:p>
+    <w:p>
+      <w:pPr>
+        <w:rPr>
+          <w:rFonts w:ascii="Times New Roman" w:eastAsia="华文宋体" w:hAnsi="Times New Roman" w:cs="Times New Roman" w:hint="eastAsia"/>
+          <w:sz w:val="24"/>
+          <w:szCs w:val="24"/>
+        </w:rPr>
+      </w:pPr>
+      <w:r>
+        <w:rPr>
+          <w:rFonts w:ascii="Times New Roman" w:eastAsia="华文宋体" w:hAnsi="Times New Roman" w:cs="Times New Roman" w:hint="eastAsia"/>
+          <w:b/>
+          <w:sz w:val="24"/>
+          <w:szCs w:val="24"/>
+        </w:rPr>
+        <w:t>acclaim</w:t>
+      </w:r>
+      <w:r>
+        <w:rPr>
+          <w:rFonts w:ascii="Times New Roman" w:eastAsia="华文宋体" w:hAnsi="Times New Roman" w:cs="Times New Roman"/>
+          <w:sz w:val="24"/>
+          <w:szCs w:val="24"/>
+        </w:rPr>
+        <w:br/>
+      </w:r>
+      <w:r>
+        <w:rPr>
+          <w:rFonts w:ascii="Times New Roman" w:eastAsia="华文宋体" w:hAnsi="Times New Roman" w:cs="Times New Roman" w:hint="eastAsia"/>
+          <w:sz w:val="24"/>
+          <w:szCs w:val="24"/>
+        </w:rPr>
+        <w:t>[vt.] to praise or welcome somebody publicly.</w:t>
+      </w:r>
+      <w:r>
+        <w:rPr>
+          <w:rFonts w:ascii="Times New Roman" w:eastAsia="华文宋体" w:hAnsi="Times New Roman" w:cs="Times New Roman"/>
+          <w:sz w:val="24"/>
+          <w:szCs w:val="24"/>
+        </w:rPr>
+        <w:br/>
+      </w:r>
+      <w:r>
+        <w:rPr>
+          <w:rFonts w:ascii="Times New Roman" w:eastAsia="华文宋体" w:hAnsi="Times New Roman" w:cs="Times New Roman" w:hint="eastAsia"/>
+          <w:sz w:val="24"/>
+          <w:szCs w:val="24"/>
+        </w:rPr>
+        <w:t>The work was acclaimed as a masterpiece.</w:t>
+      </w:r>
+    </w:p>
+    <w:p>
+      <w:pPr>
+        <w:rPr>
+          <w:rFonts w:ascii="Times New Roman" w:eastAsia="华文宋体" w:hAnsi="Times New Roman" w:cs="Times New Roman" w:hint="eastAsia"/>
+          <w:sz w:val="24"/>
+          <w:szCs w:val="24"/>
+        </w:rPr>
+      </w:pPr>
+      <w:r>
+        <w:rPr>
+          <w:rFonts w:ascii="Times New Roman" w:eastAsia="华文宋体" w:hAnsi="Times New Roman" w:cs="Times New Roman" w:hint="eastAsia"/>
+          <w:b/>
+          <w:sz w:val="24"/>
+          <w:szCs w:val="24"/>
+        </w:rPr>
+        <w:t>aquarium</w:t>
+      </w:r>
+      <w:r>
+        <w:rPr>
+          <w:rFonts w:ascii="Times New Roman" w:eastAsia="华文宋体" w:hAnsi="Times New Roman" w:cs="Times New Roman" w:hint="eastAsia"/>
+          <w:sz w:val="24"/>
+          <w:szCs w:val="24"/>
+        </w:rPr>
+        <w:t xml:space="preserve"> /</w:t>
+      </w:r>
+      <w:r>
+        <w:rPr>
+          <w:rFonts w:ascii="GWIPA" w:eastAsia="华文宋体" w:hAnsi="GWIPA" w:cs="Times New Roman"/>
+          <w:sz w:val="24"/>
+          <w:szCs w:val="24"/>
+        </w:rPr>
+        <w:t></w:t>
+      </w:r>
+      <w:r>
+        <w:rPr>
+          <w:rFonts w:ascii="GWIPA" w:eastAsia="华文宋体" w:hAnsi="GWIPA" w:cs="Times New Roman"/>
+          <w:sz w:val="24"/>
+          <w:szCs w:val="24"/>
+        </w:rPr>
+        <w:t></w:t>
+      </w:r>
+      <w:r>
+        <w:rPr>
+          <w:rFonts w:ascii="GWIPA" w:eastAsia="华文宋体" w:hAnsi="GWIPA" w:cs="Times New Roman"/>
+          <w:sz w:val="24"/>
+          <w:szCs w:val="24"/>
+        </w:rPr>
+        <w:t></w:t>
+      </w:r>
+      <w:r>
+        <w:rPr>
+          <w:rFonts w:ascii="GWIPA" w:eastAsia="华文宋体" w:hAnsi="GWIPA" w:cs="Times New Roman"/>
+          <w:sz w:val="24"/>
+          <w:szCs w:val="24"/>
+        </w:rPr>
+        <w:t></w:t>
+      </w:r>
+      <w:r>
+        <w:rPr>
+          <w:rFonts w:ascii="GWIPA" w:eastAsia="华文宋体" w:hAnsi="GWIPA" w:cs="Times New Roman"/>
+          <w:sz w:val="24"/>
+          <w:szCs w:val="24"/>
+        </w:rPr>
+        <w:t></w:t>
+      </w:r>
+      <w:r>
+        <w:rPr>
+          <w:rFonts w:ascii="GWIPA" w:eastAsia="华文宋体" w:hAnsi="GWIPA" w:cs="Times New Roman"/>
+          <w:sz w:val="24"/>
+          <w:szCs w:val="24"/>
+        </w:rPr>
+        <w:t></w:t>
+      </w:r>
+      <w:r>
+        <w:rPr>
+          <w:rFonts w:ascii="GWIPA" w:eastAsia="华文宋体" w:hAnsi="GWIPA" w:cs="Times New Roman"/>
+          <w:sz w:val="24"/>
+          <w:szCs w:val="24"/>
+        </w:rPr>
+        <w:t></w:t>
+      </w:r>
+      <w:r>
+        <w:rPr>
+          <w:rFonts w:ascii="GWIPA" w:eastAsia="华文宋体" w:hAnsi="GWIPA" w:cs="Times New Roman"/>
+          <w:sz w:val="24"/>
+          <w:szCs w:val="24"/>
+        </w:rPr>
+        <w:t></w:t>
+      </w:r>
+      <w:r>
+        <w:rPr>
+          <w:rFonts w:ascii="GWIPA" w:eastAsia="华文宋体" w:hAnsi="GWIPA" w:cs="Times New Roman"/>
+          <w:sz w:val="24"/>
+          <w:szCs w:val="24"/>
+        </w:rPr>
+        <w:t></w:t>
+      </w:r>
+      <w:r>
+        <w:rPr>
+          <w:rFonts w:ascii="GWIPA" w:eastAsia="华文宋体" w:hAnsi="GWIPA" w:cs="Times New Roman"/>
+          <w:sz w:val="24"/>
+          <w:szCs w:val="24"/>
+        </w:rPr>
+        <w:t></w:t>
+      </w:r>
+      <w:r>
+        <w:rPr>
+          <w:rFonts w:ascii="Times New Roman" w:eastAsia="华文宋体" w:hAnsi="Times New Roman" w:cs="Times New Roman" w:hint="eastAsia"/>
+          <w:sz w:val="24"/>
+          <w:szCs w:val="24"/>
+        </w:rPr>
+        <w:t>/</w:t>
+      </w:r>
+      <w:r>
+        <w:rPr>
+          <w:rFonts w:ascii="Times New Roman" w:eastAsia="华文宋体" w:hAnsi="Times New Roman" w:cs="Times New Roman"/>
+          <w:sz w:val="24"/>
+          <w:szCs w:val="24"/>
+        </w:rPr>
+        <w:br/>
+      </w:r>
+      <w:r>
+        <w:rPr>
+          <w:rFonts w:ascii="Times New Roman" w:eastAsia="华文宋体" w:hAnsi="Times New Roman" w:cs="Times New Roman" w:hint="eastAsia"/>
+          <w:sz w:val="24"/>
+          <w:szCs w:val="24"/>
+        </w:rPr>
+        <w:t>[n.] a large container in which fish and other water creatures and plants are kept.</w:t>
+      </w:r>
+      <w:r>
+        <w:rPr>
+          <w:rFonts w:ascii="Times New Roman" w:eastAsia="华文宋体" w:hAnsi="Times New Roman" w:cs="Times New Roman"/>
+          <w:sz w:val="24"/>
+          <w:szCs w:val="24"/>
+        </w:rPr>
+        <w:br/>
+      </w:r>
+      <w:r>
+        <w:rPr>
+          <w:rFonts w:ascii="Times New Roman" w:eastAsia="华文宋体" w:hAnsi="Times New Roman" w:cs="Times New Roman" w:hint="eastAsia"/>
+          <w:sz w:val="24"/>
+          <w:szCs w:val="24"/>
+        </w:rPr>
+        <w:t>[n.] a building where people can go and see fish and other water creatures.</w:t>
+      </w:r>
+      <w:bookmarkStart w:id="0" w:name="_GoBack"/>
+      <w:bookmarkEnd w:id="0"/>
+    </w:p>
+    <w:p>
+      <w:pPr>
+        <w:rPr>
+          <w:rFonts w:ascii="Times New Roman" w:eastAsia="华文宋体" w:hAnsi="Times New Roman" w:cs="Times New Roman"/>
           <w:sz w:val="24"/>
           <w:szCs w:val="24"/>
         </w:rPr>
@@ -3436,14 +4649,11 @@
 </file>
 
 <file path=word/endnotes.xml><?xml version="1.0" encoding="utf-8"?>
-<w:endnotes xmlns:wpc="http://schemas.microsoft.com/office/word/2010/wordprocessingCanvas" xmlns:cx="http://schemas.microsoft.com/office/drawing/2014/chartex" xmlns:cx1="http://schemas.microsoft.com/office/drawing/2015/9/8/chartex" xmlns:cx2="http://schemas.microsoft.com/office/drawing/2015/10/21/chartex" xmlns:cx3="http://schemas.microsoft.com/office/drawing/2016/5/9/chartex" xmlns:cx4="http://schemas.microsoft.com/office/drawing/2016/5/10/chartex" xmlns:cx5="http://schemas.microsoft.com/office/drawing/2016/5/11/chartex" xmlns:cx6="http://schemas.microsoft.com/office/drawing/2016/5/12/chartex" xmlns:cx7="http://schemas.microsoft.com/office/drawing/2016/5/13/chartex" xmlns:cx8="http://schemas.microsoft.com/office/drawing/2016/5/14/chartex" xmlns:mc="http://schemas.openxmlformats.org/markup-compatibility/2006" xmlns:aink="http://schemas.microsoft.com/office/drawing/2016/ink" xmlns:am3d="http://schemas.microsoft.com/office/drawing/2017/model3d" xmlns:o="urn:schemas-microsoft-com:office:office" xmlns:oel="http://schemas.microsoft.com/office/2019/extlst" xmlns:r="http://schemas.openxmlformats.org/officeDocument/2006/relationships" xmlns:m="http://schemas.openxmlformats.org/officeDocument/2006/math" xmlns:v="urn:schemas-microsoft-com:vml" xmlns:wp14="http://schemas.microsoft.com/office/word/2010/wordprocessingDrawing" xmlns:wp="http://schemas.openxmlformats.org/drawingml/2006/wordprocessingDrawing" xmlns:w10="urn:schemas-microsoft-com:office:word" xmlns:w="http://schemas.openxmlformats.org/wordprocessingml/2006/main" xmlns:w14="http://schemas.microsoft.com/office/word/2010/wordml" xmlns:w15="http://schemas.microsoft.com/office/word/2012/wordml" xmlns:w16cex="http://schemas.microsoft.com/office/word/2018/wordml/cex" xmlns:w16cid="http://schemas.microsoft.com/office/word/2016/wordml/cid" xmlns:w16="http://schemas.microsoft.com/office/word/2018/wordml" xmlns:w16du="http://schemas.microsoft.com/office/word/2023/wordml/word16du" xmlns:w16sdtdh="http://schemas.microsoft.com/office/word/2020/wordml/sdtdatahash" xmlns:w16sdtfl="http://schemas.microsoft.com/office/word/2024/wordml/sdtformatlock" xmlns:w16se="http://schemas.microsoft.com/office/word/2015/wordml/symex" xmlns:wpg="http://schemas.microsoft.com/office/word/2010/wordprocessingGroup" xmlns:wpi="http://schemas.microsoft.com/office/word/2010/wordprocessingInk" xmlns:wne="http://schemas.microsoft.com/office/word/2006/wordml" xmlns:wps="http://schemas.microsoft.com/office/word/2010/wordprocessingShape" mc:Ignorable="w14 w15 w16se w16cid w16 w16cex w16sdtdh w16sdtfl w16du wp14">
+<w:endnotes xmlns:wpc="http://schemas.microsoft.com/office/word/2010/wordprocessingCanvas" xmlns:mc="http://schemas.openxmlformats.org/markup-compatibility/2006" xmlns:o="urn:schemas-microsoft-com:office:office" xmlns:r="http://schemas.openxmlformats.org/officeDocument/2006/relationships" xmlns:m="http://schemas.openxmlformats.org/officeDocument/2006/math" xmlns:v="urn:schemas-microsoft-com:vml" xmlns:wp14="http://schemas.microsoft.com/office/word/2010/wordprocessingDrawing" xmlns:wp="http://schemas.openxmlformats.org/drawingml/2006/wordprocessingDrawing" xmlns:w10="urn:schemas-microsoft-com:office:word" xmlns:w="http://schemas.openxmlformats.org/wordprocessingml/2006/main" xmlns:w14="http://schemas.microsoft.com/office/word/2010/wordml" xmlns:wpg="http://schemas.microsoft.com/office/word/2010/wordprocessingGroup" xmlns:wpi="http://schemas.microsoft.com/office/word/2010/wordprocessingInk" xmlns:wne="http://schemas.microsoft.com/office/word/2006/wordml" xmlns:wps="http://schemas.microsoft.com/office/word/2010/wordprocessingShape" mc:Ignorable="w14 wp14">
   <w:endnote w:type="separator" w:id="-1">
     <w:p>
       <w:pPr>
         <w:spacing w:after="0" w:line="240" w:lineRule="auto"/>
-        <w:rPr>
-          <w:rFonts w:hint="eastAsia"/>
-        </w:rPr>
       </w:pPr>
       <w:r>
         <w:separator/>
@@ -3454,9 +4664,6 @@
     <w:p>
       <w:pPr>
         <w:spacing w:after="0" w:line="240" w:lineRule="auto"/>
-        <w:rPr>
-          <w:rFonts w:hint="eastAsia"/>
-        </w:rPr>
       </w:pPr>
       <w:r>
         <w:continuationSeparator/>
@@ -3467,14 +4674,11 @@
 </file>
 
 <file path=word/footnotes.xml><?xml version="1.0" encoding="utf-8"?>
-<w:footnotes xmlns:wpc="http://schemas.microsoft.com/office/word/2010/wordprocessingCanvas" xmlns:cx="http://schemas.microsoft.com/office/drawing/2014/chartex" xmlns:cx1="http://schemas.microsoft.com/office/drawing/2015/9/8/chartex" xmlns:cx2="http://schemas.microsoft.com/office/drawing/2015/10/21/chartex" xmlns:cx3="http://schemas.microsoft.com/office/drawing/2016/5/9/chartex" xmlns:cx4="http://schemas.microsoft.com/office/drawing/2016/5/10/chartex" xmlns:cx5="http://schemas.microsoft.com/office/drawing/2016/5/11/chartex" xmlns:cx6="http://schemas.microsoft.com/office/drawing/2016/5/12/chartex" xmlns:cx7="http://schemas.microsoft.com/office/drawing/2016/5/13/chartex" xmlns:cx8="http://schemas.microsoft.com/office/drawing/2016/5/14/chartex" xmlns:mc="http://schemas.openxmlformats.org/markup-compatibility/2006" xmlns:aink="http://schemas.microsoft.com/office/drawing/2016/ink" xmlns:am3d="http://schemas.microsoft.com/office/drawing/2017/model3d" xmlns:o="urn:schemas-microsoft-com:office:office" xmlns:oel="http://schemas.microsoft.com/office/2019/extlst" xmlns:r="http://schemas.openxmlformats.org/officeDocument/2006/relationships" xmlns:m="http://schemas.openxmlformats.org/officeDocument/2006/math" xmlns:v="urn:schemas-microsoft-com:vml" xmlns:wp14="http://schemas.microsoft.com/office/word/2010/wordprocessingDrawing" xmlns:wp="http://schemas.openxmlformats.org/drawingml/2006/wordprocessingDrawing" xmlns:w10="urn:schemas-microsoft-com:office:word" xmlns:w="http://schemas.openxmlformats.org/wordprocessingml/2006/main" xmlns:w14="http://schemas.microsoft.com/office/word/2010/wordml" xmlns:w15="http://schemas.microsoft.com/office/word/2012/wordml" xmlns:w16cex="http://schemas.microsoft.com/office/word/2018/wordml/cex" xmlns:w16cid="http://schemas.microsoft.com/office/word/2016/wordml/cid" xmlns:w16="http://schemas.microsoft.com/office/word/2018/wordml" xmlns:w16du="http://schemas.microsoft.com/office/word/2023/wordml/word16du" xmlns:w16sdtdh="http://schemas.microsoft.com/office/word/2020/wordml/sdtdatahash" xmlns:w16sdtfl="http://schemas.microsoft.com/office/word/2024/wordml/sdtformatlock" xmlns:w16se="http://schemas.microsoft.com/office/word/2015/wordml/symex" xmlns:wpg="http://schemas.microsoft.com/office/word/2010/wordprocessingGroup" xmlns:wpi="http://schemas.microsoft.com/office/word/2010/wordprocessingInk" xmlns:wne="http://schemas.microsoft.com/office/word/2006/wordml" xmlns:wps="http://schemas.microsoft.com/office/word/2010/wordprocessingShape" mc:Ignorable="w14 w15 w16se w16cid w16 w16cex w16sdtdh w16sdtfl w16du wp14">
+<w:footnotes xmlns:wpc="http://schemas.microsoft.com/office/word/2010/wordprocessingCanvas" xmlns:mc="http://schemas.openxmlformats.org/markup-compatibility/2006" xmlns:o="urn:schemas-microsoft-com:office:office" xmlns:r="http://schemas.openxmlformats.org/officeDocument/2006/relationships" xmlns:m="http://schemas.openxmlformats.org/officeDocument/2006/math" xmlns:v="urn:schemas-microsoft-com:vml" xmlns:wp14="http://schemas.microsoft.com/office/word/2010/wordprocessingDrawing" xmlns:wp="http://schemas.openxmlformats.org/drawingml/2006/wordprocessingDrawing" xmlns:w10="urn:schemas-microsoft-com:office:word" xmlns:w="http://schemas.openxmlformats.org/wordprocessingml/2006/main" xmlns:w14="http://schemas.microsoft.com/office/word/2010/wordml" xmlns:wpg="http://schemas.microsoft.com/office/word/2010/wordprocessingGroup" xmlns:wpi="http://schemas.microsoft.com/office/word/2010/wordprocessingInk" xmlns:wne="http://schemas.microsoft.com/office/word/2006/wordml" xmlns:wps="http://schemas.microsoft.com/office/word/2010/wordprocessingShape" mc:Ignorable="w14 wp14">
   <w:footnote w:type="separator" w:id="-1">
     <w:p>
       <w:pPr>
         <w:spacing w:after="0" w:line="240" w:lineRule="auto"/>
-        <w:rPr>
-          <w:rFonts w:hint="eastAsia"/>
-        </w:rPr>
       </w:pPr>
       <w:r>
         <w:separator/>
@@ -3485,9 +4689,6 @@
     <w:p>
       <w:pPr>
         <w:spacing w:after="0" w:line="240" w:lineRule="auto"/>
-        <w:rPr>
-          <w:rFonts w:hint="eastAsia"/>
-        </w:rPr>
       </w:pPr>
       <w:r>
         <w:continuationSeparator/>
@@ -3498,7 +4699,7 @@
 </file>
 
 <file path=word/styles.xml><?xml version="1.0" encoding="utf-8"?>
-<w:styles xmlns:mc="http://schemas.openxmlformats.org/markup-compatibility/2006" xmlns:r="http://schemas.openxmlformats.org/officeDocument/2006/relationships" xmlns:w="http://schemas.openxmlformats.org/wordprocessingml/2006/main" xmlns:w14="http://schemas.microsoft.com/office/word/2010/wordml" xmlns:w15="http://schemas.microsoft.com/office/word/2012/wordml" xmlns:w16cex="http://schemas.microsoft.com/office/word/2018/wordml/cex" xmlns:w16cid="http://schemas.microsoft.com/office/word/2016/wordml/cid" xmlns:w16="http://schemas.microsoft.com/office/word/2018/wordml" xmlns:w16du="http://schemas.microsoft.com/office/word/2023/wordml/word16du" xmlns:w16sdtdh="http://schemas.microsoft.com/office/word/2020/wordml/sdtdatahash" xmlns:w16sdtfl="http://schemas.microsoft.com/office/word/2024/wordml/sdtformatlock" xmlns:w16se="http://schemas.microsoft.com/office/word/2015/wordml/symex" mc:Ignorable="w14 w15 w16se w16cid w16 w16cex w16sdtdh w16sdtfl w16du">
+<w:styles xmlns:mc="http://schemas.openxmlformats.org/markup-compatibility/2006" xmlns:r="http://schemas.openxmlformats.org/officeDocument/2006/relationships" xmlns:w="http://schemas.openxmlformats.org/wordprocessingml/2006/main" xmlns:w14="http://schemas.microsoft.com/office/word/2010/wordml" mc:Ignorable="w14">
   <w:docDefaults>
     <w:rPrDefault>
       <w:rPr>
@@ -3515,383 +4716,144 @@
       </w:pPr>
     </w:pPrDefault>
   </w:docDefaults>
-  <w:latentStyles w:defLockedState="0" w:defUIPriority="99" w:defSemiHidden="0" w:defUnhideWhenUsed="0" w:defQFormat="0" w:count="376">
-    <w:lsdException w:name="Normal" w:uiPriority="0" w:qFormat="1"/>
-    <w:lsdException w:name="heading 1" w:uiPriority="9" w:qFormat="1"/>
-    <w:lsdException w:name="heading 2" w:semiHidden="1" w:uiPriority="9" w:unhideWhenUsed="1" w:qFormat="1"/>
-    <w:lsdException w:name="heading 3" w:semiHidden="1" w:uiPriority="9" w:unhideWhenUsed="1" w:qFormat="1"/>
-    <w:lsdException w:name="heading 4" w:semiHidden="1" w:uiPriority="9" w:unhideWhenUsed="1" w:qFormat="1"/>
-    <w:lsdException w:name="heading 5" w:semiHidden="1" w:uiPriority="9" w:unhideWhenUsed="1" w:qFormat="1"/>
-    <w:lsdException w:name="heading 6" w:semiHidden="1" w:uiPriority="9" w:unhideWhenUsed="1" w:qFormat="1"/>
-    <w:lsdException w:name="heading 7" w:semiHidden="1" w:uiPriority="9" w:unhideWhenUsed="1" w:qFormat="1"/>
-    <w:lsdException w:name="heading 8" w:semiHidden="1" w:uiPriority="9" w:unhideWhenUsed="1" w:qFormat="1"/>
-    <w:lsdException w:name="heading 9" w:semiHidden="1" w:uiPriority="9" w:unhideWhenUsed="1" w:qFormat="1"/>
-    <w:lsdException w:name="index 1" w:semiHidden="1" w:unhideWhenUsed="1"/>
-    <w:lsdException w:name="index 2" w:semiHidden="1" w:unhideWhenUsed="1"/>
-    <w:lsdException w:name="index 3" w:semiHidden="1" w:unhideWhenUsed="1"/>
-    <w:lsdException w:name="index 4" w:semiHidden="1" w:unhideWhenUsed="1"/>
-    <w:lsdException w:name="index 5" w:semiHidden="1" w:unhideWhenUsed="1"/>
-    <w:lsdException w:name="index 6" w:semiHidden="1" w:unhideWhenUsed="1"/>
-    <w:lsdException w:name="index 7" w:semiHidden="1" w:unhideWhenUsed="1"/>
-    <w:lsdException w:name="index 8" w:semiHidden="1" w:unhideWhenUsed="1"/>
-    <w:lsdException w:name="index 9" w:semiHidden="1" w:unhideWhenUsed="1"/>
-    <w:lsdException w:name="toc 1" w:semiHidden="1" w:uiPriority="39" w:unhideWhenUsed="1"/>
-    <w:lsdException w:name="toc 2" w:semiHidden="1" w:uiPriority="39" w:unhideWhenUsed="1"/>
-    <w:lsdException w:name="toc 3" w:semiHidden="1" w:uiPriority="39" w:unhideWhenUsed="1"/>
-    <w:lsdException w:name="toc 4" w:semiHidden="1" w:uiPriority="39" w:unhideWhenUsed="1"/>
-    <w:lsdException w:name="toc 5" w:semiHidden="1" w:uiPriority="39" w:unhideWhenUsed="1"/>
-    <w:lsdException w:name="toc 6" w:semiHidden="1" w:uiPriority="39" w:unhideWhenUsed="1"/>
-    <w:lsdException w:name="toc 7" w:semiHidden="1" w:uiPriority="39" w:unhideWhenUsed="1"/>
-    <w:lsdException w:name="toc 8" w:semiHidden="1" w:uiPriority="39" w:unhideWhenUsed="1"/>
-    <w:lsdException w:name="toc 9" w:semiHidden="1" w:uiPriority="39" w:unhideWhenUsed="1"/>
-    <w:lsdException w:name="Normal Indent" w:semiHidden="1" w:unhideWhenUsed="1"/>
-    <w:lsdException w:name="footnote text" w:semiHidden="1" w:unhideWhenUsed="1"/>
-    <w:lsdException w:name="annotation text" w:semiHidden="1" w:unhideWhenUsed="1"/>
-    <w:lsdException w:name="header" w:semiHidden="1" w:unhideWhenUsed="1"/>
-    <w:lsdException w:name="footer" w:semiHidden="1" w:unhideWhenUsed="1"/>
-    <w:lsdException w:name="index heading" w:semiHidden="1" w:unhideWhenUsed="1"/>
-    <w:lsdException w:name="caption" w:semiHidden="1" w:uiPriority="35" w:unhideWhenUsed="1" w:qFormat="1"/>
-    <w:lsdException w:name="table of figures" w:semiHidden="1" w:unhideWhenUsed="1"/>
-    <w:lsdException w:name="envelope address" w:semiHidden="1" w:unhideWhenUsed="1"/>
-    <w:lsdException w:name="envelope return" w:semiHidden="1" w:unhideWhenUsed="1"/>
-    <w:lsdException w:name="footnote reference" w:semiHidden="1" w:unhideWhenUsed="1"/>
-    <w:lsdException w:name="annotation reference" w:semiHidden="1" w:unhideWhenUsed="1"/>
-    <w:lsdException w:name="line number" w:semiHidden="1" w:unhideWhenUsed="1"/>
-    <w:lsdException w:name="page number" w:semiHidden="1" w:unhideWhenUsed="1"/>
-    <w:lsdException w:name="endnote reference" w:semiHidden="1" w:unhideWhenUsed="1"/>
-    <w:lsdException w:name="endnote text" w:semiHidden="1" w:unhideWhenUsed="1"/>
-    <w:lsdException w:name="table of authorities" w:semiHidden="1" w:unhideWhenUsed="1"/>
-    <w:lsdException w:name="macro" w:semiHidden="1" w:unhideWhenUsed="1"/>
-    <w:lsdException w:name="toa heading" w:semiHidden="1" w:unhideWhenUsed="1"/>
-    <w:lsdException w:name="List" w:semiHidden="1" w:unhideWhenUsed="1"/>
-    <w:lsdException w:name="List Bullet" w:semiHidden="1" w:unhideWhenUsed="1"/>
-    <w:lsdException w:name="List Number" w:semiHidden="1" w:unhideWhenUsed="1"/>
-    <w:lsdException w:name="List 2" w:semiHidden="1" w:unhideWhenUsed="1"/>
-    <w:lsdException w:name="List 3" w:semiHidden="1" w:unhideWhenUsed="1"/>
-    <w:lsdException w:name="List 4" w:semiHidden="1" w:unhideWhenUsed="1"/>
-    <w:lsdException w:name="List 5" w:semiHidden="1" w:unhideWhenUsed="1"/>
-    <w:lsdException w:name="List Bullet 2" w:semiHidden="1" w:unhideWhenUsed="1"/>
-    <w:lsdException w:name="List Bullet 3" w:semiHidden="1" w:unhideWhenUsed="1"/>
-    <w:lsdException w:name="List Bullet 4" w:semiHidden="1" w:unhideWhenUsed="1"/>
-    <w:lsdException w:name="List Bullet 5" w:semiHidden="1" w:unhideWhenUsed="1"/>
-    <w:lsdException w:name="List Number 2" w:semiHidden="1" w:unhideWhenUsed="1"/>
-    <w:lsdException w:name="List Number 3" w:semiHidden="1" w:unhideWhenUsed="1"/>
-    <w:lsdException w:name="List Number 4" w:semiHidden="1" w:unhideWhenUsed="1"/>
-    <w:lsdException w:name="List Number 5" w:semiHidden="1" w:unhideWhenUsed="1"/>
-    <w:lsdException w:name="Title" w:uiPriority="10" w:qFormat="1"/>
-    <w:lsdException w:name="Closing" w:semiHidden="1" w:unhideWhenUsed="1"/>
-    <w:lsdException w:name="Signature" w:semiHidden="1" w:unhideWhenUsed="1"/>
-    <w:lsdException w:name="Default Paragraph Font" w:semiHidden="1" w:uiPriority="1" w:unhideWhenUsed="1"/>
-    <w:lsdException w:name="Body Text" w:semiHidden="1" w:unhideWhenUsed="1"/>
-    <w:lsdException w:name="Body Text Indent" w:semiHidden="1" w:unhideWhenUsed="1"/>
-    <w:lsdException w:name="List Continue" w:semiHidden="1" w:unhideWhenUsed="1"/>
-    <w:lsdException w:name="List Continue 2" w:semiHidden="1" w:unhideWhenUsed="1"/>
-    <w:lsdException w:name="List Continue 3" w:semiHidden="1" w:unhideWhenUsed="1"/>
-    <w:lsdException w:name="List Continue 4" w:semiHidden="1" w:unhideWhenUsed="1"/>
-    <w:lsdException w:name="List Continue 5" w:semiHidden="1" w:unhideWhenUsed="1"/>
-    <w:lsdException w:name="Message Header" w:semiHidden="1" w:unhideWhenUsed="1"/>
-    <w:lsdException w:name="Subtitle" w:uiPriority="11" w:qFormat="1"/>
-    <w:lsdException w:name="Salutation" w:semiHidden="1" w:unhideWhenUsed="1"/>
-    <w:lsdException w:name="Date" w:semiHidden="1" w:unhideWhenUsed="1"/>
-    <w:lsdException w:name="Body Text First Indent" w:semiHidden="1" w:unhideWhenUsed="1"/>
-    <w:lsdException w:name="Body Text First Indent 2" w:semiHidden="1" w:unhideWhenUsed="1"/>
-    <w:lsdException w:name="Note Heading" w:semiHidden="1" w:unhideWhenUsed="1"/>
-    <w:lsdException w:name="Body Text 2" w:semiHidden="1" w:unhideWhenUsed="1"/>
-    <w:lsdException w:name="Body Text 3" w:semiHidden="1" w:unhideWhenUsed="1"/>
-    <w:lsdException w:name="Body Text Indent 2" w:semiHidden="1" w:unhideWhenUsed="1"/>
-    <w:lsdException w:name="Body Text Indent 3" w:semiHidden="1" w:unhideWhenUsed="1"/>
-    <w:lsdException w:name="Block Text" w:semiHidden="1" w:unhideWhenUsed="1"/>
-    <w:lsdException w:name="Hyperlink" w:semiHidden="1" w:unhideWhenUsed="1"/>
-    <w:lsdException w:name="FollowedHyperlink" w:semiHidden="1" w:unhideWhenUsed="1"/>
-    <w:lsdException w:name="Strong" w:uiPriority="22" w:qFormat="1"/>
-    <w:lsdException w:name="Emphasis" w:uiPriority="20" w:qFormat="1"/>
-    <w:lsdException w:name="Document Map" w:semiHidden="1" w:unhideWhenUsed="1"/>
-    <w:lsdException w:name="Plain Text" w:semiHidden="1" w:unhideWhenUsed="1"/>
-    <w:lsdException w:name="E-mail Signature" w:semiHidden="1" w:unhideWhenUsed="1"/>
-    <w:lsdException w:name="HTML Top of Form" w:semiHidden="1" w:unhideWhenUsed="1"/>
-    <w:lsdException w:name="HTML Bottom of Form" w:semiHidden="1" w:unhideWhenUsed="1"/>
-    <w:lsdException w:name="Normal (Web)" w:semiHidden="1" w:unhideWhenUsed="1"/>
-    <w:lsdException w:name="HTML Acronym" w:semiHidden="1" w:unhideWhenUsed="1"/>
-    <w:lsdException w:name="HTML Address" w:semiHidden="1" w:unhideWhenUsed="1"/>
-    <w:lsdException w:name="HTML Cite" w:semiHidden="1" w:unhideWhenUsed="1"/>
-    <w:lsdException w:name="HTML Code" w:semiHidden="1" w:unhideWhenUsed="1"/>
-    <w:lsdException w:name="HTML Definition" w:semiHidden="1" w:unhideWhenUsed="1"/>
-    <w:lsdException w:name="HTML Keyboard" w:semiHidden="1" w:unhideWhenUsed="1"/>
-    <w:lsdException w:name="HTML Preformatted" w:semiHidden="1" w:unhideWhenUsed="1"/>
-    <w:lsdException w:name="HTML Sample" w:semiHidden="1" w:unhideWhenUsed="1"/>
-    <w:lsdException w:name="HTML Typewriter" w:semiHidden="1" w:unhideWhenUsed="1"/>
-    <w:lsdException w:name="HTML Variable" w:semiHidden="1" w:unhideWhenUsed="1"/>
-    <w:lsdException w:name="Normal Table" w:semiHidden="1" w:unhideWhenUsed="1"/>
-    <w:lsdException w:name="annotation subject" w:semiHidden="1" w:unhideWhenUsed="1"/>
-    <w:lsdException w:name="No List" w:semiHidden="1" w:unhideWhenUsed="1"/>
-    <w:lsdException w:name="Outline List 1" w:semiHidden="1" w:unhideWhenUsed="1"/>
-    <w:lsdException w:name="Outline List 2" w:semiHidden="1" w:unhideWhenUsed="1"/>
-    <w:lsdException w:name="Outline List 3" w:semiHidden="1" w:unhideWhenUsed="1"/>
-    <w:lsdException w:name="Table Simple 1" w:semiHidden="1" w:unhideWhenUsed="1"/>
-    <w:lsdException w:name="Table Simple 2" w:semiHidden="1" w:unhideWhenUsed="1"/>
-    <w:lsdException w:name="Table Simple 3" w:semiHidden="1" w:unhideWhenUsed="1"/>
-    <w:lsdException w:name="Table Classic 1" w:semiHidden="1" w:unhideWhenUsed="1"/>
-    <w:lsdException w:name="Table Classic 2" w:semiHidden="1" w:unhideWhenUsed="1"/>
-    <w:lsdException w:name="Table Classic 3" w:semiHidden="1" w:unhideWhenUsed="1"/>
-    <w:lsdException w:name="Table Classic 4" w:semiHidden="1" w:unhideWhenUsed="1"/>
-    <w:lsdException w:name="Table Colorful 1" w:semiHidden="1" w:unhideWhenUsed="1"/>
-    <w:lsdException w:name="Table Colorful 2" w:semiHidden="1" w:unhideWhenUsed="1"/>
-    <w:lsdException w:name="Table Colorful 3" w:semiHidden="1" w:unhideWhenUsed="1"/>
-    <w:lsdException w:name="Table Columns 1" w:semiHidden="1" w:unhideWhenUsed="1"/>
-    <w:lsdException w:name="Table Columns 2" w:semiHidden="1" w:unhideWhenUsed="1"/>
-    <w:lsdException w:name="Table Columns 3" w:semiHidden="1" w:unhideWhenUsed="1"/>
-    <w:lsdException w:name="Table Columns 4" w:semiHidden="1" w:unhideWhenUsed="1"/>
-    <w:lsdException w:name="Table Columns 5" w:semiHidden="1" w:unhideWhenUsed="1"/>
-    <w:lsdException w:name="Table Grid 1" w:semiHidden="1" w:unhideWhenUsed="1"/>
-    <w:lsdException w:name="Table Grid 2" w:semiHidden="1" w:unhideWhenUsed="1"/>
-    <w:lsdException w:name="Table Grid 3" w:semiHidden="1" w:unhideWhenUsed="1"/>
-    <w:lsdException w:name="Table Grid 4" w:semiHidden="1" w:unhideWhenUsed="1"/>
-    <w:lsdException w:name="Table Grid 5" w:semiHidden="1" w:unhideWhenUsed="1"/>
-    <w:lsdException w:name="Table Grid 6" w:semiHidden="1" w:unhideWhenUsed="1"/>
-    <w:lsdException w:name="Table Grid 7" w:semiHidden="1" w:unhideWhenUsed="1"/>
-    <w:lsdException w:name="Table Grid 8" w:semiHidden="1" w:unhideWhenUsed="1"/>
-    <w:lsdException w:name="Table List 1" w:semiHidden="1" w:unhideWhenUsed="1"/>
-    <w:lsdException w:name="Table List 2" w:semiHidden="1" w:unhideWhenUsed="1"/>
-    <w:lsdException w:name="Table List 3" w:semiHidden="1" w:unhideWhenUsed="1"/>
-    <w:lsdException w:name="Table List 4" w:semiHidden="1" w:unhideWhenUsed="1"/>
-    <w:lsdException w:name="Table List 5" w:semiHidden="1" w:unhideWhenUsed="1"/>
-    <w:lsdException w:name="Table List 6" w:semiHidden="1" w:unhideWhenUsed="1"/>
-    <w:lsdException w:name="Table List 7" w:semiHidden="1" w:unhideWhenUsed="1"/>
-    <w:lsdException w:name="Table List 8" w:semiHidden="1" w:unhideWhenUsed="1"/>
-    <w:lsdException w:name="Table 3D effects 1" w:semiHidden="1" w:unhideWhenUsed="1"/>
-    <w:lsdException w:name="Table 3D effects 2" w:semiHidden="1" w:unhideWhenUsed="1"/>
-    <w:lsdException w:name="Table 3D effects 3" w:semiHidden="1" w:unhideWhenUsed="1"/>
-    <w:lsdException w:name="Table Contemporary" w:semiHidden="1" w:unhideWhenUsed="1"/>
-    <w:lsdException w:name="Table Elegant" w:semiHidden="1" w:unhideWhenUsed="1"/>
-    <w:lsdException w:name="Table Professional" w:semiHidden="1" w:unhideWhenUsed="1"/>
-    <w:lsdException w:name="Table Subtle 1" w:semiHidden="1" w:unhideWhenUsed="1"/>
-    <w:lsdException w:name="Table Subtle 2" w:semiHidden="1" w:unhideWhenUsed="1"/>
-    <w:lsdException w:name="Table Web 1" w:semiHidden="1" w:unhideWhenUsed="1"/>
-    <w:lsdException w:name="Table Web 2" w:semiHidden="1" w:unhideWhenUsed="1"/>
-    <w:lsdException w:name="Table Web 3" w:semiHidden="1" w:unhideWhenUsed="1"/>
-    <w:lsdException w:name="Balloon Text" w:semiHidden="1" w:unhideWhenUsed="1"/>
-    <w:lsdException w:name="Table Grid" w:uiPriority="39"/>
-    <w:lsdException w:name="Table Theme" w:semiHidden="1" w:unhideWhenUsed="1"/>
-    <w:lsdException w:name="Placeholder Text" w:semiHidden="1"/>
-    <w:lsdException w:name="No Spacing" w:uiPriority="1" w:qFormat="1"/>
-    <w:lsdException w:name="Light Shading" w:uiPriority="60"/>
-    <w:lsdException w:name="Light List" w:uiPriority="61"/>
-    <w:lsdException w:name="Light Grid" w:uiPriority="62"/>
-    <w:lsdException w:name="Medium Shading 1" w:uiPriority="63"/>
-    <w:lsdException w:name="Medium Shading 2" w:uiPriority="64"/>
-    <w:lsdException w:name="Medium List 1" w:uiPriority="65"/>
-    <w:lsdException w:name="Medium List 2" w:uiPriority="66"/>
-    <w:lsdException w:name="Medium Grid 1" w:uiPriority="67"/>
-    <w:lsdException w:name="Medium Grid 2" w:uiPriority="68"/>
-    <w:lsdException w:name="Medium Grid 3" w:uiPriority="69"/>
-    <w:lsdException w:name="Dark List" w:uiPriority="70"/>
-    <w:lsdException w:name="Colorful Shading" w:uiPriority="71"/>
-    <w:lsdException w:name="Colorful List" w:uiPriority="72"/>
-    <w:lsdException w:name="Colorful Grid" w:uiPriority="73"/>
-    <w:lsdException w:name="Light Shading Accent 1" w:uiPriority="60"/>
-    <w:lsdException w:name="Light List Accent 1" w:uiPriority="61"/>
-    <w:lsdException w:name="Light Grid Accent 1" w:uiPriority="62"/>
-    <w:lsdException w:name="Medium Shading 1 Accent 1" w:uiPriority="63"/>
-    <w:lsdException w:name="Medium Shading 2 Accent 1" w:uiPriority="64"/>
-    <w:lsdException w:name="Medium List 1 Accent 1" w:uiPriority="65"/>
-    <w:lsdException w:name="Revision" w:semiHidden="1"/>
-    <w:lsdException w:name="List Paragraph" w:uiPriority="34" w:qFormat="1"/>
-    <w:lsdException w:name="Quote" w:uiPriority="29" w:qFormat="1"/>
-    <w:lsdException w:name="Intense Quote" w:uiPriority="30" w:qFormat="1"/>
-    <w:lsdException w:name="Medium List 2 Accent 1" w:uiPriority="66"/>
-    <w:lsdException w:name="Medium Grid 1 Accent 1" w:uiPriority="67"/>
-    <w:lsdException w:name="Medium Grid 2 Accent 1" w:uiPriority="68"/>
-    <w:lsdException w:name="Medium Grid 3 Accent 1" w:uiPriority="69"/>
-    <w:lsdException w:name="Dark List Accent 1" w:uiPriority="70"/>
-    <w:lsdException w:name="Colorful Shading Accent 1" w:uiPriority="71"/>
-    <w:lsdException w:name="Colorful List Accent 1" w:uiPriority="72"/>
-    <w:lsdException w:name="Colorful Grid Accent 1" w:uiPriority="73"/>
-    <w:lsdException w:name="Light Shading Accent 2" w:uiPriority="60"/>
-    <w:lsdException w:name="Light List Accent 2" w:uiPriority="61"/>
-    <w:lsdException w:name="Light Grid Accent 2" w:uiPriority="62"/>
-    <w:lsdException w:name="Medium Shading 1 Accent 2" w:uiPriority="63"/>
-    <w:lsdException w:name="Medium Shading 2 Accent 2" w:uiPriority="64"/>
-    <w:lsdException w:name="Medium List 1 Accent 2" w:uiPriority="65"/>
-    <w:lsdException w:name="Medium List 2 Accent 2" w:uiPriority="66"/>
-    <w:lsdException w:name="Medium Grid 1 Accent 2" w:uiPriority="67"/>
-    <w:lsdException w:name="Medium Grid 2 Accent 2" w:uiPriority="68"/>
-    <w:lsdException w:name="Medium Grid 3 Accent 2" w:uiPriority="69"/>
-    <w:lsdException w:name="Dark List Accent 2" w:uiPriority="70"/>
-    <w:lsdException w:name="Colorful Shading Accent 2" w:uiPriority="71"/>
-    <w:lsdException w:name="Colorful List Accent 2" w:uiPriority="72"/>
-    <w:lsdException w:name="Colorful Grid Accent 2" w:uiPriority="73"/>
-    <w:lsdException w:name="Light Shading Accent 3" w:uiPriority="60"/>
-    <w:lsdException w:name="Light List Accent 3" w:uiPriority="61"/>
-    <w:lsdException w:name="Light Grid Accent 3" w:uiPriority="62"/>
-    <w:lsdException w:name="Medium Shading 1 Accent 3" w:uiPriority="63"/>
-    <w:lsdException w:name="Medium Shading 2 Accent 3" w:uiPriority="64"/>
-    <w:lsdException w:name="Medium List 1 Accent 3" w:uiPriority="65"/>
-    <w:lsdException w:name="Medium List 2 Accent 3" w:uiPriority="66"/>
-    <w:lsdException w:name="Medium Grid 1 Accent 3" w:uiPriority="67"/>
-    <w:lsdException w:name="Medium Grid 2 Accent 3" w:uiPriority="68"/>
-    <w:lsdException w:name="Medium Grid 3 Accent 3" w:uiPriority="69"/>
-    <w:lsdException w:name="Dark List Accent 3" w:uiPriority="70"/>
-    <w:lsdException w:name="Colorful Shading Accent 3" w:uiPriority="71"/>
-    <w:lsdException w:name="Colorful List Accent 3" w:uiPriority="72"/>
-    <w:lsdException w:name="Colorful Grid Accent 3" w:uiPriority="73"/>
-    <w:lsdException w:name="Light Shading Accent 4" w:uiPriority="60"/>
-    <w:lsdException w:name="Light List Accent 4" w:uiPriority="61"/>
-    <w:lsdException w:name="Light Grid Accent 4" w:uiPriority="62"/>
-    <w:lsdException w:name="Medium Shading 1 Accent 4" w:uiPriority="63"/>
-    <w:lsdException w:name="Medium Shading 2 Accent 4" w:uiPriority="64"/>
-    <w:lsdException w:name="Medium List 1 Accent 4" w:uiPriority="65"/>
-    <w:lsdException w:name="Medium List 2 Accent 4" w:uiPriority="66"/>
-    <w:lsdException w:name="Medium Grid 1 Accent 4" w:uiPriority="67"/>
-    <w:lsdException w:name="Medium Grid 2 Accent 4" w:uiPriority="68"/>
-    <w:lsdException w:name="Medium Grid 3 Accent 4" w:uiPriority="69"/>
-    <w:lsdException w:name="Dark List Accent 4" w:uiPriority="70"/>
-    <w:lsdException w:name="Colorful Shading Accent 4" w:uiPriority="71"/>
-    <w:lsdException w:name="Colorful List Accent 4" w:uiPriority="72"/>
-    <w:lsdException w:name="Colorful Grid Accent 4" w:uiPriority="73"/>
-    <w:lsdException w:name="Light Shading Accent 5" w:uiPriority="60"/>
-    <w:lsdException w:name="Light List Accent 5" w:uiPriority="61"/>
-    <w:lsdException w:name="Light Grid Accent 5" w:uiPriority="62"/>
-    <w:lsdException w:name="Medium Shading 1 Accent 5" w:uiPriority="63"/>
-    <w:lsdException w:name="Medium Shading 2 Accent 5" w:uiPriority="64"/>
-    <w:lsdException w:name="Medium List 1 Accent 5" w:uiPriority="65"/>
-    <w:lsdException w:name="Medium List 2 Accent 5" w:uiPriority="66"/>
-    <w:lsdException w:name="Medium Grid 1 Accent 5" w:uiPriority="67"/>
-    <w:lsdException w:name="Medium Grid 2 Accent 5" w:uiPriority="68"/>
-    <w:lsdException w:name="Medium Grid 3 Accent 5" w:uiPriority="69"/>
-    <w:lsdException w:name="Dark List Accent 5" w:uiPriority="70"/>
-    <w:lsdException w:name="Colorful Shading Accent 5" w:uiPriority="71"/>
-    <w:lsdException w:name="Colorful List Accent 5" w:uiPriority="72"/>
-    <w:lsdException w:name="Colorful Grid Accent 5" w:uiPriority="73"/>
-    <w:lsdException w:name="Light Shading Accent 6" w:uiPriority="60"/>
-    <w:lsdException w:name="Light List Accent 6" w:uiPriority="61"/>
-    <w:lsdException w:name="Light Grid Accent 6" w:uiPriority="62"/>
-    <w:lsdException w:name="Medium Shading 1 Accent 6" w:uiPriority="63"/>
-    <w:lsdException w:name="Medium Shading 2 Accent 6" w:uiPriority="64"/>
-    <w:lsdException w:name="Medium List 1 Accent 6" w:uiPriority="65"/>
-    <w:lsdException w:name="Medium List 2 Accent 6" w:uiPriority="66"/>
-    <w:lsdException w:name="Medium Grid 1 Accent 6" w:uiPriority="67"/>
-    <w:lsdException w:name="Medium Grid 2 Accent 6" w:uiPriority="68"/>
-    <w:lsdException w:name="Medium Grid 3 Accent 6" w:uiPriority="69"/>
-    <w:lsdException w:name="Dark List Accent 6" w:uiPriority="70"/>
-    <w:lsdException w:name="Colorful Shading Accent 6" w:uiPriority="71"/>
-    <w:lsdException w:name="Colorful List Accent 6" w:uiPriority="72"/>
-    <w:lsdException w:name="Colorful Grid Accent 6" w:uiPriority="73"/>
-    <w:lsdException w:name="Subtle Emphasis" w:uiPriority="19" w:qFormat="1"/>
-    <w:lsdException w:name="Intense Emphasis" w:uiPriority="21" w:qFormat="1"/>
-    <w:lsdException w:name="Subtle Reference" w:uiPriority="31" w:qFormat="1"/>
-    <w:lsdException w:name="Intense Reference" w:uiPriority="32" w:qFormat="1"/>
-    <w:lsdException w:name="Book Title" w:uiPriority="33" w:qFormat="1"/>
-    <w:lsdException w:name="Bibliography" w:semiHidden="1" w:uiPriority="37" w:unhideWhenUsed="1"/>
-    <w:lsdException w:name="TOC Heading" w:semiHidden="1" w:uiPriority="39" w:unhideWhenUsed="1" w:qFormat="1"/>
-    <w:lsdException w:name="Plain Table 1" w:uiPriority="41"/>
-    <w:lsdException w:name="Plain Table 2" w:uiPriority="42"/>
-    <w:lsdException w:name="Plain Table 3" w:uiPriority="43"/>
-    <w:lsdException w:name="Plain Table 4" w:uiPriority="44"/>
-    <w:lsdException w:name="Plain Table 5" w:uiPriority="45"/>
-    <w:lsdException w:name="Grid Table Light" w:uiPriority="40"/>
-    <w:lsdException w:name="Grid Table 1 Light" w:uiPriority="46"/>
-    <w:lsdException w:name="Grid Table 2" w:uiPriority="47"/>
-    <w:lsdException w:name="Grid Table 3" w:uiPriority="48"/>
-    <w:lsdException w:name="Grid Table 4" w:uiPriority="49"/>
-    <w:lsdException w:name="Grid Table 5 Dark" w:uiPriority="50"/>
-    <w:lsdException w:name="Grid Table 6 Colorful" w:uiPriority="51"/>
-    <w:lsdException w:name="Grid Table 7 Colorful" w:uiPriority="52"/>
-    <w:lsdException w:name="Grid Table 1 Light Accent 1" w:uiPriority="46"/>
-    <w:lsdException w:name="Grid Table 2 Accent 1" w:uiPriority="47"/>
-    <w:lsdException w:name="Grid Table 3 Accent 1" w:uiPriority="48"/>
-    <w:lsdException w:name="Grid Table 4 Accent 1" w:uiPriority="49"/>
-    <w:lsdException w:name="Grid Table 5 Dark Accent 1" w:uiPriority="50"/>
-    <w:lsdException w:name="Grid Table 6 Colorful Accent 1" w:uiPriority="51"/>
-    <w:lsdException w:name="Grid Table 7 Colorful Accent 1" w:uiPriority="52"/>
-    <w:lsdException w:name="Grid Table 1 Light Accent 2" w:uiPriority="46"/>
-    <w:lsdException w:name="Grid Table 2 Accent 2" w:uiPriority="47"/>
-    <w:lsdException w:name="Grid Table 3 Accent 2" w:uiPriority="48"/>
-    <w:lsdException w:name="Grid Table 4 Accent 2" w:uiPriority="49"/>
-    <w:lsdException w:name="Grid Table 5 Dark Accent 2" w:uiPriority="50"/>
-    <w:lsdException w:name="Grid Table 6 Colorful Accent 2" w:uiPriority="51"/>
-    <w:lsdException w:name="Grid Table 7 Colorful Accent 2" w:uiPriority="52"/>
-    <w:lsdException w:name="Grid Table 1 Light Accent 3" w:uiPriority="46"/>
-    <w:lsdException w:name="Grid Table 2 Accent 3" w:uiPriority="47"/>
-    <w:lsdException w:name="Grid Table 3 Accent 3" w:uiPriority="48"/>
-    <w:lsdException w:name="Grid Table 4 Accent 3" w:uiPriority="49"/>
-    <w:lsdException w:name="Grid Table 5 Dark Accent 3" w:uiPriority="50"/>
-    <w:lsdException w:name="Grid Table 6 Colorful Accent 3" w:uiPriority="51"/>
-    <w:lsdException w:name="Grid Table 7 Colorful Accent 3" w:uiPriority="52"/>
-    <w:lsdException w:name="Grid Table 1 Light Accent 4" w:uiPriority="46"/>
-    <w:lsdException w:name="Grid Table 2 Accent 4" w:uiPriority="47"/>
-    <w:lsdException w:name="Grid Table 3 Accent 4" w:uiPriority="48"/>
-    <w:lsdException w:name="Grid Table 4 Accent 4" w:uiPriority="49"/>
-    <w:lsdException w:name="Grid Table 5 Dark Accent 4" w:uiPriority="50"/>
-    <w:lsdException w:name="Grid Table 6 Colorful Accent 4" w:uiPriority="51"/>
-    <w:lsdException w:name="Grid Table 7 Colorful Accent 4" w:uiPriority="52"/>
-    <w:lsdException w:name="Grid Table 1 Light Accent 5" w:uiPriority="46"/>
-    <w:lsdException w:name="Grid Table 2 Accent 5" w:uiPriority="47"/>
-    <w:lsdException w:name="Grid Table 3 Accent 5" w:uiPriority="48"/>
-    <w:lsdException w:name="Grid Table 4 Accent 5" w:uiPriority="49"/>
-    <w:lsdException w:name="Grid Table 5 Dark Accent 5" w:uiPriority="50"/>
-    <w:lsdException w:name="Grid Table 6 Colorful Accent 5" w:uiPriority="51"/>
-    <w:lsdException w:name="Grid Table 7 Colorful Accent 5" w:uiPriority="52"/>
-    <w:lsdException w:name="Grid Table 1 Light Accent 6" w:uiPriority="46"/>
-    <w:lsdException w:name="Grid Table 2 Accent 6" w:uiPriority="47"/>
-    <w:lsdException w:name="Grid Table 3 Accent 6" w:uiPriority="48"/>
-    <w:lsdException w:name="Grid Table 4 Accent 6" w:uiPriority="49"/>
-    <w:lsdException w:name="Grid Table 5 Dark Accent 6" w:uiPriority="50"/>
-    <w:lsdException w:name="Grid Table 6 Colorful Accent 6" w:uiPriority="51"/>
-    <w:lsdException w:name="Grid Table 7 Colorful Accent 6" w:uiPriority="52"/>
-    <w:lsdException w:name="List Table 1 Light" w:uiPriority="46"/>
-    <w:lsdException w:name="List Table 2" w:uiPriority="47"/>
-    <w:lsdException w:name="List Table 3" w:uiPriority="48"/>
-    <w:lsdException w:name="List Table 4" w:uiPriority="49"/>
-    <w:lsdException w:name="List Table 5 Dark" w:uiPriority="50"/>
-    <w:lsdException w:name="List Table 6 Colorful" w:uiPriority="51"/>
-    <w:lsdException w:name="List Table 7 Colorful" w:uiPriority="52"/>
-    <w:lsdException w:name="List Table 1 Light Accent 1" w:uiPriority="46"/>
-    <w:lsdException w:name="List Table 2 Accent 1" w:uiPriority="47"/>
-    <w:lsdException w:name="List Table 3 Accent 1" w:uiPriority="48"/>
-    <w:lsdException w:name="List Table 4 Accent 1" w:uiPriority="49"/>
-    <w:lsdException w:name="List Table 5 Dark Accent 1" w:uiPriority="50"/>
-    <w:lsdException w:name="List Table 6 Colorful Accent 1" w:uiPriority="51"/>
-    <w:lsdException w:name="List Table 7 Colorful Accent 1" w:uiPriority="52"/>
-    <w:lsdException w:name="List Table 1 Light Accent 2" w:uiPriority="46"/>
-    <w:lsdException w:name="List Table 2 Accent 2" w:uiPriority="47"/>
-    <w:lsdException w:name="List Table 3 Accent 2" w:uiPriority="48"/>
-    <w:lsdException w:name="List Table 4 Accent 2" w:uiPriority="49"/>
-    <w:lsdException w:name="List Table 5 Dark Accent 2" w:uiPriority="50"/>
-    <w:lsdException w:name="List Table 6 Colorful Accent 2" w:uiPriority="51"/>
-    <w:lsdException w:name="List Table 7 Colorful Accent 2" w:uiPriority="52"/>
-    <w:lsdException w:name="List Table 1 Light Accent 3" w:uiPriority="46"/>
-    <w:lsdException w:name="List Table 2 Accent 3" w:uiPriority="47"/>
-    <w:lsdException w:name="List Table 3 Accent 3" w:uiPriority="48"/>
-    <w:lsdException w:name="List Table 4 Accent 3" w:uiPriority="49"/>
-    <w:lsdException w:name="List Table 5 Dark Accent 3" w:uiPriority="50"/>
-    <w:lsdException w:name="List Table 6 Colorful Accent 3" w:uiPriority="51"/>
-    <w:lsdException w:name="List Table 7 Colorful Accent 3" w:uiPriority="52"/>
-    <w:lsdException w:name="List Table 1 Light Accent 4" w:uiPriority="46"/>
-    <w:lsdException w:name="List Table 2 Accent 4" w:uiPriority="47"/>
-    <w:lsdException w:name="List Table 3 Accent 4" w:uiPriority="48"/>
-    <w:lsdException w:name="List Table 4 Accent 4" w:uiPriority="49"/>
-    <w:lsdException w:name="List Table 5 Dark Accent 4" w:uiPriority="50"/>
-    <w:lsdException w:name="List Table 6 Colorful Accent 4" w:uiPriority="51"/>
-    <w:lsdException w:name="List Table 7 Colorful Accent 4" w:uiPriority="52"/>
-    <w:lsdException w:name="List Table 1 Light Accent 5" w:uiPriority="46"/>
-    <w:lsdException w:name="List Table 2 Accent 5" w:uiPriority="47"/>
-    <w:lsdException w:name="List Table 3 Accent 5" w:uiPriority="48"/>
-    <w:lsdException w:name="List Table 4 Accent 5" w:uiPriority="49"/>
-    <w:lsdException w:name="List Table 5 Dark Accent 5" w:uiPriority="50"/>
-    <w:lsdException w:name="List Table 6 Colorful Accent 5" w:uiPriority="51"/>
-    <w:lsdException w:name="List Table 7 Colorful Accent 5" w:uiPriority="52"/>
-    <w:lsdException w:name="List Table 1 Light Accent 6" w:uiPriority="46"/>
-    <w:lsdException w:name="List Table 2 Accent 6" w:uiPriority="47"/>
-    <w:lsdException w:name="List Table 3 Accent 6" w:uiPriority="48"/>
-    <w:lsdException w:name="List Table 4 Accent 6" w:uiPriority="49"/>
-    <w:lsdException w:name="List Table 5 Dark Accent 6" w:uiPriority="50"/>
-    <w:lsdException w:name="List Table 6 Colorful Accent 6" w:uiPriority="51"/>
-    <w:lsdException w:name="List Table 7 Colorful Accent 6" w:uiPriority="52"/>
-    <w:lsdException w:name="Mention" w:semiHidden="1" w:unhideWhenUsed="1"/>
-    <w:lsdException w:name="Smart Hyperlink" w:semiHidden="1" w:unhideWhenUsed="1"/>
-    <w:lsdException w:name="Hashtag" w:semiHidden="1" w:unhideWhenUsed="1"/>
-    <w:lsdException w:name="Unresolved Mention" w:semiHidden="1" w:unhideWhenUsed="1"/>
-    <w:lsdException w:name="Smart Link" w:semiHidden="1" w:unhideWhenUsed="1"/>
+  <w:latentStyles w:defLockedState="0" w:defUIPriority="99" w:defSemiHidden="1" w:defUnhideWhenUsed="1" w:defQFormat="0" w:count="267">
+    <w:lsdException w:name="Normal" w:semiHidden="0" w:uiPriority="0" w:unhideWhenUsed="0" w:qFormat="1"/>
+    <w:lsdException w:name="heading 1" w:semiHidden="0" w:uiPriority="9" w:unhideWhenUsed="0" w:qFormat="1"/>
+    <w:lsdException w:name="heading 2" w:uiPriority="9" w:qFormat="1"/>
+    <w:lsdException w:name="heading 3" w:uiPriority="9" w:qFormat="1"/>
+    <w:lsdException w:name="heading 4" w:uiPriority="9" w:qFormat="1"/>
+    <w:lsdException w:name="heading 5" w:uiPriority="9" w:qFormat="1"/>
+    <w:lsdException w:name="heading 6" w:uiPriority="9" w:qFormat="1"/>
+    <w:lsdException w:name="heading 7" w:uiPriority="9" w:qFormat="1"/>
+    <w:lsdException w:name="heading 8" w:uiPriority="9" w:qFormat="1"/>
+    <w:lsdException w:name="heading 9" w:uiPriority="9" w:qFormat="1"/>
+    <w:lsdException w:name="toc 1" w:uiPriority="39"/>
+    <w:lsdException w:name="toc 2" w:uiPriority="39"/>
+    <w:lsdException w:name="toc 3" w:uiPriority="39"/>
+    <w:lsdException w:name="toc 4" w:uiPriority="39"/>
+    <w:lsdException w:name="toc 5" w:uiPriority="39"/>
+    <w:lsdException w:name="toc 6" w:uiPriority="39"/>
+    <w:lsdException w:name="toc 7" w:uiPriority="39"/>
+    <w:lsdException w:name="toc 8" w:uiPriority="39"/>
+    <w:lsdException w:name="toc 9" w:uiPriority="39"/>
+    <w:lsdException w:name="caption" w:uiPriority="35" w:qFormat="1"/>
+    <w:lsdException w:name="Title" w:semiHidden="0" w:uiPriority="10" w:unhideWhenUsed="0" w:qFormat="1"/>
+    <w:lsdException w:name="Default Paragraph Font" w:uiPriority="1"/>
+    <w:lsdException w:name="Subtitle" w:semiHidden="0" w:uiPriority="11" w:unhideWhenUsed="0" w:qFormat="1"/>
+    <w:lsdException w:name="Strong" w:semiHidden="0" w:uiPriority="22" w:unhideWhenUsed="0" w:qFormat="1"/>
+    <w:lsdException w:name="Emphasis" w:semiHidden="0" w:uiPriority="20" w:unhideWhenUsed="0" w:qFormat="1"/>
+    <w:lsdException w:name="Table Grid" w:semiHidden="0" w:uiPriority="39" w:unhideWhenUsed="0"/>
+    <w:lsdException w:name="Placeholder Text" w:unhideWhenUsed="0"/>
+    <w:lsdException w:name="No Spacing" w:semiHidden="0" w:uiPriority="1" w:unhideWhenUsed="0" w:qFormat="1"/>
+    <w:lsdException w:name="Light Shading" w:semiHidden="0" w:uiPriority="60" w:unhideWhenUsed="0"/>
+    <w:lsdException w:name="Light List" w:semiHidden="0" w:uiPriority="61" w:unhideWhenUsed="0"/>
+    <w:lsdException w:name="Light Grid" w:semiHidden="0" w:uiPriority="62" w:unhideWhenUsed="0"/>
+    <w:lsdException w:name="Medium Shading 1" w:semiHidden="0" w:uiPriority="63" w:unhideWhenUsed="0"/>
+    <w:lsdException w:name="Medium Shading 2" w:semiHidden="0" w:uiPriority="64" w:unhideWhenUsed="0"/>
+    <w:lsdException w:name="Medium List 1" w:semiHidden="0" w:uiPriority="65" w:unhideWhenUsed="0"/>
+    <w:lsdException w:name="Medium List 2" w:semiHidden="0" w:uiPriority="66" w:unhideWhenUsed="0"/>
+    <w:lsdException w:name="Medium Grid 1" w:semiHidden="0" w:uiPriority="67" w:unhideWhenUsed="0"/>
+    <w:lsdException w:name="Medium Grid 2" w:semiHidden="0" w:uiPriority="68" w:unhideWhenUsed="0"/>
+    <w:lsdException w:name="Medium Grid 3" w:semiHidden="0" w:uiPriority="69" w:unhideWhenUsed="0"/>
+    <w:lsdException w:name="Dark List" w:semiHidden="0" w:uiPriority="70" w:unhideWhenUsed="0"/>
+    <w:lsdException w:name="Colorful Shading" w:semiHidden="0" w:uiPriority="71" w:unhideWhenUsed="0"/>
+    <w:lsdException w:name="Colorful List" w:semiHidden="0" w:uiPriority="72" w:unhideWhenUsed="0"/>
+    <w:lsdException w:name="Colorful Grid" w:semiHidden="0" w:uiPriority="73" w:unhideWhenUsed="0"/>
+    <w:lsdException w:name="Light Shading Accent 1" w:semiHidden="0" w:uiPriority="60" w:unhideWhenUsed="0"/>
+    <w:lsdException w:name="Light List Accent 1" w:semiHidden="0" w:uiPriority="61" w:unhideWhenUsed="0"/>
+    <w:lsdException w:name="Light Grid Accent 1" w:semiHidden="0" w:uiPriority="62" w:unhideWhenUsed="0"/>
+    <w:lsdException w:name="Medium Shading 1 Accent 1" w:semiHidden="0" w:uiPriority="63" w:unhideWhenUsed="0"/>
+    <w:lsdException w:name="Medium Shading 2 Accent 1" w:semiHidden="0" w:uiPriority="64" w:unhideWhenUsed="0"/>
+    <w:lsdException w:name="Medium List 1 Accent 1" w:semiHidden="0" w:uiPriority="65" w:unhideWhenUsed="0"/>
+    <w:lsdException w:name="Revision" w:unhideWhenUsed="0"/>
+    <w:lsdException w:name="List Paragraph" w:semiHidden="0" w:uiPriority="34" w:unhideWhenUsed="0" w:qFormat="1"/>
+    <w:lsdException w:name="Quote" w:semiHidden="0" w:uiPriority="29" w:unhideWhenUsed="0" w:qFormat="1"/>
+    <w:lsdException w:name="Intense Quote" w:semiHidden="0" w:uiPriority="30" w:unhideWhenUsed="0" w:qFormat="1"/>
+    <w:lsdException w:name="Medium List 2 Accent 1" w:semiHidden="0" w:uiPriority="66" w:unhideWhenUsed="0"/>
+    <w:lsdException w:name="Medium Grid 1 Accent 1" w:semiHidden="0" w:uiPriority="67" w:unhideWhenUsed="0"/>
+    <w:lsdException w:name="Medium Grid 2 Accent 1" w:semiHidden="0" w:uiPriority="68" w:unhideWhenUsed="0"/>
+    <w:lsdException w:name="Medium Grid 3 Accent 1" w:semiHidden="0" w:uiPriority="69" w:unhideWhenUsed="0"/>
+    <w:lsdException w:name="Dark List Accent 1" w:semiHidden="0" w:uiPriority="70" w:unhideWhenUsed="0"/>
+    <w:lsdException w:name="Colorful Shading Accent 1" w:semiHidden="0" w:uiPriority="71" w:unhideWhenUsed="0"/>
+    <w:lsdException w:name="Colorful List Accent 1" w:semiHidden="0" w:uiPriority="72" w:unhideWhenUsed="0"/>
+    <w:lsdException w:name="Colorful Grid Accent 1" w:semiHidden="0" w:uiPriority="73" w:unhideWhenUsed="0"/>
+    <w:lsdException w:name="Light Shading Accent 2" w:semiHidden="0" w:uiPriority="60" w:unhideWhenUsed="0"/>
+    <w:lsdException w:name="Light List Accent 2" w:semiHidden="0" w:uiPriority="61" w:unhideWhenUsed="0"/>
+    <w:lsdException w:name="Light Grid Accent 2" w:semiHidden="0" w:uiPriority="62" w:unhideWhenUsed="0"/>
+    <w:lsdException w:name="Medium Shading 1 Accent 2" w:semiHidden="0" w:uiPriority="63" w:unhideWhenUsed="0"/>
+    <w:lsdException w:name="Medium Shading 2 Accent 2" w:semiHidden="0" w:uiPriority="64" w:unhideWhenUsed="0"/>
+    <w:lsdException w:name="Medium List 1 Accent 2" w:semiHidden="0" w:uiPriority="65" w:unhideWhenUsed="0"/>
+    <w:lsdException w:name="Medium List 2 Accent 2" w:semiHidden="0" w:uiPriority="66" w:unhideWhenUsed="0"/>
+    <w:lsdException w:name="Medium Grid 1 Accent 2" w:semiHidden="0" w:uiPriority="67" w:unhideWhenUsed="0"/>
+    <w:lsdException w:name="Medium Grid 2 Accent 2" w:semiHidden="0" w:uiPriority="68" w:unhideWhenUsed="0"/>
+    <w:lsdException w:name="Medium Grid 3 Accent 2" w:semiHidden="0" w:uiPriority="69" w:unhideWhenUsed="0"/>
+    <w:lsdException w:name="Dark List Accent 2" w:semiHidden="0" w:uiPriority="70" w:unhideWhenUsed="0"/>
+    <w:lsdException w:name="Colorful Shading Accent 2" w:semiHidden="0" w:uiPriority="71" w:unhideWhenUsed="0"/>
+    <w:lsdException w:name="Colorful List Accent 2" w:semiHidden="0" w:uiPriority="72" w:unhideWhenUsed="0"/>
+    <w:lsdException w:name="Colorful Grid Accent 2" w:semiHidden="0" w:uiPriority="73" w:unhideWhenUsed="0"/>
+    <w:lsdException w:name="Light Shading Accent 3" w:semiHidden="0" w:uiPriority="60" w:unhideWhenUsed="0"/>
+    <w:lsdException w:name="Light List Accent 3" w:semiHidden="0" w:uiPriority="61" w:unhideWhenUsed="0"/>
+    <w:lsdException w:name="Light Grid Accent 3" w:semiHidden="0" w:uiPriority="62" w:unhideWhenUsed="0"/>
+    <w:lsdException w:name="Medium Shading 1 Accent 3" w:semiHidden="0" w:uiPriority="63" w:unhideWhenUsed="0"/>
+    <w:lsdException w:name="Medium Shading 2 Accent 3" w:semiHidden="0" w:uiPriority="64" w:unhideWhenUsed="0"/>
+    <w:lsdException w:name="Medium List 1 Accent 3" w:semiHidden="0" w:uiPriority="65" w:unhideWhenUsed="0"/>
+    <w:lsdException w:name="Medium List 2 Accent 3" w:semiHidden="0" w:uiPriority="66" w:unhideWhenUsed="0"/>
+    <w:lsdException w:name="Medium Grid 1 Accent 3" w:semiHidden="0" w:uiPriority="67" w:unhideWhenUsed="0"/>
+    <w:lsdException w:name="Medium Grid 2 Accent 3" w:semiHidden="0" w:uiPriority="68" w:unhideWhenUsed="0"/>
+    <w:lsdException w:name="Medium Grid 3 Accent 3" w:semiHidden="0" w:uiPriority="69" w:unhideWhenUsed="0"/>
+    <w:lsdException w:name="Dark List Accent 3" w:semiHidden="0" w:uiPriority="70" w:unhideWhenUsed="0"/>
+    <w:lsdException w:name="Colorful Shading Accent 3" w:semiHidden="0" w:uiPriority="71" w:unhideWhenUsed="0"/>
+    <w:lsdException w:name="Colorful List Accent 3" w:semiHidden="0" w:uiPriority="72" w:unhideWhenUsed="0"/>
+    <w:lsdException w:name="Colorful Grid Accent 3" w:semiHidden="0" w:uiPriority="73" w:unhideWhenUsed="0"/>
+    <w:lsdException w:name="Light Shading Accent 4" w:semiHidden="0" w:uiPriority="60" w:unhideWhenUsed="0"/>
+    <w:lsdException w:name="Light List Accent 4" w:semiHidden="0" w:uiPriority="61" w:unhideWhenUsed="0"/>
+    <w:lsdException w:name="Light Grid Accent 4" w:semiHidden="0" w:uiPriority="62" w:unhideWhenUsed="0"/>
+    <w:lsdException w:name="Medium Shading 1 Accent 4" w:semiHidden="0" w:uiPriority="63" w:unhideWhenUsed="0"/>
+    <w:lsdException w:name="Medium Shading 2 Accent 4" w:semiHidden="0" w:uiPriority="64" w:unhideWhenUsed="0"/>
+    <w:lsdException w:name="Medium List 1 Accent 4" w:semiHidden="0" w:uiPriority="65" w:unhideWhenUsed="0"/>
+    <w:lsdException w:name="Medium List 2 Accent 4" w:semiHidden="0" w:uiPriority="66" w:unhideWhenUsed="0"/>
+    <w:lsdException w:name="Medium Grid 1 Accent 4" w:semiHidden="0" w:uiPriority="67" w:unhideWhenUsed="0"/>
+    <w:lsdException w:name="Medium Grid 2 Accent 4" w:semiHidden="0" w:uiPriority="68" w:unhideWhenUsed="0"/>
+    <w:lsdException w:name="Medium Grid 3 Accent 4" w:semiHidden="0" w:uiPriority="69" w:unhideWhenUsed="0"/>
+    <w:lsdException w:name="Dark List Accent 4" w:semiHidden="0" w:uiPriority="70" w:unhideWhenUsed="0"/>
+    <w:lsdException w:name="Colorful Shading Accent 4" w:semiHidden="0" w:uiPriority="71" w:unhideWhenUsed="0"/>
+    <w:lsdException w:name="Colorful List Accent 4" w:semiHidden="0" w:uiPriority="72" w:unhideWhenUsed="0"/>
+    <w:lsdException w:name="Colorful Grid Accent 4" w:semiHidden="0" w:uiPriority="73" w:unhideWhenUsed="0"/>
+    <w:lsdException w:name="Light Shading Accent 5" w:semiHidden="0" w:uiPriority="60" w:unhideWhenUsed="0"/>
+    <w:lsdException w:name="Light List Accent 5" w:semiHidden="0" w:uiPriority="61" w:unhideWhenUsed="0"/>
+    <w:lsdException w:name="Light Grid Accent 5" w:semiHidden="0" w:uiPriority="62" w:unhideWhenUsed="0"/>
+    <w:lsdException w:name="Medium Shading 1 Accent 5" w:semiHidden="0" w:uiPriority="63" w:unhideWhenUsed="0"/>
+    <w:lsdException w:name="Medium Shading 2 Accent 5" w:semiHidden="0" w:uiPriority="64" w:unhideWhenUsed="0"/>
+    <w:lsdException w:name="Medium List 1 Accent 5" w:semiHidden="0" w:uiPriority="65" w:unhideWhenUsed="0"/>
+    <w:lsdException w:name="Medium List 2 Accent 5" w:semiHidden="0" w:uiPriority="66" w:unhideWhenUsed="0"/>
+    <w:lsdException w:name="Medium Grid 1 Accent 5" w:semiHidden="0" w:uiPriority="67" w:unhideWhenUsed="0"/>
+    <w:lsdException w:name="Medium Grid 2 Accent 5" w:semiHidden="0" w:uiPriority="68" w:unhideWhenUsed="0"/>
+    <w:lsdException w:name="Medium Grid 3 Accent 5" w:semiHidden="0" w:uiPriority="69" w:unhideWhenUsed="0"/>
+    <w:lsdException w:name="Dark List Accent 5" w:semiHidden="0" w:uiPriority="70" w:unhideWhenUsed="0"/>
+    <w:lsdException w:name="Colorful Shading Accent 5" w:semiHidden="0" w:uiPriority="71" w:unhideWhenUsed="0"/>
+    <w:lsdException w:name="Colorful List Accent 5" w:semiHidden="0" w:uiPriority="72" w:unhideWhenUsed="0"/>
+    <w:lsdException w:name="Colorful Grid Accent 5" w:semiHidden="0" w:uiPriority="73" w:unhideWhenUsed="0"/>
+    <w:lsdException w:name="Light Shading Accent 6" w:semiHidden="0" w:uiPriority="60" w:unhideWhenUsed="0"/>
+    <w:lsdException w:name="Light List Accent 6" w:semiHidden="0" w:uiPriority="61" w:unhideWhenUsed="0"/>
+    <w:lsdException w:name="Light Grid Accent 6" w:semiHidden="0" w:uiPriority="62" w:unhideWhenUsed="0"/>
+    <w:lsdException w:name="Medium Shading 1 Accent 6" w:semiHidden="0" w:uiPriority="63" w:unhideWhenUsed="0"/>
+    <w:lsdException w:name="Medium Shading 2 Accent 6" w:semiHidden="0" w:uiPriority="64" w:unhideWhenUsed="0"/>
+    <w:lsdException w:name="Medium List 1 Accent 6" w:semiHidden="0" w:uiPriority="65" w:unhideWhenUsed="0"/>
+    <w:lsdException w:name="Medium List 2 Accent 6" w:semiHidden="0" w:uiPriority="66" w:unhideWhenUsed="0"/>
+    <w:lsdException w:name="Medium Grid 1 Accent 6" w:semiHidden="0" w:uiPriority="67" w:unhideWhenUsed="0"/>
+    <w:lsdException w:name="Medium Grid 2 Accent 6" w:semiHidden="0" w:uiPriority="68" w:unhideWhenUsed="0"/>
+    <w:lsdException w:name="Medium Grid 3 Accent 6" w:semiHidden="0" w:uiPriority="69" w:unhideWhenUsed="0"/>
+    <w:lsdException w:name="Dark List Accent 6" w:semiHidden="0" w:uiPriority="70" w:unhideWhenUsed="0"/>
+    <w:lsdException w:name="Colorful Shading Accent 6" w:semiHidden="0" w:uiPriority="71" w:unhideWhenUsed="0"/>
+    <w:lsdException w:name="Colorful List Accent 6" w:semiHidden="0" w:uiPriority="72" w:unhideWhenUsed="0"/>
+    <w:lsdException w:name="Colorful Grid Accent 6" w:semiHidden="0" w:uiPriority="73" w:unhideWhenUsed="0"/>
+    <w:lsdException w:name="Subtle Emphasis" w:semiHidden="0" w:uiPriority="19" w:unhideWhenUsed="0" w:qFormat="1"/>
+    <w:lsdException w:name="Intense Emphasis" w:semiHidden="0" w:uiPriority="21" w:unhideWhenUsed="0" w:qFormat="1"/>
+    <w:lsdException w:name="Subtle Reference" w:semiHidden="0" w:uiPriority="31" w:unhideWhenUsed="0" w:qFormat="1"/>
+    <w:lsdException w:name="Intense Reference" w:semiHidden="0" w:uiPriority="32" w:unhideWhenUsed="0" w:qFormat="1"/>
+    <w:lsdException w:name="Book Title" w:semiHidden="0" w:uiPriority="33" w:unhideWhenUsed="0" w:qFormat="1"/>
+    <w:lsdException w:name="Bibliography" w:uiPriority="37"/>
+    <w:lsdException w:name="TOC Heading" w:uiPriority="39" w:qFormat="1"/>
   </w:latentStyles>
   <w:style w:type="paragraph" w:default="1" w:styleId="a">
     <w:name w:val="Normal"/>
@@ -3928,7 +4890,7 @@
   <w:style w:type="paragraph" w:styleId="a3">
     <w:name w:val="header"/>
     <w:basedOn w:val="a"/>
-    <w:link w:val="a4"/>
+    <w:link w:val="Char"/>
     <w:uiPriority w:val="99"/>
     <w:unhideWhenUsed/>
     <w:rsid w:val="008900DD"/>
@@ -3940,17 +4902,17 @@
       <w:spacing w:after="0" w:line="240" w:lineRule="auto"/>
     </w:pPr>
   </w:style>
-  <w:style w:type="character" w:customStyle="1" w:styleId="a4">
-    <w:name w:val="页眉 字符"/>
+  <w:style w:type="character" w:customStyle="1" w:styleId="Char">
+    <w:name w:val="页眉 Char"/>
     <w:basedOn w:val="a0"/>
     <w:link w:val="a3"/>
     <w:uiPriority w:val="99"/>
     <w:rsid w:val="008900DD"/>
   </w:style>
-  <w:style w:type="paragraph" w:styleId="a5">
+  <w:style w:type="paragraph" w:styleId="a4">
     <w:name w:val="footer"/>
     <w:basedOn w:val="a"/>
-    <w:link w:val="a6"/>
+    <w:link w:val="Char0"/>
     <w:uiPriority w:val="99"/>
     <w:unhideWhenUsed/>
     <w:rsid w:val="008900DD"/>
@@ -3962,10 +4924,246 @@
       <w:spacing w:after="0" w:line="240" w:lineRule="auto"/>
     </w:pPr>
   </w:style>
-  <w:style w:type="character" w:customStyle="1" w:styleId="a6">
-    <w:name w:val="页脚 字符"/>
+  <w:style w:type="character" w:customStyle="1" w:styleId="Char0">
+    <w:name w:val="页脚 Char"/>
     <w:basedOn w:val="a0"/>
-    <w:link w:val="a5"/>
+    <w:link w:val="a4"/>
+    <w:uiPriority w:val="99"/>
+    <w:rsid w:val="008900DD"/>
+  </w:style>
+</w:styles>
+</file>
+
+<file path=word/stylesWithEffects.xml><?xml version="1.0" encoding="utf-8"?>
+<w:styles xmlns:wpc="http://schemas.microsoft.com/office/word/2010/wordprocessingCanvas" xmlns:mc="http://schemas.openxmlformats.org/markup-compatibility/2006" xmlns:o="urn:schemas-microsoft-com:office:office" xmlns:r="http://schemas.openxmlformats.org/officeDocument/2006/relationships" xmlns:m="http://schemas.openxmlformats.org/officeDocument/2006/math" xmlns:v="urn:schemas-microsoft-com:vml" xmlns:wp14="http://schemas.microsoft.com/office/word/2010/wordprocessingDrawing" xmlns:wp="http://schemas.openxmlformats.org/drawingml/2006/wordprocessingDrawing" xmlns:w10="urn:schemas-microsoft-com:office:word" xmlns:w="http://schemas.openxmlformats.org/wordprocessingml/2006/main" xmlns:w14="http://schemas.microsoft.com/office/word/2010/wordml" xmlns:wpg="http://schemas.microsoft.com/office/word/2010/wordprocessingGroup" xmlns:wpi="http://schemas.microsoft.com/office/word/2010/wordprocessingInk" xmlns:wne="http://schemas.microsoft.com/office/word/2006/wordml" xmlns:wps="http://schemas.microsoft.com/office/word/2010/wordprocessingShape" mc:Ignorable="w14 wp14">
+  <w:docDefaults>
+    <w:rPrDefault>
+      <w:rPr>
+        <w:rFonts w:asciiTheme="minorHAnsi" w:eastAsiaTheme="minorEastAsia" w:hAnsiTheme="minorHAnsi" w:cstheme="minorBidi"/>
+        <w:sz w:val="22"/>
+        <w:szCs w:val="22"/>
+        <w:lang w:val="en-GB" w:eastAsia="zh-CN" w:bidi="ar-SA"/>
+        <w14:ligatures w14:val="standardContextual"/>
+      </w:rPr>
+    </w:rPrDefault>
+    <w:pPrDefault>
+      <w:pPr>
+        <w:spacing w:after="160" w:line="259" w:lineRule="auto"/>
+      </w:pPr>
+    </w:pPrDefault>
+  </w:docDefaults>
+  <w:latentStyles w:defLockedState="0" w:defUIPriority="99" w:defSemiHidden="1" w:defUnhideWhenUsed="1" w:defQFormat="0" w:count="267">
+    <w:lsdException w:name="Normal" w:semiHidden="0" w:uiPriority="0" w:unhideWhenUsed="0" w:qFormat="1"/>
+    <w:lsdException w:name="heading 1" w:semiHidden="0" w:uiPriority="9" w:unhideWhenUsed="0" w:qFormat="1"/>
+    <w:lsdException w:name="heading 2" w:uiPriority="9" w:qFormat="1"/>
+    <w:lsdException w:name="heading 3" w:uiPriority="9" w:qFormat="1"/>
+    <w:lsdException w:name="heading 4" w:uiPriority="9" w:qFormat="1"/>
+    <w:lsdException w:name="heading 5" w:uiPriority="9" w:qFormat="1"/>
+    <w:lsdException w:name="heading 6" w:uiPriority="9" w:qFormat="1"/>
+    <w:lsdException w:name="heading 7" w:uiPriority="9" w:qFormat="1"/>
+    <w:lsdException w:name="heading 8" w:uiPriority="9" w:qFormat="1"/>
+    <w:lsdException w:name="heading 9" w:uiPriority="9" w:qFormat="1"/>
+    <w:lsdException w:name="toc 1" w:uiPriority="39"/>
+    <w:lsdException w:name="toc 2" w:uiPriority="39"/>
+    <w:lsdException w:name="toc 3" w:uiPriority="39"/>
+    <w:lsdException w:name="toc 4" w:uiPriority="39"/>
+    <w:lsdException w:name="toc 5" w:uiPriority="39"/>
+    <w:lsdException w:name="toc 6" w:uiPriority="39"/>
+    <w:lsdException w:name="toc 7" w:uiPriority="39"/>
+    <w:lsdException w:name="toc 8" w:uiPriority="39"/>
+    <w:lsdException w:name="toc 9" w:uiPriority="39"/>
+    <w:lsdException w:name="caption" w:uiPriority="35" w:qFormat="1"/>
+    <w:lsdException w:name="Title" w:semiHidden="0" w:uiPriority="10" w:unhideWhenUsed="0" w:qFormat="1"/>
+    <w:lsdException w:name="Default Paragraph Font" w:uiPriority="1"/>
+    <w:lsdException w:name="Subtitle" w:semiHidden="0" w:uiPriority="11" w:unhideWhenUsed="0" w:qFormat="1"/>
+    <w:lsdException w:name="Strong" w:semiHidden="0" w:uiPriority="22" w:unhideWhenUsed="0" w:qFormat="1"/>
+    <w:lsdException w:name="Emphasis" w:semiHidden="0" w:uiPriority="20" w:unhideWhenUsed="0" w:qFormat="1"/>
+    <w:lsdException w:name="Table Grid" w:semiHidden="0" w:uiPriority="39" w:unhideWhenUsed="0"/>
+    <w:lsdException w:name="Placeholder Text" w:unhideWhenUsed="0"/>
+    <w:lsdException w:name="No Spacing" w:semiHidden="0" w:uiPriority="1" w:unhideWhenUsed="0" w:qFormat="1"/>
+    <w:lsdException w:name="Light Shading" w:semiHidden="0" w:uiPriority="60" w:unhideWhenUsed="0"/>
+    <w:lsdException w:name="Light List" w:semiHidden="0" w:uiPriority="61" w:unhideWhenUsed="0"/>
+    <w:lsdException w:name="Light Grid" w:semiHidden="0" w:uiPriority="62" w:unhideWhenUsed="0"/>
+    <w:lsdException w:name="Medium Shading 1" w:semiHidden="0" w:uiPriority="63" w:unhideWhenUsed="0"/>
+    <w:lsdException w:name="Medium Shading 2" w:semiHidden="0" w:uiPriority="64" w:unhideWhenUsed="0"/>
+    <w:lsdException w:name="Medium List 1" w:semiHidden="0" w:uiPriority="65" w:unhideWhenUsed="0"/>
+    <w:lsdException w:name="Medium List 2" w:semiHidden="0" w:uiPriority="66" w:unhideWhenUsed="0"/>
+    <w:lsdException w:name="Medium Grid 1" w:semiHidden="0" w:uiPriority="67" w:unhideWhenUsed="0"/>
+    <w:lsdException w:name="Medium Grid 2" w:semiHidden="0" w:uiPriority="68" w:unhideWhenUsed="0"/>
+    <w:lsdException w:name="Medium Grid 3" w:semiHidden="0" w:uiPriority="69" w:unhideWhenUsed="0"/>
+    <w:lsdException w:name="Dark List" w:semiHidden="0" w:uiPriority="70" w:unhideWhenUsed="0"/>
+    <w:lsdException w:name="Colorful Shading" w:semiHidden="0" w:uiPriority="71" w:unhideWhenUsed="0"/>
+    <w:lsdException w:name="Colorful List" w:semiHidden="0" w:uiPriority="72" w:unhideWhenUsed="0"/>
+    <w:lsdException w:name="Colorful Grid" w:semiHidden="0" w:uiPriority="73" w:unhideWhenUsed="0"/>
+    <w:lsdException w:name="Light Shading Accent 1" w:semiHidden="0" w:uiPriority="60" w:unhideWhenUsed="0"/>
+    <w:lsdException w:name="Light List Accent 1" w:semiHidden="0" w:uiPriority="61" w:unhideWhenUsed="0"/>
+    <w:lsdException w:name="Light Grid Accent 1" w:semiHidden="0" w:uiPriority="62" w:unhideWhenUsed="0"/>
+    <w:lsdException w:name="Medium Shading 1 Accent 1" w:semiHidden="0" w:uiPriority="63" w:unhideWhenUsed="0"/>
+    <w:lsdException w:name="Medium Shading 2 Accent 1" w:semiHidden="0" w:uiPriority="64" w:unhideWhenUsed="0"/>
+    <w:lsdException w:name="Medium List 1 Accent 1" w:semiHidden="0" w:uiPriority="65" w:unhideWhenUsed="0"/>
+    <w:lsdException w:name="Revision" w:unhideWhenUsed="0"/>
+    <w:lsdException w:name="List Paragraph" w:semiHidden="0" w:uiPriority="34" w:unhideWhenUsed="0" w:qFormat="1"/>
+    <w:lsdException w:name="Quote" w:semiHidden="0" w:uiPriority="29" w:unhideWhenUsed="0" w:qFormat="1"/>
+    <w:lsdException w:name="Intense Quote" w:semiHidden="0" w:uiPriority="30" w:unhideWhenUsed="0" w:qFormat="1"/>
+    <w:lsdException w:name="Medium List 2 Accent 1" w:semiHidden="0" w:uiPriority="66" w:unhideWhenUsed="0"/>
+    <w:lsdException w:name="Medium Grid 1 Accent 1" w:semiHidden="0" w:uiPriority="67" w:unhideWhenUsed="0"/>
+    <w:lsdException w:name="Medium Grid 2 Accent 1" w:semiHidden="0" w:uiPriority="68" w:unhideWhenUsed="0"/>
+    <w:lsdException w:name="Medium Grid 3 Accent 1" w:semiHidden="0" w:uiPriority="69" w:unhideWhenUsed="0"/>
+    <w:lsdException w:name="Dark List Accent 1" w:semiHidden="0" w:uiPriority="70" w:unhideWhenUsed="0"/>
+    <w:lsdException w:name="Colorful Shading Accent 1" w:semiHidden="0" w:uiPriority="71" w:unhideWhenUsed="0"/>
+    <w:lsdException w:name="Colorful List Accent 1" w:semiHidden="0" w:uiPriority="72" w:unhideWhenUsed="0"/>
+    <w:lsdException w:name="Colorful Grid Accent 1" w:semiHidden="0" w:uiPriority="73" w:unhideWhenUsed="0"/>
+    <w:lsdException w:name="Light Shading Accent 2" w:semiHidden="0" w:uiPriority="60" w:unhideWhenUsed="0"/>
+    <w:lsdException w:name="Light List Accent 2" w:semiHidden="0" w:uiPriority="61" w:unhideWhenUsed="0"/>
+    <w:lsdException w:name="Light Grid Accent 2" w:semiHidden="0" w:uiPriority="62" w:unhideWhenUsed="0"/>
+    <w:lsdException w:name="Medium Shading 1 Accent 2" w:semiHidden="0" w:uiPriority="63" w:unhideWhenUsed="0"/>
+    <w:lsdException w:name="Medium Shading 2 Accent 2" w:semiHidden="0" w:uiPriority="64" w:unhideWhenUsed="0"/>
+    <w:lsdException w:name="Medium List 1 Accent 2" w:semiHidden="0" w:uiPriority="65" w:unhideWhenUsed="0"/>
+    <w:lsdException w:name="Medium List 2 Accent 2" w:semiHidden="0" w:uiPriority="66" w:unhideWhenUsed="0"/>
+    <w:lsdException w:name="Medium Grid 1 Accent 2" w:semiHidden="0" w:uiPriority="67" w:unhideWhenUsed="0"/>
+    <w:lsdException w:name="Medium Grid 2 Accent 2" w:semiHidden="0" w:uiPriority="68" w:unhideWhenUsed="0"/>
+    <w:lsdException w:name="Medium Grid 3 Accent 2" w:semiHidden="0" w:uiPriority="69" w:unhideWhenUsed="0"/>
+    <w:lsdException w:name="Dark List Accent 2" w:semiHidden="0" w:uiPriority="70" w:unhideWhenUsed="0"/>
+    <w:lsdException w:name="Colorful Shading Accent 2" w:semiHidden="0" w:uiPriority="71" w:unhideWhenUsed="0"/>
+    <w:lsdException w:name="Colorful List Accent 2" w:semiHidden="0" w:uiPriority="72" w:unhideWhenUsed="0"/>
+    <w:lsdException w:name="Colorful Grid Accent 2" w:semiHidden="0" w:uiPriority="73" w:unhideWhenUsed="0"/>
+    <w:lsdException w:name="Light Shading Accent 3" w:semiHidden="0" w:uiPriority="60" w:unhideWhenUsed="0"/>
+    <w:lsdException w:name="Light List Accent 3" w:semiHidden="0" w:uiPriority="61" w:unhideWhenUsed="0"/>
+    <w:lsdException w:name="Light Grid Accent 3" w:semiHidden="0" w:uiPriority="62" w:unhideWhenUsed="0"/>
+    <w:lsdException w:name="Medium Shading 1 Accent 3" w:semiHidden="0" w:uiPriority="63" w:unhideWhenUsed="0"/>
+    <w:lsdException w:name="Medium Shading 2 Accent 3" w:semiHidden="0" w:uiPriority="64" w:unhideWhenUsed="0"/>
+    <w:lsdException w:name="Medium List 1 Accent 3" w:semiHidden="0" w:uiPriority="65" w:unhideWhenUsed="0"/>
+    <w:lsdException w:name="Medium List 2 Accent 3" w:semiHidden="0" w:uiPriority="66" w:unhideWhenUsed="0"/>
+    <w:lsdException w:name="Medium Grid 1 Accent 3" w:semiHidden="0" w:uiPriority="67" w:unhideWhenUsed="0"/>
+    <w:lsdException w:name="Medium Grid 2 Accent 3" w:semiHidden="0" w:uiPriority="68" w:unhideWhenUsed="0"/>
+    <w:lsdException w:name="Medium Grid 3 Accent 3" w:semiHidden="0" w:uiPriority="69" w:unhideWhenUsed="0"/>
+    <w:lsdException w:name="Dark List Accent 3" w:semiHidden="0" w:uiPriority="70" w:unhideWhenUsed="0"/>
+    <w:lsdException w:name="Colorful Shading Accent 3" w:semiHidden="0" w:uiPriority="71" w:unhideWhenUsed="0"/>
+    <w:lsdException w:name="Colorful List Accent 3" w:semiHidden="0" w:uiPriority="72" w:unhideWhenUsed="0"/>
+    <w:lsdException w:name="Colorful Grid Accent 3" w:semiHidden="0" w:uiPriority="73" w:unhideWhenUsed="0"/>
+    <w:lsdException w:name="Light Shading Accent 4" w:semiHidden="0" w:uiPriority="60" w:unhideWhenUsed="0"/>
+    <w:lsdException w:name="Light List Accent 4" w:semiHidden="0" w:uiPriority="61" w:unhideWhenUsed="0"/>
+    <w:lsdException w:name="Light Grid Accent 4" w:semiHidden="0" w:uiPriority="62" w:unhideWhenUsed="0"/>
+    <w:lsdException w:name="Medium Shading 1 Accent 4" w:semiHidden="0" w:uiPriority="63" w:unhideWhenUsed="0"/>
+    <w:lsdException w:name="Medium Shading 2 Accent 4" w:semiHidden="0" w:uiPriority="64" w:unhideWhenUsed="0"/>
+    <w:lsdException w:name="Medium List 1 Accent 4" w:semiHidden="0" w:uiPriority="65" w:unhideWhenUsed="0"/>
+    <w:lsdException w:name="Medium List 2 Accent 4" w:semiHidden="0" w:uiPriority="66" w:unhideWhenUsed="0"/>
+    <w:lsdException w:name="Medium Grid 1 Accent 4" w:semiHidden="0" w:uiPriority="67" w:unhideWhenUsed="0"/>
+    <w:lsdException w:name="Medium Grid 2 Accent 4" w:semiHidden="0" w:uiPriority="68" w:unhideWhenUsed="0"/>
+    <w:lsdException w:name="Medium Grid 3 Accent 4" w:semiHidden="0" w:uiPriority="69" w:unhideWhenUsed="0"/>
+    <w:lsdException w:name="Dark List Accent 4" w:semiHidden="0" w:uiPriority="70" w:unhideWhenUsed="0"/>
+    <w:lsdException w:name="Colorful Shading Accent 4" w:semiHidden="0" w:uiPriority="71" w:unhideWhenUsed="0"/>
+    <w:lsdException w:name="Colorful List Accent 4" w:semiHidden="0" w:uiPriority="72" w:unhideWhenUsed="0"/>
+    <w:lsdException w:name="Colorful Grid Accent 4" w:semiHidden="0" w:uiPriority="73" w:unhideWhenUsed="0"/>
+    <w:lsdException w:name="Light Shading Accent 5" w:semiHidden="0" w:uiPriority="60" w:unhideWhenUsed="0"/>
+    <w:lsdException w:name="Light List Accent 5" w:semiHidden="0" w:uiPriority="61" w:unhideWhenUsed="0"/>
+    <w:lsdException w:name="Light Grid Accent 5" w:semiHidden="0" w:uiPriority="62" w:unhideWhenUsed="0"/>
+    <w:lsdException w:name="Medium Shading 1 Accent 5" w:semiHidden="0" w:uiPriority="63" w:unhideWhenUsed="0"/>
+    <w:lsdException w:name="Medium Shading 2 Accent 5" w:semiHidden="0" w:uiPriority="64" w:unhideWhenUsed="0"/>
+    <w:lsdException w:name="Medium List 1 Accent 5" w:semiHidden="0" w:uiPriority="65" w:unhideWhenUsed="0"/>
+    <w:lsdException w:name="Medium List 2 Accent 5" w:semiHidden="0" w:uiPriority="66" w:unhideWhenUsed="0"/>
+    <w:lsdException w:name="Medium Grid 1 Accent 5" w:semiHidden="0" w:uiPriority="67" w:unhideWhenUsed="0"/>
+    <w:lsdException w:name="Medium Grid 2 Accent 5" w:semiHidden="0" w:uiPriority="68" w:unhideWhenUsed="0"/>
+    <w:lsdException w:name="Medium Grid 3 Accent 5" w:semiHidden="0" w:uiPriority="69" w:unhideWhenUsed="0"/>
+    <w:lsdException w:name="Dark List Accent 5" w:semiHidden="0" w:uiPriority="70" w:unhideWhenUsed="0"/>
+    <w:lsdException w:name="Colorful Shading Accent 5" w:semiHidden="0" w:uiPriority="71" w:unhideWhenUsed="0"/>
+    <w:lsdException w:name="Colorful List Accent 5" w:semiHidden="0" w:uiPriority="72" w:unhideWhenUsed="0"/>
+    <w:lsdException w:name="Colorful Grid Accent 5" w:semiHidden="0" w:uiPriority="73" w:unhideWhenUsed="0"/>
+    <w:lsdException w:name="Light Shading Accent 6" w:semiHidden="0" w:uiPriority="60" w:unhideWhenUsed="0"/>
+    <w:lsdException w:name="Light List Accent 6" w:semiHidden="0" w:uiPriority="61" w:unhideWhenUsed="0"/>
+    <w:lsdException w:name="Light Grid Accent 6" w:semiHidden="0" w:uiPriority="62" w:unhideWhenUsed="0"/>
+    <w:lsdException w:name="Medium Shading 1 Accent 6" w:semiHidden="0" w:uiPriority="63" w:unhideWhenUsed="0"/>
+    <w:lsdException w:name="Medium Shading 2 Accent 6" w:semiHidden="0" w:uiPriority="64" w:unhideWhenUsed="0"/>
+    <w:lsdException w:name="Medium List 1 Accent 6" w:semiHidden="0" w:uiPriority="65" w:unhideWhenUsed="0"/>
+    <w:lsdException w:name="Medium List 2 Accent 6" w:semiHidden="0" w:uiPriority="66" w:unhideWhenUsed="0"/>
+    <w:lsdException w:name="Medium Grid 1 Accent 6" w:semiHidden="0" w:uiPriority="67" w:unhideWhenUsed="0"/>
+    <w:lsdException w:name="Medium Grid 2 Accent 6" w:semiHidden="0" w:uiPriority="68" w:unhideWhenUsed="0"/>
+    <w:lsdException w:name="Medium Grid 3 Accent 6" w:semiHidden="0" w:uiPriority="69" w:unhideWhenUsed="0"/>
+    <w:lsdException w:name="Dark List Accent 6" w:semiHidden="0" w:uiPriority="70" w:unhideWhenUsed="0"/>
+    <w:lsdException w:name="Colorful Shading Accent 6" w:semiHidden="0" w:uiPriority="71" w:unhideWhenUsed="0"/>
+    <w:lsdException w:name="Colorful List Accent 6" w:semiHidden="0" w:uiPriority="72" w:unhideWhenUsed="0"/>
+    <w:lsdException w:name="Colorful Grid Accent 6" w:semiHidden="0" w:uiPriority="73" w:unhideWhenUsed="0"/>
+    <w:lsdException w:name="Subtle Emphasis" w:semiHidden="0" w:uiPriority="19" w:unhideWhenUsed="0" w:qFormat="1"/>
+    <w:lsdException w:name="Intense Emphasis" w:semiHidden="0" w:uiPriority="21" w:unhideWhenUsed="0" w:qFormat="1"/>
+    <w:lsdException w:name="Subtle Reference" w:semiHidden="0" w:uiPriority="31" w:unhideWhenUsed="0" w:qFormat="1"/>
+    <w:lsdException w:name="Intense Reference" w:semiHidden="0" w:uiPriority="32" w:unhideWhenUsed="0" w:qFormat="1"/>
+    <w:lsdException w:name="Book Title" w:semiHidden="0" w:uiPriority="33" w:unhideWhenUsed="0" w:qFormat="1"/>
+    <w:lsdException w:name="Bibliography" w:uiPriority="37"/>
+    <w:lsdException w:name="TOC Heading" w:uiPriority="39" w:qFormat="1"/>
+  </w:latentStyles>
+  <w:style w:type="paragraph" w:default="1" w:styleId="a">
+    <w:name w:val="Normal"/>
+    <w:qFormat/>
+    <w:rsid w:val="00072139"/>
+  </w:style>
+  <w:style w:type="character" w:default="1" w:styleId="a0">
+    <w:name w:val="Default Paragraph Font"/>
+    <w:uiPriority w:val="1"/>
+    <w:semiHidden/>
+    <w:unhideWhenUsed/>
+  </w:style>
+  <w:style w:type="table" w:default="1" w:styleId="a1">
+    <w:name w:val="Normal Table"/>
+    <w:uiPriority w:val="99"/>
+    <w:semiHidden/>
+    <w:unhideWhenUsed/>
+    <w:tblPr>
+      <w:tblInd w:w="0" w:type="dxa"/>
+      <w:tblCellMar>
+        <w:top w:w="0" w:type="dxa"/>
+        <w:left w:w="108" w:type="dxa"/>
+        <w:bottom w:w="0" w:type="dxa"/>
+        <w:right w:w="108" w:type="dxa"/>
+      </w:tblCellMar>
+    </w:tblPr>
+  </w:style>
+  <w:style w:type="numbering" w:default="1" w:styleId="a2">
+    <w:name w:val="No List"/>
+    <w:uiPriority w:val="99"/>
+    <w:semiHidden/>
+    <w:unhideWhenUsed/>
+  </w:style>
+  <w:style w:type="paragraph" w:styleId="a3">
+    <w:name w:val="header"/>
+    <w:basedOn w:val="a"/>
+    <w:link w:val="Char"/>
+    <w:uiPriority w:val="99"/>
+    <w:unhideWhenUsed/>
+    <w:rsid w:val="008900DD"/>
+    <w:pPr>
+      <w:tabs>
+        <w:tab w:val="center" w:pos="4153"/>
+        <w:tab w:val="right" w:pos="8306"/>
+      </w:tabs>
+      <w:spacing w:after="0" w:line="240" w:lineRule="auto"/>
+    </w:pPr>
+  </w:style>
+  <w:style w:type="character" w:customStyle="1" w:styleId="Char">
+    <w:name w:val="页眉 Char"/>
+    <w:basedOn w:val="a0"/>
+    <w:link w:val="a3"/>
+    <w:uiPriority w:val="99"/>
+    <w:rsid w:val="008900DD"/>
+  </w:style>
+  <w:style w:type="paragraph" w:styleId="a4">
+    <w:name w:val="footer"/>
+    <w:basedOn w:val="a"/>
+    <w:link w:val="Char0"/>
+    <w:uiPriority w:val="99"/>
+    <w:unhideWhenUsed/>
+    <w:rsid w:val="008900DD"/>
+    <w:pPr>
+      <w:tabs>
+        <w:tab w:val="center" w:pos="4153"/>
+        <w:tab w:val="right" w:pos="8306"/>
+      </w:tabs>
+      <w:spacing w:after="0" w:line="240" w:lineRule="auto"/>
+    </w:pPr>
+  </w:style>
+  <w:style w:type="character" w:customStyle="1" w:styleId="Char0">
+    <w:name w:val="页脚 Char"/>
+    <w:basedOn w:val="a0"/>
+    <w:link w:val="a4"/>
     <w:uiPriority w:val="99"/>
     <w:rsid w:val="008900DD"/>
   </w:style>
@@ -4015,7 +5213,7 @@
     </a:clrScheme>
     <a:fontScheme name="Office">
       <a:majorFont>
-        <a:latin typeface="等线 Light" panose="020F0302020204030204"/>
+        <a:latin typeface="等线 Light"/>
         <a:ea typeface=""/>
         <a:cs typeface=""/>
         <a:font script="Jpan" typeface="游ゴシック Light"/>
@@ -4067,7 +5265,7 @@
         <a:font script="Tfng" typeface="Ebrima"/>
       </a:majorFont>
       <a:minorFont>
-        <a:latin typeface="等线" panose="020F0502020204030204"/>
+        <a:latin typeface="等线"/>
         <a:ea typeface=""/>
         <a:cs typeface=""/>
         <a:font script="Jpan" typeface="游明朝"/>
@@ -4261,7 +5459,7 @@
   <a:extraClrSchemeLst/>
   <a:extLst>
     <a:ext uri="{05A4C25C-085E-4340-85A3-A5531E510DB2}">
-      <thm15:themeFamily xmlns:thm15="http://schemas.microsoft.com/office/thememl/2012/main" name="Office Theme" id="{62F939B6-93AF-4DB8-9C6B-D6C7DFDC589F}" vid="{4A3C46E8-61CC-4603-A589-7422A47A8E4A}"/>
+      <thm15:themeFamily xmlns:thm15="http://schemas.microsoft.com/office/thememl/2012/main" xmlns="" name="Office Theme" id="{62F939B6-93AF-4DB8-9C6B-D6C7DFDC589F}" vid="{4A3C46E8-61CC-4603-A589-7422A47A8E4A}"/>
     </a:ext>
   </a:extLst>
 </a:theme>

--- a/IELTS Notes/Vocabulary of IELTS Test.docx
+++ b/IELTS Notes/Vocabulary of IELTS Test.docx
@@ -3996,7 +3996,7 @@
       <w:pPr>
         <w:outlineLvl w:val="2"/>
         <w:rPr>
-          <w:rFonts w:ascii="Times New Roman" w:hAnsi="Times New Roman" w:cs="Times New Roman" w:hint="eastAsia"/>
+          <w:rFonts w:ascii="Times New Roman" w:hAnsi="Times New Roman" w:cs="Times New Roman"/>
           <w:b/>
           <w:bCs/>
           <w:sz w:val="28"/>
@@ -4017,7 +4017,7 @@
     <w:p>
       <w:pPr>
         <w:rPr>
-          <w:rFonts w:ascii="Times New Roman" w:eastAsia="华文宋体" w:hAnsi="Times New Roman" w:cs="Times New Roman" w:hint="eastAsia"/>
+          <w:rFonts w:ascii="Times New Roman" w:eastAsia="华文宋体" w:hAnsi="Times New Roman" w:cs="Times New Roman"/>
           <w:sz w:val="24"/>
           <w:szCs w:val="24"/>
         </w:rPr>
@@ -4132,7 +4132,7 @@
     <w:p>
       <w:pPr>
         <w:rPr>
-          <w:rFonts w:ascii="Times New Roman" w:eastAsia="华文宋体" w:hAnsi="Times New Roman" w:cs="Times New Roman" w:hint="eastAsia"/>
+          <w:rFonts w:ascii="Times New Roman" w:eastAsia="华文宋体" w:hAnsi="Times New Roman" w:cs="Times New Roman"/>
           <w:sz w:val="24"/>
           <w:szCs w:val="24"/>
         </w:rPr>
@@ -4149,7 +4149,7 @@
     <w:p>
       <w:pPr>
         <w:rPr>
-          <w:rFonts w:ascii="Times New Roman" w:eastAsia="华文宋体" w:hAnsi="Times New Roman" w:cs="Times New Roman" w:hint="eastAsia"/>
+          <w:rFonts w:ascii="Times New Roman" w:eastAsia="华文宋体" w:hAnsi="Times New Roman" w:cs="Times New Roman"/>
           <w:sz w:val="24"/>
           <w:szCs w:val="24"/>
         </w:rPr>
@@ -4279,7 +4279,7 @@
     <w:p>
       <w:pPr>
         <w:rPr>
-          <w:rFonts w:ascii="Times New Roman" w:eastAsia="华文宋体" w:hAnsi="Times New Roman" w:cs="Times New Roman" w:hint="eastAsia"/>
+          <w:rFonts w:ascii="Times New Roman" w:eastAsia="华文宋体" w:hAnsi="Times New Roman" w:cs="Times New Roman"/>
           <w:sz w:val="24"/>
           <w:szCs w:val="24"/>
         </w:rPr>
@@ -4308,7 +4308,79 @@
           <w:sz w:val="24"/>
           <w:szCs w:val="24"/>
         </w:rPr>
-        <w:t xml:space="preserve"> </w:t>
+        <w:t xml:space="preserve"> /</w:t>
+      </w:r>
+      <w:r>
+        <w:rPr>
+          <w:rFonts w:ascii="GWIPA" w:eastAsia="华文宋体" w:hAnsi="GWIPA" w:cs="Times New Roman"/>
+          <w:sz w:val="24"/>
+          <w:szCs w:val="24"/>
+        </w:rPr>
+        <w:t></w:t>
+      </w:r>
+      <w:r>
+        <w:rPr>
+          <w:rFonts w:ascii="GWIPA" w:eastAsia="华文宋体" w:hAnsi="GWIPA" w:cs="Times New Roman"/>
+          <w:sz w:val="24"/>
+          <w:szCs w:val="24"/>
+        </w:rPr>
+        <w:t></w:t>
+      </w:r>
+      <w:r>
+        <w:rPr>
+          <w:rFonts w:ascii="GWIPA" w:eastAsia="华文宋体" w:hAnsi="GWIPA" w:cs="Times New Roman"/>
+          <w:sz w:val="24"/>
+          <w:szCs w:val="24"/>
+        </w:rPr>
+        <w:t></w:t>
+      </w:r>
+      <w:r>
+        <w:rPr>
+          <w:rFonts w:ascii="GWIPA" w:eastAsia="华文宋体" w:hAnsi="GWIPA" w:cs="Times New Roman"/>
+          <w:sz w:val="24"/>
+          <w:szCs w:val="24"/>
+        </w:rPr>
+        <w:t></w:t>
+      </w:r>
+      <w:r>
+        <w:rPr>
+          <w:rFonts w:ascii="GWIPA" w:eastAsia="华文宋体" w:hAnsi="GWIPA" w:cs="Times New Roman"/>
+          <w:sz w:val="24"/>
+          <w:szCs w:val="24"/>
+        </w:rPr>
+        <w:t></w:t>
+      </w:r>
+      <w:r>
+        <w:rPr>
+          <w:rFonts w:ascii="GWIPA" w:eastAsia="华文宋体" w:hAnsi="GWIPA" w:cs="Times New Roman"/>
+          <w:sz w:val="24"/>
+          <w:szCs w:val="24"/>
+        </w:rPr>
+        <w:t></w:t>
+      </w:r>
+      <w:r>
+        <w:rPr>
+          <w:rFonts w:ascii="GWIPA" w:eastAsia="华文宋体" w:hAnsi="GWIPA" w:cs="Times New Roman"/>
+          <w:sz w:val="24"/>
+          <w:szCs w:val="24"/>
+        </w:rPr>
+        <w:t></w:t>
+      </w:r>
+      <w:r>
+        <w:rPr>
+          <w:rFonts w:ascii="GWIPA" w:eastAsia="华文宋体" w:hAnsi="GWIPA" w:cs="Times New Roman"/>
+          <w:sz w:val="24"/>
+          <w:szCs w:val="24"/>
+        </w:rPr>
+        <w:t></w:t>
+      </w:r>
+      <w:r>
+        <w:rPr>
+          <w:rFonts w:ascii="GWIPA" w:eastAsia="华文宋体" w:hAnsi="GWIPA" w:cs="Times New Roman"/>
+          <w:sz w:val="24"/>
+          <w:szCs w:val="24"/>
+        </w:rPr>
+        <w:t></w:t>
       </w:r>
       <w:r>
         <w:rPr>
@@ -4320,6 +4392,578 @@
       </w:r>
       <w:r>
         <w:rPr>
+          <w:rFonts w:ascii="Times New Roman" w:eastAsia="华文宋体" w:hAnsi="Times New Roman" w:cs="Times New Roman"/>
+          <w:sz w:val="24"/>
+          <w:szCs w:val="24"/>
+        </w:rPr>
+        <w:br/>
+      </w:r>
+      <w:r>
+        <w:rPr>
+          <w:rFonts w:ascii="Times New Roman" w:eastAsia="华文宋体" w:hAnsi="Times New Roman" w:cs="Times New Roman" w:hint="eastAsia"/>
+          <w:sz w:val="24"/>
+          <w:szCs w:val="24"/>
+        </w:rPr>
+        <w:t>[C.] a short journey made for pleasure, especially one that has been organised for a group of people.</w:t>
+      </w:r>
+      <w:r>
+        <w:rPr>
+          <w:rFonts w:ascii="Times New Roman" w:eastAsia="华文宋体" w:hAnsi="Times New Roman" w:cs="Times New Roman"/>
+          <w:sz w:val="24"/>
+          <w:szCs w:val="24"/>
+        </w:rPr>
+        <w:br/>
+      </w:r>
+      <w:r>
+        <w:rPr>
+          <w:rFonts w:ascii="Times New Roman" w:eastAsia="华文宋体" w:hAnsi="Times New Roman" w:cs="Times New Roman" w:hint="eastAsia"/>
+          <w:sz w:val="24"/>
+          <w:szCs w:val="24"/>
+        </w:rPr>
+        <w:t>There are special excurison tickets which include entrance fees.</w:t>
+      </w:r>
+    </w:p>
+    <w:p>
+      <w:pPr>
+        <w:rPr>
+          <w:rFonts w:ascii="Times New Roman" w:eastAsia="华文宋体" w:hAnsi="Times New Roman" w:cs="Times New Roman"/>
+          <w:sz w:val="24"/>
+          <w:szCs w:val="24"/>
+        </w:rPr>
+      </w:pPr>
+      <w:r>
+        <w:rPr>
+          <w:rFonts w:ascii="Times New Roman" w:eastAsia="华文宋体" w:hAnsi="Times New Roman" w:cs="Times New Roman" w:hint="eastAsia"/>
+          <w:b/>
+          <w:sz w:val="24"/>
+          <w:szCs w:val="24"/>
+        </w:rPr>
+        <w:t>acclaim</w:t>
+      </w:r>
+      <w:r>
+        <w:rPr>
+          <w:rFonts w:ascii="Times New Roman" w:eastAsia="华文宋体" w:hAnsi="Times New Roman" w:cs="Times New Roman"/>
+          <w:sz w:val="24"/>
+          <w:szCs w:val="24"/>
+        </w:rPr>
+        <w:br/>
+      </w:r>
+      <w:r>
+        <w:rPr>
+          <w:rFonts w:ascii="Times New Roman" w:eastAsia="华文宋体" w:hAnsi="Times New Roman" w:cs="Times New Roman" w:hint="eastAsia"/>
+          <w:sz w:val="24"/>
+          <w:szCs w:val="24"/>
+        </w:rPr>
+        <w:t>[vt.] to praise or welcome somebody publicly.</w:t>
+      </w:r>
+      <w:r>
+        <w:rPr>
+          <w:rFonts w:ascii="Times New Roman" w:eastAsia="华文宋体" w:hAnsi="Times New Roman" w:cs="Times New Roman"/>
+          <w:sz w:val="24"/>
+          <w:szCs w:val="24"/>
+        </w:rPr>
+        <w:br/>
+      </w:r>
+      <w:r>
+        <w:rPr>
+          <w:rFonts w:ascii="Times New Roman" w:eastAsia="华文宋体" w:hAnsi="Times New Roman" w:cs="Times New Roman" w:hint="eastAsia"/>
+          <w:sz w:val="24"/>
+          <w:szCs w:val="24"/>
+        </w:rPr>
+        <w:t>The work was acclaimed as a masterpiece.</w:t>
+      </w:r>
+    </w:p>
+    <w:p>
+      <w:pPr>
+        <w:rPr>
+          <w:rFonts w:ascii="Times New Roman" w:eastAsia="华文宋体" w:hAnsi="Times New Roman" w:cs="Times New Roman" w:hint="eastAsia"/>
+          <w:sz w:val="24"/>
+          <w:szCs w:val="24"/>
+        </w:rPr>
+      </w:pPr>
+      <w:r>
+        <w:rPr>
+          <w:rFonts w:ascii="Times New Roman" w:eastAsia="华文宋体" w:hAnsi="Times New Roman" w:cs="Times New Roman" w:hint="eastAsia"/>
+          <w:b/>
+          <w:sz w:val="24"/>
+          <w:szCs w:val="24"/>
+        </w:rPr>
+        <w:t>aquarium</w:t>
+      </w:r>
+      <w:r>
+        <w:rPr>
+          <w:rFonts w:ascii="Times New Roman" w:eastAsia="华文宋体" w:hAnsi="Times New Roman" w:cs="Times New Roman" w:hint="eastAsia"/>
+          <w:sz w:val="24"/>
+          <w:szCs w:val="24"/>
+        </w:rPr>
+        <w:t xml:space="preserve"> /</w:t>
+      </w:r>
+      <w:r>
+        <w:rPr>
+          <w:rFonts w:ascii="GWIPA" w:eastAsia="华文宋体" w:hAnsi="GWIPA" w:cs="Times New Roman"/>
+          <w:sz w:val="24"/>
+          <w:szCs w:val="24"/>
+        </w:rPr>
+        <w:t></w:t>
+      </w:r>
+      <w:r>
+        <w:rPr>
+          <w:rFonts w:ascii="GWIPA" w:eastAsia="华文宋体" w:hAnsi="GWIPA" w:cs="Times New Roman"/>
+          <w:sz w:val="24"/>
+          <w:szCs w:val="24"/>
+        </w:rPr>
+        <w:t></w:t>
+      </w:r>
+      <w:r>
+        <w:rPr>
+          <w:rFonts w:ascii="GWIPA" w:eastAsia="华文宋体" w:hAnsi="GWIPA" w:cs="Times New Roman"/>
+          <w:sz w:val="24"/>
+          <w:szCs w:val="24"/>
+        </w:rPr>
+        <w:t></w:t>
+      </w:r>
+      <w:r>
+        <w:rPr>
+          <w:rFonts w:ascii="GWIPA" w:eastAsia="华文宋体" w:hAnsi="GWIPA" w:cs="Times New Roman"/>
+          <w:sz w:val="24"/>
+          <w:szCs w:val="24"/>
+        </w:rPr>
+        <w:t></w:t>
+      </w:r>
+      <w:r>
+        <w:rPr>
+          <w:rFonts w:ascii="GWIPA" w:eastAsia="华文宋体" w:hAnsi="GWIPA" w:cs="Times New Roman"/>
+          <w:sz w:val="24"/>
+          <w:szCs w:val="24"/>
+        </w:rPr>
+        <w:t></w:t>
+      </w:r>
+      <w:r>
+        <w:rPr>
+          <w:rFonts w:ascii="GWIPA" w:eastAsia="华文宋体" w:hAnsi="GWIPA" w:cs="Times New Roman"/>
+          <w:sz w:val="24"/>
+          <w:szCs w:val="24"/>
+        </w:rPr>
+        <w:t></w:t>
+      </w:r>
+      <w:r>
+        <w:rPr>
+          <w:rFonts w:ascii="GWIPA" w:eastAsia="华文宋体" w:hAnsi="GWIPA" w:cs="Times New Roman"/>
+          <w:sz w:val="24"/>
+          <w:szCs w:val="24"/>
+        </w:rPr>
+        <w:t></w:t>
+      </w:r>
+      <w:r>
+        <w:rPr>
+          <w:rFonts w:ascii="GWIPA" w:eastAsia="华文宋体" w:hAnsi="GWIPA" w:cs="Times New Roman"/>
+          <w:sz w:val="24"/>
+          <w:szCs w:val="24"/>
+        </w:rPr>
+        <w:t></w:t>
+      </w:r>
+      <w:r>
+        <w:rPr>
+          <w:rFonts w:ascii="GWIPA" w:eastAsia="华文宋体" w:hAnsi="GWIPA" w:cs="Times New Roman"/>
+          <w:sz w:val="24"/>
+          <w:szCs w:val="24"/>
+        </w:rPr>
+        <w:t></w:t>
+      </w:r>
+      <w:r>
+        <w:rPr>
+          <w:rFonts w:ascii="GWIPA" w:eastAsia="华文宋体" w:hAnsi="GWIPA" w:cs="Times New Roman"/>
+          <w:sz w:val="24"/>
+          <w:szCs w:val="24"/>
+        </w:rPr>
+        <w:t></w:t>
+      </w:r>
+      <w:r>
+        <w:rPr>
+          <w:rFonts w:ascii="Times New Roman" w:eastAsia="华文宋体" w:hAnsi="Times New Roman" w:cs="Times New Roman" w:hint="eastAsia"/>
+          <w:sz w:val="24"/>
+          <w:szCs w:val="24"/>
+        </w:rPr>
+        <w:t>/</w:t>
+      </w:r>
+      <w:r>
+        <w:rPr>
+          <w:rFonts w:ascii="Times New Roman" w:eastAsia="华文宋体" w:hAnsi="Times New Roman" w:cs="Times New Roman"/>
+          <w:sz w:val="24"/>
+          <w:szCs w:val="24"/>
+        </w:rPr>
+        <w:br/>
+      </w:r>
+      <w:r>
+        <w:rPr>
+          <w:rFonts w:ascii="Times New Roman" w:eastAsia="华文宋体" w:hAnsi="Times New Roman" w:cs="Times New Roman" w:hint="eastAsia"/>
+          <w:sz w:val="24"/>
+          <w:szCs w:val="24"/>
+        </w:rPr>
+        <w:t>[n.] a large container in which fish and other water creatures and plants are kept.</w:t>
+      </w:r>
+      <w:r>
+        <w:rPr>
+          <w:rFonts w:ascii="Times New Roman" w:eastAsia="华文宋体" w:hAnsi="Times New Roman" w:cs="Times New Roman"/>
+          <w:sz w:val="24"/>
+          <w:szCs w:val="24"/>
+        </w:rPr>
+        <w:br/>
+      </w:r>
+      <w:r>
+        <w:rPr>
+          <w:rFonts w:ascii="Times New Roman" w:eastAsia="华文宋体" w:hAnsi="Times New Roman" w:cs="Times New Roman" w:hint="eastAsia"/>
+          <w:sz w:val="24"/>
+          <w:szCs w:val="24"/>
+        </w:rPr>
+        <w:t>[n.] a building where people can go and see fish and other water creatures.</w:t>
+      </w:r>
+    </w:p>
+    <w:p>
+      <w:pPr>
+        <w:rPr>
+          <w:rFonts w:ascii="Times New Roman" w:eastAsia="华文宋体" w:hAnsi="Times New Roman" w:cs="Times New Roman" w:hint="eastAsia"/>
+          <w:sz w:val="24"/>
+          <w:szCs w:val="24"/>
+        </w:rPr>
+      </w:pPr>
+    </w:p>
+    <w:p>
+      <w:pPr>
+        <w:outlineLvl w:val="2"/>
+        <w:rPr>
+          <w:rFonts w:ascii="Times New Roman" w:hAnsi="Times New Roman" w:cs="Times New Roman" w:hint="eastAsia"/>
+          <w:b/>
+          <w:bCs/>
+          <w:sz w:val="28"/>
+          <w:szCs w:val="28"/>
+        </w:rPr>
+      </w:pPr>
+      <w:r>
+        <w:rPr>
+          <w:rFonts w:ascii="Times New Roman" w:hAnsi="Times New Roman" w:cs="Times New Roman" w:hint="eastAsia"/>
+          <w:b/>
+          <w:bCs/>
+          <w:sz w:val="28"/>
+          <w:szCs w:val="28"/>
+        </w:rPr>
+        <w:t>Test 3</w:t>
+      </w:r>
+    </w:p>
+    <w:p>
+      <w:pPr>
+        <w:rPr>
+          <w:rFonts w:ascii="Times New Roman" w:eastAsia="华文宋体" w:hAnsi="Times New Roman" w:cs="Times New Roman" w:hint="eastAsia"/>
+          <w:sz w:val="24"/>
+          <w:szCs w:val="24"/>
+        </w:rPr>
+      </w:pPr>
+      <w:r>
+        <w:rPr>
+          <w:rFonts w:ascii="Times New Roman" w:eastAsia="华文宋体" w:hAnsi="Times New Roman" w:cs="Times New Roman" w:hint="eastAsia"/>
+          <w:sz w:val="24"/>
+          <w:szCs w:val="24"/>
+        </w:rPr>
+        <w:t>Section 2</w:t>
+      </w:r>
+    </w:p>
+    <w:p>
+      <w:pPr>
+        <w:rPr>
+          <w:rFonts w:ascii="Times New Roman" w:eastAsia="华文宋体" w:hAnsi="Times New Roman" w:cs="Times New Roman" w:hint="eastAsia"/>
+          <w:sz w:val="24"/>
+          <w:szCs w:val="24"/>
+        </w:rPr>
+      </w:pPr>
+      <w:r>
+        <w:rPr>
+          <w:rFonts w:ascii="Times New Roman" w:eastAsia="华文宋体" w:hAnsi="Times New Roman" w:cs="Times New Roman" w:hint="eastAsia"/>
+          <w:b/>
+          <w:sz w:val="24"/>
+          <w:szCs w:val="24"/>
+        </w:rPr>
+        <w:t xml:space="preserve">let </w:t>
+      </w:r>
+      <w:r>
+        <w:rPr>
+          <w:rFonts w:ascii="Times New Roman" w:eastAsia="华文宋体" w:hAnsi="Times New Roman" w:cs="Times New Roman" w:hint="eastAsia"/>
+          <w:sz w:val="24"/>
+          <w:szCs w:val="24"/>
+        </w:rPr>
+        <w:t xml:space="preserve">    (house/room)</w:t>
+      </w:r>
+      <w:r>
+        <w:rPr>
+          <w:rFonts w:ascii="Times New Roman" w:eastAsia="华文宋体" w:hAnsi="Times New Roman" w:cs="Times New Roman"/>
+          <w:sz w:val="24"/>
+          <w:szCs w:val="24"/>
+        </w:rPr>
+        <w:br/>
+      </w:r>
+      <w:r>
+        <w:rPr>
+          <w:rFonts w:ascii="Times New Roman" w:eastAsia="华文宋体" w:hAnsi="Times New Roman" w:cs="Times New Roman" w:hint="eastAsia"/>
+          <w:sz w:val="24"/>
+          <w:szCs w:val="24"/>
+        </w:rPr>
+        <w:t>[vt.] ~ sth (out) (to sb) (especially BrE) to allow sb to use a house, room, etc. in return for regular payments.</w:t>
+      </w:r>
+      <w:r>
+        <w:rPr>
+          <w:rFonts w:ascii="Times New Roman" w:eastAsia="华文宋体" w:hAnsi="Times New Roman" w:cs="Times New Roman"/>
+          <w:sz w:val="24"/>
+          <w:szCs w:val="24"/>
+        </w:rPr>
+        <w:br/>
+      </w:r>
+      <w:r>
+        <w:rPr>
+          <w:rFonts w:ascii="Times New Roman" w:eastAsia="华文宋体" w:hAnsi="Times New Roman" w:cs="Times New Roman" w:hint="eastAsia"/>
+          <w:sz w:val="24"/>
+          <w:szCs w:val="24"/>
+        </w:rPr>
+        <w:t>The ower let his house out to a tenant.</w:t>
+      </w:r>
+    </w:p>
+    <w:p>
+      <w:pPr>
+        <w:rPr>
+          <w:rFonts w:ascii="Times New Roman" w:eastAsia="华文宋体" w:hAnsi="Times New Roman" w:cs="Times New Roman" w:hint="eastAsia"/>
+          <w:sz w:val="24"/>
+          <w:szCs w:val="24"/>
+        </w:rPr>
+      </w:pPr>
+      <w:r>
+        <w:rPr>
+          <w:rFonts w:ascii="Times New Roman" w:eastAsia="华文宋体" w:hAnsi="Times New Roman" w:cs="Times New Roman" w:hint="eastAsia"/>
+          <w:b/>
+          <w:sz w:val="24"/>
+          <w:szCs w:val="24"/>
+        </w:rPr>
+        <w:t>mullion</w:t>
+      </w:r>
+      <w:r>
+        <w:rPr>
+          <w:rFonts w:ascii="Times New Roman" w:eastAsia="华文宋体" w:hAnsi="Times New Roman" w:cs="Times New Roman" w:hint="eastAsia"/>
+          <w:sz w:val="24"/>
+          <w:szCs w:val="24"/>
+        </w:rPr>
+        <w:t xml:space="preserve"> /</w:t>
+      </w:r>
+      <w:r>
+        <w:rPr>
+          <w:rFonts w:ascii="GWIPA" w:eastAsia="华文宋体" w:hAnsi="GWIPA" w:cs="Times New Roman"/>
+          <w:sz w:val="24"/>
+          <w:szCs w:val="24"/>
+        </w:rPr>
+        <w:t></w:t>
+      </w:r>
+      <w:r>
+        <w:rPr>
+          <w:rFonts w:ascii="GWIPA" w:eastAsia="华文宋体" w:hAnsi="GWIPA" w:cs="Times New Roman"/>
+          <w:sz w:val="24"/>
+          <w:szCs w:val="24"/>
+        </w:rPr>
+        <w:t></w:t>
+      </w:r>
+      <w:r>
+        <w:rPr>
+          <w:rFonts w:ascii="GWIPA" w:eastAsia="华文宋体" w:hAnsi="GWIPA" w:cs="Times New Roman"/>
+          <w:sz w:val="24"/>
+          <w:szCs w:val="24"/>
+        </w:rPr>
+        <w:t></w:t>
+      </w:r>
+      <w:r>
+        <w:rPr>
+          <w:rFonts w:ascii="GWIPA" w:eastAsia="华文宋体" w:hAnsi="GWIPA" w:cs="Times New Roman"/>
+          <w:sz w:val="24"/>
+          <w:szCs w:val="24"/>
+        </w:rPr>
+        <w:t></w:t>
+      </w:r>
+      <w:r>
+        <w:rPr>
+          <w:rFonts w:ascii="GWIPA" w:eastAsia="华文宋体" w:hAnsi="GWIPA" w:cs="Times New Roman"/>
+          <w:sz w:val="24"/>
+          <w:szCs w:val="24"/>
+        </w:rPr>
+        <w:t></w:t>
+      </w:r>
+      <w:r>
+        <w:rPr>
+          <w:rFonts w:ascii="GWIPA" w:eastAsia="华文宋体" w:hAnsi="GWIPA" w:cs="Times New Roman"/>
+          <w:sz w:val="24"/>
+          <w:szCs w:val="24"/>
+        </w:rPr>
+        <w:t></w:t>
+      </w:r>
+      <w:r>
+        <w:rPr>
+          <w:rFonts w:ascii="GWIPA" w:eastAsia="华文宋体" w:hAnsi="GWIPA" w:cs="Times New Roman"/>
+          <w:sz w:val="24"/>
+          <w:szCs w:val="24"/>
+        </w:rPr>
+        <w:t></w:t>
+      </w:r>
+      <w:r>
+        <w:rPr>
+          <w:rFonts w:ascii="Times New Roman" w:eastAsia="华文宋体" w:hAnsi="Times New Roman" w:cs="Times New Roman" w:hint="eastAsia"/>
+          <w:sz w:val="24"/>
+          <w:szCs w:val="24"/>
+        </w:rPr>
+        <w:t>/</w:t>
+      </w:r>
+      <w:r>
+        <w:rPr>
+          <w:rFonts w:ascii="Times New Roman" w:eastAsia="华文宋体" w:hAnsi="Times New Roman" w:cs="Times New Roman"/>
+          <w:sz w:val="24"/>
+          <w:szCs w:val="24"/>
+        </w:rPr>
+        <w:br/>
+      </w:r>
+      <w:r>
+        <w:rPr>
+          <w:rFonts w:ascii="Times New Roman" w:eastAsia="华文宋体" w:hAnsi="Times New Roman" w:cs="Times New Roman" w:hint="eastAsia"/>
+          <w:sz w:val="24"/>
+          <w:szCs w:val="24"/>
+        </w:rPr>
+        <w:t>[n.] a solid vertical piece of a stone, wood or metal between two parts of a window.</w:t>
+      </w:r>
+      <w:r>
+        <w:rPr>
+          <w:rFonts w:ascii="Times New Roman" w:eastAsia="华文宋体" w:hAnsi="Times New Roman" w:cs="Times New Roman"/>
+          <w:sz w:val="24"/>
+          <w:szCs w:val="24"/>
+        </w:rPr>
+        <w:br/>
+      </w:r>
+      <w:r>
+        <w:rPr>
+          <w:rFonts w:ascii="Times New Roman" w:eastAsia="华文宋体" w:hAnsi="Times New Roman" w:cs="Times New Roman" w:hint="eastAsia"/>
+          <w:b/>
+          <w:sz w:val="24"/>
+          <w:szCs w:val="24"/>
+        </w:rPr>
+        <w:t>mullioned</w:t>
+      </w:r>
+      <w:r>
+        <w:rPr>
+          <w:rFonts w:ascii="Times New Roman" w:eastAsia="华文宋体" w:hAnsi="Times New Roman" w:cs="Times New Roman" w:hint="eastAsia"/>
+          <w:sz w:val="24"/>
+          <w:szCs w:val="24"/>
+        </w:rPr>
+        <w:t xml:space="preserve"> [adj.]</w:t>
+      </w:r>
+      <w:r>
+        <w:rPr>
+          <w:rFonts w:ascii="Times New Roman" w:eastAsia="华文宋体" w:hAnsi="Times New Roman" w:cs="Times New Roman" w:hint="eastAsia"/>
+          <w:sz w:val="24"/>
+          <w:szCs w:val="24"/>
+        </w:rPr>
+        <w:t xml:space="preserve">  (only before  noun)</w:t>
+      </w:r>
+      <w:r>
+        <w:rPr>
+          <w:rFonts w:ascii="Times New Roman" w:eastAsia="华文宋体" w:hAnsi="Times New Roman" w:cs="Times New Roman"/>
+          <w:sz w:val="24"/>
+          <w:szCs w:val="24"/>
+        </w:rPr>
+        <w:br/>
+      </w:r>
+      <w:r>
+        <w:rPr>
+          <w:noProof/>
+          <w:lang w:val="en-US"/>
+        </w:rPr>
+        <w:drawing>
+          <wp:inline distT="0" distB="0" distL="0" distR="0" wp14:anchorId="16869201" wp14:editId="3E9F70CD">
+            <wp:extent cx="1318493" cy="1276350"/>
+            <wp:effectExtent l="0" t="0" r="0" b="0"/>
+            <wp:docPr id="1" name="图片 1"/>
+            <wp:cNvGraphicFramePr>
+              <a:graphicFrameLocks xmlns:a="http://schemas.openxmlformats.org/drawingml/2006/main" noChangeAspect="1"/>
+            </wp:cNvGraphicFramePr>
+            <a:graphic xmlns:a="http://schemas.openxmlformats.org/drawingml/2006/main">
+              <a:graphicData uri="http://schemas.openxmlformats.org/drawingml/2006/picture">
+                <pic:pic xmlns:pic="http://schemas.openxmlformats.org/drawingml/2006/picture">
+                  <pic:nvPicPr>
+                    <pic:cNvPr id="0" name=""/>
+                    <pic:cNvPicPr/>
+                  </pic:nvPicPr>
+                  <pic:blipFill>
+                    <a:blip r:embed="rId7"/>
+                    <a:stretch>
+                      <a:fillRect/>
+                    </a:stretch>
+                  </pic:blipFill>
+                  <pic:spPr>
+                    <a:xfrm>
+                      <a:off x="0" y="0"/>
+                      <a:ext cx="1318328" cy="1276191"/>
+                    </a:xfrm>
+                    <a:prstGeom prst="rect">
+                      <a:avLst/>
+                    </a:prstGeom>
+                  </pic:spPr>
+                </pic:pic>
+              </a:graphicData>
+            </a:graphic>
+          </wp:inline>
+        </w:drawing>
+      </w:r>
+      <w:r>
+        <w:rPr>
+          <w:rFonts w:ascii="Times New Roman" w:eastAsia="华文宋体" w:hAnsi="Times New Roman" w:cs="Times New Roman" w:hint="eastAsia"/>
+          <w:sz w:val="24"/>
+          <w:szCs w:val="24"/>
+        </w:rPr>
+        <w:t>a mullioned window</w:t>
+      </w:r>
+    </w:p>
+    <w:p>
+      <w:pPr>
+        <w:rPr>
+          <w:rFonts w:ascii="Times New Roman" w:eastAsia="华文宋体" w:hAnsi="Times New Roman" w:cs="Times New Roman" w:hint="eastAsia"/>
+          <w:sz w:val="24"/>
+          <w:szCs w:val="24"/>
+        </w:rPr>
+      </w:pPr>
+      <w:r>
+        <w:rPr>
+          <w:rFonts w:ascii="Times New Roman" w:eastAsia="华文宋体" w:hAnsi="Times New Roman" w:cs="Times New Roman" w:hint="eastAsia"/>
+          <w:b/>
+          <w:sz w:val="24"/>
+          <w:szCs w:val="24"/>
+        </w:rPr>
+        <w:t>tile</w:t>
+      </w:r>
+      <w:r>
+        <w:rPr>
+          <w:rFonts w:ascii="Times New Roman" w:eastAsia="华文宋体" w:hAnsi="Times New Roman" w:cs="Times New Roman" w:hint="eastAsia"/>
+          <w:sz w:val="24"/>
+          <w:szCs w:val="24"/>
+        </w:rPr>
+        <w:t xml:space="preserve">  /</w:t>
+      </w:r>
+      <w:r>
+        <w:rPr>
+          <w:rFonts w:ascii="GWIPA" w:eastAsia="华文宋体" w:hAnsi="GWIPA" w:cs="Times New Roman"/>
+          <w:sz w:val="24"/>
+          <w:szCs w:val="24"/>
+        </w:rPr>
+        <w:t></w:t>
+      </w:r>
+      <w:r>
+        <w:rPr>
+          <w:rFonts w:ascii="GWIPA" w:eastAsia="华文宋体" w:hAnsi="GWIPA" w:cs="Times New Roman"/>
+          <w:sz w:val="24"/>
+          <w:szCs w:val="24"/>
+        </w:rPr>
+        <w:t></w:t>
+      </w:r>
+      <w:r>
+        <w:rPr>
           <w:rFonts w:ascii="GWIPA" w:eastAsia="华文宋体" w:hAnsi="GWIPA" w:cs="Times New Roman"/>
           <w:sz w:val="24"/>
           <w:szCs w:val="24"/>
@@ -4332,63 +4976,7 @@
           <w:sz w:val="24"/>
           <w:szCs w:val="24"/>
         </w:rPr>
-        <w:t></w:t>
-      </w:r>
-      <w:r>
-        <w:rPr>
-          <w:rFonts w:ascii="GWIPA" w:eastAsia="华文宋体" w:hAnsi="GWIPA" w:cs="Times New Roman"/>
-          <w:sz w:val="24"/>
-          <w:szCs w:val="24"/>
-        </w:rPr>
-        <w:t></w:t>
-      </w:r>
-      <w:r>
-        <w:rPr>
-          <w:rFonts w:ascii="GWIPA" w:eastAsia="华文宋体" w:hAnsi="GWIPA" w:cs="Times New Roman"/>
-          <w:sz w:val="24"/>
-          <w:szCs w:val="24"/>
-        </w:rPr>
-        <w:t></w:t>
-      </w:r>
-      <w:r>
-        <w:rPr>
-          <w:rFonts w:ascii="GWIPA" w:eastAsia="华文宋体" w:hAnsi="GWIPA" w:cs="Times New Roman"/>
-          <w:sz w:val="24"/>
-          <w:szCs w:val="24"/>
-        </w:rPr>
-        <w:t></w:t>
-      </w:r>
-      <w:r>
-        <w:rPr>
-          <w:rFonts w:ascii="GWIPA" w:eastAsia="华文宋体" w:hAnsi="GWIPA" w:cs="Times New Roman"/>
-          <w:sz w:val="24"/>
-          <w:szCs w:val="24"/>
-        </w:rPr>
-        <w:t></w:t>
-      </w:r>
-      <w:r>
-        <w:rPr>
-          <w:rFonts w:ascii="GWIPA" w:eastAsia="华文宋体" w:hAnsi="GWIPA" w:cs="Times New Roman"/>
-          <w:sz w:val="24"/>
-          <w:szCs w:val="24"/>
-        </w:rPr>
-        <w:t></w:t>
-      </w:r>
-      <w:r>
-        <w:rPr>
-          <w:rFonts w:ascii="GWIPA" w:eastAsia="华文宋体" w:hAnsi="GWIPA" w:cs="Times New Roman"/>
-          <w:sz w:val="24"/>
-          <w:szCs w:val="24"/>
-        </w:rPr>
-        <w:t></w:t>
-      </w:r>
-      <w:r>
-        <w:rPr>
-          <w:rFonts w:ascii="GWIPA" w:eastAsia="华文宋体" w:hAnsi="GWIPA" w:cs="Times New Roman"/>
-          <w:sz w:val="24"/>
-          <w:szCs w:val="24"/>
-        </w:rPr>
-        <w:t></w:t>
+        <w:t></w:t>
       </w:r>
       <w:r>
         <w:rPr>
@@ -4412,7 +5000,7 @@
           <w:sz w:val="24"/>
           <w:szCs w:val="24"/>
         </w:rPr>
-        <w:t>[C.] a short journey made for pleasure, especially one that has been organised for a group of people.</w:t>
+        <w:t>[n.C.] a flat, usually square, pieced of baked clay, carpet or other material that is used in rows for covering walls and floors.</w:t>
       </w:r>
       <w:r>
         <w:rPr>
@@ -4428,41 +5016,101 @@
           <w:sz w:val="24"/>
           <w:szCs w:val="24"/>
         </w:rPr>
-        <w:t>There are special excurison tickets which include entrance fees.</w:t>
-      </w:r>
-    </w:p>
-    <w:p>
-      <w:pPr>
-        <w:rPr>
-          <w:rFonts w:ascii="Times New Roman" w:eastAsia="华文宋体" w:hAnsi="Times New Roman" w:cs="Times New Roman" w:hint="eastAsia"/>
-          <w:sz w:val="24"/>
-          <w:szCs w:val="24"/>
-        </w:rPr>
-      </w:pPr>
-      <w:r>
-        <w:rPr>
-          <w:rFonts w:ascii="Times New Roman" w:eastAsia="华文宋体" w:hAnsi="Times New Roman" w:cs="Times New Roman" w:hint="eastAsia"/>
-          <w:b/>
-          <w:sz w:val="24"/>
-          <w:szCs w:val="24"/>
-        </w:rPr>
-        <w:t>acclaim</w:t>
+        <w:t>e.g. ceramic tile</w:t>
+      </w:r>
+      <w:r>
+        <w:rPr>
+          <w:rFonts w:ascii="Times New Roman" w:eastAsia="华文宋体" w:hAnsi="Times New Roman" w:cs="Times New Roman" w:hint="eastAsia"/>
+          <w:sz w:val="24"/>
+          <w:szCs w:val="24"/>
+        </w:rPr>
+        <w:t>s</w:t>
+      </w:r>
+      <w:r>
+        <w:rPr>
+          <w:rFonts w:ascii="Times New Roman" w:eastAsia="华文宋体" w:hAnsi="Times New Roman" w:cs="Times New Roman" w:hint="eastAsia"/>
+          <w:sz w:val="24"/>
+          <w:szCs w:val="24"/>
+        </w:rPr>
+        <w:t xml:space="preserve">  (</w:t>
+      </w:r>
+      <w:r>
+        <w:rPr>
+          <w:rFonts w:ascii="Times New Roman" w:eastAsia="华文宋体" w:hAnsi="Times New Roman" w:cs="Times New Roman" w:hint="eastAsia"/>
+          <w:sz w:val="24"/>
+          <w:szCs w:val="24"/>
+        </w:rPr>
+        <w:t>瓷砖</w:t>
+      </w:r>
+      <w:r>
+        <w:rPr>
+          <w:rFonts w:ascii="Times New Roman" w:eastAsia="华文宋体" w:hAnsi="Times New Roman" w:cs="Times New Roman" w:hint="eastAsia"/>
+          <w:sz w:val="24"/>
+          <w:szCs w:val="24"/>
+        </w:rPr>
+        <w:t>)</w:t>
+      </w:r>
+      <w:r>
+        <w:rPr>
+          <w:rFonts w:ascii="Times New Roman" w:eastAsia="华文宋体" w:hAnsi="Times New Roman" w:cs="Times New Roman" w:hint="eastAsia"/>
+          <w:sz w:val="24"/>
+          <w:szCs w:val="24"/>
+        </w:rPr>
+        <w:t xml:space="preserve">  / carpet tiles</w:t>
+      </w:r>
+    </w:p>
+    <w:p>
+      <w:pPr>
+        <w:rPr>
+          <w:rFonts w:ascii="Times New Roman" w:eastAsia="华文宋体" w:hAnsi="Times New Roman" w:cs="Times New Roman" w:hint="eastAsia"/>
+          <w:sz w:val="24"/>
+          <w:szCs w:val="24"/>
+        </w:rPr>
+      </w:pPr>
+      <w:r>
+        <w:rPr>
+          <w:rFonts w:ascii="Times New Roman" w:eastAsia="华文宋体" w:hAnsi="Times New Roman" w:cs="Times New Roman" w:hint="eastAsia"/>
+          <w:b/>
+          <w:sz w:val="24"/>
+          <w:szCs w:val="24"/>
+        </w:rPr>
+        <w:lastRenderedPageBreak/>
+        <w:t>chimney stack</w:t>
       </w:r>
       <w:r>
         <w:rPr>
           <w:rFonts w:ascii="Times New Roman" w:eastAsia="华文宋体" w:hAnsi="Times New Roman" w:cs="Times New Roman"/>
-          <w:sz w:val="24"/>
-          <w:szCs w:val="24"/>
-        </w:rPr>
-        <w:br/>
-      </w:r>
-      <w:r>
-        <w:rPr>
-          <w:rFonts w:ascii="Times New Roman" w:eastAsia="华文宋体" w:hAnsi="Times New Roman" w:cs="Times New Roman" w:hint="eastAsia"/>
-          <w:sz w:val="24"/>
-          <w:szCs w:val="24"/>
-        </w:rPr>
-        <w:t>[vt.] to praise or welcome somebody publicly.</w:t>
+          <w:b/>
+          <w:sz w:val="24"/>
+          <w:szCs w:val="24"/>
+        </w:rPr>
+        <w:br/>
+      </w:r>
+      <w:r>
+        <w:rPr>
+          <w:rFonts w:ascii="Times New Roman" w:eastAsia="华文宋体" w:hAnsi="Times New Roman" w:cs="Times New Roman" w:hint="eastAsia"/>
+          <w:sz w:val="24"/>
+          <w:szCs w:val="24"/>
+        </w:rPr>
+        <w:t>(BrE) the part of the chimney that is above the roof of a building.</w:t>
+      </w:r>
+    </w:p>
+    <w:p>
+      <w:pPr>
+        <w:rPr>
+          <w:rFonts w:ascii="Times New Roman" w:eastAsia="华文宋体" w:hAnsi="Times New Roman" w:cs="Times New Roman" w:hint="eastAsia"/>
+          <w:sz w:val="24"/>
+          <w:szCs w:val="24"/>
+        </w:rPr>
+      </w:pPr>
+      <w:r>
+        <w:rPr>
+          <w:rFonts w:ascii="Times New Roman" w:eastAsia="华文宋体" w:hAnsi="Times New Roman" w:cs="Times New Roman" w:hint="eastAsia"/>
+          <w:b/>
+          <w:sz w:val="24"/>
+          <w:szCs w:val="24"/>
+        </w:rPr>
+        <w:t>signpost</w:t>
       </w:r>
       <w:r>
         <w:rPr>
@@ -4478,121 +5126,15 @@
           <w:sz w:val="24"/>
           <w:szCs w:val="24"/>
         </w:rPr>
-        <w:t>The work was acclaimed as a masterpiece.</w:t>
-      </w:r>
-    </w:p>
-    <w:p>
-      <w:pPr>
-        <w:rPr>
-          <w:rFonts w:ascii="Times New Roman" w:eastAsia="华文宋体" w:hAnsi="Times New Roman" w:cs="Times New Roman" w:hint="eastAsia"/>
-          <w:sz w:val="24"/>
-          <w:szCs w:val="24"/>
-        </w:rPr>
-      </w:pPr>
-      <w:r>
-        <w:rPr>
-          <w:rFonts w:ascii="Times New Roman" w:eastAsia="华文宋体" w:hAnsi="Times New Roman" w:cs="Times New Roman" w:hint="eastAsia"/>
-          <w:b/>
-          <w:sz w:val="24"/>
-          <w:szCs w:val="24"/>
-        </w:rPr>
-        <w:t>aquarium</w:t>
-      </w:r>
-      <w:r>
-        <w:rPr>
-          <w:rFonts w:ascii="Times New Roman" w:eastAsia="华文宋体" w:hAnsi="Times New Roman" w:cs="Times New Roman" w:hint="eastAsia"/>
-          <w:sz w:val="24"/>
-          <w:szCs w:val="24"/>
-        </w:rPr>
-        <w:t xml:space="preserve"> /</w:t>
-      </w:r>
-      <w:r>
-        <w:rPr>
-          <w:rFonts w:ascii="GWIPA" w:eastAsia="华文宋体" w:hAnsi="GWIPA" w:cs="Times New Roman"/>
-          <w:sz w:val="24"/>
-          <w:szCs w:val="24"/>
-        </w:rPr>
-        <w:t></w:t>
-      </w:r>
-      <w:r>
-        <w:rPr>
-          <w:rFonts w:ascii="GWIPA" w:eastAsia="华文宋体" w:hAnsi="GWIPA" w:cs="Times New Roman"/>
-          <w:sz w:val="24"/>
-          <w:szCs w:val="24"/>
-        </w:rPr>
-        <w:t></w:t>
-      </w:r>
-      <w:r>
-        <w:rPr>
-          <w:rFonts w:ascii="GWIPA" w:eastAsia="华文宋体" w:hAnsi="GWIPA" w:cs="Times New Roman"/>
-          <w:sz w:val="24"/>
-          <w:szCs w:val="24"/>
-        </w:rPr>
-        <w:t></w:t>
-      </w:r>
-      <w:r>
-        <w:rPr>
-          <w:rFonts w:ascii="GWIPA" w:eastAsia="华文宋体" w:hAnsi="GWIPA" w:cs="Times New Roman"/>
-          <w:sz w:val="24"/>
-          <w:szCs w:val="24"/>
-        </w:rPr>
-        <w:t></w:t>
-      </w:r>
-      <w:r>
-        <w:rPr>
-          <w:rFonts w:ascii="GWIPA" w:eastAsia="华文宋体" w:hAnsi="GWIPA" w:cs="Times New Roman"/>
-          <w:sz w:val="24"/>
-          <w:szCs w:val="24"/>
-        </w:rPr>
-        <w:t></w:t>
-      </w:r>
-      <w:r>
-        <w:rPr>
-          <w:rFonts w:ascii="GWIPA" w:eastAsia="华文宋体" w:hAnsi="GWIPA" w:cs="Times New Roman"/>
-          <w:sz w:val="24"/>
-          <w:szCs w:val="24"/>
-        </w:rPr>
-        <w:t></w:t>
-      </w:r>
-      <w:r>
-        <w:rPr>
-          <w:rFonts w:ascii="GWIPA" w:eastAsia="华文宋体" w:hAnsi="GWIPA" w:cs="Times New Roman"/>
-          <w:sz w:val="24"/>
-          <w:szCs w:val="24"/>
-        </w:rPr>
-        <w:t></w:t>
-      </w:r>
-      <w:r>
-        <w:rPr>
-          <w:rFonts w:ascii="GWIPA" w:eastAsia="华文宋体" w:hAnsi="GWIPA" w:cs="Times New Roman"/>
-          <w:sz w:val="24"/>
-          <w:szCs w:val="24"/>
-        </w:rPr>
-        <w:t></w:t>
-      </w:r>
-      <w:r>
-        <w:rPr>
-          <w:rFonts w:ascii="GWIPA" w:eastAsia="华文宋体" w:hAnsi="GWIPA" w:cs="Times New Roman"/>
-          <w:sz w:val="24"/>
-          <w:szCs w:val="24"/>
-        </w:rPr>
-        <w:t></w:t>
-      </w:r>
-      <w:r>
-        <w:rPr>
-          <w:rFonts w:ascii="GWIPA" w:eastAsia="华文宋体" w:hAnsi="GWIPA" w:cs="Times New Roman"/>
-          <w:sz w:val="24"/>
-          <w:szCs w:val="24"/>
-        </w:rPr>
-        <w:t></w:t>
-      </w:r>
-      <w:r>
-        <w:rPr>
-          <w:rFonts w:ascii="Times New Roman" w:eastAsia="华文宋体" w:hAnsi="Times New Roman" w:cs="Times New Roman" w:hint="eastAsia"/>
-          <w:sz w:val="24"/>
-          <w:szCs w:val="24"/>
-        </w:rPr>
-        <w:t>/</w:t>
+        <w:t xml:space="preserve">[n.] a sign at the side of a road </w:t>
+      </w:r>
+      <w:r>
+        <w:rPr>
+          <w:rFonts w:ascii="Times New Roman" w:eastAsia="华文宋体" w:hAnsi="Times New Roman" w:cs="Times New Roman" w:hint="eastAsia"/>
+          <w:sz w:val="24"/>
+          <w:szCs w:val="24"/>
+        </w:rPr>
+        <w:t>giving the information about direction and distance of places.</w:t>
       </w:r>
       <w:r>
         <w:rPr>
@@ -4608,7 +5150,7 @@
           <w:sz w:val="24"/>
           <w:szCs w:val="24"/>
         </w:rPr>
-        <w:t>[n.] a large container in which fish and other water creatures and plants are kept.</w:t>
+        <w:t>There are full of signposts in an airport.</w:t>
       </w:r>
       <w:r>
         <w:rPr>
@@ -4624,10 +5166,85 @@
           <w:sz w:val="24"/>
           <w:szCs w:val="24"/>
         </w:rPr>
-        <w:t>[n.] a building where people can go and see fish and other water creatures.</w:t>
+        <w:t>[vt.] to mark a road with signposts.</w:t>
+      </w:r>
+      <w:r>
+        <w:rPr>
+          <w:rFonts w:ascii="Times New Roman" w:eastAsia="华文宋体" w:hAnsi="Times New Roman" w:cs="Times New Roman"/>
+          <w:sz w:val="24"/>
+          <w:szCs w:val="24"/>
+        </w:rPr>
+        <w:br/>
+      </w:r>
+      <w:r>
+        <w:rPr>
+          <w:rFonts w:ascii="Times New Roman" w:eastAsia="华文宋体" w:hAnsi="Times New Roman" w:cs="Times New Roman" w:hint="eastAsia"/>
+          <w:sz w:val="24"/>
+          <w:szCs w:val="24"/>
+        </w:rPr>
+        <w:t>The route is clearly signposted.</w:t>
+      </w:r>
+    </w:p>
+    <w:p>
+      <w:pPr>
+        <w:rPr>
+          <w:rFonts w:ascii="Times New Roman" w:eastAsia="华文宋体" w:hAnsi="Times New Roman" w:cs="Times New Roman" w:hint="eastAsia"/>
+          <w:sz w:val="24"/>
+          <w:szCs w:val="24"/>
+        </w:rPr>
+      </w:pPr>
+      <w:r>
+        <w:rPr>
+          <w:rFonts w:ascii="Times New Roman" w:eastAsia="华文宋体" w:hAnsi="Times New Roman" w:cs="Times New Roman" w:hint="eastAsia"/>
+          <w:b/>
+          <w:sz w:val="24"/>
+          <w:szCs w:val="24"/>
+        </w:rPr>
+        <w:t>footbridge</w:t>
+      </w:r>
+      <w:r>
+        <w:rPr>
+          <w:rFonts w:ascii="Times New Roman" w:eastAsia="华文宋体" w:hAnsi="Times New Roman" w:cs="Times New Roman"/>
+          <w:sz w:val="24"/>
+          <w:szCs w:val="24"/>
+        </w:rPr>
+        <w:br/>
+      </w:r>
+      <w:r>
+        <w:rPr>
+          <w:rFonts w:ascii="Times New Roman" w:eastAsia="华文宋体" w:hAnsi="Times New Roman" w:cs="Times New Roman" w:hint="eastAsia"/>
+          <w:sz w:val="24"/>
+          <w:szCs w:val="24"/>
+        </w:rPr>
+        <w:t xml:space="preserve">[n.] a narrow bridge used only by people who are walking. </w:t>
+      </w:r>
+      <w:r>
+        <w:rPr>
+          <w:rFonts w:ascii="Times New Roman" w:eastAsia="华文宋体" w:hAnsi="Times New Roman" w:cs="Times New Roman"/>
+          <w:sz w:val="24"/>
+          <w:szCs w:val="24"/>
+        </w:rPr>
+        <w:br/>
+      </w:r>
+      <w:r>
+        <w:rPr>
+          <w:rFonts w:ascii="Times New Roman" w:eastAsia="华文宋体" w:hAnsi="Times New Roman" w:cs="Times New Roman" w:hint="eastAsia"/>
+          <w:sz w:val="24"/>
+          <w:szCs w:val="24"/>
+        </w:rPr>
+        <w:t>N.B.  It is not foot-bridge. There is not any hyphen in this word.</w:t>
       </w:r>
       <w:bookmarkStart w:id="0" w:name="_GoBack"/>
       <w:bookmarkEnd w:id="0"/>
+    </w:p>
+    <w:p>
+      <w:pPr>
+        <w:rPr>
+          <w:rFonts w:ascii="GWIPA" w:eastAsia="华文宋体" w:hAnsi="GWIPA" w:cs="Times New Roman"/>
+          <w:sz w:val="24"/>
+          <w:szCs w:val="24"/>
+        </w:rPr>
+      </w:pPr>
     </w:p>
     <w:p>
       <w:pPr>
@@ -4931,6 +5548,36 @@
     <w:uiPriority w:val="99"/>
     <w:rsid w:val="008900DD"/>
   </w:style>
+  <w:style w:type="paragraph" w:styleId="a5">
+    <w:name w:val="Balloon Text"/>
+    <w:basedOn w:val="a"/>
+    <w:link w:val="Char1"/>
+    <w:uiPriority w:val="99"/>
+    <w:semiHidden/>
+    <w:unhideWhenUsed/>
+    <w:rsid w:val="002940A8"/>
+    <w:pPr>
+      <w:spacing w:after="0" w:line="240" w:lineRule="auto"/>
+    </w:pPr>
+    <w:rPr>
+      <w:rFonts w:ascii="宋体" w:eastAsia="宋体"/>
+      <w:sz w:val="18"/>
+      <w:szCs w:val="18"/>
+    </w:rPr>
+  </w:style>
+  <w:style w:type="character" w:customStyle="1" w:styleId="Char1">
+    <w:name w:val="批注框文本 Char"/>
+    <w:basedOn w:val="a0"/>
+    <w:link w:val="a5"/>
+    <w:uiPriority w:val="99"/>
+    <w:semiHidden/>
+    <w:rsid w:val="002940A8"/>
+    <w:rPr>
+      <w:rFonts w:ascii="宋体" w:eastAsia="宋体"/>
+      <w:sz w:val="18"/>
+      <w:szCs w:val="18"/>
+    </w:rPr>
+  </w:style>
 </w:styles>
 </file>
 
@@ -5166,6 +5813,36 @@
     <w:link w:val="a4"/>
     <w:uiPriority w:val="99"/>
     <w:rsid w:val="008900DD"/>
+  </w:style>
+  <w:style w:type="paragraph" w:styleId="a5">
+    <w:name w:val="Balloon Text"/>
+    <w:basedOn w:val="a"/>
+    <w:link w:val="Char1"/>
+    <w:uiPriority w:val="99"/>
+    <w:semiHidden/>
+    <w:unhideWhenUsed/>
+    <w:rsid w:val="002940A8"/>
+    <w:pPr>
+      <w:spacing w:after="0" w:line="240" w:lineRule="auto"/>
+    </w:pPr>
+    <w:rPr>
+      <w:rFonts w:ascii="宋体" w:eastAsia="宋体"/>
+      <w:sz w:val="18"/>
+      <w:szCs w:val="18"/>
+    </w:rPr>
+  </w:style>
+  <w:style w:type="character" w:customStyle="1" w:styleId="Char1">
+    <w:name w:val="批注框文本 Char"/>
+    <w:basedOn w:val="a0"/>
+    <w:link w:val="a5"/>
+    <w:uiPriority w:val="99"/>
+    <w:semiHidden/>
+    <w:rsid w:val="002940A8"/>
+    <w:rPr>
+      <w:rFonts w:ascii="宋体" w:eastAsia="宋体"/>
+      <w:sz w:val="18"/>
+      <w:szCs w:val="18"/>
+    </w:rPr>
   </w:style>
 </w:styles>
 </file>
@@ -5459,7 +6136,7 @@
   <a:extraClrSchemeLst/>
   <a:extLst>
     <a:ext uri="{05A4C25C-085E-4340-85A3-A5531E510DB2}">
-      <thm15:themeFamily xmlns:thm15="http://schemas.microsoft.com/office/thememl/2012/main" xmlns="" name="Office Theme" id="{62F939B6-93AF-4DB8-9C6B-D6C7DFDC589F}" vid="{4A3C46E8-61CC-4603-A589-7422A47A8E4A}"/>
+      <thm15:themeFamily xmlns="" xmlns:thm15="http://schemas.microsoft.com/office/thememl/2012/main" name="Office Theme" id="{62F939B6-93AF-4DB8-9C6B-D6C7DFDC589F}" vid="{4A3C46E8-61CC-4603-A589-7422A47A8E4A}"/>
     </a:ext>
   </a:extLst>
 </a:theme>

--- a/IELTS Notes/Vocabulary of IELTS Test.docx
+++ b/IELTS Notes/Vocabulary of IELTS Test.docx
@@ -4476,7 +4476,7 @@
     <w:p>
       <w:pPr>
         <w:rPr>
-          <w:rFonts w:ascii="Times New Roman" w:eastAsia="华文宋体" w:hAnsi="Times New Roman" w:cs="Times New Roman" w:hint="eastAsia"/>
+          <w:rFonts w:ascii="Times New Roman" w:eastAsia="华文宋体" w:hAnsi="Times New Roman" w:cs="Times New Roman"/>
           <w:sz w:val="24"/>
           <w:szCs w:val="24"/>
         </w:rPr>
@@ -4622,7 +4622,7 @@
     <w:p>
       <w:pPr>
         <w:rPr>
-          <w:rFonts w:ascii="Times New Roman" w:eastAsia="华文宋体" w:hAnsi="Times New Roman" w:cs="Times New Roman" w:hint="eastAsia"/>
+          <w:rFonts w:ascii="Times New Roman" w:eastAsia="华文宋体" w:hAnsi="Times New Roman" w:cs="Times New Roman"/>
           <w:sz w:val="24"/>
           <w:szCs w:val="24"/>
         </w:rPr>
@@ -4632,7 +4632,7 @@
       <w:pPr>
         <w:outlineLvl w:val="2"/>
         <w:rPr>
-          <w:rFonts w:ascii="Times New Roman" w:hAnsi="Times New Roman" w:cs="Times New Roman" w:hint="eastAsia"/>
+          <w:rFonts w:ascii="Times New Roman" w:hAnsi="Times New Roman" w:cs="Times New Roman"/>
           <w:b/>
           <w:bCs/>
           <w:sz w:val="28"/>
@@ -4653,7 +4653,7 @@
     <w:p>
       <w:pPr>
         <w:rPr>
-          <w:rFonts w:ascii="Times New Roman" w:eastAsia="华文宋体" w:hAnsi="Times New Roman" w:cs="Times New Roman" w:hint="eastAsia"/>
+          <w:rFonts w:ascii="Times New Roman" w:eastAsia="华文宋体" w:hAnsi="Times New Roman" w:cs="Times New Roman"/>
           <w:sz w:val="24"/>
           <w:szCs w:val="24"/>
         </w:rPr>
@@ -4670,7 +4670,7 @@
     <w:p>
       <w:pPr>
         <w:rPr>
-          <w:rFonts w:ascii="Times New Roman" w:eastAsia="华文宋体" w:hAnsi="Times New Roman" w:cs="Times New Roman" w:hint="eastAsia"/>
+          <w:rFonts w:ascii="Times New Roman" w:eastAsia="华文宋体" w:hAnsi="Times New Roman" w:cs="Times New Roman"/>
           <w:sz w:val="24"/>
           <w:szCs w:val="24"/>
         </w:rPr>
@@ -4728,7 +4728,7 @@
     <w:p>
       <w:pPr>
         <w:rPr>
-          <w:rFonts w:ascii="Times New Roman" w:eastAsia="华文宋体" w:hAnsi="Times New Roman" w:cs="Times New Roman" w:hint="eastAsia"/>
+          <w:rFonts w:ascii="Times New Roman" w:eastAsia="华文宋体" w:hAnsi="Times New Roman" w:cs="Times New Roman"/>
           <w:sz w:val="24"/>
           <w:szCs w:val="24"/>
         </w:rPr>
@@ -4924,7 +4924,7 @@
     <w:p>
       <w:pPr>
         <w:rPr>
-          <w:rFonts w:ascii="Times New Roman" w:eastAsia="华文宋体" w:hAnsi="Times New Roman" w:cs="Times New Roman" w:hint="eastAsia"/>
+          <w:rFonts w:ascii="Times New Roman" w:eastAsia="华文宋体" w:hAnsi="Times New Roman" w:cs="Times New Roman"/>
           <w:sz w:val="24"/>
           <w:szCs w:val="24"/>
         </w:rPr>
@@ -5062,7 +5062,7 @@
     <w:p>
       <w:pPr>
         <w:rPr>
-          <w:rFonts w:ascii="Times New Roman" w:eastAsia="华文宋体" w:hAnsi="Times New Roman" w:cs="Times New Roman" w:hint="eastAsia"/>
+          <w:rFonts w:ascii="Times New Roman" w:eastAsia="华文宋体" w:hAnsi="Times New Roman" w:cs="Times New Roman"/>
           <w:sz w:val="24"/>
           <w:szCs w:val="24"/>
         </w:rPr>
@@ -5098,7 +5098,7 @@
     <w:p>
       <w:pPr>
         <w:rPr>
-          <w:rFonts w:ascii="Times New Roman" w:eastAsia="华文宋体" w:hAnsi="Times New Roman" w:cs="Times New Roman" w:hint="eastAsia"/>
+          <w:rFonts w:ascii="Times New Roman" w:eastAsia="华文宋体" w:hAnsi="Times New Roman" w:cs="Times New Roman"/>
           <w:sz w:val="24"/>
           <w:szCs w:val="24"/>
         </w:rPr>
@@ -5188,7 +5188,7 @@
     <w:p>
       <w:pPr>
         <w:rPr>
-          <w:rFonts w:ascii="Times New Roman" w:eastAsia="华文宋体" w:hAnsi="Times New Roman" w:cs="Times New Roman" w:hint="eastAsia"/>
+          <w:rFonts w:ascii="Times New Roman" w:eastAsia="华文宋体" w:hAnsi="Times New Roman" w:cs="Times New Roman"/>
           <w:sz w:val="24"/>
           <w:szCs w:val="24"/>
         </w:rPr>
@@ -5234,17 +5234,443 @@
         </w:rPr>
         <w:t>N.B.  It is not foot-bridge. There is not any hyphen in this word.</w:t>
       </w:r>
+    </w:p>
+    <w:p>
+      <w:pPr>
+        <w:rPr>
+          <w:rFonts w:ascii="GWIPA" w:eastAsia="华文宋体" w:hAnsi="GWIPA" w:cs="Times New Roman"/>
+          <w:sz w:val="24"/>
+          <w:szCs w:val="24"/>
+        </w:rPr>
+      </w:pPr>
+    </w:p>
+    <w:p>
+      <w:pPr>
+        <w:spacing w:before="200" w:after="200"/>
+        <w:outlineLvl w:val="0"/>
+        <w:rPr>
+          <w:rFonts w:ascii="Arial" w:hAnsi="Arial" w:cs="Arial" w:hint="eastAsia"/>
+          <w:b/>
+          <w:bCs/>
+          <w:sz w:val="40"/>
+          <w:szCs w:val="40"/>
+        </w:rPr>
+      </w:pPr>
+      <w:r>
+        <w:rPr>
+          <w:rFonts w:ascii="Arial" w:hAnsi="Arial" w:cs="Arial" w:hint="eastAsia"/>
+          <w:b/>
+          <w:bCs/>
+          <w:sz w:val="40"/>
+          <w:szCs w:val="40"/>
+        </w:rPr>
+        <w:t>Reading</w:t>
+      </w:r>
+    </w:p>
+    <w:p>
+      <w:pPr>
+        <w:outlineLvl w:val="1"/>
+        <w:rPr>
+          <w:rFonts w:ascii="Times New Roman" w:hAnsi="Times New Roman" w:cs="Times New Roman" w:hint="eastAsia"/>
+          <w:b/>
+          <w:bCs/>
+          <w:sz w:val="32"/>
+          <w:szCs w:val="32"/>
+        </w:rPr>
+      </w:pPr>
+      <w:r>
+        <w:rPr>
+          <w:rFonts w:ascii="Times New Roman" w:hAnsi="Times New Roman" w:cs="Times New Roman" w:hint="eastAsia"/>
+          <w:b/>
+          <w:bCs/>
+          <w:sz w:val="32"/>
+          <w:szCs w:val="32"/>
+        </w:rPr>
+        <w:t xml:space="preserve">Cambridge IETLS 4 </w:t>
+      </w:r>
+    </w:p>
+    <w:p>
+      <w:pPr>
+        <w:outlineLvl w:val="2"/>
+        <w:rPr>
+          <w:rFonts w:ascii="Times New Roman" w:hAnsi="Times New Roman" w:cs="Times New Roman" w:hint="eastAsia"/>
+          <w:b/>
+          <w:bCs/>
+          <w:sz w:val="28"/>
+          <w:szCs w:val="28"/>
+        </w:rPr>
+      </w:pPr>
+      <w:r>
+        <w:rPr>
+          <w:rFonts w:ascii="Times New Roman" w:hAnsi="Times New Roman" w:cs="Times New Roman" w:hint="eastAsia"/>
+          <w:b/>
+          <w:bCs/>
+          <w:sz w:val="28"/>
+          <w:szCs w:val="28"/>
+        </w:rPr>
+        <w:t xml:space="preserve">Test 4 </w:t>
+      </w:r>
+    </w:p>
+    <w:p>
+      <w:pPr>
+        <w:rPr>
+          <w:rFonts w:ascii="Times New Roman" w:hAnsi="Times New Roman" w:cs="Times New Roman" w:hint="eastAsia"/>
+          <w:b/>
+          <w:bCs/>
+          <w:i/>
+          <w:iCs/>
+          <w:sz w:val="24"/>
+          <w:szCs w:val="24"/>
+        </w:rPr>
+      </w:pPr>
       <w:bookmarkStart w:id="0" w:name="_GoBack"/>
-      <w:bookmarkEnd w:id="0"/>
-    </w:p>
-    <w:p>
-      <w:pPr>
-        <w:rPr>
-          <w:rFonts w:ascii="GWIPA" w:eastAsia="华文宋体" w:hAnsi="GWIPA" w:cs="Times New Roman"/>
-          <w:sz w:val="24"/>
-          <w:szCs w:val="24"/>
-        </w:rPr>
-      </w:pPr>
+      <w:r>
+        <w:rPr>
+          <w:rFonts w:ascii="Times New Roman" w:hAnsi="Times New Roman" w:cs="Times New Roman" w:hint="eastAsia"/>
+          <w:b/>
+          <w:bCs/>
+          <w:i/>
+          <w:iCs/>
+          <w:sz w:val="24"/>
+          <w:szCs w:val="24"/>
+        </w:rPr>
+        <w:t>Reading</w:t>
+      </w:r>
+      <w:r>
+        <w:rPr>
+          <w:rFonts w:ascii="Times New Roman" w:hAnsi="Times New Roman" w:cs="Times New Roman" w:hint="eastAsia"/>
+          <w:b/>
+          <w:bCs/>
+          <w:i/>
+          <w:iCs/>
+          <w:sz w:val="24"/>
+          <w:szCs w:val="24"/>
+        </w:rPr>
+        <w:t xml:space="preserve"> Passage 1</w:t>
+      </w:r>
+    </w:p>
+    <w:bookmarkEnd w:id="0"/>
+    <w:p>
+      <w:pPr>
+        <w:rPr>
+          <w:rFonts w:ascii="Times New Roman" w:eastAsia="华文宋体" w:hAnsi="Times New Roman" w:cs="Times New Roman" w:hint="eastAsia"/>
+          <w:sz w:val="24"/>
+          <w:szCs w:val="24"/>
+        </w:rPr>
+      </w:pPr>
+      <w:r>
+        <w:rPr>
+          <w:rFonts w:ascii="Times New Roman" w:eastAsia="华文宋体" w:hAnsi="Times New Roman" w:cs="Times New Roman" w:hint="eastAsia"/>
+          <w:b/>
+          <w:sz w:val="24"/>
+          <w:szCs w:val="24"/>
+        </w:rPr>
+        <w:t>hurl</w:t>
+      </w:r>
+      <w:r>
+        <w:rPr>
+          <w:rFonts w:ascii="Times New Roman" w:eastAsia="华文宋体" w:hAnsi="Times New Roman" w:cs="Times New Roman"/>
+          <w:sz w:val="24"/>
+          <w:szCs w:val="24"/>
+        </w:rPr>
+        <w:br/>
+      </w:r>
+      <w:r>
+        <w:rPr>
+          <w:rFonts w:ascii="Times New Roman" w:eastAsia="华文宋体" w:hAnsi="Times New Roman" w:cs="Times New Roman" w:hint="eastAsia"/>
+          <w:sz w:val="24"/>
+          <w:szCs w:val="24"/>
+        </w:rPr>
+        <w:t xml:space="preserve">[vt.] </w:t>
+      </w:r>
+    </w:p>
+    <w:p>
+      <w:pPr>
+        <w:rPr>
+          <w:rFonts w:ascii="Times New Roman" w:eastAsia="华文宋体" w:hAnsi="Times New Roman" w:cs="Times New Roman" w:hint="eastAsia"/>
+          <w:sz w:val="24"/>
+          <w:szCs w:val="24"/>
+        </w:rPr>
+      </w:pPr>
+      <w:r>
+        <w:rPr>
+          <w:rFonts w:ascii="Times New Roman" w:eastAsia="华文宋体" w:hAnsi="Times New Roman" w:cs="Times New Roman" w:hint="eastAsia"/>
+          <w:b/>
+          <w:sz w:val="24"/>
+          <w:szCs w:val="24"/>
+        </w:rPr>
+        <w:t>sprint</w:t>
+      </w:r>
+      <w:r>
+        <w:rPr>
+          <w:rFonts w:ascii="Times New Roman" w:eastAsia="华文宋体" w:hAnsi="Times New Roman" w:cs="Times New Roman"/>
+          <w:sz w:val="24"/>
+          <w:szCs w:val="24"/>
+        </w:rPr>
+        <w:br/>
+      </w:r>
+      <w:r>
+        <w:rPr>
+          <w:rFonts w:ascii="Times New Roman" w:eastAsia="华文宋体" w:hAnsi="Times New Roman" w:cs="Times New Roman" w:hint="eastAsia"/>
+          <w:sz w:val="24"/>
+          <w:szCs w:val="24"/>
+        </w:rPr>
+        <w:t>[vt.]</w:t>
+      </w:r>
+      <w:r>
+        <w:rPr>
+          <w:rFonts w:ascii="Times New Roman" w:eastAsia="华文宋体" w:hAnsi="Times New Roman" w:cs="Times New Roman"/>
+          <w:sz w:val="24"/>
+          <w:szCs w:val="24"/>
+        </w:rPr>
+        <w:br/>
+      </w:r>
+      <w:r>
+        <w:rPr>
+          <w:rFonts w:ascii="Times New Roman" w:eastAsia="华文宋体" w:hAnsi="Times New Roman" w:cs="Times New Roman" w:hint="eastAsia"/>
+          <w:sz w:val="24"/>
+          <w:szCs w:val="24"/>
+        </w:rPr>
+        <w:t>[n.]</w:t>
+      </w:r>
+    </w:p>
+    <w:p>
+      <w:pPr>
+        <w:rPr>
+          <w:rFonts w:ascii="Times New Roman" w:eastAsia="华文宋体" w:hAnsi="Times New Roman" w:cs="Times New Roman" w:hint="eastAsia"/>
+          <w:sz w:val="24"/>
+          <w:szCs w:val="24"/>
+        </w:rPr>
+      </w:pPr>
+      <w:r>
+        <w:rPr>
+          <w:rFonts w:ascii="Times New Roman" w:eastAsia="华文宋体" w:hAnsi="Times New Roman" w:cs="Times New Roman" w:hint="eastAsia"/>
+          <w:b/>
+          <w:sz w:val="24"/>
+          <w:szCs w:val="24"/>
+        </w:rPr>
+        <w:t>emeritus</w:t>
+      </w:r>
+      <w:r>
+        <w:rPr>
+          <w:rFonts w:ascii="Times New Roman" w:eastAsia="华文宋体" w:hAnsi="Times New Roman" w:cs="Times New Roman"/>
+          <w:sz w:val="24"/>
+          <w:szCs w:val="24"/>
+        </w:rPr>
+        <w:br/>
+      </w:r>
+      <w:r>
+        <w:rPr>
+          <w:rFonts w:ascii="Times New Roman" w:eastAsia="华文宋体" w:hAnsi="Times New Roman" w:cs="Times New Roman" w:hint="eastAsia"/>
+          <w:sz w:val="24"/>
+          <w:szCs w:val="24"/>
+        </w:rPr>
+        <w:t>[adj.]</w:t>
+      </w:r>
+    </w:p>
+    <w:p>
+      <w:pPr>
+        <w:rPr>
+          <w:rFonts w:ascii="Times New Roman" w:eastAsia="华文宋体" w:hAnsi="Times New Roman" w:cs="Times New Roman" w:hint="eastAsia"/>
+          <w:sz w:val="24"/>
+          <w:szCs w:val="24"/>
+        </w:rPr>
+      </w:pPr>
+      <w:r>
+        <w:rPr>
+          <w:rFonts w:ascii="Times New Roman" w:eastAsia="华文宋体" w:hAnsi="Times New Roman" w:cs="Times New Roman" w:hint="eastAsia"/>
+          <w:b/>
+          <w:sz w:val="24"/>
+          <w:szCs w:val="24"/>
+        </w:rPr>
+        <w:t>plyometrics</w:t>
+      </w:r>
+      <w:r>
+        <w:rPr>
+          <w:rFonts w:ascii="Times New Roman" w:eastAsia="华文宋体" w:hAnsi="Times New Roman" w:cs="Times New Roman" w:hint="eastAsia"/>
+          <w:sz w:val="24"/>
+          <w:szCs w:val="24"/>
+        </w:rPr>
+        <w:t xml:space="preserve"> /</w:t>
+      </w:r>
+      <w:r>
+        <w:rPr>
+          <w:rFonts w:ascii="GWIPA" w:eastAsia="华文宋体" w:hAnsi="GWIPA" w:cs="Times New Roman"/>
+          <w:sz w:val="24"/>
+          <w:szCs w:val="24"/>
+        </w:rPr>
+        <w:t></w:t>
+      </w:r>
+      <w:r>
+        <w:rPr>
+          <w:rFonts w:ascii="GWIPA" w:eastAsia="华文宋体" w:hAnsi="GWIPA" w:cs="Times New Roman"/>
+          <w:sz w:val="24"/>
+          <w:szCs w:val="24"/>
+        </w:rPr>
+        <w:t></w:t>
+      </w:r>
+      <w:r>
+        <w:rPr>
+          <w:rFonts w:ascii="GWIPA" w:eastAsia="华文宋体" w:hAnsi="GWIPA" w:cs="Times New Roman"/>
+          <w:sz w:val="24"/>
+          <w:szCs w:val="24"/>
+        </w:rPr>
+        <w:t></w:t>
+      </w:r>
+      <w:r>
+        <w:rPr>
+          <w:rFonts w:ascii="GWIPA" w:eastAsia="华文宋体" w:hAnsi="GWIPA" w:cs="Times New Roman"/>
+          <w:sz w:val="24"/>
+          <w:szCs w:val="24"/>
+        </w:rPr>
+        <w:t></w:t>
+      </w:r>
+      <w:r>
+        <w:rPr>
+          <w:rFonts w:ascii="GWIPA" w:eastAsia="华文宋体" w:hAnsi="GWIPA" w:cs="Times New Roman"/>
+          <w:sz w:val="24"/>
+          <w:szCs w:val="24"/>
+        </w:rPr>
+        <w:t></w:t>
+      </w:r>
+      <w:r>
+        <w:rPr>
+          <w:rFonts w:ascii="GWIPA" w:eastAsia="华文宋体" w:hAnsi="GWIPA" w:cs="Times New Roman"/>
+          <w:sz w:val="24"/>
+          <w:szCs w:val="24"/>
+        </w:rPr>
+        <w:t></w:t>
+      </w:r>
+      <w:r>
+        <w:rPr>
+          <w:rFonts w:ascii="GWIPA" w:eastAsia="华文宋体" w:hAnsi="GWIPA" w:cs="Times New Roman"/>
+          <w:sz w:val="24"/>
+          <w:szCs w:val="24"/>
+        </w:rPr>
+        <w:t></w:t>
+      </w:r>
+      <w:r>
+        <w:rPr>
+          <w:rFonts w:ascii="GWIPA" w:eastAsia="华文宋体" w:hAnsi="GWIPA" w:cs="Times New Roman"/>
+          <w:sz w:val="24"/>
+          <w:szCs w:val="24"/>
+        </w:rPr>
+        <w:t></w:t>
+      </w:r>
+      <w:r>
+        <w:rPr>
+          <w:rFonts w:ascii="GWIPA" w:eastAsia="华文宋体" w:hAnsi="GWIPA" w:cs="Times New Roman"/>
+          <w:sz w:val="24"/>
+          <w:szCs w:val="24"/>
+        </w:rPr>
+        <w:t></w:t>
+      </w:r>
+      <w:r>
+        <w:rPr>
+          <w:rFonts w:ascii="GWIPA" w:eastAsia="华文宋体" w:hAnsi="GWIPA" w:cs="Times New Roman"/>
+          <w:sz w:val="24"/>
+          <w:szCs w:val="24"/>
+        </w:rPr>
+        <w:t></w:t>
+      </w:r>
+      <w:r>
+        <w:rPr>
+          <w:rFonts w:ascii="GWIPA" w:eastAsia="华文宋体" w:hAnsi="GWIPA" w:cs="Times New Roman"/>
+          <w:sz w:val="24"/>
+          <w:szCs w:val="24"/>
+        </w:rPr>
+        <w:t></w:t>
+      </w:r>
+      <w:r>
+        <w:rPr>
+          <w:rFonts w:ascii="GWIPA" w:eastAsia="华文宋体" w:hAnsi="GWIPA" w:cs="Times New Roman"/>
+          <w:sz w:val="24"/>
+          <w:szCs w:val="24"/>
+        </w:rPr>
+        <w:t></w:t>
+      </w:r>
+      <w:r>
+        <w:rPr>
+          <w:rFonts w:ascii="GWIPA" w:eastAsia="华文宋体" w:hAnsi="GWIPA" w:cs="Times New Roman"/>
+          <w:sz w:val="24"/>
+          <w:szCs w:val="24"/>
+        </w:rPr>
+        <w:t></w:t>
+      </w:r>
+      <w:r>
+        <w:rPr>
+          <w:rFonts w:ascii="GWIPA" w:eastAsia="华文宋体" w:hAnsi="GWIPA" w:cs="Times New Roman"/>
+          <w:sz w:val="24"/>
+          <w:szCs w:val="24"/>
+        </w:rPr>
+        <w:t></w:t>
+      </w:r>
+      <w:r>
+        <w:rPr>
+          <w:rFonts w:ascii="GWIPA" w:eastAsia="华文宋体" w:hAnsi="GWIPA" w:cs="Times New Roman"/>
+          <w:sz w:val="24"/>
+          <w:szCs w:val="24"/>
+        </w:rPr>
+        <w:t></w:t>
+      </w:r>
+      <w:r>
+        <w:rPr>
+          <w:rFonts w:ascii="Times New Roman" w:eastAsia="华文宋体" w:hAnsi="Times New Roman" w:cs="Times New Roman" w:hint="eastAsia"/>
+          <w:sz w:val="24"/>
+          <w:szCs w:val="24"/>
+        </w:rPr>
+        <w:t>/</w:t>
+      </w:r>
+      <w:r>
+        <w:rPr>
+          <w:rFonts w:ascii="Times New Roman" w:eastAsia="华文宋体" w:hAnsi="Times New Roman" w:cs="Times New Roman"/>
+          <w:sz w:val="24"/>
+          <w:szCs w:val="24"/>
+        </w:rPr>
+        <w:br/>
+      </w:r>
+      <w:r>
+        <w:rPr>
+          <w:rFonts w:ascii="Times New Roman" w:eastAsia="华文宋体" w:hAnsi="Times New Roman" w:cs="Times New Roman" w:hint="eastAsia"/>
+          <w:sz w:val="24"/>
+          <w:szCs w:val="24"/>
+        </w:rPr>
+        <w:t>[n.] a form of exercise that involves rapid and repeated stretching and contracting of the muscles.</w:t>
+      </w:r>
+    </w:p>
+    <w:p>
+      <w:pPr>
+        <w:rPr>
+          <w:rFonts w:ascii="Times New Roman" w:eastAsia="华文宋体" w:hAnsi="Times New Roman" w:cs="Times New Roman" w:hint="eastAsia"/>
+          <w:sz w:val="24"/>
+          <w:szCs w:val="24"/>
+        </w:rPr>
+      </w:pPr>
+      <w:r>
+        <w:rPr>
+          <w:rFonts w:ascii="Times New Roman" w:eastAsia="华文宋体" w:hAnsi="Times New Roman" w:cs="Times New Roman" w:hint="eastAsia"/>
+          <w:b/>
+          <w:sz w:val="24"/>
+          <w:szCs w:val="24"/>
+        </w:rPr>
+        <w:t>trace minerals</w:t>
+      </w:r>
+      <w:r>
+        <w:rPr>
+          <w:rFonts w:ascii="Times New Roman" w:eastAsia="华文宋体" w:hAnsi="Times New Roman" w:cs="Times New Roman" w:hint="eastAsia"/>
+          <w:sz w:val="24"/>
+          <w:szCs w:val="24"/>
+        </w:rPr>
+        <w:t xml:space="preserve"> : </w:t>
+      </w:r>
+      <w:r>
+        <w:rPr>
+          <w:rFonts w:ascii="宋体" w:eastAsia="宋体" w:hAnsi="宋体" w:cs="Times New Roman" w:hint="eastAsia"/>
+          <w:sz w:val="24"/>
+          <w:szCs w:val="24"/>
+        </w:rPr>
+        <w:t>微量元素</w:t>
+      </w:r>
     </w:p>
     <w:p>
       <w:pPr>
@@ -6136,7 +6562,7 @@
   <a:extraClrSchemeLst/>
   <a:extLst>
     <a:ext uri="{05A4C25C-085E-4340-85A3-A5531E510DB2}">
-      <thm15:themeFamily xmlns="" xmlns:thm15="http://schemas.microsoft.com/office/thememl/2012/main" name="Office Theme" id="{62F939B6-93AF-4DB8-9C6B-D6C7DFDC589F}" vid="{4A3C46E8-61CC-4603-A589-7422A47A8E4A}"/>
+      <thm15:themeFamily xmlns:thm15="http://schemas.microsoft.com/office/thememl/2012/main" xmlns="" name="Office Theme" id="{62F939B6-93AF-4DB8-9C6B-D6C7DFDC589F}" vid="{4A3C46E8-61CC-4603-A589-7422A47A8E4A}"/>
     </a:ext>
   </a:extLst>
 </a:theme>

--- a/IELTS Notes/Vocabulary of IELTS Test.docx
+++ b/IELTS Notes/Vocabulary of IELTS Test.docx
@@ -1,6 +1,6 @@
 
 <file path=word/document.xml><?xml version="1.0" encoding="utf-8"?>
-<w:document xmlns:ve="http://schemas.openxmlformats.org/markup-compatibility/2006" xmlns:o="urn:schemas-microsoft-com:office:office" xmlns:r="http://schemas.openxmlformats.org/officeDocument/2006/relationships" xmlns:m="http://schemas.openxmlformats.org/officeDocument/2006/math" xmlns:v="urn:schemas-microsoft-com:vml" xmlns:wp="http://schemas.openxmlformats.org/drawingml/2006/wordprocessingDrawing" xmlns:w10="urn:schemas-microsoft-com:office:word" xmlns:w="http://schemas.openxmlformats.org/wordprocessingml/2006/main" xmlns:wne="http://schemas.microsoft.com/office/word/2006/wordml">
+<w:document xmlns:wpc="http://schemas.microsoft.com/office/word/2010/wordprocessingCanvas" xmlns:mc="http://schemas.openxmlformats.org/markup-compatibility/2006" xmlns:o="urn:schemas-microsoft-com:office:office" xmlns:r="http://schemas.openxmlformats.org/officeDocument/2006/relationships" xmlns:m="http://schemas.openxmlformats.org/officeDocument/2006/math" xmlns:v="urn:schemas-microsoft-com:vml" xmlns:wp14="http://schemas.microsoft.com/office/word/2010/wordprocessingDrawing" xmlns:wp="http://schemas.openxmlformats.org/drawingml/2006/wordprocessingDrawing" xmlns:w10="urn:schemas-microsoft-com:office:word" xmlns:w="http://schemas.openxmlformats.org/wordprocessingml/2006/main" xmlns:w14="http://schemas.microsoft.com/office/word/2010/wordml" xmlns:wpg="http://schemas.microsoft.com/office/word/2010/wordprocessingGroup" xmlns:wpi="http://schemas.microsoft.com/office/word/2010/wordprocessingInk" xmlns:wne="http://schemas.microsoft.com/office/word/2006/wordml" xmlns:wps="http://schemas.microsoft.com/office/word/2010/wordprocessingShape" mc:Ignorable="w14 wp14">
   <w:body>
     <w:p>
       <w:pPr>
@@ -44,7 +44,17 @@
           <w:sz w:val="32"/>
           <w:szCs w:val="32"/>
         </w:rPr>
-        <w:t xml:space="preserve">Cambridge IELTS 5 </w:t>
+        <w:t>Cambridge IELTS 5</w:t>
+      </w:r>
+      <w:r>
+        <w:rPr>
+          <w:rFonts w:ascii="Times New Roman" w:hAnsi="Times New Roman" w:cs="Times New Roman" w:hint="eastAsia"/>
+          <w:b/>
+          <w:bCs/>
+          <w:sz w:val="32"/>
+          <w:szCs w:val="32"/>
+        </w:rPr>
+        <w:t>4</w:t>
       </w:r>
     </w:p>
     <w:p>
@@ -66,7 +76,17 @@
           <w:sz w:val="28"/>
           <w:szCs w:val="28"/>
         </w:rPr>
-        <w:t>Test 1</w:t>
+        <w:t xml:space="preserve">Test </w:t>
+      </w:r>
+      <w:r>
+        <w:rPr>
+          <w:rFonts w:ascii="Times New Roman" w:hAnsi="Times New Roman" w:cs="Times New Roman" w:hint="eastAsia"/>
+          <w:b/>
+          <w:bCs/>
+          <w:sz w:val="28"/>
+          <w:szCs w:val="28"/>
+        </w:rPr>
+        <w:t>4</w:t>
       </w:r>
     </w:p>
     <w:p>
@@ -91,56 +111,11 @@
           <w:sz w:val="24"/>
           <w:szCs w:val="24"/>
         </w:rPr>
-        <w:t>Section 1</w:t>
-      </w:r>
-    </w:p>
-    <w:p>
-      <w:pPr>
-        <w:rPr>
-          <w:rFonts w:ascii="华文宋体" w:eastAsia="华文宋体" w:hAnsi="华文宋体" w:cs="Times New Roman"/>
-          <w:sz w:val="24"/>
-          <w:szCs w:val="24"/>
-        </w:rPr>
-      </w:pPr>
-      <w:r>
-        <w:rPr>
-          <w:rFonts w:ascii="Times New Roman" w:hAnsi="Times New Roman" w:cs="Times New Roman" w:hint="eastAsia"/>
-          <w:b/>
-          <w:bCs/>
-          <w:sz w:val="24"/>
-          <w:szCs w:val="24"/>
-        </w:rPr>
-        <w:t>reptile</w:t>
-      </w:r>
-      <w:r>
-        <w:rPr>
-          <w:rFonts w:ascii="Times New Roman" w:hAnsi="Times New Roman" w:cs="Times New Roman"/>
-          <w:sz w:val="24"/>
-          <w:szCs w:val="24"/>
-        </w:rPr>
-        <w:br/>
-      </w:r>
-      <w:r>
-        <w:rPr>
-          <w:rFonts w:ascii="Times New Roman" w:hAnsi="Times New Roman" w:cs="Times New Roman" w:hint="eastAsia"/>
-          <w:sz w:val="24"/>
-          <w:szCs w:val="24"/>
-        </w:rPr>
-        <w:t xml:space="preserve">[n.] </w:t>
-      </w:r>
-      <w:r>
-        <w:rPr>
-          <w:rFonts w:ascii="华文宋体" w:eastAsia="华文宋体" w:hAnsi="华文宋体" w:cs="Times New Roman" w:hint="eastAsia"/>
-          <w:sz w:val="24"/>
-          <w:szCs w:val="24"/>
-        </w:rPr>
-        <w:t>爬行动物</w:t>
-      </w:r>
-    </w:p>
-    <w:p>
-      <w:pPr>
-        <w:rPr>
-          <w:rFonts w:ascii="Times New Roman" w:hAnsi="Times New Roman" w:cs="Times New Roman"/>
+        <w:t xml:space="preserve">Section </w:t>
+      </w:r>
+      <w:r>
+        <w:rPr>
+          <w:rFonts w:ascii="Times New Roman" w:hAnsi="Times New Roman" w:cs="Times New Roman" w:hint="eastAsia"/>
           <w:b/>
           <w:bCs/>
           <w:i/>
@@ -148,10 +123,335 @@
           <w:sz w:val="24"/>
           <w:szCs w:val="24"/>
         </w:rPr>
-      </w:pPr>
-      <w:r>
-        <w:rPr>
-          <w:rFonts w:ascii="Times New Roman" w:hAnsi="Times New Roman" w:cs="Times New Roman" w:hint="eastAsia"/>
+        <w:t>3</w:t>
+      </w:r>
+    </w:p>
+    <w:p>
+      <w:pPr>
+        <w:rPr>
+          <w:rFonts w:ascii="Times New Roman" w:eastAsia="华文宋体" w:hAnsi="Times New Roman" w:cs="Times New Roman" w:hint="eastAsia"/>
+          <w:sz w:val="24"/>
+          <w:szCs w:val="24"/>
+        </w:rPr>
+      </w:pPr>
+      <w:r>
+        <w:rPr>
+          <w:rFonts w:ascii="Times New Roman" w:hAnsi="Times New Roman" w:cs="Times New Roman" w:hint="eastAsia"/>
+          <w:b/>
+          <w:bCs/>
+          <w:sz w:val="24"/>
+          <w:szCs w:val="24"/>
+        </w:rPr>
+        <w:t xml:space="preserve">dicerning </w:t>
+      </w:r>
+      <w:r>
+        <w:rPr>
+          <w:rFonts w:ascii="Times New Roman" w:hAnsi="Times New Roman" w:cs="Times New Roman" w:hint="eastAsia"/>
+          <w:bCs/>
+          <w:sz w:val="24"/>
+          <w:szCs w:val="24"/>
+        </w:rPr>
+        <w:t>/</w:t>
+      </w:r>
+      <w:r>
+        <w:rPr>
+          <w:rFonts w:ascii="GWIPA" w:hAnsi="GWIPA" w:cs="Times New Roman"/>
+          <w:bCs/>
+          <w:sz w:val="24"/>
+          <w:szCs w:val="24"/>
+        </w:rPr>
+        <w:t></w:t>
+      </w:r>
+      <w:r>
+        <w:rPr>
+          <w:rFonts w:ascii="GWIPA" w:hAnsi="GWIPA" w:cs="Times New Roman"/>
+          <w:bCs/>
+          <w:sz w:val="24"/>
+          <w:szCs w:val="24"/>
+        </w:rPr>
+        <w:t></w:t>
+      </w:r>
+      <w:r>
+        <w:rPr>
+          <w:rFonts w:ascii="GWIPA" w:hAnsi="GWIPA" w:cs="Times New Roman"/>
+          <w:bCs/>
+          <w:sz w:val="24"/>
+          <w:szCs w:val="24"/>
+        </w:rPr>
+        <w:t></w:t>
+      </w:r>
+      <w:r>
+        <w:rPr>
+          <w:rFonts w:ascii="GWIPA" w:hAnsi="GWIPA" w:cs="Times New Roman"/>
+          <w:bCs/>
+          <w:sz w:val="24"/>
+          <w:szCs w:val="24"/>
+        </w:rPr>
+        <w:t></w:t>
+      </w:r>
+      <w:r>
+        <w:rPr>
+          <w:rFonts w:ascii="GWIPA" w:hAnsi="GWIPA" w:cs="Times New Roman"/>
+          <w:bCs/>
+          <w:sz w:val="24"/>
+          <w:szCs w:val="24"/>
+        </w:rPr>
+        <w:t></w:t>
+      </w:r>
+      <w:r>
+        <w:rPr>
+          <w:rFonts w:ascii="GWIPA" w:hAnsi="GWIPA" w:cs="Times New Roman"/>
+          <w:bCs/>
+          <w:sz w:val="24"/>
+          <w:szCs w:val="24"/>
+        </w:rPr>
+        <w:t></w:t>
+      </w:r>
+      <w:r>
+        <w:rPr>
+          <w:rFonts w:ascii="GWIPA" w:hAnsi="GWIPA" w:cs="Times New Roman"/>
+          <w:bCs/>
+          <w:sz w:val="24"/>
+          <w:szCs w:val="24"/>
+        </w:rPr>
+        <w:t></w:t>
+      </w:r>
+      <w:r>
+        <w:rPr>
+          <w:rFonts w:ascii="GWIPA" w:hAnsi="GWIPA" w:cs="Times New Roman"/>
+          <w:bCs/>
+          <w:sz w:val="24"/>
+          <w:szCs w:val="24"/>
+        </w:rPr>
+        <w:t></w:t>
+      </w:r>
+      <w:r>
+        <w:rPr>
+          <w:rFonts w:ascii="GWIPA" w:hAnsi="GWIPA" w:cs="Times New Roman"/>
+          <w:bCs/>
+          <w:sz w:val="24"/>
+          <w:szCs w:val="24"/>
+        </w:rPr>
+        <w:t></w:t>
+      </w:r>
+      <w:r>
+        <w:rPr>
+          <w:rFonts w:ascii="Times New Roman" w:hAnsi="Times New Roman" w:cs="Times New Roman" w:hint="eastAsia"/>
+          <w:bCs/>
+          <w:sz w:val="24"/>
+          <w:szCs w:val="24"/>
+        </w:rPr>
+        <w:t>/</w:t>
+      </w:r>
+      <w:r>
+        <w:rPr>
+          <w:rFonts w:ascii="Times New Roman" w:hAnsi="Times New Roman" w:cs="Times New Roman"/>
+          <w:sz w:val="24"/>
+          <w:szCs w:val="24"/>
+        </w:rPr>
+        <w:br/>
+      </w:r>
+      <w:r>
+        <w:rPr>
+          <w:rFonts w:ascii="Times New Roman" w:hAnsi="Times New Roman" w:cs="Times New Roman" w:hint="eastAsia"/>
+          <w:sz w:val="24"/>
+          <w:szCs w:val="24"/>
+        </w:rPr>
+        <w:t>[</w:t>
+      </w:r>
+      <w:r>
+        <w:rPr>
+          <w:rFonts w:ascii="Times New Roman" w:hAnsi="Times New Roman" w:cs="Times New Roman" w:hint="eastAsia"/>
+          <w:sz w:val="24"/>
+          <w:szCs w:val="24"/>
+        </w:rPr>
+        <w:t>adj</w:t>
+      </w:r>
+      <w:r>
+        <w:rPr>
+          <w:rFonts w:ascii="Times New Roman" w:hAnsi="Times New Roman" w:cs="Times New Roman" w:hint="eastAsia"/>
+          <w:sz w:val="24"/>
+          <w:szCs w:val="24"/>
+        </w:rPr>
+        <w:t>.]</w:t>
+      </w:r>
+      <w:r>
+        <w:rPr>
+          <w:rFonts w:ascii="Times New Roman" w:hAnsi="Times New Roman" w:cs="Times New Roman"/>
+          <w:sz w:val="24"/>
+          <w:szCs w:val="24"/>
+        </w:rPr>
+        <w:t xml:space="preserve"> </w:t>
+      </w:r>
+      <w:r>
+        <w:rPr>
+          <w:rFonts w:ascii="Times New Roman" w:eastAsia="华文宋体" w:hAnsi="Times New Roman" w:cs="Times New Roman"/>
+          <w:sz w:val="24"/>
+          <w:szCs w:val="24"/>
+        </w:rPr>
+        <w:t>(</w:t>
+      </w:r>
+      <w:r>
+        <w:rPr>
+          <w:rFonts w:ascii="Times New Roman" w:eastAsia="华文宋体" w:hAnsi="Times New Roman" w:cs="Times New Roman"/>
+          <w:i/>
+          <w:sz w:val="24"/>
+          <w:szCs w:val="24"/>
+        </w:rPr>
+        <w:t>app</w:t>
+      </w:r>
+      <w:r>
+        <w:rPr>
+          <w:rFonts w:ascii="Times New Roman" w:eastAsia="华文宋体" w:hAnsi="Times New Roman" w:cs="Times New Roman" w:hint="eastAsia"/>
+          <w:i/>
+          <w:sz w:val="24"/>
+          <w:szCs w:val="24"/>
+        </w:rPr>
+        <w:t>roving</w:t>
+      </w:r>
+      <w:r>
+        <w:rPr>
+          <w:rFonts w:ascii="Times New Roman" w:eastAsia="华文宋体" w:hAnsi="Times New Roman" w:cs="Times New Roman"/>
+          <w:sz w:val="24"/>
+          <w:szCs w:val="24"/>
+        </w:rPr>
+        <w:t>)</w:t>
+      </w:r>
+      <w:r>
+        <w:rPr>
+          <w:rFonts w:ascii="Times New Roman" w:eastAsia="华文宋体" w:hAnsi="Times New Roman" w:cs="Times New Roman" w:hint="eastAsia"/>
+          <w:sz w:val="24"/>
+          <w:szCs w:val="24"/>
+        </w:rPr>
+        <w:t xml:space="preserve"> able to show good judgement about the quality of sb/sth.</w:t>
+      </w:r>
+      <w:r>
+        <w:rPr>
+          <w:rFonts w:ascii="Times New Roman" w:eastAsia="华文宋体" w:hAnsi="Times New Roman" w:cs="Times New Roman"/>
+          <w:sz w:val="24"/>
+          <w:szCs w:val="24"/>
+        </w:rPr>
+        <w:br/>
+      </w:r>
+      <w:r>
+        <w:rPr>
+          <w:rFonts w:ascii="Times New Roman" w:eastAsia="华文宋体" w:hAnsi="Times New Roman" w:cs="Times New Roman" w:hint="eastAsia"/>
+          <w:sz w:val="24"/>
+          <w:szCs w:val="24"/>
+        </w:rPr>
+        <w:t>The discerning customer will recognise this as a high quallity product.</w:t>
+      </w:r>
+    </w:p>
+    <w:p>
+      <w:pPr>
+        <w:rPr>
+          <w:rFonts w:ascii="Times New Roman" w:eastAsia="华文宋体" w:hAnsi="Times New Roman" w:cs="Times New Roman"/>
+          <w:sz w:val="24"/>
+          <w:szCs w:val="24"/>
+        </w:rPr>
+      </w:pPr>
+      <w:r>
+        <w:rPr>
+          <w:rFonts w:ascii="Times New Roman" w:eastAsia="华文宋体" w:hAnsi="Times New Roman" w:cs="Times New Roman" w:hint="eastAsia"/>
+          <w:b/>
+          <w:sz w:val="24"/>
+          <w:szCs w:val="24"/>
+        </w:rPr>
+        <w:t>cater for</w:t>
+      </w:r>
+      <w:r>
+        <w:rPr>
+          <w:rFonts w:ascii="Times New Roman" w:eastAsia="华文宋体" w:hAnsi="Times New Roman" w:cs="Times New Roman" w:hint="eastAsia"/>
+          <w:b/>
+          <w:sz w:val="24"/>
+          <w:szCs w:val="24"/>
+        </w:rPr>
+        <w:t xml:space="preserve"> sb/sth</w:t>
+      </w:r>
+      <w:bookmarkStart w:id="0" w:name="_GoBack"/>
+      <w:bookmarkEnd w:id="0"/>
+      <w:r>
+        <w:rPr>
+          <w:rFonts w:ascii="Times New Roman" w:eastAsia="华文宋体" w:hAnsi="Times New Roman" w:cs="Times New Roman"/>
+          <w:sz w:val="24"/>
+          <w:szCs w:val="24"/>
+        </w:rPr>
+        <w:br/>
+      </w:r>
+      <w:r>
+        <w:rPr>
+          <w:rFonts w:ascii="Times New Roman" w:eastAsia="华文宋体" w:hAnsi="Times New Roman" w:cs="Times New Roman" w:hint="eastAsia"/>
+          <w:sz w:val="24"/>
+          <w:szCs w:val="24"/>
+        </w:rPr>
+        <w:t>(</w:t>
+      </w:r>
+      <w:r>
+        <w:rPr>
+          <w:rFonts w:ascii="Times New Roman" w:eastAsia="华文宋体" w:hAnsi="Times New Roman" w:cs="Times New Roman" w:hint="eastAsia"/>
+          <w:i/>
+          <w:sz w:val="24"/>
+          <w:szCs w:val="24"/>
+        </w:rPr>
+        <w:t>phrasal verb</w:t>
+      </w:r>
+      <w:r>
+        <w:rPr>
+          <w:rFonts w:ascii="Times New Roman" w:eastAsia="华文宋体" w:hAnsi="Times New Roman" w:cs="Times New Roman" w:hint="eastAsia"/>
+          <w:sz w:val="24"/>
+          <w:szCs w:val="24"/>
+        </w:rPr>
+        <w:t>) to provide the things that a particular person or situation needs or wants.</w:t>
+      </w:r>
+    </w:p>
+    <w:p>
+      <w:pPr>
+        <w:outlineLvl w:val="1"/>
+        <w:rPr>
+          <w:rFonts w:ascii="Times New Roman" w:hAnsi="Times New Roman" w:cs="Times New Roman"/>
+          <w:b/>
+          <w:bCs/>
+          <w:sz w:val="32"/>
+          <w:szCs w:val="32"/>
+        </w:rPr>
+      </w:pPr>
+      <w:r>
+        <w:rPr>
+          <w:rFonts w:ascii="Times New Roman" w:hAnsi="Times New Roman" w:cs="Times New Roman"/>
+          <w:b/>
+          <w:bCs/>
+          <w:sz w:val="32"/>
+          <w:szCs w:val="32"/>
+        </w:rPr>
+        <w:t xml:space="preserve">Cambridge IELTS 5 </w:t>
+      </w:r>
+    </w:p>
+    <w:p>
+      <w:pPr>
+        <w:outlineLvl w:val="2"/>
+        <w:rPr>
+          <w:rFonts w:ascii="Times New Roman" w:hAnsi="Times New Roman" w:cs="Times New Roman"/>
+          <w:b/>
+          <w:bCs/>
+          <w:sz w:val="28"/>
+          <w:szCs w:val="28"/>
+        </w:rPr>
+      </w:pPr>
+      <w:r>
+        <w:rPr>
+          <w:rFonts w:ascii="Times New Roman" w:hAnsi="Times New Roman" w:cs="Times New Roman"/>
+          <w:b/>
+          <w:bCs/>
+          <w:sz w:val="28"/>
+          <w:szCs w:val="28"/>
+        </w:rPr>
+        <w:t>Test 1</w:t>
+      </w:r>
+    </w:p>
+    <w:p>
+      <w:pPr>
+        <w:rPr>
+          <w:rFonts w:ascii="Times New Roman" w:hAnsi="Times New Roman" w:cs="Times New Roman"/>
           <w:b/>
           <w:bCs/>
           <w:i/>
@@ -159,350 +459,8 @@
           <w:sz w:val="24"/>
           <w:szCs w:val="24"/>
         </w:rPr>
-        <w:t>Sectioin 2</w:t>
-      </w:r>
-    </w:p>
-    <w:p>
-      <w:pPr>
-        <w:rPr>
-          <w:rFonts w:ascii="Times New Roman" w:hAnsi="Times New Roman" w:cs="Times New Roman"/>
-          <w:sz w:val="24"/>
-          <w:szCs w:val="24"/>
-        </w:rPr>
-      </w:pPr>
-      <w:r>
-        <w:rPr>
-          <w:rFonts w:ascii="Times New Roman" w:hAnsi="Times New Roman" w:cs="Times New Roman" w:hint="eastAsia"/>
-          <w:b/>
-          <w:bCs/>
-          <w:sz w:val="24"/>
-          <w:szCs w:val="24"/>
-        </w:rPr>
-        <w:t>cot</w:t>
-      </w:r>
-      <w:r>
-        <w:rPr>
-          <w:rFonts w:ascii="Times New Roman" w:hAnsi="Times New Roman" w:cs="Times New Roman" w:hint="eastAsia"/>
-          <w:sz w:val="24"/>
-          <w:szCs w:val="24"/>
-        </w:rPr>
-        <w:t xml:space="preserve"> /</w:t>
-      </w:r>
-      <w:r>
-        <w:rPr>
-          <w:rFonts w:ascii="GWIPA" w:hAnsi="GWIPA" w:cs="Times New Roman"/>
-          <w:sz w:val="24"/>
-          <w:szCs w:val="24"/>
-        </w:rPr>
-        <w:t></w:t>
-      </w:r>
-      <w:r>
-        <w:rPr>
-          <w:rFonts w:ascii="GWIPA" w:hAnsi="GWIPA" w:cs="Times New Roman"/>
-          <w:sz w:val="24"/>
-          <w:szCs w:val="24"/>
-        </w:rPr>
-        <w:t></w:t>
-      </w:r>
-      <w:r>
-        <w:rPr>
-          <w:rFonts w:ascii="GWIPA" w:hAnsi="GWIPA" w:cs="Times New Roman"/>
-          <w:sz w:val="24"/>
-          <w:szCs w:val="24"/>
-        </w:rPr>
-        <w:t></w:t>
-      </w:r>
-      <w:r>
-        <w:rPr>
-          <w:rFonts w:ascii="Times New Roman" w:hAnsi="Times New Roman" w:cs="Times New Roman" w:hint="eastAsia"/>
-          <w:sz w:val="24"/>
-          <w:szCs w:val="24"/>
-        </w:rPr>
-        <w:t>/</w:t>
-      </w:r>
-      <w:r>
-        <w:rPr>
-          <w:rFonts w:ascii="Times New Roman" w:hAnsi="Times New Roman" w:cs="Times New Roman"/>
-          <w:sz w:val="24"/>
-          <w:szCs w:val="24"/>
-        </w:rPr>
-        <w:br/>
-      </w:r>
-      <w:r>
-        <w:rPr>
-          <w:rFonts w:ascii="Times New Roman" w:hAnsi="Times New Roman" w:cs="Times New Roman" w:hint="eastAsia"/>
-          <w:sz w:val="24"/>
-          <w:szCs w:val="24"/>
-        </w:rPr>
-        <w:t>[n.] a small bed with high side for a baby or a child</w:t>
-      </w:r>
-    </w:p>
-    <w:p>
-      <w:pPr>
-        <w:rPr>
-          <w:rFonts w:ascii="Times New Roman" w:hAnsi="Times New Roman" w:cs="Times New Roman"/>
-          <w:sz w:val="24"/>
-          <w:szCs w:val="24"/>
-        </w:rPr>
-      </w:pPr>
-      <w:r>
-        <w:rPr>
-          <w:rFonts w:ascii="Times New Roman" w:hAnsi="Times New Roman" w:cs="Times New Roman" w:hint="eastAsia"/>
-          <w:b/>
-          <w:bCs/>
-          <w:sz w:val="24"/>
-          <w:szCs w:val="24"/>
-        </w:rPr>
-        <w:t>minus</w:t>
-      </w:r>
-      <w:r>
-        <w:rPr>
-          <w:rFonts w:ascii="Times New Roman" w:hAnsi="Times New Roman" w:cs="Times New Roman"/>
-          <w:sz w:val="24"/>
-          <w:szCs w:val="24"/>
-        </w:rPr>
-        <w:br/>
-      </w:r>
-      <w:r>
-        <w:rPr>
-          <w:rFonts w:ascii="Times New Roman" w:hAnsi="Times New Roman" w:cs="Times New Roman" w:hint="eastAsia"/>
-          <w:sz w:val="24"/>
-          <w:szCs w:val="24"/>
-        </w:rPr>
-        <w:t>[adj.] make something seem nagative and less attractive or good</w:t>
-      </w:r>
-      <w:r>
-        <w:rPr>
-          <w:rFonts w:ascii="Times New Roman" w:hAnsi="Times New Roman" w:cs="Times New Roman"/>
-          <w:sz w:val="24"/>
-          <w:szCs w:val="24"/>
-        </w:rPr>
-        <w:br/>
-      </w:r>
-      <w:r>
-        <w:rPr>
-          <w:rFonts w:ascii="Times New Roman" w:hAnsi="Times New Roman" w:cs="Times New Roman" w:hint="eastAsia"/>
-          <w:sz w:val="24"/>
-          <w:szCs w:val="24"/>
-        </w:rPr>
-        <w:t>o</w:t>
-      </w:r>
-      <w:r>
-        <w:rPr>
-          <w:rFonts w:ascii="Times New Roman" w:hAnsi="Times New Roman" w:cs="Times New Roman" w:hint="eastAsia"/>
-          <w:sz w:val="24"/>
-          <w:szCs w:val="24"/>
-        </w:rPr>
-        <w:t xml:space="preserve">n the minus side : </w:t>
-      </w:r>
-      <w:r>
-        <w:rPr>
-          <w:rFonts w:ascii="Times New Roman" w:hAnsi="Times New Roman" w:cs="Times New Roman" w:hint="eastAsia"/>
-          <w:sz w:val="24"/>
-          <w:szCs w:val="24"/>
-        </w:rPr>
-        <w:t>不足</w:t>
-      </w:r>
-      <w:r>
-        <w:rPr>
-          <w:rFonts w:ascii="Times New Roman" w:hAnsi="Times New Roman" w:cs="Times New Roman" w:hint="eastAsia"/>
-          <w:sz w:val="24"/>
-          <w:szCs w:val="24"/>
-        </w:rPr>
-        <w:t>之处</w:t>
-      </w:r>
-    </w:p>
-    <w:p>
-      <w:pPr>
-        <w:rPr>
-          <w:rFonts w:ascii="Times New Roman" w:hAnsi="Times New Roman" w:cs="Times New Roman"/>
-          <w:sz w:val="24"/>
-          <w:szCs w:val="24"/>
-        </w:rPr>
-      </w:pPr>
-      <w:r>
-        <w:rPr>
-          <w:rFonts w:ascii="Times New Roman" w:hAnsi="Times New Roman" w:cs="Times New Roman" w:hint="eastAsia"/>
-          <w:b/>
-          <w:bCs/>
-          <w:sz w:val="24"/>
-          <w:szCs w:val="24"/>
-        </w:rPr>
-        <w:t>niggle</w:t>
-      </w:r>
-      <w:r>
-        <w:rPr>
-          <w:rFonts w:ascii="Times New Roman" w:hAnsi="Times New Roman" w:cs="Times New Roman"/>
-          <w:sz w:val="24"/>
-          <w:szCs w:val="24"/>
-        </w:rPr>
-        <w:br/>
-      </w:r>
-      <w:r>
-        <w:rPr>
-          <w:rFonts w:ascii="Times New Roman" w:hAnsi="Times New Roman" w:cs="Times New Roman" w:hint="eastAsia"/>
-          <w:sz w:val="24"/>
-          <w:szCs w:val="24"/>
-        </w:rPr>
-        <w:t>[n.] a small critism or complaint.</w:t>
-      </w:r>
-      <w:r>
-        <w:rPr>
-          <w:rFonts w:ascii="Times New Roman" w:hAnsi="Times New Roman" w:cs="Times New Roman"/>
-          <w:sz w:val="24"/>
-          <w:szCs w:val="24"/>
-        </w:rPr>
-        <w:br/>
-      </w:r>
-      <w:r>
-        <w:rPr>
-          <w:rFonts w:ascii="Times New Roman" w:hAnsi="Times New Roman" w:cs="Times New Roman" w:hint="eastAsia"/>
-          <w:sz w:val="24"/>
-          <w:szCs w:val="24"/>
-        </w:rPr>
-        <w:t xml:space="preserve">My only niggle is that they should have told me sooner. </w:t>
-      </w:r>
-    </w:p>
-    <w:p>
-      <w:pPr>
-        <w:rPr>
-          <w:rFonts w:ascii="Times New Roman" w:hAnsi="Times New Roman" w:cs="Times New Roman"/>
-          <w:sz w:val="24"/>
-          <w:szCs w:val="24"/>
-        </w:rPr>
-      </w:pPr>
-      <w:r>
-        <w:rPr>
-          <w:rFonts w:ascii="Times New Roman" w:hAnsi="Times New Roman" w:cs="Times New Roman" w:hint="eastAsia"/>
-          <w:b/>
-          <w:bCs/>
-          <w:sz w:val="24"/>
-          <w:szCs w:val="24"/>
-        </w:rPr>
-        <w:t>rust</w:t>
-      </w:r>
-      <w:r>
-        <w:rPr>
-          <w:rFonts w:ascii="Times New Roman" w:hAnsi="Times New Roman" w:cs="Times New Roman"/>
-          <w:sz w:val="24"/>
-          <w:szCs w:val="24"/>
-        </w:rPr>
-        <w:br/>
-      </w:r>
-      <w:r>
-        <w:rPr>
-          <w:rFonts w:ascii="Times New Roman" w:hAnsi="Times New Roman" w:cs="Times New Roman" w:hint="eastAsia"/>
-          <w:sz w:val="24"/>
-          <w:szCs w:val="24"/>
-        </w:rPr>
-        <w:t>[n.] a reddish-brown substance that is formed on some metals by the action of water and air.</w:t>
-      </w:r>
-      <w:r>
-        <w:rPr>
-          <w:rFonts w:ascii="Times New Roman" w:hAnsi="Times New Roman" w:cs="Times New Roman"/>
-          <w:sz w:val="24"/>
-          <w:szCs w:val="24"/>
-        </w:rPr>
-        <w:br/>
-      </w:r>
-      <w:r>
-        <w:rPr>
-          <w:rFonts w:ascii="Times New Roman" w:hAnsi="Times New Roman" w:cs="Times New Roman" w:hint="eastAsia"/>
-          <w:sz w:val="24"/>
-          <w:szCs w:val="24"/>
-        </w:rPr>
-        <w:t>[vt.]</w:t>
-      </w:r>
-      <w:r>
-        <w:rPr>
-          <w:rFonts w:ascii="Times New Roman" w:hAnsi="Times New Roman" w:cs="Times New Roman" w:hint="eastAsia"/>
-          <w:sz w:val="24"/>
-          <w:szCs w:val="24"/>
-        </w:rPr>
-        <w:t xml:space="preserve"> </w:t>
-      </w:r>
-    </w:p>
-    <w:p>
-      <w:pPr>
-        <w:rPr>
-          <w:rFonts w:ascii="Times New Roman" w:hAnsi="Times New Roman" w:cs="Times New Roman"/>
-          <w:sz w:val="24"/>
-          <w:szCs w:val="24"/>
-        </w:rPr>
-      </w:pPr>
-      <w:r>
-        <w:rPr>
-          <w:rFonts w:ascii="Times New Roman" w:hAnsi="Times New Roman" w:cs="Times New Roman" w:hint="eastAsia"/>
-          <w:b/>
-          <w:bCs/>
-          <w:sz w:val="24"/>
-          <w:szCs w:val="24"/>
-        </w:rPr>
-        <w:t>todd</w:t>
-      </w:r>
-      <w:r>
-        <w:rPr>
-          <w:rFonts w:ascii="Times New Roman" w:hAnsi="Times New Roman" w:cs="Times New Roman" w:hint="eastAsia"/>
-          <w:b/>
-          <w:bCs/>
-          <w:sz w:val="24"/>
-          <w:szCs w:val="24"/>
-        </w:rPr>
-        <w:t>l</w:t>
-      </w:r>
-      <w:r>
-        <w:rPr>
-          <w:rFonts w:ascii="Times New Roman" w:hAnsi="Times New Roman" w:cs="Times New Roman" w:hint="eastAsia"/>
-          <w:b/>
-          <w:bCs/>
-          <w:sz w:val="24"/>
-          <w:szCs w:val="24"/>
-        </w:rPr>
-        <w:t>er</w:t>
-      </w:r>
-      <w:r>
-        <w:rPr>
-          <w:rFonts w:ascii="Times New Roman" w:hAnsi="Times New Roman" w:cs="Times New Roman"/>
-          <w:b/>
-          <w:bCs/>
-          <w:sz w:val="24"/>
-          <w:szCs w:val="24"/>
-        </w:rPr>
-        <w:br/>
-      </w:r>
-      <w:r>
-        <w:rPr>
-          <w:rFonts w:ascii="Times New Roman" w:hAnsi="Times New Roman" w:cs="Times New Roman" w:hint="eastAsia"/>
-          <w:sz w:val="24"/>
-          <w:szCs w:val="24"/>
-        </w:rPr>
-        <w:t xml:space="preserve">[n.] </w:t>
-      </w:r>
-      <w:r>
-        <w:rPr>
-          <w:rFonts w:ascii="Times New Roman" w:hAnsi="Times New Roman" w:cs="Times New Roman" w:hint="eastAsia"/>
-          <w:sz w:val="24"/>
-          <w:szCs w:val="24"/>
-        </w:rPr>
-        <w:t>a child who has only recently learnt to wa</w:t>
-      </w:r>
-      <w:r>
-        <w:rPr>
-          <w:rFonts w:ascii="Times New Roman" w:hAnsi="Times New Roman" w:cs="Times New Roman" w:hint="eastAsia"/>
-          <w:sz w:val="24"/>
-          <w:szCs w:val="24"/>
-        </w:rPr>
-        <w:t>lk.</w:t>
-      </w:r>
-      <w:r>
-        <w:rPr>
-          <w:rFonts w:ascii="Times New Roman" w:hAnsi="Times New Roman" w:cs="Times New Roman"/>
-        </w:rPr>
-        <w:br/>
-      </w:r>
-    </w:p>
-    <w:p>
-      <w:pPr>
+      </w:pPr>
+      <w:r>
         <w:rPr>
           <w:rFonts w:ascii="Times New Roman" w:hAnsi="Times New Roman" w:cs="Times New Roman"/>
           <w:b/>
@@ -512,10 +470,56 @@
           <w:sz w:val="24"/>
           <w:szCs w:val="24"/>
         </w:rPr>
-      </w:pPr>
-      <w:r>
-        <w:rPr>
-          <w:rFonts w:ascii="Times New Roman" w:hAnsi="Times New Roman" w:cs="Times New Roman" w:hint="eastAsia"/>
+        <w:t>Section 1</w:t>
+      </w:r>
+    </w:p>
+    <w:p>
+      <w:pPr>
+        <w:rPr>
+          <w:rFonts w:ascii="华文宋体" w:eastAsia="华文宋体" w:hAnsi="华文宋体" w:cs="Times New Roman"/>
+          <w:sz w:val="24"/>
+          <w:szCs w:val="24"/>
+        </w:rPr>
+      </w:pPr>
+      <w:r>
+        <w:rPr>
+          <w:rFonts w:ascii="Times New Roman" w:hAnsi="Times New Roman" w:cs="Times New Roman" w:hint="eastAsia"/>
+          <w:b/>
+          <w:bCs/>
+          <w:sz w:val="24"/>
+          <w:szCs w:val="24"/>
+        </w:rPr>
+        <w:t>reptile</w:t>
+      </w:r>
+      <w:r>
+        <w:rPr>
+          <w:rFonts w:ascii="Times New Roman" w:hAnsi="Times New Roman" w:cs="Times New Roman"/>
+          <w:sz w:val="24"/>
+          <w:szCs w:val="24"/>
+        </w:rPr>
+        <w:br/>
+      </w:r>
+      <w:r>
+        <w:rPr>
+          <w:rFonts w:ascii="Times New Roman" w:hAnsi="Times New Roman" w:cs="Times New Roman" w:hint="eastAsia"/>
+          <w:sz w:val="24"/>
+          <w:szCs w:val="24"/>
+        </w:rPr>
+        <w:t xml:space="preserve">[n.] </w:t>
+      </w:r>
+      <w:r>
+        <w:rPr>
+          <w:rFonts w:ascii="华文宋体" w:eastAsia="华文宋体" w:hAnsi="华文宋体" w:cs="Times New Roman" w:hint="eastAsia"/>
+          <w:sz w:val="24"/>
+          <w:szCs w:val="24"/>
+        </w:rPr>
+        <w:t>爬行动物</w:t>
+      </w:r>
+    </w:p>
+    <w:p>
+      <w:pPr>
+        <w:rPr>
+          <w:rFonts w:ascii="Times New Roman" w:hAnsi="Times New Roman" w:cs="Times New Roman"/>
           <w:b/>
           <w:bCs/>
           <w:i/>
@@ -523,6 +527,381 @@
           <w:sz w:val="24"/>
           <w:szCs w:val="24"/>
         </w:rPr>
+      </w:pPr>
+      <w:r>
+        <w:rPr>
+          <w:rFonts w:ascii="Times New Roman" w:hAnsi="Times New Roman" w:cs="Times New Roman" w:hint="eastAsia"/>
+          <w:b/>
+          <w:bCs/>
+          <w:i/>
+          <w:iCs/>
+          <w:sz w:val="24"/>
+          <w:szCs w:val="24"/>
+        </w:rPr>
+        <w:t>Sectioin 2</w:t>
+      </w:r>
+    </w:p>
+    <w:p>
+      <w:pPr>
+        <w:rPr>
+          <w:rFonts w:ascii="Times New Roman" w:hAnsi="Times New Roman" w:cs="Times New Roman"/>
+          <w:sz w:val="24"/>
+          <w:szCs w:val="24"/>
+        </w:rPr>
+      </w:pPr>
+      <w:r>
+        <w:rPr>
+          <w:rFonts w:ascii="Times New Roman" w:hAnsi="Times New Roman" w:cs="Times New Roman" w:hint="eastAsia"/>
+          <w:b/>
+          <w:bCs/>
+          <w:sz w:val="24"/>
+          <w:szCs w:val="24"/>
+        </w:rPr>
+        <w:t>cot</w:t>
+      </w:r>
+      <w:r>
+        <w:rPr>
+          <w:rFonts w:ascii="Times New Roman" w:hAnsi="Times New Roman" w:cs="Times New Roman" w:hint="eastAsia"/>
+          <w:sz w:val="24"/>
+          <w:szCs w:val="24"/>
+        </w:rPr>
+        <w:t xml:space="preserve"> /</w:t>
+      </w:r>
+      <w:r>
+        <w:rPr>
+          <w:rFonts w:ascii="GWIPA" w:hAnsi="GWIPA" w:cs="Times New Roman"/>
+          <w:sz w:val="24"/>
+          <w:szCs w:val="24"/>
+        </w:rPr>
+        <w:t></w:t>
+      </w:r>
+      <w:r>
+        <w:rPr>
+          <w:rFonts w:ascii="GWIPA" w:hAnsi="GWIPA" w:cs="Times New Roman"/>
+          <w:sz w:val="24"/>
+          <w:szCs w:val="24"/>
+        </w:rPr>
+        <w:t></w:t>
+      </w:r>
+      <w:r>
+        <w:rPr>
+          <w:rFonts w:ascii="GWIPA" w:hAnsi="GWIPA" w:cs="Times New Roman"/>
+          <w:sz w:val="24"/>
+          <w:szCs w:val="24"/>
+        </w:rPr>
+        <w:t></w:t>
+      </w:r>
+      <w:r>
+        <w:rPr>
+          <w:rFonts w:ascii="Times New Roman" w:hAnsi="Times New Roman" w:cs="Times New Roman" w:hint="eastAsia"/>
+          <w:sz w:val="24"/>
+          <w:szCs w:val="24"/>
+        </w:rPr>
+        <w:t>/</w:t>
+      </w:r>
+      <w:r>
+        <w:rPr>
+          <w:rFonts w:ascii="Times New Roman" w:hAnsi="Times New Roman" w:cs="Times New Roman"/>
+          <w:sz w:val="24"/>
+          <w:szCs w:val="24"/>
+        </w:rPr>
+        <w:br/>
+      </w:r>
+      <w:r>
+        <w:rPr>
+          <w:rFonts w:ascii="Times New Roman" w:hAnsi="Times New Roman" w:cs="Times New Roman" w:hint="eastAsia"/>
+          <w:sz w:val="24"/>
+          <w:szCs w:val="24"/>
+        </w:rPr>
+        <w:t>[n.] a small bed with high side for a baby or a child</w:t>
+      </w:r>
+    </w:p>
+    <w:p>
+      <w:pPr>
+        <w:rPr>
+          <w:rFonts w:ascii="Times New Roman" w:hAnsi="Times New Roman" w:cs="Times New Roman"/>
+          <w:sz w:val="24"/>
+          <w:szCs w:val="24"/>
+        </w:rPr>
+      </w:pPr>
+      <w:r>
+        <w:rPr>
+          <w:rFonts w:ascii="Times New Roman" w:hAnsi="Times New Roman" w:cs="Times New Roman" w:hint="eastAsia"/>
+          <w:b/>
+          <w:bCs/>
+          <w:sz w:val="24"/>
+          <w:szCs w:val="24"/>
+        </w:rPr>
+        <w:t>minus</w:t>
+      </w:r>
+      <w:r>
+        <w:rPr>
+          <w:rFonts w:ascii="Times New Roman" w:hAnsi="Times New Roman" w:cs="Times New Roman"/>
+          <w:sz w:val="24"/>
+          <w:szCs w:val="24"/>
+        </w:rPr>
+        <w:br/>
+      </w:r>
+      <w:r>
+        <w:rPr>
+          <w:rFonts w:ascii="Times New Roman" w:hAnsi="Times New Roman" w:cs="Times New Roman" w:hint="eastAsia"/>
+          <w:sz w:val="24"/>
+          <w:szCs w:val="24"/>
+        </w:rPr>
+        <w:t>[adj.] make something seem nagative and less attractive or good</w:t>
+      </w:r>
+      <w:r>
+        <w:rPr>
+          <w:rFonts w:ascii="Times New Roman" w:hAnsi="Times New Roman" w:cs="Times New Roman"/>
+          <w:sz w:val="24"/>
+          <w:szCs w:val="24"/>
+        </w:rPr>
+        <w:br/>
+      </w:r>
+      <w:r>
+        <w:rPr>
+          <w:rFonts w:ascii="Times New Roman" w:hAnsi="Times New Roman" w:cs="Times New Roman" w:hint="eastAsia"/>
+          <w:sz w:val="24"/>
+          <w:szCs w:val="24"/>
+        </w:rPr>
+        <w:t>o</w:t>
+      </w:r>
+      <w:r>
+        <w:rPr>
+          <w:rFonts w:ascii="Times New Roman" w:hAnsi="Times New Roman" w:cs="Times New Roman" w:hint="eastAsia"/>
+          <w:sz w:val="24"/>
+          <w:szCs w:val="24"/>
+        </w:rPr>
+        <w:t xml:space="preserve">n the minus side : </w:t>
+      </w:r>
+      <w:r>
+        <w:rPr>
+          <w:rFonts w:ascii="Times New Roman" w:hAnsi="Times New Roman" w:cs="Times New Roman" w:hint="eastAsia"/>
+          <w:sz w:val="24"/>
+          <w:szCs w:val="24"/>
+        </w:rPr>
+        <w:t>不足</w:t>
+      </w:r>
+      <w:r>
+        <w:rPr>
+          <w:rFonts w:ascii="Times New Roman" w:hAnsi="Times New Roman" w:cs="Times New Roman" w:hint="eastAsia"/>
+          <w:sz w:val="24"/>
+          <w:szCs w:val="24"/>
+        </w:rPr>
+        <w:t>之处</w:t>
+      </w:r>
+    </w:p>
+    <w:p>
+      <w:pPr>
+        <w:rPr>
+          <w:rFonts w:ascii="Times New Roman" w:hAnsi="Times New Roman" w:cs="Times New Roman"/>
+          <w:sz w:val="24"/>
+          <w:szCs w:val="24"/>
+        </w:rPr>
+      </w:pPr>
+      <w:r>
+        <w:rPr>
+          <w:rFonts w:ascii="Times New Roman" w:hAnsi="Times New Roman" w:cs="Times New Roman" w:hint="eastAsia"/>
+          <w:b/>
+          <w:bCs/>
+          <w:sz w:val="24"/>
+          <w:szCs w:val="24"/>
+        </w:rPr>
+        <w:t>niggle</w:t>
+      </w:r>
+      <w:r>
+        <w:rPr>
+          <w:rFonts w:ascii="Times New Roman" w:hAnsi="Times New Roman" w:cs="Times New Roman"/>
+          <w:sz w:val="24"/>
+          <w:szCs w:val="24"/>
+        </w:rPr>
+        <w:br/>
+      </w:r>
+      <w:r>
+        <w:rPr>
+          <w:rFonts w:ascii="Times New Roman" w:hAnsi="Times New Roman" w:cs="Times New Roman" w:hint="eastAsia"/>
+          <w:sz w:val="24"/>
+          <w:szCs w:val="24"/>
+        </w:rPr>
+        <w:t>[n.] a small critism or complaint.</w:t>
+      </w:r>
+      <w:r>
+        <w:rPr>
+          <w:rFonts w:ascii="Times New Roman" w:hAnsi="Times New Roman" w:cs="Times New Roman"/>
+          <w:sz w:val="24"/>
+          <w:szCs w:val="24"/>
+        </w:rPr>
+        <w:br/>
+      </w:r>
+      <w:r>
+        <w:rPr>
+          <w:rFonts w:ascii="Times New Roman" w:hAnsi="Times New Roman" w:cs="Times New Roman" w:hint="eastAsia"/>
+          <w:sz w:val="24"/>
+          <w:szCs w:val="24"/>
+        </w:rPr>
+        <w:t xml:space="preserve">My only niggle is that they should have told me sooner. </w:t>
+      </w:r>
+    </w:p>
+    <w:p>
+      <w:pPr>
+        <w:rPr>
+          <w:rFonts w:ascii="Times New Roman" w:hAnsi="Times New Roman" w:cs="Times New Roman"/>
+          <w:sz w:val="24"/>
+          <w:szCs w:val="24"/>
+        </w:rPr>
+      </w:pPr>
+      <w:r>
+        <w:rPr>
+          <w:rFonts w:ascii="Times New Roman" w:hAnsi="Times New Roman" w:cs="Times New Roman" w:hint="eastAsia"/>
+          <w:b/>
+          <w:bCs/>
+          <w:sz w:val="24"/>
+          <w:szCs w:val="24"/>
+        </w:rPr>
+        <w:t>rust</w:t>
+      </w:r>
+      <w:r>
+        <w:rPr>
+          <w:rFonts w:ascii="Times New Roman" w:hAnsi="Times New Roman" w:cs="Times New Roman"/>
+          <w:sz w:val="24"/>
+          <w:szCs w:val="24"/>
+        </w:rPr>
+        <w:br/>
+      </w:r>
+      <w:r>
+        <w:rPr>
+          <w:rFonts w:ascii="Times New Roman" w:hAnsi="Times New Roman" w:cs="Times New Roman" w:hint="eastAsia"/>
+          <w:sz w:val="24"/>
+          <w:szCs w:val="24"/>
+        </w:rPr>
+        <w:t>[n.] a reddish-brown substance that is formed on some metals by the action of water and air.</w:t>
+      </w:r>
+      <w:r>
+        <w:rPr>
+          <w:rFonts w:ascii="Times New Roman" w:hAnsi="Times New Roman" w:cs="Times New Roman"/>
+          <w:sz w:val="24"/>
+          <w:szCs w:val="24"/>
+        </w:rPr>
+        <w:br/>
+      </w:r>
+      <w:r>
+        <w:rPr>
+          <w:rFonts w:ascii="Times New Roman" w:hAnsi="Times New Roman" w:cs="Times New Roman" w:hint="eastAsia"/>
+          <w:sz w:val="24"/>
+          <w:szCs w:val="24"/>
+        </w:rPr>
+        <w:t>[vt.]</w:t>
+      </w:r>
+      <w:r>
+        <w:rPr>
+          <w:rFonts w:ascii="Times New Roman" w:hAnsi="Times New Roman" w:cs="Times New Roman" w:hint="eastAsia"/>
+          <w:sz w:val="24"/>
+          <w:szCs w:val="24"/>
+        </w:rPr>
+        <w:t xml:space="preserve"> </w:t>
+      </w:r>
+    </w:p>
+    <w:p>
+      <w:pPr>
+        <w:rPr>
+          <w:rFonts w:ascii="Times New Roman" w:hAnsi="Times New Roman" w:cs="Times New Roman"/>
+          <w:sz w:val="24"/>
+          <w:szCs w:val="24"/>
+        </w:rPr>
+      </w:pPr>
+      <w:r>
+        <w:rPr>
+          <w:rFonts w:ascii="Times New Roman" w:hAnsi="Times New Roman" w:cs="Times New Roman" w:hint="eastAsia"/>
+          <w:b/>
+          <w:bCs/>
+          <w:sz w:val="24"/>
+          <w:szCs w:val="24"/>
+        </w:rPr>
+        <w:t>todd</w:t>
+      </w:r>
+      <w:r>
+        <w:rPr>
+          <w:rFonts w:ascii="Times New Roman" w:hAnsi="Times New Roman" w:cs="Times New Roman" w:hint="eastAsia"/>
+          <w:b/>
+          <w:bCs/>
+          <w:sz w:val="24"/>
+          <w:szCs w:val="24"/>
+        </w:rPr>
+        <w:t>l</w:t>
+      </w:r>
+      <w:r>
+        <w:rPr>
+          <w:rFonts w:ascii="Times New Roman" w:hAnsi="Times New Roman" w:cs="Times New Roman" w:hint="eastAsia"/>
+          <w:b/>
+          <w:bCs/>
+          <w:sz w:val="24"/>
+          <w:szCs w:val="24"/>
+        </w:rPr>
+        <w:t>er</w:t>
+      </w:r>
+      <w:r>
+        <w:rPr>
+          <w:rFonts w:ascii="Times New Roman" w:hAnsi="Times New Roman" w:cs="Times New Roman"/>
+          <w:b/>
+          <w:bCs/>
+          <w:sz w:val="24"/>
+          <w:szCs w:val="24"/>
+        </w:rPr>
+        <w:br/>
+      </w:r>
+      <w:r>
+        <w:rPr>
+          <w:rFonts w:ascii="Times New Roman" w:hAnsi="Times New Roman" w:cs="Times New Roman" w:hint="eastAsia"/>
+          <w:sz w:val="24"/>
+          <w:szCs w:val="24"/>
+        </w:rPr>
+        <w:t xml:space="preserve">[n.] </w:t>
+      </w:r>
+      <w:r>
+        <w:rPr>
+          <w:rFonts w:ascii="Times New Roman" w:hAnsi="Times New Roman" w:cs="Times New Roman" w:hint="eastAsia"/>
+          <w:sz w:val="24"/>
+          <w:szCs w:val="24"/>
+        </w:rPr>
+        <w:t>a child who has only recently learnt to wa</w:t>
+      </w:r>
+      <w:r>
+        <w:rPr>
+          <w:rFonts w:ascii="Times New Roman" w:hAnsi="Times New Roman" w:cs="Times New Roman" w:hint="eastAsia"/>
+          <w:sz w:val="24"/>
+          <w:szCs w:val="24"/>
+        </w:rPr>
+        <w:t>lk.</w:t>
+      </w:r>
+      <w:r>
+        <w:rPr>
+          <w:rFonts w:ascii="Times New Roman" w:hAnsi="Times New Roman" w:cs="Times New Roman"/>
+        </w:rPr>
+        <w:br/>
+      </w:r>
+    </w:p>
+    <w:p>
+      <w:pPr>
+        <w:rPr>
+          <w:rFonts w:ascii="Times New Roman" w:hAnsi="Times New Roman" w:cs="Times New Roman"/>
+          <w:b/>
+          <w:bCs/>
+          <w:i/>
+          <w:iCs/>
+          <w:sz w:val="24"/>
+          <w:szCs w:val="24"/>
+        </w:rPr>
+      </w:pPr>
+      <w:r>
+        <w:rPr>
+          <w:rFonts w:ascii="Times New Roman" w:hAnsi="Times New Roman" w:cs="Times New Roman" w:hint="eastAsia"/>
+          <w:b/>
+          <w:bCs/>
+          <w:i/>
+          <w:iCs/>
+          <w:sz w:val="24"/>
+          <w:szCs w:val="24"/>
+        </w:rPr>
         <w:t>Section 3</w:t>
       </w:r>
     </w:p>
@@ -542,6 +921,7 @@
           <w:sz w:val="24"/>
           <w:szCs w:val="24"/>
         </w:rPr>
+        <w:lastRenderedPageBreak/>
         <w:t>prospectus</w:t>
       </w:r>
       <w:r>
@@ -1265,6 +1645,7 @@
           <w:sz w:val="28"/>
           <w:szCs w:val="28"/>
         </w:rPr>
+        <w:lastRenderedPageBreak/>
         <w:t>Section 2</w:t>
       </w:r>
     </w:p>
@@ -1404,7 +1785,6 @@
           <w:sz w:val="24"/>
           <w:szCs w:val="24"/>
         </w:rPr>
-        <w:lastRenderedPageBreak/>
         <w:t>liaise</w:t>
       </w:r>
       <w:r>
@@ -2420,6 +2800,7 @@
           <w:sz w:val="24"/>
           <w:szCs w:val="24"/>
         </w:rPr>
+        <w:lastRenderedPageBreak/>
         <w:t>session</w:t>
       </w:r>
       <w:r>
@@ -2533,7 +2914,6 @@
           <w:sz w:val="24"/>
           <w:szCs w:val="24"/>
         </w:rPr>
-        <w:lastRenderedPageBreak/>
         <w:t>intrinsic</w:t>
       </w:r>
       <w:r>
@@ -3772,6 +4152,7 @@
           <w:sz w:val="24"/>
           <w:szCs w:val="24"/>
         </w:rPr>
+        <w:lastRenderedPageBreak/>
         <w:t xml:space="preserve">Section </w:t>
       </w:r>
       <w:r>
@@ -3840,7 +4221,6 @@
           <w:sz w:val="24"/>
           <w:szCs w:val="24"/>
         </w:rPr>
-        <w:lastRenderedPageBreak/>
         <w:t>nursery</w:t>
       </w:r>
       <w:r>
@@ -3962,7 +4342,7 @@
     <w:p>
       <w:pPr>
         <w:rPr>
-          <w:rFonts w:ascii="Times New Roman" w:eastAsia="华文宋体" w:hAnsi="Times New Roman" w:cs="Times New Roman" w:hint="eastAsia"/>
+          <w:rFonts w:ascii="Times New Roman" w:eastAsia="华文宋体" w:hAnsi="Times New Roman" w:cs="Times New Roman"/>
           <w:sz w:val="24"/>
           <w:szCs w:val="24"/>
         </w:rPr>
@@ -4079,7 +4459,7 @@
 </file>
 
 <file path=word/endnotes.xml><?xml version="1.0" encoding="utf-8"?>
-<w:endnotes xmlns:ve="http://schemas.openxmlformats.org/markup-compatibility/2006" xmlns:o="urn:schemas-microsoft-com:office:office" xmlns:r="http://schemas.openxmlformats.org/officeDocument/2006/relationships" xmlns:m="http://schemas.openxmlformats.org/officeDocument/2006/math" xmlns:v="urn:schemas-microsoft-com:vml" xmlns:wp="http://schemas.openxmlformats.org/drawingml/2006/wordprocessingDrawing" xmlns:w10="urn:schemas-microsoft-com:office:word" xmlns:w="http://schemas.openxmlformats.org/wordprocessingml/2006/main" xmlns:wne="http://schemas.microsoft.com/office/word/2006/wordml">
+<w:endnotes xmlns:wpc="http://schemas.microsoft.com/office/word/2010/wordprocessingCanvas" xmlns:mc="http://schemas.openxmlformats.org/markup-compatibility/2006" xmlns:o="urn:schemas-microsoft-com:office:office" xmlns:r="http://schemas.openxmlformats.org/officeDocument/2006/relationships" xmlns:m="http://schemas.openxmlformats.org/officeDocument/2006/math" xmlns:v="urn:schemas-microsoft-com:vml" xmlns:wp14="http://schemas.microsoft.com/office/word/2010/wordprocessingDrawing" xmlns:wp="http://schemas.openxmlformats.org/drawingml/2006/wordprocessingDrawing" xmlns:w10="urn:schemas-microsoft-com:office:word" xmlns:w="http://schemas.openxmlformats.org/wordprocessingml/2006/main" xmlns:w14="http://schemas.microsoft.com/office/word/2010/wordml" xmlns:wpg="http://schemas.microsoft.com/office/word/2010/wordprocessingGroup" xmlns:wpi="http://schemas.microsoft.com/office/word/2010/wordprocessingInk" xmlns:wne="http://schemas.microsoft.com/office/word/2006/wordml" xmlns:wps="http://schemas.microsoft.com/office/word/2010/wordprocessingShape" mc:Ignorable="w14 wp14">
   <w:endnote w:type="separator" w:id="-1">
     <w:p>
       <w:pPr>
@@ -4104,7 +4484,7 @@
 </file>
 
 <file path=word/footnotes.xml><?xml version="1.0" encoding="utf-8"?>
-<w:footnotes xmlns:ve="http://schemas.openxmlformats.org/markup-compatibility/2006" xmlns:o="urn:schemas-microsoft-com:office:office" xmlns:r="http://schemas.openxmlformats.org/officeDocument/2006/relationships" xmlns:m="http://schemas.openxmlformats.org/officeDocument/2006/math" xmlns:v="urn:schemas-microsoft-com:vml" xmlns:wp="http://schemas.openxmlformats.org/drawingml/2006/wordprocessingDrawing" xmlns:w10="urn:schemas-microsoft-com:office:word" xmlns:w="http://schemas.openxmlformats.org/wordprocessingml/2006/main" xmlns:wne="http://schemas.microsoft.com/office/word/2006/wordml">
+<w:footnotes xmlns:wpc="http://schemas.microsoft.com/office/word/2010/wordprocessingCanvas" xmlns:mc="http://schemas.openxmlformats.org/markup-compatibility/2006" xmlns:o="urn:schemas-microsoft-com:office:office" xmlns:r="http://schemas.openxmlformats.org/officeDocument/2006/relationships" xmlns:m="http://schemas.openxmlformats.org/officeDocument/2006/math" xmlns:v="urn:schemas-microsoft-com:vml" xmlns:wp14="http://schemas.microsoft.com/office/word/2010/wordprocessingDrawing" xmlns:wp="http://schemas.openxmlformats.org/drawingml/2006/wordprocessingDrawing" xmlns:w10="urn:schemas-microsoft-com:office:word" xmlns:w="http://schemas.openxmlformats.org/wordprocessingml/2006/main" xmlns:w14="http://schemas.microsoft.com/office/word/2010/wordml" xmlns:wpg="http://schemas.microsoft.com/office/word/2010/wordprocessingGroup" xmlns:wpi="http://schemas.microsoft.com/office/word/2010/wordprocessingInk" xmlns:wne="http://schemas.microsoft.com/office/word/2006/wordml" xmlns:wps="http://schemas.microsoft.com/office/word/2010/wordprocessingShape" mc:Ignorable="w14 wp14">
   <w:footnote w:type="separator" w:id="-1">
     <w:p>
       <w:pPr>
@@ -4129,7 +4509,7 @@
 </file>
 
 <file path=word/styles.xml><?xml version="1.0" encoding="utf-8"?>
-<w:styles xmlns:r="http://schemas.openxmlformats.org/officeDocument/2006/relationships" xmlns:w="http://schemas.openxmlformats.org/wordprocessingml/2006/main">
+<w:styles xmlns:mc="http://schemas.openxmlformats.org/markup-compatibility/2006" xmlns:r="http://schemas.openxmlformats.org/officeDocument/2006/relationships" xmlns:w="http://schemas.openxmlformats.org/wordprocessingml/2006/main" xmlns:w14="http://schemas.microsoft.com/office/word/2010/wordml" mc:Ignorable="w14">
   <w:docDefaults>
     <w:rPrDefault>
       <w:rPr>
@@ -4300,7 +4680,6 @@
     <w:uiPriority w:val="99"/>
     <w:semiHidden/>
     <w:unhideWhenUsed/>
-    <w:qFormat/>
     <w:tblPr>
       <w:tblInd w:w="0" w:type="dxa"/>
       <w:tblCellMar>
@@ -4387,6 +4766,196 @@
       <w:sz w:val="18"/>
       <w:szCs w:val="18"/>
     </w:rPr>
+  </w:style>
+</w:styles>
+</file>
+
+<file path=word/stylesWithEffects.xml><?xml version="1.0" encoding="utf-8"?>
+<w:styles xmlns:wpc="http://schemas.microsoft.com/office/word/2010/wordprocessingCanvas" xmlns:mc="http://schemas.openxmlformats.org/markup-compatibility/2006" xmlns:o="urn:schemas-microsoft-com:office:office" xmlns:r="http://schemas.openxmlformats.org/officeDocument/2006/relationships" xmlns:m="http://schemas.openxmlformats.org/officeDocument/2006/math" xmlns:v="urn:schemas-microsoft-com:vml" xmlns:wp14="http://schemas.microsoft.com/office/word/2010/wordprocessingDrawing" xmlns:wp="http://schemas.openxmlformats.org/drawingml/2006/wordprocessingDrawing" xmlns:w10="urn:schemas-microsoft-com:office:word" xmlns:w="http://schemas.openxmlformats.org/wordprocessingml/2006/main" xmlns:w14="http://schemas.microsoft.com/office/word/2010/wordml" xmlns:wpg="http://schemas.microsoft.com/office/word/2010/wordprocessingGroup" xmlns:wpi="http://schemas.microsoft.com/office/word/2010/wordprocessingInk" xmlns:wne="http://schemas.microsoft.com/office/word/2006/wordml" xmlns:wps="http://schemas.microsoft.com/office/word/2010/wordprocessingShape" mc:Ignorable="w14 wp14">
+  <w:docDefaults>
+    <w:rPrDefault>
+      <w:rPr>
+        <w:rFonts w:asciiTheme="minorHAnsi" w:eastAsiaTheme="minorEastAsia" w:hAnsiTheme="minorHAnsi" w:cstheme="minorBidi"/>
+        <w:sz w:val="22"/>
+        <w:szCs w:val="22"/>
+        <w:lang w:val="en-GB" w:eastAsia="zh-CN" w:bidi="ar-SA"/>
+      </w:rPr>
+    </w:rPrDefault>
+    <w:pPrDefault>
+      <w:pPr>
+        <w:spacing w:after="200" w:line="276" w:lineRule="auto"/>
+      </w:pPr>
+    </w:pPrDefault>
+  </w:docDefaults>
+  <w:latentStyles w:defLockedState="0" w:defUIPriority="99" w:defSemiHidden="1" w:defUnhideWhenUsed="1" w:defQFormat="0" w:count="267">
+    <w:lsdException w:name="Normal" w:semiHidden="0" w:uiPriority="0" w:unhideWhenUsed="0" w:qFormat="1"/>
+    <w:lsdException w:name="heading 1" w:semiHidden="0" w:uiPriority="9" w:unhideWhenUsed="0" w:qFormat="1"/>
+    <w:lsdException w:name="heading 2" w:uiPriority="9" w:qFormat="1"/>
+    <w:lsdException w:name="heading 3" w:uiPriority="9" w:qFormat="1"/>
+    <w:lsdException w:name="heading 4" w:uiPriority="9" w:qFormat="1"/>
+    <w:lsdException w:name="heading 5" w:uiPriority="9" w:qFormat="1"/>
+    <w:lsdException w:name="heading 6" w:uiPriority="9" w:qFormat="1"/>
+    <w:lsdException w:name="heading 7" w:uiPriority="9" w:qFormat="1"/>
+    <w:lsdException w:name="heading 8" w:uiPriority="9" w:qFormat="1"/>
+    <w:lsdException w:name="heading 9" w:uiPriority="9" w:qFormat="1"/>
+    <w:lsdException w:name="toc 1" w:uiPriority="39"/>
+    <w:lsdException w:name="toc 2" w:uiPriority="39"/>
+    <w:lsdException w:name="toc 3" w:uiPriority="39"/>
+    <w:lsdException w:name="toc 4" w:uiPriority="39"/>
+    <w:lsdException w:name="toc 5" w:uiPriority="39"/>
+    <w:lsdException w:name="toc 6" w:uiPriority="39"/>
+    <w:lsdException w:name="toc 7" w:uiPriority="39"/>
+    <w:lsdException w:name="toc 8" w:uiPriority="39"/>
+    <w:lsdException w:name="toc 9" w:uiPriority="39"/>
+    <w:lsdException w:name="caption" w:uiPriority="35" w:qFormat="1"/>
+    <w:lsdException w:name="Title" w:semiHidden="0" w:uiPriority="10" w:unhideWhenUsed="0" w:qFormat="1"/>
+    <w:lsdException w:name="Default Paragraph Font" w:uiPriority="1"/>
+    <w:lsdException w:name="Subtitle" w:semiHidden="0" w:uiPriority="11" w:unhideWhenUsed="0" w:qFormat="1"/>
+    <w:lsdException w:name="Strong" w:semiHidden="0" w:uiPriority="22" w:unhideWhenUsed="0" w:qFormat="1"/>
+    <w:lsdException w:name="Emphasis" w:semiHidden="0" w:uiPriority="20" w:unhideWhenUsed="0" w:qFormat="1"/>
+    <w:lsdException w:name="Table Grid" w:semiHidden="0" w:uiPriority="59" w:unhideWhenUsed="0"/>
+    <w:lsdException w:name="Placeholder Text" w:unhideWhenUsed="0"/>
+    <w:lsdException w:name="No Spacing" w:semiHidden="0" w:uiPriority="1" w:unhideWhenUsed="0" w:qFormat="1"/>
+    <w:lsdException w:name="Light Shading" w:semiHidden="0" w:uiPriority="60" w:unhideWhenUsed="0"/>
+    <w:lsdException w:name="Light List" w:semiHidden="0" w:uiPriority="61" w:unhideWhenUsed="0"/>
+    <w:lsdException w:name="Light Grid" w:semiHidden="0" w:uiPriority="62" w:unhideWhenUsed="0"/>
+    <w:lsdException w:name="Medium Shading 1" w:semiHidden="0" w:uiPriority="63" w:unhideWhenUsed="0"/>
+    <w:lsdException w:name="Medium Shading 2" w:semiHidden="0" w:uiPriority="64" w:unhideWhenUsed="0"/>
+    <w:lsdException w:name="Medium List 1" w:semiHidden="0" w:uiPriority="65" w:unhideWhenUsed="0"/>
+    <w:lsdException w:name="Medium List 2" w:semiHidden="0" w:uiPriority="66" w:unhideWhenUsed="0"/>
+    <w:lsdException w:name="Medium Grid 1" w:semiHidden="0" w:uiPriority="67" w:unhideWhenUsed="0"/>
+    <w:lsdException w:name="Medium Grid 2" w:semiHidden="0" w:uiPriority="68" w:unhideWhenUsed="0"/>
+    <w:lsdException w:name="Medium Grid 3" w:semiHidden="0" w:uiPriority="69" w:unhideWhenUsed="0"/>
+    <w:lsdException w:name="Dark List" w:semiHidden="0" w:uiPriority="70" w:unhideWhenUsed="0"/>
+    <w:lsdException w:name="Colorful Shading" w:semiHidden="0" w:uiPriority="71" w:unhideWhenUsed="0"/>
+    <w:lsdException w:name="Colorful List" w:semiHidden="0" w:uiPriority="72" w:unhideWhenUsed="0"/>
+    <w:lsdException w:name="Colorful Grid" w:semiHidden="0" w:uiPriority="73" w:unhideWhenUsed="0"/>
+    <w:lsdException w:name="Light Shading Accent 1" w:semiHidden="0" w:uiPriority="60" w:unhideWhenUsed="0"/>
+    <w:lsdException w:name="Light List Accent 1" w:semiHidden="0" w:uiPriority="61" w:unhideWhenUsed="0"/>
+    <w:lsdException w:name="Light Grid Accent 1" w:semiHidden="0" w:uiPriority="62" w:unhideWhenUsed="0"/>
+    <w:lsdException w:name="Medium Shading 1 Accent 1" w:semiHidden="0" w:uiPriority="63" w:unhideWhenUsed="0"/>
+    <w:lsdException w:name="Medium Shading 2 Accent 1" w:semiHidden="0" w:uiPriority="64" w:unhideWhenUsed="0"/>
+    <w:lsdException w:name="Medium List 1 Accent 1" w:semiHidden="0" w:uiPriority="65" w:unhideWhenUsed="0"/>
+    <w:lsdException w:name="Revision" w:unhideWhenUsed="0"/>
+    <w:lsdException w:name="List Paragraph" w:semiHidden="0" w:uiPriority="34" w:unhideWhenUsed="0" w:qFormat="1"/>
+    <w:lsdException w:name="Quote" w:semiHidden="0" w:uiPriority="29" w:unhideWhenUsed="0" w:qFormat="1"/>
+    <w:lsdException w:name="Intense Quote" w:semiHidden="0" w:uiPriority="30" w:unhideWhenUsed="0" w:qFormat="1"/>
+    <w:lsdException w:name="Medium List 2 Accent 1" w:semiHidden="0" w:uiPriority="66" w:unhideWhenUsed="0"/>
+    <w:lsdException w:name="Medium Grid 1 Accent 1" w:semiHidden="0" w:uiPriority="67" w:unhideWhenUsed="0"/>
+    <w:lsdException w:name="Medium Grid 2 Accent 1" w:semiHidden="0" w:uiPriority="68" w:unhideWhenUsed="0"/>
+    <w:lsdException w:name="Medium Grid 3 Accent 1" w:semiHidden="0" w:uiPriority="69" w:unhideWhenUsed="0"/>
+    <w:lsdException w:name="Dark List Accent 1" w:semiHidden="0" w:uiPriority="70" w:unhideWhenUsed="0"/>
+    <w:lsdException w:name="Colorful Shading Accent 1" w:semiHidden="0" w:uiPriority="71" w:unhideWhenUsed="0"/>
+    <w:lsdException w:name="Colorful List Accent 1" w:semiHidden="0" w:uiPriority="72" w:unhideWhenUsed="0"/>
+    <w:lsdException w:name="Colorful Grid Accent 1" w:semiHidden="0" w:uiPriority="73" w:unhideWhenUsed="0"/>
+    <w:lsdException w:name="Light Shading Accent 2" w:semiHidden="0" w:uiPriority="60" w:unhideWhenUsed="0"/>
+    <w:lsdException w:name="Light List Accent 2" w:semiHidden="0" w:uiPriority="61" w:unhideWhenUsed="0"/>
+    <w:lsdException w:name="Light Grid Accent 2" w:semiHidden="0" w:uiPriority="62" w:unhideWhenUsed="0"/>
+    <w:lsdException w:name="Medium Shading 1 Accent 2" w:semiHidden="0" w:uiPriority="63" w:unhideWhenUsed="0"/>
+    <w:lsdException w:name="Medium Shading 2 Accent 2" w:semiHidden="0" w:uiPriority="64" w:unhideWhenUsed="0"/>
+    <w:lsdException w:name="Medium List 1 Accent 2" w:semiHidden="0" w:uiPriority="65" w:unhideWhenUsed="0"/>
+    <w:lsdException w:name="Medium List 2 Accent 2" w:semiHidden="0" w:uiPriority="66" w:unhideWhenUsed="0"/>
+    <w:lsdException w:name="Medium Grid 1 Accent 2" w:semiHidden="0" w:uiPriority="67" w:unhideWhenUsed="0"/>
+    <w:lsdException w:name="Medium Grid 2 Accent 2" w:semiHidden="0" w:uiPriority="68" w:unhideWhenUsed="0"/>
+    <w:lsdException w:name="Medium Grid 3 Accent 2" w:semiHidden="0" w:uiPriority="69" w:unhideWhenUsed="0"/>
+    <w:lsdException w:name="Dark List Accent 2" w:semiHidden="0" w:uiPriority="70" w:unhideWhenUsed="0"/>
+    <w:lsdException w:name="Colorful Shading Accent 2" w:semiHidden="0" w:uiPriority="71" w:unhideWhenUsed="0"/>
+    <w:lsdException w:name="Colorful List Accent 2" w:semiHidden="0" w:uiPriority="72" w:unhideWhenUsed="0"/>
+    <w:lsdException w:name="Colorful Grid Accent 2" w:semiHidden="0" w:uiPriority="73" w:unhideWhenUsed="0"/>
+    <w:lsdException w:name="Light Shading Accent 3" w:semiHidden="0" w:uiPriority="60" w:unhideWhenUsed="0"/>
+    <w:lsdException w:name="Light List Accent 3" w:semiHidden="0" w:uiPriority="61" w:unhideWhenUsed="0"/>
+    <w:lsdException w:name="Light Grid Accent 3" w:semiHidden="0" w:uiPriority="62" w:unhideWhenUsed="0"/>
+    <w:lsdException w:name="Medium Shading 1 Accent 3" w:semiHidden="0" w:uiPriority="63" w:unhideWhenUsed="0"/>
+    <w:lsdException w:name="Medium Shading 2 Accent 3" w:semiHidden="0" w:uiPriority="64" w:unhideWhenUsed="0"/>
+    <w:lsdException w:name="Medium List 1 Accent 3" w:semiHidden="0" w:uiPriority="65" w:unhideWhenUsed="0"/>
+    <w:lsdException w:name="Medium List 2 Accent 3" w:semiHidden="0" w:uiPriority="66" w:unhideWhenUsed="0"/>
+    <w:lsdException w:name="Medium Grid 1 Accent 3" w:semiHidden="0" w:uiPriority="67" w:unhideWhenUsed="0"/>
+    <w:lsdException w:name="Medium Grid 2 Accent 3" w:semiHidden="0" w:uiPriority="68" w:unhideWhenUsed="0"/>
+    <w:lsdException w:name="Medium Grid 3 Accent 3" w:semiHidden="0" w:uiPriority="69" w:unhideWhenUsed="0"/>
+    <w:lsdException w:name="Dark List Accent 3" w:semiHidden="0" w:uiPriority="70" w:unhideWhenUsed="0"/>
+    <w:lsdException w:name="Colorful Shading Accent 3" w:semiHidden="0" w:uiPriority="71" w:unhideWhenUsed="0"/>
+    <w:lsdException w:name="Colorful List Accent 3" w:semiHidden="0" w:uiPriority="72" w:unhideWhenUsed="0"/>
+    <w:lsdException w:name="Colorful Grid Accent 3" w:semiHidden="0" w:uiPriority="73" w:unhideWhenUsed="0"/>
+    <w:lsdException w:name="Light Shading Accent 4" w:semiHidden="0" w:uiPriority="60" w:unhideWhenUsed="0"/>
+    <w:lsdException w:name="Light List Accent 4" w:semiHidden="0" w:uiPriority="61" w:unhideWhenUsed="0"/>
+    <w:lsdException w:name="Light Grid Accent 4" w:semiHidden="0" w:uiPriority="62" w:unhideWhenUsed="0"/>
+    <w:lsdException w:name="Medium Shading 1 Accent 4" w:semiHidden="0" w:uiPriority="63" w:unhideWhenUsed="0"/>
+    <w:lsdException w:name="Medium Shading 2 Accent 4" w:semiHidden="0" w:uiPriority="64" w:unhideWhenUsed="0"/>
+    <w:lsdException w:name="Medium List 1 Accent 4" w:semiHidden="0" w:uiPriority="65" w:unhideWhenUsed="0"/>
+    <w:lsdException w:name="Medium List 2 Accent 4" w:semiHidden="0" w:uiPriority="66" w:unhideWhenUsed="0"/>
+    <w:lsdException w:name="Medium Grid 1 Accent 4" w:semiHidden="0" w:uiPriority="67" w:unhideWhenUsed="0"/>
+    <w:lsdException w:name="Medium Grid 2 Accent 4" w:semiHidden="0" w:uiPriority="68" w:unhideWhenUsed="0"/>
+    <w:lsdException w:name="Medium Grid 3 Accent 4" w:semiHidden="0" w:uiPriority="69" w:unhideWhenUsed="0"/>
+    <w:lsdException w:name="Dark List Accent 4" w:semiHidden="0" w:uiPriority="70" w:unhideWhenUsed="0"/>
+    <w:lsdException w:name="Colorful Shading Accent 4" w:semiHidden="0" w:uiPriority="71" w:unhideWhenUsed="0"/>
+    <w:lsdException w:name="Colorful List Accent 4" w:semiHidden="0" w:uiPriority="72" w:unhideWhenUsed="0"/>
+    <w:lsdException w:name="Colorful Grid Accent 4" w:semiHidden="0" w:uiPriority="73" w:unhideWhenUsed="0"/>
+    <w:lsdException w:name="Light Shading Accent 5" w:semiHidden="0" w:uiPriority="60" w:unhideWhenUsed="0"/>
+    <w:lsdException w:name="Light List Accent 5" w:semiHidden="0" w:uiPriority="61" w:unhideWhenUsed="0"/>
+    <w:lsdException w:name="Light Grid Accent 5" w:semiHidden="0" w:uiPriority="62" w:unhideWhenUsed="0"/>
+    <w:lsdException w:name="Medium Shading 1 Accent 5" w:semiHidden="0" w:uiPriority="63" w:unhideWhenUsed="0"/>
+    <w:lsdException w:name="Medium Shading 2 Accent 5" w:semiHidden="0" w:uiPriority="64" w:unhideWhenUsed="0"/>
+    <w:lsdException w:name="Medium List 1 Accent 5" w:semiHidden="0" w:uiPriority="65" w:unhideWhenUsed="0"/>
+    <w:lsdException w:name="Medium List 2 Accent 5" w:semiHidden="0" w:uiPriority="66" w:unhideWhenUsed="0"/>
+    <w:lsdException w:name="Medium Grid 1 Accent 5" w:semiHidden="0" w:uiPriority="67" w:unhideWhenUsed="0"/>
+    <w:lsdException w:name="Medium Grid 2 Accent 5" w:semiHidden="0" w:uiPriority="68" w:unhideWhenUsed="0"/>
+    <w:lsdException w:name="Medium Grid 3 Accent 5" w:semiHidden="0" w:uiPriority="69" w:unhideWhenUsed="0"/>
+    <w:lsdException w:name="Dark List Accent 5" w:semiHidden="0" w:uiPriority="70" w:unhideWhenUsed="0"/>
+    <w:lsdException w:name="Colorful Shading Accent 5" w:semiHidden="0" w:uiPriority="71" w:unhideWhenUsed="0"/>
+    <w:lsdException w:name="Colorful List Accent 5" w:semiHidden="0" w:uiPriority="72" w:unhideWhenUsed="0"/>
+    <w:lsdException w:name="Colorful Grid Accent 5" w:semiHidden="0" w:uiPriority="73" w:unhideWhenUsed="0"/>
+    <w:lsdException w:name="Light Shading Accent 6" w:semiHidden="0" w:uiPriority="60" w:unhideWhenUsed="0"/>
+    <w:lsdException w:name="Light List Accent 6" w:semiHidden="0" w:uiPriority="61" w:unhideWhenUsed="0"/>
+    <w:lsdException w:name="Light Grid Accent 6" w:semiHidden="0" w:uiPriority="62" w:unhideWhenUsed="0"/>
+    <w:lsdException w:name="Medium Shading 1 Accent 6" w:semiHidden="0" w:uiPriority="63" w:unhideWhenUsed="0"/>
+    <w:lsdException w:name="Medium Shading 2 Accent 6" w:semiHidden="0" w:uiPriority="64" w:unhideWhenUsed="0"/>
+    <w:lsdException w:name="Medium List 1 Accent 6" w:semiHidden="0" w:uiPriority="65" w:unhideWhenUsed="0"/>
+    <w:lsdException w:name="Medium List 2 Accent 6" w:semiHidden="0" w:uiPriority="66" w:unhideWhenUsed="0"/>
+    <w:lsdException w:name="Medium Grid 1 Accent 6" w:semiHidden="0" w:uiPriority="67" w:unhideWhenUsed="0"/>
+    <w:lsdException w:name="Medium Grid 2 Accent 6" w:semiHidden="0" w:uiPriority="68" w:unhideWhenUsed="0"/>
+    <w:lsdException w:name="Medium Grid 3 Accent 6" w:semiHidden="0" w:uiPriority="69" w:unhideWhenUsed="0"/>
+    <w:lsdException w:name="Dark List Accent 6" w:semiHidden="0" w:uiPriority="70" w:unhideWhenUsed="0"/>
+    <w:lsdException w:name="Colorful Shading Accent 6" w:semiHidden="0" w:uiPriority="71" w:unhideWhenUsed="0"/>
+    <w:lsdException w:name="Colorful List Accent 6" w:semiHidden="0" w:uiPriority="72" w:unhideWhenUsed="0"/>
+    <w:lsdException w:name="Colorful Grid Accent 6" w:semiHidden="0" w:uiPriority="73" w:unhideWhenUsed="0"/>
+    <w:lsdException w:name="Subtle Emphasis" w:semiHidden="0" w:uiPriority="19" w:unhideWhenUsed="0" w:qFormat="1"/>
+    <w:lsdException w:name="Intense Emphasis" w:semiHidden="0" w:uiPriority="21" w:unhideWhenUsed="0" w:qFormat="1"/>
+    <w:lsdException w:name="Subtle Reference" w:semiHidden="0" w:uiPriority="31" w:unhideWhenUsed="0" w:qFormat="1"/>
+    <w:lsdException w:name="Intense Reference" w:semiHidden="0" w:uiPriority="32" w:unhideWhenUsed="0" w:qFormat="1"/>
+    <w:lsdException w:name="Book Title" w:semiHidden="0" w:uiPriority="33" w:unhideWhenUsed="0" w:qFormat="1"/>
+    <w:lsdException w:name="Bibliography" w:uiPriority="37"/>
+    <w:lsdException w:name="TOC Heading" w:uiPriority="39" w:qFormat="1"/>
+  </w:latentStyles>
+  <w:style w:type="paragraph" w:default="1" w:styleId="a">
+    <w:name w:val="Normal"/>
+    <w:qFormat/>
+  </w:style>
+  <w:style w:type="character" w:default="1" w:styleId="a0">
+    <w:name w:val="Default Paragraph Font"/>
+    <w:uiPriority w:val="1"/>
+    <w:semiHidden/>
+    <w:unhideWhenUsed/>
+  </w:style>
+  <w:style w:type="table" w:default="1" w:styleId="a1">
+    <w:name w:val="Normal Table"/>
+    <w:uiPriority w:val="99"/>
+    <w:semiHidden/>
+    <w:unhideWhenUsed/>
+    <w:tblPr>
+      <w:tblInd w:w="0" w:type="dxa"/>
+      <w:tblCellMar>
+        <w:top w:w="0" w:type="dxa"/>
+        <w:left w:w="108" w:type="dxa"/>
+        <w:bottom w:w="0" w:type="dxa"/>
+        <w:right w:w="108" w:type="dxa"/>
+      </w:tblCellMar>
+    </w:tblPr>
+  </w:style>
+  <w:style w:type="numbering" w:default="1" w:styleId="a2">
+    <w:name w:val="No List"/>
+    <w:uiPriority w:val="99"/>
+    <w:semiHidden/>
+    <w:unhideWhenUsed/>
   </w:style>
 </w:styles>
 </file>
@@ -4680,7 +5249,7 @@
   <a:extraClrSchemeLst/>
   <a:extLst>
     <a:ext uri="{05A4C25C-085E-4340-85A3-A5531E510DB2}">
-      <thm15:themeFamily xmlns:thm15="http://schemas.microsoft.com/office/thememl/2012/main" xmlns="" name="Office Theme" id="{62F939B6-93AF-4DB8-9C6B-D6C7DFDC589F}" vid="{4A3C46E8-61CC-4603-A589-7422A47A8E4A}"/>
+      <thm15:themeFamily xmlns="" xmlns:thm15="http://schemas.microsoft.com/office/thememl/2012/main" name="Office Theme" id="{62F939B6-93AF-4DB8-9C6B-D6C7DFDC589F}" vid="{4A3C46E8-61CC-4603-A589-7422A47A8E4A}"/>
     </a:ext>
   </a:extLst>
 </a:theme>

--- a/IELTS Notes/Vocabulary of IELTS Test.docx
+++ b/IELTS Notes/Vocabulary of IELTS Test.docx
@@ -123,13 +123,13 @@
           <w:sz w:val="24"/>
           <w:szCs w:val="24"/>
         </w:rPr>
-        <w:t>3</w:t>
-      </w:r>
-    </w:p>
-    <w:p>
-      <w:pPr>
-        <w:rPr>
-          <w:rFonts w:ascii="Times New Roman" w:eastAsia="华文宋体" w:hAnsi="Times New Roman" w:cs="Times New Roman" w:hint="eastAsia"/>
+        <w:t>2</w:t>
+      </w:r>
+    </w:p>
+    <w:p>
+      <w:pPr>
+        <w:rPr>
+          <w:rFonts w:ascii="Times New Roman" w:eastAsia="华文宋体" w:hAnsi="Times New Roman" w:cs="Times New Roman"/>
           <w:sz w:val="24"/>
           <w:szCs w:val="24"/>
         </w:rPr>
@@ -345,30 +345,701 @@
     <w:p>
       <w:pPr>
         <w:rPr>
+          <w:rFonts w:ascii="Times New Roman" w:eastAsia="华文宋体" w:hAnsi="Times New Roman" w:cs="Times New Roman" w:hint="eastAsia"/>
+          <w:sz w:val="24"/>
+          <w:szCs w:val="24"/>
+        </w:rPr>
+      </w:pPr>
+      <w:r>
+        <w:rPr>
+          <w:rFonts w:ascii="Times New Roman" w:eastAsia="华文宋体" w:hAnsi="Times New Roman" w:cs="Times New Roman" w:hint="eastAsia"/>
+          <w:b/>
+          <w:sz w:val="24"/>
+          <w:szCs w:val="24"/>
+        </w:rPr>
+        <w:t>cater for</w:t>
+      </w:r>
+      <w:r>
+        <w:rPr>
+          <w:rFonts w:ascii="Times New Roman" w:eastAsia="华文宋体" w:hAnsi="Times New Roman" w:cs="Times New Roman" w:hint="eastAsia"/>
+          <w:b/>
+          <w:sz w:val="24"/>
+          <w:szCs w:val="24"/>
+        </w:rPr>
+        <w:t xml:space="preserve"> sb/sth</w:t>
+      </w:r>
+      <w:r>
+        <w:rPr>
           <w:rFonts w:ascii="Times New Roman" w:eastAsia="华文宋体" w:hAnsi="Times New Roman" w:cs="Times New Roman"/>
           <w:sz w:val="24"/>
           <w:szCs w:val="24"/>
         </w:rPr>
-      </w:pPr>
-      <w:r>
-        <w:rPr>
-          <w:rFonts w:ascii="Times New Roman" w:eastAsia="华文宋体" w:hAnsi="Times New Roman" w:cs="Times New Roman" w:hint="eastAsia"/>
-          <w:b/>
-          <w:sz w:val="24"/>
-          <w:szCs w:val="24"/>
-        </w:rPr>
-        <w:t>cater for</w:t>
-      </w:r>
-      <w:r>
-        <w:rPr>
-          <w:rFonts w:ascii="Times New Roman" w:eastAsia="华文宋体" w:hAnsi="Times New Roman" w:cs="Times New Roman" w:hint="eastAsia"/>
-          <w:b/>
-          <w:sz w:val="24"/>
-          <w:szCs w:val="24"/>
-        </w:rPr>
-        <w:t xml:space="preserve"> sb/sth</w:t>
-      </w:r>
+        <w:br/>
+      </w:r>
+      <w:r>
+        <w:rPr>
+          <w:rFonts w:ascii="Times New Roman" w:eastAsia="华文宋体" w:hAnsi="Times New Roman" w:cs="Times New Roman" w:hint="eastAsia"/>
+          <w:sz w:val="24"/>
+          <w:szCs w:val="24"/>
+        </w:rPr>
+        <w:t>(</w:t>
+      </w:r>
+      <w:r>
+        <w:rPr>
+          <w:rFonts w:ascii="Times New Roman" w:eastAsia="华文宋体" w:hAnsi="Times New Roman" w:cs="Times New Roman" w:hint="eastAsia"/>
+          <w:i/>
+          <w:sz w:val="24"/>
+          <w:szCs w:val="24"/>
+        </w:rPr>
+        <w:t>phrasal verb</w:t>
+      </w:r>
+      <w:r>
+        <w:rPr>
+          <w:rFonts w:ascii="Times New Roman" w:eastAsia="华文宋体" w:hAnsi="Times New Roman" w:cs="Times New Roman" w:hint="eastAsia"/>
+          <w:sz w:val="24"/>
+          <w:szCs w:val="24"/>
+        </w:rPr>
+        <w:t>) to provide the things that a particular person or situation needs or wants.</w:t>
+      </w:r>
+      <w:r>
+        <w:rPr>
+          <w:rFonts w:ascii="Times New Roman" w:eastAsia="华文宋体" w:hAnsi="Times New Roman" w:cs="Times New Roman" w:hint="eastAsia"/>
+          <w:sz w:val="24"/>
+          <w:szCs w:val="24"/>
+        </w:rPr>
+        <w:t xml:space="preserve"> </w:t>
+      </w:r>
+      <w:r>
+        <w:rPr>
+          <w:rFonts w:ascii="Times New Roman" w:eastAsia="华文宋体" w:hAnsi="Times New Roman" w:cs="Times New Roman"/>
+          <w:sz w:val="24"/>
+          <w:szCs w:val="24"/>
+        </w:rPr>
+        <w:br/>
+      </w:r>
+      <w:r>
+        <w:rPr>
+          <w:rFonts w:ascii="Times New Roman" w:eastAsia="华文宋体" w:hAnsi="Times New Roman" w:cs="Times New Roman" w:hint="eastAsia"/>
+          <w:sz w:val="24"/>
+          <w:szCs w:val="24"/>
+        </w:rPr>
+        <w:t>Each day we offer three operate walks catering for all skills and fitness levels.</w:t>
+      </w:r>
+      <w:r>
+        <w:rPr>
+          <w:rFonts w:ascii="Times New Roman" w:eastAsia="华文宋体" w:hAnsi="Times New Roman" w:cs="Times New Roman" w:hint="eastAsia"/>
+          <w:sz w:val="24"/>
+          <w:szCs w:val="24"/>
+        </w:rPr>
+        <w:t xml:space="preserve"> </w:t>
+      </w:r>
+    </w:p>
+    <w:p>
+      <w:pPr>
+        <w:rPr>
+          <w:rFonts w:ascii="Times New Roman" w:hAnsi="Times New Roman" w:cs="Times New Roman" w:hint="eastAsia"/>
+          <w:b/>
+          <w:bCs/>
+          <w:i/>
+          <w:iCs/>
+          <w:sz w:val="24"/>
+          <w:szCs w:val="24"/>
+        </w:rPr>
+      </w:pPr>
+      <w:r>
+        <w:rPr>
+          <w:rFonts w:ascii="Times New Roman" w:hAnsi="Times New Roman" w:cs="Times New Roman" w:hint="eastAsia"/>
+          <w:b/>
+          <w:bCs/>
+          <w:i/>
+          <w:iCs/>
+          <w:sz w:val="24"/>
+          <w:szCs w:val="24"/>
+        </w:rPr>
+        <w:t>Section 3</w:t>
+      </w:r>
+    </w:p>
+    <w:p>
+      <w:pPr>
+        <w:rPr>
+          <w:rFonts w:ascii="Times New Roman" w:eastAsia="华文宋体" w:hAnsi="Times New Roman" w:cs="Times New Roman" w:hint="eastAsia"/>
+          <w:sz w:val="24"/>
+          <w:szCs w:val="24"/>
+        </w:rPr>
+      </w:pPr>
+      <w:r>
+        <w:rPr>
+          <w:rFonts w:ascii="Times New Roman" w:eastAsia="华文宋体" w:hAnsi="Times New Roman" w:cs="Times New Roman" w:hint="eastAsia"/>
+          <w:b/>
+          <w:sz w:val="24"/>
+          <w:szCs w:val="24"/>
+        </w:rPr>
+        <w:t>hovercraft</w:t>
+      </w:r>
+      <w:r>
+        <w:rPr>
+          <w:rFonts w:ascii="Times New Roman" w:eastAsia="华文宋体" w:hAnsi="Times New Roman" w:cs="Times New Roman" w:hint="eastAsia"/>
+          <w:sz w:val="24"/>
+          <w:szCs w:val="24"/>
+        </w:rPr>
+        <w:t xml:space="preserve"> [n.]</w:t>
+      </w:r>
+      <w:r>
+        <w:rPr>
+          <w:rFonts w:ascii="Times New Roman" w:eastAsia="华文宋体" w:hAnsi="Times New Roman" w:cs="Times New Roman" w:hint="eastAsia"/>
+          <w:sz w:val="24"/>
+          <w:szCs w:val="24"/>
+        </w:rPr>
+        <w:t xml:space="preserve"> </w:t>
+      </w:r>
+      <w:r>
+        <w:rPr>
+          <w:rFonts w:ascii="Times New Roman" w:eastAsia="华文宋体" w:hAnsi="Times New Roman" w:cs="Times New Roman" w:hint="eastAsia"/>
+          <w:sz w:val="24"/>
+          <w:szCs w:val="24"/>
+        </w:rPr>
+        <w:t>气垫船</w:t>
+      </w:r>
+      <w:r>
+        <w:rPr>
+          <w:rFonts w:ascii="Times New Roman" w:eastAsia="华文宋体" w:hAnsi="Times New Roman" w:cs="Times New Roman" w:hint="eastAsia"/>
+          <w:sz w:val="24"/>
+          <w:szCs w:val="24"/>
+        </w:rPr>
+        <w:t xml:space="preserve"> </w:t>
+      </w:r>
+    </w:p>
+    <w:p>
+      <w:pPr>
+        <w:rPr>
+          <w:rFonts w:ascii="Times New Roman" w:eastAsia="华文宋体" w:hAnsi="Times New Roman" w:cs="Times New Roman" w:hint="eastAsia"/>
+          <w:sz w:val="24"/>
+          <w:szCs w:val="24"/>
+        </w:rPr>
+      </w:pPr>
+      <w:r>
+        <w:rPr>
+          <w:rFonts w:ascii="Times New Roman" w:eastAsia="华文宋体" w:hAnsi="Times New Roman" w:cs="Times New Roman" w:hint="eastAsia"/>
+          <w:b/>
+          <w:sz w:val="24"/>
+          <w:szCs w:val="24"/>
+        </w:rPr>
+        <w:t>cushion</w:t>
+      </w:r>
+      <w:r>
+        <w:rPr>
+          <w:rFonts w:ascii="Times New Roman" w:eastAsia="华文宋体" w:hAnsi="Times New Roman" w:cs="Times New Roman"/>
+          <w:sz w:val="24"/>
+          <w:szCs w:val="24"/>
+        </w:rPr>
+        <w:br/>
+      </w:r>
+      <w:r>
+        <w:rPr>
+          <w:rFonts w:ascii="Times New Roman" w:eastAsia="华文宋体" w:hAnsi="Times New Roman" w:cs="Times New Roman" w:hint="eastAsia"/>
+          <w:sz w:val="24"/>
+          <w:szCs w:val="24"/>
+        </w:rPr>
+        <w:t>1. [n.] (</w:t>
+      </w:r>
+      <w:r>
+        <w:rPr>
+          <w:rFonts w:ascii="Times New Roman" w:eastAsia="华文宋体" w:hAnsi="Times New Roman" w:cs="Times New Roman" w:hint="eastAsia"/>
+          <w:sz w:val="24"/>
+          <w:szCs w:val="24"/>
+        </w:rPr>
+        <w:t>=</w:t>
+      </w:r>
+      <w:r>
+        <w:rPr>
+          <w:rFonts w:ascii="Times New Roman" w:eastAsia="华文宋体" w:hAnsi="Times New Roman" w:cs="Times New Roman" w:hint="eastAsia"/>
+          <w:sz w:val="24"/>
+          <w:szCs w:val="24"/>
+        </w:rPr>
+        <w:t xml:space="preserve"> </w:t>
+      </w:r>
+      <w:r>
+        <w:rPr>
+          <w:rFonts w:ascii="Times New Roman" w:eastAsia="华文宋体" w:hAnsi="Times New Roman" w:cs="Times New Roman" w:hint="eastAsia"/>
+          <w:i/>
+          <w:sz w:val="24"/>
+          <w:szCs w:val="24"/>
+        </w:rPr>
+        <w:t>AmE</w:t>
+      </w:r>
+      <w:r>
+        <w:rPr>
+          <w:rFonts w:ascii="Times New Roman" w:eastAsia="华文宋体" w:hAnsi="Times New Roman" w:cs="Times New Roman" w:hint="eastAsia"/>
+          <w:i/>
+          <w:sz w:val="24"/>
+          <w:szCs w:val="24"/>
+        </w:rPr>
+        <w:t xml:space="preserve"> also</w:t>
+      </w:r>
+      <w:r>
+        <w:rPr>
+          <w:rFonts w:ascii="Times New Roman" w:eastAsia="华文宋体" w:hAnsi="Times New Roman" w:cs="Times New Roman" w:hint="eastAsia"/>
+          <w:sz w:val="24"/>
+          <w:szCs w:val="24"/>
+        </w:rPr>
+        <w:t xml:space="preserve"> </w:t>
+      </w:r>
+      <w:r>
+        <w:rPr>
+          <w:rFonts w:ascii="Times New Roman" w:eastAsia="华文宋体" w:hAnsi="Times New Roman" w:cs="Times New Roman" w:hint="eastAsia"/>
+          <w:b/>
+          <w:sz w:val="24"/>
+          <w:szCs w:val="24"/>
+        </w:rPr>
+        <w:t>pillow</w:t>
+      </w:r>
+      <w:r>
+        <w:rPr>
+          <w:rFonts w:ascii="Times New Roman" w:eastAsia="华文宋体" w:hAnsi="Times New Roman" w:cs="Times New Roman" w:hint="eastAsia"/>
+          <w:sz w:val="24"/>
+          <w:szCs w:val="24"/>
+        </w:rPr>
+        <w:t>)</w:t>
+      </w:r>
+      <w:r>
+        <w:rPr>
+          <w:rFonts w:ascii="Times New Roman" w:eastAsia="华文宋体" w:hAnsi="Times New Roman" w:cs="Times New Roman" w:hint="eastAsia"/>
+          <w:sz w:val="24"/>
+          <w:szCs w:val="24"/>
+        </w:rPr>
+        <w:t xml:space="preserve"> a cloth bag filled with soft material or feathers that is used, for example, to make seats more comfortable. </w:t>
+      </w:r>
+    </w:p>
+    <w:p>
+      <w:pPr>
+        <w:rPr>
+          <w:rFonts w:ascii="Times New Roman" w:eastAsia="华文宋体" w:hAnsi="Times New Roman" w:cs="Times New Roman" w:hint="eastAsia"/>
+          <w:sz w:val="24"/>
+          <w:szCs w:val="24"/>
+        </w:rPr>
+      </w:pPr>
+      <w:r>
+        <w:rPr>
+          <w:rFonts w:ascii="Times New Roman" w:eastAsia="华文宋体" w:hAnsi="Times New Roman" w:cs="Times New Roman" w:hint="eastAsia"/>
+          <w:sz w:val="24"/>
+          <w:szCs w:val="24"/>
+        </w:rPr>
+        <w:t>2. [n.] a lary of something between two surfaced that keeps them apart.</w:t>
+      </w:r>
+      <w:r>
+        <w:rPr>
+          <w:rFonts w:ascii="Times New Roman" w:eastAsia="华文宋体" w:hAnsi="Times New Roman" w:cs="Times New Roman"/>
+          <w:sz w:val="24"/>
+          <w:szCs w:val="24"/>
+        </w:rPr>
+        <w:br/>
+      </w:r>
+      <w:r>
+        <w:rPr>
+          <w:rFonts w:ascii="Times New Roman" w:eastAsia="华文宋体" w:hAnsi="Times New Roman" w:cs="Times New Roman" w:hint="eastAsia"/>
+          <w:sz w:val="24"/>
+          <w:szCs w:val="24"/>
+        </w:rPr>
+        <w:t>A hovercraft rides on a cushion of air.</w:t>
+      </w:r>
+    </w:p>
+    <w:p>
+      <w:pPr>
+        <w:rPr>
+          <w:rFonts w:ascii="Times New Roman" w:eastAsia="华文宋体" w:hAnsi="Times New Roman" w:cs="Times New Roman" w:hint="eastAsia"/>
+          <w:sz w:val="24"/>
+          <w:szCs w:val="24"/>
+        </w:rPr>
+      </w:pPr>
+      <w:r>
+        <w:rPr>
+          <w:rFonts w:ascii="Times New Roman" w:eastAsia="华文宋体" w:hAnsi="Times New Roman" w:cs="Times New Roman" w:hint="eastAsia"/>
+          <w:b/>
+          <w:sz w:val="24"/>
+          <w:szCs w:val="24"/>
+        </w:rPr>
+        <w:t>sulphate</w:t>
+      </w:r>
+      <w:r>
+        <w:rPr>
+          <w:rFonts w:ascii="Times New Roman" w:eastAsia="华文宋体" w:hAnsi="Times New Roman" w:cs="Times New Roman" w:hint="eastAsia"/>
+          <w:sz w:val="24"/>
+          <w:szCs w:val="24"/>
+        </w:rPr>
+        <w:t xml:space="preserve"> /</w:t>
+      </w:r>
+      <w:r>
+        <w:rPr>
+          <w:rFonts w:ascii="GWIPA" w:eastAsia="华文宋体" w:hAnsi="GWIPA" w:cs="Times New Roman"/>
+          <w:sz w:val="24"/>
+          <w:szCs w:val="24"/>
+        </w:rPr>
+        <w:t></w:t>
+      </w:r>
+      <w:r>
+        <w:rPr>
+          <w:rFonts w:ascii="GWIPA" w:eastAsia="华文宋体" w:hAnsi="GWIPA" w:cs="Times New Roman"/>
+          <w:sz w:val="24"/>
+          <w:szCs w:val="24"/>
+        </w:rPr>
+        <w:t></w:t>
+      </w:r>
+      <w:r>
+        <w:rPr>
+          <w:rFonts w:ascii="GWIPA" w:eastAsia="华文宋体" w:hAnsi="GWIPA" w:cs="Times New Roman"/>
+          <w:sz w:val="24"/>
+          <w:szCs w:val="24"/>
+        </w:rPr>
+        <w:t></w:t>
+      </w:r>
+      <w:r>
+        <w:rPr>
+          <w:rFonts w:ascii="GWIPA" w:eastAsia="华文宋体" w:hAnsi="GWIPA" w:cs="Times New Roman"/>
+          <w:sz w:val="24"/>
+          <w:szCs w:val="24"/>
+        </w:rPr>
+        <w:t></w:t>
+      </w:r>
+      <w:r>
+        <w:rPr>
+          <w:rFonts w:ascii="GWIPA" w:eastAsia="华文宋体" w:hAnsi="GWIPA" w:cs="Times New Roman"/>
+          <w:sz w:val="24"/>
+          <w:szCs w:val="24"/>
+        </w:rPr>
+        <w:t></w:t>
+      </w:r>
+      <w:r>
+        <w:rPr>
+          <w:rFonts w:ascii="GWIPA" w:eastAsia="华文宋体" w:hAnsi="GWIPA" w:cs="Times New Roman"/>
+          <w:sz w:val="24"/>
+          <w:szCs w:val="24"/>
+        </w:rPr>
+        <w:t></w:t>
+      </w:r>
+      <w:r>
+        <w:rPr>
+          <w:rFonts w:ascii="GWIPA" w:eastAsia="华文宋体" w:hAnsi="GWIPA" w:cs="Times New Roman"/>
+          <w:sz w:val="24"/>
+          <w:szCs w:val="24"/>
+        </w:rPr>
+        <w:t></w:t>
+      </w:r>
+      <w:r>
+        <w:rPr>
+          <w:rFonts w:ascii="GWIPA" w:eastAsia="华文宋体" w:hAnsi="GWIPA" w:cs="Times New Roman"/>
+          <w:sz w:val="24"/>
+          <w:szCs w:val="24"/>
+        </w:rPr>
+        <w:t></w:t>
+      </w:r>
+      <w:r>
+        <w:rPr>
+          <w:rFonts w:ascii="Times New Roman" w:eastAsia="华文宋体" w:hAnsi="Times New Roman" w:cs="Times New Roman" w:hint="eastAsia"/>
+          <w:sz w:val="24"/>
+          <w:szCs w:val="24"/>
+        </w:rPr>
+        <w:t>/</w:t>
+      </w:r>
+      <w:r>
+        <w:rPr>
+          <w:rFonts w:ascii="Times New Roman" w:eastAsia="华文宋体" w:hAnsi="Times New Roman" w:cs="Times New Roman"/>
+          <w:sz w:val="24"/>
+          <w:szCs w:val="24"/>
+        </w:rPr>
+        <w:br/>
+      </w:r>
+      <w:r>
+        <w:rPr>
+          <w:rFonts w:ascii="Times New Roman" w:eastAsia="华文宋体" w:hAnsi="Times New Roman" w:cs="Times New Roman" w:hint="eastAsia"/>
+          <w:sz w:val="24"/>
+          <w:szCs w:val="24"/>
+        </w:rPr>
+        <w:t xml:space="preserve">[C.U.] </w:t>
+      </w:r>
+      <w:r>
+        <w:rPr>
+          <w:rFonts w:ascii="Times New Roman" w:eastAsia="华文宋体" w:hAnsi="Times New Roman" w:cs="Times New Roman" w:hint="eastAsia"/>
+          <w:sz w:val="24"/>
+          <w:szCs w:val="24"/>
+        </w:rPr>
+        <w:t>硫酸盐</w:t>
+      </w:r>
+      <w:r>
+        <w:rPr>
+          <w:rFonts w:ascii="Times New Roman" w:eastAsia="华文宋体" w:hAnsi="Times New Roman" w:cs="Times New Roman" w:hint="eastAsia"/>
+          <w:sz w:val="24"/>
+          <w:szCs w:val="24"/>
+        </w:rPr>
+        <w:t xml:space="preserve"> </w:t>
+      </w:r>
+      <w:r>
+        <w:rPr>
+          <w:rFonts w:ascii="Times New Roman" w:eastAsia="华文宋体" w:hAnsi="Times New Roman" w:cs="Times New Roman"/>
+          <w:sz w:val="24"/>
+          <w:szCs w:val="24"/>
+        </w:rPr>
+        <w:br/>
+        <w:t>co</w:t>
+      </w:r>
+      <w:r>
+        <w:rPr>
+          <w:rFonts w:ascii="Times New Roman" w:eastAsia="华文宋体" w:hAnsi="Times New Roman" w:cs="Times New Roman" w:hint="eastAsia"/>
+          <w:sz w:val="24"/>
+          <w:szCs w:val="24"/>
+        </w:rPr>
+        <w:t xml:space="preserve">pper sulphate: </w:t>
+      </w:r>
+      <w:r>
+        <w:rPr>
+          <w:rFonts w:ascii="Times New Roman" w:eastAsia="华文宋体" w:hAnsi="Times New Roman" w:cs="Times New Roman" w:hint="eastAsia"/>
+          <w:sz w:val="24"/>
+          <w:szCs w:val="24"/>
+        </w:rPr>
+        <w:t>硫酸铜</w:t>
+      </w:r>
+    </w:p>
+    <w:p>
+      <w:pPr>
+        <w:rPr>
+          <w:rFonts w:ascii="Times New Roman" w:eastAsia="华文宋体" w:hAnsi="Times New Roman" w:cs="Times New Roman" w:hint="eastAsia"/>
+          <w:sz w:val="24"/>
+          <w:szCs w:val="24"/>
+        </w:rPr>
+      </w:pPr>
+      <w:r>
+        <w:rPr>
+          <w:rFonts w:ascii="Times New Roman" w:eastAsia="华文宋体" w:hAnsi="Times New Roman" w:cs="Times New Roman" w:hint="eastAsia"/>
+          <w:b/>
+          <w:sz w:val="24"/>
+          <w:szCs w:val="24"/>
+        </w:rPr>
+        <w:t>amplifier</w:t>
+      </w:r>
+      <w:r>
+        <w:rPr>
+          <w:rFonts w:ascii="Times New Roman" w:eastAsia="华文宋体" w:hAnsi="Times New Roman" w:cs="Times New Roman" w:hint="eastAsia"/>
+          <w:sz w:val="24"/>
+          <w:szCs w:val="24"/>
+        </w:rPr>
+        <w:t xml:space="preserve"> /</w:t>
+      </w:r>
+      <w:r>
+        <w:rPr>
+          <w:rFonts w:ascii="GWIPA" w:eastAsia="华文宋体" w:hAnsi="GWIPA" w:cs="Times New Roman"/>
+          <w:sz w:val="24"/>
+          <w:szCs w:val="24"/>
+        </w:rPr>
+        <w:t></w:t>
+      </w:r>
+      <w:r>
+        <w:rPr>
+          <w:rFonts w:ascii="GWIPA" w:eastAsia="华文宋体" w:hAnsi="GWIPA" w:cs="Times New Roman"/>
+          <w:sz w:val="24"/>
+          <w:szCs w:val="24"/>
+        </w:rPr>
+        <w:t></w:t>
+      </w:r>
+      <w:r>
+        <w:rPr>
+          <w:rFonts w:ascii="GWIPA" w:eastAsia="华文宋体" w:hAnsi="GWIPA" w:cs="Times New Roman"/>
+          <w:sz w:val="24"/>
+          <w:szCs w:val="24"/>
+        </w:rPr>
+        <w:t></w:t>
+      </w:r>
+      <w:r>
+        <w:rPr>
+          <w:rFonts w:ascii="GWIPA" w:eastAsia="华文宋体" w:hAnsi="GWIPA" w:cs="Times New Roman"/>
+          <w:sz w:val="24"/>
+          <w:szCs w:val="24"/>
+        </w:rPr>
+        <w:t></w:t>
+      </w:r>
+      <w:r>
+        <w:rPr>
+          <w:rFonts w:ascii="GWIPA" w:eastAsia="华文宋体" w:hAnsi="GWIPA" w:cs="Times New Roman"/>
+          <w:sz w:val="24"/>
+          <w:szCs w:val="24"/>
+        </w:rPr>
+        <w:t></w:t>
+      </w:r>
+      <w:r>
+        <w:rPr>
+          <w:rFonts w:ascii="GWIPA" w:eastAsia="华文宋体" w:hAnsi="GWIPA" w:cs="Times New Roman"/>
+          <w:sz w:val="24"/>
+          <w:szCs w:val="24"/>
+        </w:rPr>
+        <w:t></w:t>
+      </w:r>
+      <w:r>
+        <w:rPr>
+          <w:rFonts w:ascii="GWIPA" w:eastAsia="华文宋体" w:hAnsi="GWIPA" w:cs="Times New Roman"/>
+          <w:sz w:val="24"/>
+          <w:szCs w:val="24"/>
+        </w:rPr>
+        <w:t></w:t>
+      </w:r>
+      <w:r>
+        <w:rPr>
+          <w:rFonts w:ascii="GWIPA" w:eastAsia="华文宋体" w:hAnsi="GWIPA" w:cs="Times New Roman"/>
+          <w:sz w:val="24"/>
+          <w:szCs w:val="24"/>
+        </w:rPr>
+        <w:t></w:t>
+      </w:r>
+      <w:r>
+        <w:rPr>
+          <w:rFonts w:ascii="GWIPA" w:eastAsia="华文宋体" w:hAnsi="GWIPA" w:cs="Times New Roman"/>
+          <w:sz w:val="24"/>
+          <w:szCs w:val="24"/>
+        </w:rPr>
+        <w:t></w:t>
+      </w:r>
+      <w:r>
+        <w:rPr>
+          <w:rFonts w:ascii="GWIPA" w:eastAsia="华文宋体" w:hAnsi="GWIPA" w:cs="Times New Roman"/>
+          <w:sz w:val="24"/>
+          <w:szCs w:val="24"/>
+        </w:rPr>
+        <w:t></w:t>
+      </w:r>
+      <w:r>
+        <w:rPr>
+          <w:rFonts w:ascii="Times New Roman" w:eastAsia="华文宋体" w:hAnsi="Times New Roman" w:cs="Times New Roman" w:hint="eastAsia"/>
+          <w:sz w:val="24"/>
+          <w:szCs w:val="24"/>
+        </w:rPr>
+        <w:t>/</w:t>
+      </w:r>
+      <w:r>
+        <w:rPr>
+          <w:rFonts w:ascii="Times New Roman" w:eastAsia="华文宋体" w:hAnsi="Times New Roman" w:cs="Times New Roman"/>
+          <w:sz w:val="24"/>
+          <w:szCs w:val="24"/>
+        </w:rPr>
+        <w:br/>
+      </w:r>
+      <w:r>
+        <w:rPr>
+          <w:rFonts w:ascii="Times New Roman" w:eastAsia="华文宋体" w:hAnsi="Times New Roman" w:cs="Times New Roman" w:hint="eastAsia"/>
+          <w:sz w:val="24"/>
+          <w:szCs w:val="24"/>
+        </w:rPr>
+        <w:t xml:space="preserve">[n.] an electrical device or piece of equipment that makes sounds or radio singals louder. </w:t>
+      </w:r>
+    </w:p>
+    <w:p>
+      <w:pPr>
+        <w:rPr>
+          <w:rFonts w:ascii="Times New Roman" w:eastAsia="华文宋体" w:hAnsi="Times New Roman" w:cs="Times New Roman" w:hint="eastAsia"/>
+          <w:sz w:val="24"/>
+          <w:szCs w:val="24"/>
+        </w:rPr>
+      </w:pPr>
+      <w:r>
+        <w:rPr>
+          <w:rFonts w:ascii="Times New Roman" w:eastAsia="华文宋体" w:hAnsi="Times New Roman" w:cs="Times New Roman" w:hint="eastAsia"/>
+          <w:b/>
+          <w:sz w:val="24"/>
+          <w:szCs w:val="24"/>
+        </w:rPr>
+        <w:t>sound</w:t>
+      </w:r>
+      <w:r>
+        <w:rPr>
+          <w:rFonts w:ascii="Times New Roman" w:eastAsia="华文宋体" w:hAnsi="Times New Roman" w:cs="Times New Roman" w:hint="eastAsia"/>
+          <w:b/>
+          <w:sz w:val="24"/>
+          <w:szCs w:val="24"/>
+        </w:rPr>
+        <w:t xml:space="preserve">   (</w:t>
+      </w:r>
+      <w:r>
+        <w:rPr>
+          <w:rFonts w:ascii="Times New Roman" w:eastAsia="华文宋体" w:hAnsi="Times New Roman" w:cs="Times New Roman" w:hint="eastAsia"/>
+          <w:b/>
+          <w:sz w:val="24"/>
+          <w:szCs w:val="24"/>
+        </w:rPr>
+        <w:t>the sound of something</w:t>
+      </w:r>
+      <w:r>
+        <w:rPr>
+          <w:rFonts w:ascii="Times New Roman" w:eastAsia="华文宋体" w:hAnsi="Times New Roman" w:cs="Times New Roman" w:hint="eastAsia"/>
+          <w:b/>
+          <w:sz w:val="24"/>
+          <w:szCs w:val="24"/>
+        </w:rPr>
+        <w:t xml:space="preserve">) </w:t>
+      </w:r>
+      <w:r>
+        <w:rPr>
+          <w:rFonts w:ascii="Times New Roman" w:eastAsia="华文宋体" w:hAnsi="Times New Roman" w:cs="Times New Roman"/>
+          <w:b/>
+          <w:sz w:val="24"/>
+          <w:szCs w:val="24"/>
+        </w:rPr>
+        <w:br/>
+      </w:r>
+      <w:r>
+        <w:rPr>
+          <w:rFonts w:ascii="Times New Roman" w:eastAsia="华文宋体" w:hAnsi="Times New Roman" w:cs="Times New Roman" w:hint="eastAsia"/>
+          <w:sz w:val="24"/>
+          <w:szCs w:val="24"/>
+        </w:rPr>
+        <w:t>[n.] (= impression) the idea or impresison that you get of sb/sth from what somebody says or what you read.</w:t>
+      </w:r>
+      <w:r>
+        <w:rPr>
+          <w:rFonts w:ascii="Times New Roman" w:eastAsia="华文宋体" w:hAnsi="Times New Roman" w:cs="Times New Roman"/>
+          <w:sz w:val="24"/>
+          <w:szCs w:val="24"/>
+        </w:rPr>
+        <w:br/>
+      </w:r>
+      <w:r>
+        <w:rPr>
+          <w:rFonts w:ascii="Times New Roman" w:eastAsia="华文宋体" w:hAnsi="Times New Roman" w:cs="Times New Roman" w:hint="eastAsia"/>
+          <w:sz w:val="24"/>
+          <w:szCs w:val="24"/>
+        </w:rPr>
+        <w:t>I don</w:t>
+      </w:r>
+      <w:r>
+        <w:rPr>
+          <w:rFonts w:ascii="Times New Roman" w:eastAsia="华文宋体" w:hAnsi="Times New Roman" w:cs="Times New Roman"/>
+          <w:sz w:val="24"/>
+          <w:szCs w:val="24"/>
+        </w:rPr>
+        <w:t>’</w:t>
+      </w:r>
+      <w:r>
+        <w:rPr>
+          <w:rFonts w:ascii="Times New Roman" w:eastAsia="华文宋体" w:hAnsi="Times New Roman" w:cs="Times New Roman" w:hint="eastAsia"/>
+          <w:sz w:val="24"/>
+          <w:szCs w:val="24"/>
+        </w:rPr>
+        <w:t xml:space="preserve">t like the sound of this experiment at all. </w:t>
+      </w:r>
+    </w:p>
+    <w:p>
+      <w:pPr>
+        <w:rPr>
+          <w:rFonts w:ascii="Times New Roman" w:eastAsia="华文宋体" w:hAnsi="Times New Roman" w:cs="Times New Roman"/>
+          <w:sz w:val="24"/>
+          <w:szCs w:val="24"/>
+        </w:rPr>
+      </w:pPr>
       <w:bookmarkStart w:id="0" w:name="_GoBack"/>
+      <w:r>
+        <w:rPr>
+          <w:rFonts w:ascii="Times New Roman" w:eastAsia="华文宋体" w:hAnsi="Times New Roman" w:cs="Times New Roman" w:hint="eastAsia"/>
+          <w:b/>
+          <w:sz w:val="24"/>
+          <w:szCs w:val="24"/>
+        </w:rPr>
+        <w:t xml:space="preserve">tame </w:t>
+      </w:r>
       <w:bookmarkEnd w:id="0"/>
       <w:r>
         <w:rPr>
@@ -384,7 +1055,7 @@
           <w:sz w:val="24"/>
           <w:szCs w:val="24"/>
         </w:rPr>
-        <w:t>(</w:t>
+        <w:t>[adj.] (</w:t>
       </w:r>
       <w:r>
         <w:rPr>
@@ -393,15 +1064,15 @@
           <w:sz w:val="24"/>
           <w:szCs w:val="24"/>
         </w:rPr>
-        <w:t>phrasal verb</w:t>
-      </w:r>
-      <w:r>
-        <w:rPr>
-          <w:rFonts w:ascii="Times New Roman" w:eastAsia="华文宋体" w:hAnsi="Times New Roman" w:cs="Times New Roman" w:hint="eastAsia"/>
-          <w:sz w:val="24"/>
-          <w:szCs w:val="24"/>
-        </w:rPr>
-        <w:t>) to provide the things that a particular person or situation needs or wants.</w:t>
+        <w:t>informal</w:t>
+      </w:r>
+      <w:r>
+        <w:rPr>
+          <w:rFonts w:ascii="Times New Roman" w:eastAsia="华文宋体" w:hAnsi="Times New Roman" w:cs="Times New Roman" w:hint="eastAsia"/>
+          <w:sz w:val="24"/>
+          <w:szCs w:val="24"/>
+        </w:rPr>
+        <w:t>) not interesting or exciting.</w:t>
       </w:r>
     </w:p>
     <w:p>
@@ -489,6 +1160,7 @@
           <w:sz w:val="24"/>
           <w:szCs w:val="24"/>
         </w:rPr>
+        <w:lastRenderedPageBreak/>
         <w:t>reptile</w:t>
       </w:r>
       <w:r>
@@ -921,7 +1593,6 @@
           <w:sz w:val="24"/>
           <w:szCs w:val="24"/>
         </w:rPr>
-        <w:lastRenderedPageBreak/>
         <w:t>prospectus</w:t>
       </w:r>
       <w:r>
@@ -1174,6 +1845,7 @@
         <w:rPr>
           <w:rFonts w:ascii="Times New Roman" w:hAnsi="Times New Roman" w:cs="Times New Roman" w:hint="eastAsia"/>
         </w:rPr>
+        <w:lastRenderedPageBreak/>
         <w:t>We only pay a nominal rent.</w:t>
       </w:r>
       <w:r>
@@ -1645,7 +2317,6 @@
           <w:sz w:val="28"/>
           <w:szCs w:val="28"/>
         </w:rPr>
-        <w:lastRenderedPageBreak/>
         <w:t>Section 2</w:t>
       </w:r>
     </w:p>
@@ -2121,6 +2792,7 @@
           <w:sz w:val="24"/>
           <w:szCs w:val="24"/>
         </w:rPr>
+        <w:lastRenderedPageBreak/>
         <w:t>incinerate</w:t>
       </w:r>
       <w:r>
@@ -2800,7 +3472,6 @@
           <w:sz w:val="24"/>
           <w:szCs w:val="24"/>
         </w:rPr>
-        <w:lastRenderedPageBreak/>
         <w:t>session</w:t>
       </w:r>
       <w:r>
@@ -3319,6 +3990,7 @@
           <w:sz w:val="24"/>
           <w:szCs w:val="24"/>
         </w:rPr>
+        <w:lastRenderedPageBreak/>
         <w:t>outset</w:t>
       </w:r>
       <w:r>
@@ -4152,7 +4824,6 @@
           <w:sz w:val="24"/>
           <w:szCs w:val="24"/>
         </w:rPr>
-        <w:lastRenderedPageBreak/>
         <w:t xml:space="preserve">Section </w:t>
       </w:r>
       <w:r>
@@ -5249,7 +5920,7 @@
   <a:extraClrSchemeLst/>
   <a:extLst>
     <a:ext uri="{05A4C25C-085E-4340-85A3-A5531E510DB2}">
-      <thm15:themeFamily xmlns="" xmlns:thm15="http://schemas.microsoft.com/office/thememl/2012/main" name="Office Theme" id="{62F939B6-93AF-4DB8-9C6B-D6C7DFDC589F}" vid="{4A3C46E8-61CC-4603-A589-7422A47A8E4A}"/>
+      <thm15:themeFamily xmlns:thm15="http://schemas.microsoft.com/office/thememl/2012/main" xmlns="" name="Office Theme" id="{62F939B6-93AF-4DB8-9C6B-D6C7DFDC589F}" vid="{4A3C46E8-61CC-4603-A589-7422A47A8E4A}"/>
     </a:ext>
   </a:extLst>
 </a:theme>
